--- a/zht/docx/103.content.docx
+++ b/zht/docx/103.content.docx
@@ -149,27 +149,7 @@
         <w:rPr>
           <w:lang w:val="zh_TW" w:bidi="zh_TW"/>
         </w:rPr>
-        <w:t>shou</w:t>
-      </w:r>
-      <w:r>
-        <w:rPr>
-          <w:lang w:val="zh_TW" w:bidi="zh_TW"/>
-        </w:rPr>
-      </w:r>
-    </w:p>
-    <w:p>
-      <w:pPr/>
-      <w:r>
-        <w:rPr>
-          <w:lang w:val="zh_TW" w:bidi="zh_TW"/>
-        </w:rPr>
-      </w:r>
-      <w:r>
-        <w:rPr>
-          <w:i/>
-          <w:lang w:val="zh_TW" w:bidi="zh_TW"/>
-        </w:rPr>
-        <w:t>手, 守望台, 獸</w:t>
+        <w:t>qian</w:t>
       </w:r>
       <w:r>
         <w:rPr>
@@ -232,7 +212,7 @@
         <w:rPr>
           <w:lang w:val="zh_TW" w:bidi="zh_TW"/>
         </w:rPr>
-        <w:t>手</w:t>
+        <w:t>謙卑</w:t>
       </w:r>
       <w:r>
         <w:rPr>
@@ -251,7 +231,7 @@
         <w:rPr>
           <w:lang w:val="zh_TW" w:bidi="zh_TW"/>
         </w:rPr>
-        <w:t>手是身體前肢的末端部份，具有抓握的能力。聖經中使用了「手」數百次來描述人體的一個部份，也經常用於隱喻或比喻中。</w:t>
+        <w:t>卑微或受苦的狀態，在這種狀態下，人會經歷權力與聲望的喪失。在基督教信仰之外，這樣的謙卑，通常不會被視為是一種美德。然而，在猶太基督教傳統的語境中，謙卑被認為是人類對造物主的正確態度。謙卑是一種感恩和自發的意識，即生命是神賜予的禮物，並表現為對神的絕對依賴，是既不勉強又不虛偽的確信。</w:t>
       </w:r>
     </w:p>
     <w:p>
@@ -265,7 +245,7 @@
         <w:rPr>
           <w:lang w:val="zh_TW" w:bidi="zh_TW"/>
         </w:rPr>
-        <w:t>比喻上，手意味著權力（</w:t>
+        <w:t>在聖經文學中，謙卑與溫柔或耐心之間，並沒有明顯的區分。在以色列歷史的早期階段中，謙卑者被認為是貧窮的、受苦的和無權勢的人。耶和華拯救謙卑者，但使驕傲者降卑（</w:t>
       </w:r>
       <w:hyperlink r:id="rId13">
         <w:r>
@@ -276,7 +256,7 @@
             <w:color w:val="0000EE"/>
             <w:u w:val="single"/>
           </w:rPr>
-          <w:t>申2:15</w:t>
+          <w:t>撒上2:7</w:t>
         </w:r>
       </w:hyperlink>
       <w:r>
@@ -294,14 +274,14 @@
             <w:color w:val="0000EE"/>
             <w:u w:val="single"/>
           </w:rPr>
-          <w:t>詩31:5</w:t>
+          <w:t>撒下22:28</w:t>
         </w:r>
       </w:hyperlink>
       <w:r>
         <w:rPr>
           <w:lang w:val="zh_TW" w:bidi="zh_TW"/>
         </w:rPr>
-        <w:t>；</w:t>
+        <w:t>）。在神的權能和榮耀面前，族長亞伯拉罕承認他不過是塵土和灰燼（</w:t>
       </w:r>
       <w:hyperlink r:id="rId15">
         <w:r>
@@ -312,14 +292,14 @@
             <w:color w:val="0000EE"/>
             <w:u w:val="single"/>
           </w:rPr>
-          <w:t>可14:62</w:t>
+          <w:t>創18:27</w:t>
         </w:r>
       </w:hyperlink>
       <w:r>
         <w:rPr>
           <w:lang w:val="zh_TW" w:bidi="zh_TW"/>
         </w:rPr>
-        <w:t>）。在</w:t>
+        <w:t>）。以色列起初是一個受奴役的國家，他們知道自己被選中不是因為人數眾多或物質財富，而是因為神的愛（</w:t>
       </w:r>
       <w:hyperlink r:id="rId16">
         <w:r>
@@ -330,14 +310,14 @@
             <w:color w:val="0000EE"/>
             <w:u w:val="single"/>
           </w:rPr>
-          <w:t>約書亞記8:20</w:t>
+          <w:t>申7:7–8</w:t>
         </w:r>
       </w:hyperlink>
       <w:r>
         <w:rPr>
           <w:lang w:val="zh_TW" w:bidi="zh_TW"/>
         </w:rPr>
-        <w:t>中「手的力量（原文）」被翻譯為「逃跑」（見</w:t>
+        <w:t>）。透過將所有財富和權力的來源歸於主，神便能掌管人類驕傲和傲慢的兩大主要來源（參：</w:t>
       </w:r>
       <w:hyperlink r:id="rId17">
         <w:r>
@@ -348,271 +328,7 @@
             <w:color w:val="0000EE"/>
             <w:u w:val="single"/>
           </w:rPr>
-          <w:t>詩76:5</w:t>
-        </w:r>
-      </w:hyperlink>
-      <w:r>
-        <w:rPr>
-          <w:lang w:val="zh_TW" w:bidi="zh_TW"/>
-        </w:rPr>
-        <w:t>）。相反，無力的手象徵著優柔寡斷和軟弱（</w:t>
-      </w:r>
-      <w:hyperlink r:id="rId18">
-        <w:r>
-          <w:rPr>
-            <w:lang w:val="zh_TW" w:bidi="zh_TW"/>
-          </w:rPr>
-          <w:rPr>
-            <w:color w:val="0000EE"/>
-            <w:u w:val="single"/>
-          </w:rPr>
-          <w:t>賽35:3</w:t>
-        </w:r>
-      </w:hyperlink>
-      <w:r>
-        <w:rPr>
-          <w:lang w:val="zh_TW" w:bidi="zh_TW"/>
-        </w:rPr>
-        <w:t>）。握手表示友誼（</w:t>
-      </w:r>
-      <w:hyperlink r:id="rId19">
-        <w:r>
-          <w:rPr>
-            <w:lang w:val="zh_TW" w:bidi="zh_TW"/>
-          </w:rPr>
-          <w:rPr>
-            <w:color w:val="0000EE"/>
-            <w:u w:val="single"/>
-          </w:rPr>
-          <w:t>王下10:15</w:t>
-        </w:r>
-      </w:hyperlink>
-      <w:r>
-        <w:rPr>
-          <w:lang w:val="zh_TW" w:bidi="zh_TW"/>
-        </w:rPr>
-        <w:t>）。讓某人坐在右手邊，表示對他的偏愛（</w:t>
-      </w:r>
-      <w:hyperlink r:id="rId20">
-        <w:r>
-          <w:rPr>
-            <w:lang w:val="zh_TW" w:bidi="zh_TW"/>
-          </w:rPr>
-          <w:rPr>
-            <w:color w:val="0000EE"/>
-            <w:u w:val="single"/>
-          </w:rPr>
-          <w:t>詩16:11</w:t>
-        </w:r>
-      </w:hyperlink>
-      <w:r>
-        <w:rPr>
-          <w:lang w:val="zh_TW" w:bidi="zh_TW"/>
-        </w:rPr>
-        <w:t>，</w:t>
-      </w:r>
-      <w:hyperlink r:id="rId20">
-        <w:r>
-          <w:rPr>
-            <w:lang w:val="zh_TW" w:bidi="zh_TW"/>
-          </w:rPr>
-          <w:rPr>
-            <w:color w:val="0000EE"/>
-            <w:u w:val="single"/>
-          </w:rPr>
-          <w:t xml:space="preserve"> </w:t>
-        </w:r>
-      </w:hyperlink>
-      <w:hyperlink r:id="rId21">
-        <w:r>
-          <w:rPr>
-            <w:lang w:val="zh_TW" w:bidi="zh_TW"/>
-          </w:rPr>
-          <w:rPr>
-            <w:color w:val="0000EE"/>
-            <w:u w:val="single"/>
-          </w:rPr>
-          <w:t>77:10</w:t>
-        </w:r>
-      </w:hyperlink>
-      <w:r>
-        <w:rPr>
-          <w:lang w:val="zh_TW" w:bidi="zh_TW"/>
-        </w:rPr>
-        <w:t>，</w:t>
-      </w:r>
-      <w:hyperlink r:id="rId22">
-        <w:r>
-          <w:rPr>
-            <w:lang w:val="zh_TW" w:bidi="zh_TW"/>
-          </w:rPr>
-          <w:rPr>
-            <w:color w:val="0000EE"/>
-            <w:u w:val="single"/>
-          </w:rPr>
-          <w:t>110:1</w:t>
-        </w:r>
-      </w:hyperlink>
-      <w:r>
-        <w:rPr>
-          <w:lang w:val="zh_TW" w:bidi="zh_TW"/>
-        </w:rPr>
-        <w:t>）。潔淨的手象徵著清白無罪（</w:t>
-      </w:r>
-      <w:hyperlink r:id="rId23">
-        <w:r>
-          <w:rPr>
-            <w:lang w:val="zh_TW" w:bidi="zh_TW"/>
-          </w:rPr>
-          <w:rPr>
-            <w:color w:val="0000EE"/>
-            <w:u w:val="single"/>
-          </w:rPr>
-          <w:t>詩26:6</w:t>
-        </w:r>
-      </w:hyperlink>
-      <w:r>
-        <w:rPr>
-          <w:lang w:val="zh_TW" w:bidi="zh_TW"/>
-        </w:rPr>
-        <w:t>），而擊掌則表示達成協議（</w:t>
-      </w:r>
-      <w:hyperlink r:id="rId24">
-        <w:r>
-          <w:rPr>
-            <w:lang w:val="zh_TW" w:bidi="zh_TW"/>
-          </w:rPr>
-          <w:rPr>
-            <w:color w:val="0000EE"/>
-            <w:u w:val="single"/>
-          </w:rPr>
-          <w:t>箴6:1</w:t>
-        </w:r>
-      </w:hyperlink>
-      <w:r>
-        <w:rPr>
-          <w:lang w:val="zh_TW" w:bidi="zh_TW"/>
-        </w:rPr>
-        <w:t>）。舉手象徵暴力（</w:t>
-      </w:r>
-      <w:hyperlink r:id="rId25">
-        <w:r>
-          <w:rPr>
-            <w:lang w:val="zh_TW" w:bidi="zh_TW"/>
-          </w:rPr>
-          <w:rPr>
-            <w:color w:val="0000EE"/>
-            <w:u w:val="single"/>
-          </w:rPr>
-          <w:t>王上11:26</w:t>
-        </w:r>
-      </w:hyperlink>
-      <w:r>
-        <w:rPr>
-          <w:lang w:val="zh_TW" w:bidi="zh_TW"/>
-        </w:rPr>
-        <w:t>）。舉手又可用於懇求的禱告（</w:t>
-      </w:r>
-      <w:hyperlink r:id="rId26">
-        <w:r>
-          <w:rPr>
-            <w:lang w:val="zh_TW" w:bidi="zh_TW"/>
-          </w:rPr>
-          <w:rPr>
-            <w:color w:val="0000EE"/>
-            <w:u w:val="single"/>
-          </w:rPr>
-          <w:t>出17:11</w:t>
-        </w:r>
-      </w:hyperlink>
-      <w:r>
-        <w:rPr>
-          <w:lang w:val="zh_TW" w:bidi="zh_TW"/>
-        </w:rPr>
-        <w:t>；</w:t>
-      </w:r>
-      <w:hyperlink r:id="rId27">
-        <w:r>
-          <w:rPr>
-            <w:lang w:val="zh_TW" w:bidi="zh_TW"/>
-          </w:rPr>
-          <w:rPr>
-            <w:color w:val="0000EE"/>
-            <w:u w:val="single"/>
-          </w:rPr>
-          <w:t>利9:22</w:t>
-        </w:r>
-      </w:hyperlink>
-      <w:r>
-        <w:rPr>
-          <w:lang w:val="zh_TW" w:bidi="zh_TW"/>
-        </w:rPr>
-        <w:t>；</w:t>
-      </w:r>
-      <w:hyperlink r:id="rId28">
-        <w:r>
-          <w:rPr>
-            <w:lang w:val="zh_TW" w:bidi="zh_TW"/>
-          </w:rPr>
-          <w:rPr>
-            <w:color w:val="0000EE"/>
-            <w:u w:val="single"/>
-          </w:rPr>
-          <w:t>賽1:15</w:t>
-        </w:r>
-      </w:hyperlink>
-      <w:r>
-        <w:rPr>
-          <w:lang w:val="zh_TW" w:bidi="zh_TW"/>
-        </w:rPr>
-        <w:t>；</w:t>
-      </w:r>
-      <w:hyperlink r:id="rId29">
-        <w:r>
-          <w:rPr>
-            <w:lang w:val="zh_TW" w:bidi="zh_TW"/>
-          </w:rPr>
-          <w:rPr>
-            <w:color w:val="0000EE"/>
-            <w:u w:val="single"/>
-          </w:rPr>
-          <w:t>提前2:8</w:t>
-        </w:r>
-      </w:hyperlink>
-      <w:r>
-        <w:rPr>
-          <w:lang w:val="zh_TW" w:bidi="zh_TW"/>
-        </w:rPr>
-        <w:t>）和發誓（</w:t>
-      </w:r>
-      <w:hyperlink r:id="rId30">
-        <w:r>
-          <w:rPr>
-            <w:lang w:val="zh_TW" w:bidi="zh_TW"/>
-          </w:rPr>
-          <w:rPr>
-            <w:color w:val="0000EE"/>
-            <w:u w:val="single"/>
-          </w:rPr>
-          <w:t>創14:22</w:t>
-        </w:r>
-      </w:hyperlink>
-      <w:r>
-        <w:rPr>
-          <w:lang w:val="zh_TW" w:bidi="zh_TW"/>
-        </w:rPr>
-        <w:t>；</w:t>
-      </w:r>
-      <w:hyperlink r:id="rId31">
-        <w:r>
-          <w:rPr>
-            <w:lang w:val="zh_TW" w:bidi="zh_TW"/>
-          </w:rPr>
-          <w:rPr>
-            <w:color w:val="0000EE"/>
-            <w:u w:val="single"/>
-          </w:rPr>
-          <w:t>24:2</w:t>
+          <w:t>耶9:23–24</w:t>
         </w:r>
       </w:hyperlink>
       <w:r>
@@ -633,9 +349,9 @@
         <w:rPr>
           <w:lang w:val="zh_TW" w:bidi="zh_TW"/>
         </w:rPr>
-        <w:t>其它與手相關的片語表達了危及生命（</w:t>
-      </w:r>
-      <w:hyperlink r:id="rId32">
+        <w:t>既謙卑又貧窮的人是耶和華關心的對象（</w:t>
+      </w:r>
+      <w:hyperlink r:id="rId18">
         <w:r>
           <w:rPr>
             <w:lang w:val="zh_TW" w:bidi="zh_TW"/>
@@ -644,16 +360,16 @@
             <w:color w:val="0000EE"/>
             <w:u w:val="single"/>
           </w:rPr>
-          <w:t>士12:3</w:t>
+          <w:t>出23:6、11</w:t>
         </w:r>
       </w:hyperlink>
       <w:r>
         <w:rPr>
           <w:lang w:val="zh_TW" w:bidi="zh_TW"/>
         </w:rPr>
-        <w:t>）、喜悅（</w:t>
-      </w:r>
-      <w:hyperlink r:id="rId33">
+        <w:t>；</w:t>
+      </w:r>
+      <w:hyperlink r:id="rId19">
         <w:r>
           <w:rPr>
             <w:lang w:val="zh_TW" w:bidi="zh_TW"/>
@@ -662,16 +378,16 @@
             <w:color w:val="0000EE"/>
             <w:u w:val="single"/>
           </w:rPr>
-          <w:t>王下11:12</w:t>
+          <w:t>申15:4、7</w:t>
         </w:r>
       </w:hyperlink>
       <w:r>
         <w:rPr>
           <w:lang w:val="zh_TW" w:bidi="zh_TW"/>
         </w:rPr>
-        <w:t>）、慷慨（</w:t>
-      </w:r>
-      <w:hyperlink r:id="rId34">
+        <w:t>）。因此，貧窮人的謙卑成為敬畏神的義人的象徵（</w:t>
+      </w:r>
+      <w:hyperlink r:id="rId20">
         <w:r>
           <w:rPr>
             <w:lang w:val="zh_TW" w:bidi="zh_TW"/>
@@ -680,16 +396,16 @@
             <w:color w:val="0000EE"/>
             <w:u w:val="single"/>
           </w:rPr>
-          <w:t>申15:11</w:t>
+          <w:t>民12:3</w:t>
         </w:r>
       </w:hyperlink>
       <w:r>
         <w:rPr>
           <w:lang w:val="zh_TW" w:bidi="zh_TW"/>
         </w:rPr>
-        <w:t>）、悲傷（</w:t>
-      </w:r>
-      <w:hyperlink r:id="rId35">
+        <w:t>）。在舊約中，謙卑這個概念的發展幾乎等同於公義，並與公正和憐憫一起被視為是神的要求（</w:t>
+      </w:r>
+      <w:hyperlink r:id="rId21">
         <w:r>
           <w:rPr>
             <w:lang w:val="zh_TW" w:bidi="zh_TW"/>
@@ -698,16 +414,16 @@
             <w:color w:val="0000EE"/>
             <w:u w:val="single"/>
           </w:rPr>
-          <w:t>撒下13:19</w:t>
+          <w:t>彌6:8</w:t>
         </w:r>
       </w:hyperlink>
       <w:r>
         <w:rPr>
           <w:lang w:val="zh_TW" w:bidi="zh_TW"/>
         </w:rPr>
-        <w:t>）、謙卑（</w:t>
-      </w:r>
-      <w:hyperlink r:id="rId36">
+        <w:t>）。特別是在詩篇中，「受苦者」幾乎成為義人的專有名詞（</w:t>
+      </w:r>
+      <w:hyperlink r:id="rId22">
         <w:r>
           <w:rPr>
             <w:lang w:val="zh_TW" w:bidi="zh_TW"/>
@@ -716,16 +432,16 @@
             <w:color w:val="0000EE"/>
             <w:u w:val="single"/>
           </w:rPr>
-          <w:t>箴30:32</w:t>
+          <w:t>詩22:26</w:t>
         </w:r>
       </w:hyperlink>
       <w:r>
         <w:rPr>
           <w:lang w:val="zh_TW" w:bidi="zh_TW"/>
         </w:rPr>
-        <w:t>）和承擔責任（</w:t>
-      </w:r>
-      <w:hyperlink r:id="rId37">
+        <w:t>；</w:t>
+      </w:r>
+      <w:hyperlink r:id="rId23">
         <w:r>
           <w:rPr>
             <w:lang w:val="zh_TW" w:bidi="zh_TW"/>
@@ -734,16 +450,16 @@
             <w:color w:val="0000EE"/>
             <w:u w:val="single"/>
           </w:rPr>
-          <w:t>路9:62</w:t>
+          <w:t>25:9</w:t>
         </w:r>
       </w:hyperlink>
       <w:r>
         <w:rPr>
           <w:lang w:val="zh_TW" w:bidi="zh_TW"/>
         </w:rPr>
-        <w:t>）。體力勞動是人類尊嚴和責任的表現（</w:t>
-      </w:r>
-      <w:hyperlink r:id="rId38">
+        <w:t>；</w:t>
+      </w:r>
+      <w:hyperlink r:id="rId24">
         <w:r>
           <w:rPr>
             <w:lang w:val="zh_TW" w:bidi="zh_TW"/>
@@ -752,158 +468,14 @@
             <w:color w:val="0000EE"/>
             <w:u w:val="single"/>
           </w:rPr>
-          <w:t>弗4:28</w:t>
+          <w:t>147:6</w:t>
         </w:r>
       </w:hyperlink>
       <w:r>
         <w:rPr>
           <w:lang w:val="zh_TW" w:bidi="zh_TW"/>
         </w:rPr>
-        <w:t>；</w:t>
-      </w:r>
-      <w:hyperlink r:id="rId39">
-        <w:r>
-          <w:rPr>
-            <w:lang w:val="zh_TW" w:bidi="zh_TW"/>
-          </w:rPr>
-          <w:rPr>
-            <w:color w:val="0000EE"/>
-            <w:u w:val="single"/>
-          </w:rPr>
-          <w:t>帖前4:11</w:t>
-        </w:r>
-      </w:hyperlink>
-      <w:r>
-        <w:rPr>
-          <w:lang w:val="zh_TW" w:bidi="zh_TW"/>
-        </w:rPr>
-        <w:t>），保羅並不以此標誌為恥，並明白的展示出來（</w:t>
-      </w:r>
-      <w:hyperlink r:id="rId40">
-        <w:r>
-          <w:rPr>
-            <w:lang w:val="zh_TW" w:bidi="zh_TW"/>
-          </w:rPr>
-          <w:rPr>
-            <w:color w:val="0000EE"/>
-            <w:u w:val="single"/>
-          </w:rPr>
-          <w:t>徒20:34</w:t>
-        </w:r>
-      </w:hyperlink>
-      <w:r>
-        <w:rPr>
-          <w:lang w:val="zh_TW" w:bidi="zh_TW"/>
-        </w:rPr>
-        <w:t>；</w:t>
-      </w:r>
-      <w:hyperlink r:id="rId41">
-        <w:r>
-          <w:rPr>
-            <w:lang w:val="zh_TW" w:bidi="zh_TW"/>
-          </w:rPr>
-          <w:rPr>
-            <w:color w:val="0000EE"/>
-            <w:u w:val="single"/>
-          </w:rPr>
-          <w:t>林前4:12</w:t>
-        </w:r>
-      </w:hyperlink>
-      <w:r>
-        <w:rPr>
-          <w:lang w:val="zh_TW" w:bidi="zh_TW"/>
-        </w:rPr>
-        <w:t>）。儀式、禮儀上的洗手是祭司在履行職責前的必要行為（</w:t>
-      </w:r>
-      <w:hyperlink r:id="rId42">
-        <w:r>
-          <w:rPr>
-            <w:lang w:val="zh_TW" w:bidi="zh_TW"/>
-          </w:rPr>
-          <w:rPr>
-            <w:color w:val="0000EE"/>
-            <w:u w:val="single"/>
-          </w:rPr>
-          <w:t>出30:19–21</w:t>
-        </w:r>
-      </w:hyperlink>
-      <w:r>
-        <w:rPr>
-          <w:lang w:val="zh_TW" w:bidi="zh_TW"/>
-        </w:rPr>
-        <w:t>；</w:t>
-      </w:r>
-      <w:hyperlink r:id="rId43">
-        <w:r>
-          <w:rPr>
-            <w:lang w:val="zh_TW" w:bidi="zh_TW"/>
-          </w:rPr>
-          <w:rPr>
-            <w:color w:val="0000EE"/>
-            <w:u w:val="single"/>
-          </w:rPr>
-          <w:t>40:30–32</w:t>
-        </w:r>
-      </w:hyperlink>
-      <w:r>
-        <w:rPr>
-          <w:lang w:val="zh_TW" w:bidi="zh_TW"/>
-        </w:rPr>
-        <w:t>）。文士和法利賽人誤用了這一點，以至於耶穌責罵只著重儀式性的洗手（</w:t>
-      </w:r>
-      <w:hyperlink r:id="rId44">
-        <w:r>
-          <w:rPr>
-            <w:lang w:val="zh_TW" w:bidi="zh_TW"/>
-          </w:rPr>
-          <w:rPr>
-            <w:color w:val="0000EE"/>
-            <w:u w:val="single"/>
-          </w:rPr>
-          <w:t>太15:1–20</w:t>
-        </w:r>
-      </w:hyperlink>
-      <w:r>
-        <w:rPr>
-          <w:lang w:val="zh_TW" w:bidi="zh_TW"/>
-        </w:rPr>
-        <w:t>；</w:t>
-      </w:r>
-      <w:hyperlink r:id="rId45">
-        <w:r>
-          <w:rPr>
-            <w:lang w:val="zh_TW" w:bidi="zh_TW"/>
-          </w:rPr>
-          <w:rPr>
-            <w:color w:val="0000EE"/>
-            <w:u w:val="single"/>
-          </w:rPr>
-          <w:t>路11:38</w:t>
-        </w:r>
-      </w:hyperlink>
-      <w:r>
-        <w:rPr>
-          <w:lang w:val="zh_TW" w:bidi="zh_TW"/>
-        </w:rPr>
-        <w:t>）。彼拉多的洗手（</w:t>
-      </w:r>
-      <w:hyperlink r:id="rId46">
-        <w:r>
-          <w:rPr>
-            <w:lang w:val="zh_TW" w:bidi="zh_TW"/>
-          </w:rPr>
-          <w:rPr>
-            <w:color w:val="0000EE"/>
-            <w:u w:val="single"/>
-          </w:rPr>
-          <w:t>太27:24</w:t>
-        </w:r>
-      </w:hyperlink>
-      <w:r>
-        <w:rPr>
-          <w:lang w:val="zh_TW" w:bidi="zh_TW"/>
-        </w:rPr>
-        <w:t>）是宣告祂對此判決的清白，因為他不想承擔責任，但沒有他的同意，這個錯誤的判決是無法完成的。</w:t>
+        <w:t>）。</w:t>
       </w:r>
     </w:p>
     <w:p>
@@ -917,21 +489,21 @@
         <w:rPr>
           <w:lang w:val="zh_TW" w:bidi="zh_TW"/>
         </w:rPr>
-        <w:t>當以色列「</w:t>
-      </w:r>
-      <w:r>
-        <w:rPr>
-          <w:lang w:val="zh_TW" w:bidi="zh_TW"/>
-        </w:rPr>
-        <w:t>昂然無懼地（有些譯本譯為：高舉</w:t>
-      </w:r>
-      <w:r>
-        <w:rPr>
-          <w:lang w:val="zh_TW" w:bidi="zh_TW"/>
-        </w:rPr>
-        <w:t>著手）」出埃及（</w:t>
-      </w:r>
-      <w:hyperlink r:id="rId47">
+        <w:t>此外，謙卑是罪人對神的聖潔適當的回應。先知以賽亞，面對神在聖殿中的榮耀，呼喊：「</w:t>
+      </w:r>
+      <w:r>
+        <w:rPr>
+          <w:lang w:val="zh_TW" w:bidi="zh_TW"/>
+        </w:rPr>
+        <w:t>禍哉！我滅亡了！因為我是嘴唇不潔的人</w:t>
+      </w:r>
+      <w:r>
+        <w:rPr>
+          <w:lang w:val="zh_TW" w:bidi="zh_TW"/>
+        </w:rPr>
+        <w:t>」(</w:t>
+      </w:r>
+      <w:hyperlink r:id="rId25">
         <w:r>
           <w:rPr>
             <w:lang w:val="zh_TW" w:bidi="zh_TW"/>
@@ -940,140 +512,14 @@
             <w:color w:val="0000EE"/>
             <w:u w:val="single"/>
           </w:rPr>
-          <w:t>出14:8</w:t>
+          <w:t>賽6:5</w:t>
         </w:r>
       </w:hyperlink>
       <w:r>
         <w:rPr>
           <w:lang w:val="zh_TW" w:bidi="zh_TW"/>
         </w:rPr>
-        <w:t>）時，這是指耶和華的手或耶和華的幫助。耶和華的手代表神不可抗拒的力量（</w:t>
-      </w:r>
-      <w:hyperlink r:id="rId13">
-        <w:r>
-          <w:rPr>
-            <w:lang w:val="zh_TW" w:bidi="zh_TW"/>
-          </w:rPr>
-          <w:rPr>
-            <w:color w:val="0000EE"/>
-            <w:u w:val="single"/>
-          </w:rPr>
-          <w:t>申2:15</w:t>
-        </w:r>
-      </w:hyperlink>
-      <w:r>
-        <w:rPr>
-          <w:lang w:val="zh_TW" w:bidi="zh_TW"/>
-        </w:rPr>
-        <w:t>）、審判（</w:t>
-      </w:r>
-      <w:hyperlink r:id="rId48">
-        <w:r>
-          <w:rPr>
-            <w:lang w:val="zh_TW" w:bidi="zh_TW"/>
-          </w:rPr>
-          <w:rPr>
-            <w:color w:val="0000EE"/>
-            <w:u w:val="single"/>
-          </w:rPr>
-          <w:t>徒13:11</w:t>
-        </w:r>
-      </w:hyperlink>
-      <w:r>
-        <w:rPr>
-          <w:lang w:val="zh_TW" w:bidi="zh_TW"/>
-        </w:rPr>
-        <w:t>；</w:t>
-      </w:r>
-      <w:hyperlink r:id="rId49">
-        <w:r>
-          <w:rPr>
-            <w:lang w:val="zh_TW" w:bidi="zh_TW"/>
-          </w:rPr>
-          <w:rPr>
-            <w:color w:val="0000EE"/>
-            <w:u w:val="single"/>
-          </w:rPr>
-          <w:t>來10:31</w:t>
-        </w:r>
-      </w:hyperlink>
-      <w:r>
-        <w:rPr>
-          <w:lang w:val="zh_TW" w:bidi="zh_TW"/>
-        </w:rPr>
-        <w:t>）、神聖的啟示（</w:t>
-      </w:r>
-      <w:hyperlink r:id="rId50">
-        <w:r>
-          <w:rPr>
-            <w:lang w:val="zh_TW" w:bidi="zh_TW"/>
-          </w:rPr>
-          <w:rPr>
-            <w:color w:val="0000EE"/>
-            <w:u w:val="single"/>
-          </w:rPr>
-          <w:t>結8:1</w:t>
-        </w:r>
-      </w:hyperlink>
-      <w:r>
-        <w:rPr>
-          <w:lang w:val="zh_TW" w:bidi="zh_TW"/>
-        </w:rPr>
-        <w:t>；</w:t>
-      </w:r>
-      <w:hyperlink r:id="rId51">
-        <w:r>
-          <w:rPr>
-            <w:lang w:val="zh_TW" w:bidi="zh_TW"/>
-          </w:rPr>
-          <w:rPr>
-            <w:color w:val="0000EE"/>
-            <w:u w:val="single"/>
-          </w:rPr>
-          <w:t>37:1</w:t>
-        </w:r>
-      </w:hyperlink>
-      <w:r>
-        <w:rPr>
-          <w:lang w:val="zh_TW" w:bidi="zh_TW"/>
-        </w:rPr>
-        <w:t>），以及神的眷顧（</w:t>
-      </w:r>
-      <w:hyperlink r:id="rId52">
-        <w:r>
-          <w:rPr>
-            <w:lang w:val="zh_TW" w:bidi="zh_TW"/>
-          </w:rPr>
-          <w:rPr>
-            <w:color w:val="0000EE"/>
-            <w:u w:val="single"/>
-          </w:rPr>
-          <w:t>拉7:6</w:t>
-        </w:r>
-      </w:hyperlink>
-      <w:r>
-        <w:rPr>
-          <w:lang w:val="zh_TW" w:bidi="zh_TW"/>
-        </w:rPr>
-        <w:t>；</w:t>
-      </w:r>
-      <w:hyperlink r:id="rId53">
-        <w:r>
-          <w:rPr>
-            <w:lang w:val="zh_TW" w:bidi="zh_TW"/>
-          </w:rPr>
-          <w:rPr>
-            <w:color w:val="0000EE"/>
-            <w:u w:val="single"/>
-          </w:rPr>
-          <w:t>約10:28–29</w:t>
-        </w:r>
-      </w:hyperlink>
-      <w:r>
-        <w:rPr>
-          <w:lang w:val="zh_TW" w:bidi="zh_TW"/>
-        </w:rPr>
-        <w:t>）。</w:t>
+        <w:t>)。因此，謙卑成為一種性格特徵，而不只是反映物質貧困或痛苦狀態的術語。它成為一種反映敬虔本質的概念，是所有以神為他們之主的人所期望的。</w:t>
       </w:r>
     </w:p>
     <w:p>
@@ -1087,9 +533,9 @@
         <w:rPr>
           <w:lang w:val="zh_TW" w:bidi="zh_TW"/>
         </w:rPr>
-        <w:t>按手具有深遠的意義，在聖經中經常出現。在獻祭之前，獻祭的人，而不是祭司，會按手在祭物上。這個行為表示將罪過轉移到祭物上，將自己的罪連接在祭物上（</w:t>
-      </w:r>
-      <w:hyperlink r:id="rId54">
+        <w:t>在新約中，謙卑很少指貧窮、苦難或壓迫的客觀狀況。謙卑的主題在與耶穌作為彌賽亞的神學主題中發展。舊約認為最理想的謙卑是即將來臨君王的特質，這理所當然就適用於新約的耶穌（</w:t>
+      </w:r>
+      <w:hyperlink r:id="rId26">
         <w:r>
           <w:rPr>
             <w:lang w:val="zh_TW" w:bidi="zh_TW"/>
@@ -1098,16 +544,16 @@
             <w:color w:val="0000EE"/>
             <w:u w:val="single"/>
           </w:rPr>
-          <w:t>利1:4</w:t>
+          <w:t>亞9:9</w:t>
         </w:r>
       </w:hyperlink>
       <w:r>
         <w:rPr>
           <w:lang w:val="zh_TW" w:bidi="zh_TW"/>
         </w:rPr>
-        <w:t>）。按手表示任命他人擔任要職，例如當摩西委任約書亞（</w:t>
-      </w:r>
-      <w:hyperlink r:id="rId55">
+        <w:t>；參：</w:t>
+      </w:r>
+      <w:hyperlink r:id="rId27">
         <w:r>
           <w:rPr>
             <w:lang w:val="zh_TW" w:bidi="zh_TW"/>
@@ -1116,16 +562,28 @@
             <w:color w:val="0000EE"/>
             <w:u w:val="single"/>
           </w:rPr>
-          <w:t>民27:12–23</w:t>
+          <w:t>太21:4–5</w:t>
         </w:r>
       </w:hyperlink>
       <w:r>
         <w:rPr>
           <w:lang w:val="zh_TW" w:bidi="zh_TW"/>
         </w:rPr>
-        <w:t>），使徒讓七位門徒成為他們在事工中的同工或副手（</w:t>
-      </w:r>
-      <w:hyperlink r:id="rId56">
+        <w:t>）。作為神的兒子，耶穌不為自己著想，而是過著順服和信靠父神的生命。使徒保羅將一種自我倒空歸於道成肉身的神的兒子，藉此祂「</w:t>
+      </w:r>
+      <w:r>
+        <w:rPr>
+          <w:lang w:val="zh_TW" w:bidi="zh_TW"/>
+        </w:rPr>
+        <w:t>反倒虛己</w:t>
+      </w:r>
+      <w:r>
+        <w:rPr>
+          <w:lang w:val="zh_TW" w:bidi="zh_TW"/>
+        </w:rPr>
+        <w:t>，取了奴僕的形象」（</w:t>
+      </w:r>
+      <w:hyperlink r:id="rId28">
         <w:r>
           <w:rPr>
             <w:lang w:val="zh_TW" w:bidi="zh_TW"/>
@@ -1134,68 +592,14 @@
             <w:color w:val="0000EE"/>
             <w:u w:val="single"/>
           </w:rPr>
-          <w:t>徒6:5–6</w:t>
+          <w:t>腓2:5–8</w:t>
         </w:r>
       </w:hyperlink>
       <w:r>
         <w:rPr>
           <w:lang w:val="zh_TW" w:bidi="zh_TW"/>
         </w:rPr>
-        <w:t>），以及保羅和巴拿巴被任命為安提阿教會的宣教士和代表（</w:t>
-      </w:r>
-      <w:hyperlink r:id="rId57">
-        <w:r>
-          <w:rPr>
-            <w:lang w:val="zh_TW" w:bidi="zh_TW"/>
-          </w:rPr>
-          <w:rPr>
-            <w:color w:val="0000EE"/>
-            <w:u w:val="single"/>
-          </w:rPr>
-          <w:t>13:3</w:t>
-        </w:r>
-      </w:hyperlink>
-      <w:r>
-        <w:rPr>
-          <w:lang w:val="zh_TW" w:bidi="zh_TW"/>
-        </w:rPr>
-        <w:t>）。通過按手，人被賦予事奉的職份，並獲得該職份成員的地位（</w:t>
-      </w:r>
-      <w:hyperlink r:id="rId58">
-        <w:r>
-          <w:rPr>
-            <w:lang w:val="zh_TW" w:bidi="zh_TW"/>
-          </w:rPr>
-          <w:rPr>
-            <w:color w:val="0000EE"/>
-            <w:u w:val="single"/>
-          </w:rPr>
-          <w:t>提前4:14</w:t>
-        </w:r>
-      </w:hyperlink>
-      <w:r>
-        <w:rPr>
-          <w:lang w:val="zh_TW" w:bidi="zh_TW"/>
-        </w:rPr>
-        <w:t>；</w:t>
-      </w:r>
-      <w:hyperlink r:id="rId59">
-        <w:r>
-          <w:rPr>
-            <w:lang w:val="zh_TW" w:bidi="zh_TW"/>
-          </w:rPr>
-          <w:rPr>
-            <w:color w:val="0000EE"/>
-            <w:u w:val="single"/>
-          </w:rPr>
-          <w:t>提後1:6</w:t>
-        </w:r>
-      </w:hyperlink>
-      <w:r>
-        <w:rPr>
-          <w:lang w:val="zh_TW" w:bidi="zh_TW"/>
-        </w:rPr>
-        <w:t>）。按手也伴隨著禱告，又或者說，按手本身就是一種禱告。正如奧古斯丁所言：「按手不就是一種禱告嗎？」</w:t>
+        <w:t>）。耶穌所展現的品格沒有任何的自大或傲慢。</w:t>
       </w:r>
     </w:p>
     <w:p>
@@ -1209,9 +613,21 @@
         <w:rPr>
           <w:lang w:val="zh_TW" w:bidi="zh_TW"/>
         </w:rPr>
-        <w:t>按手伴隨著耶穌事工中的醫治（</w:t>
-      </w:r>
-      <w:hyperlink r:id="rId60">
+        <w:t>雖然在面對偽善時勇敢無畏，並毫不留情地拒絕虛偽的宗教表現，耶穌卻是「</w:t>
+      </w:r>
+      <w:r>
+        <w:rPr>
+          <w:lang w:val="zh_TW" w:bidi="zh_TW"/>
+        </w:rPr>
+        <w:t>心裏柔和謙卑</w:t>
+      </w:r>
+      <w:r>
+        <w:rPr>
+          <w:lang w:val="zh_TW" w:bidi="zh_TW"/>
+        </w:rPr>
+        <w:t>」的（</w:t>
+      </w:r>
+      <w:hyperlink r:id="rId29">
         <w:r>
           <w:rPr>
             <w:lang w:val="zh_TW" w:bidi="zh_TW"/>
@@ -1220,16 +636,16 @@
             <w:color w:val="0000EE"/>
             <w:u w:val="single"/>
           </w:rPr>
-          <w:t>可6:5</w:t>
+          <w:t>太11:29</w:t>
         </w:r>
       </w:hyperlink>
       <w:r>
         <w:rPr>
           <w:lang w:val="zh_TW" w:bidi="zh_TW"/>
         </w:rPr>
-        <w:t>；</w:t>
-      </w:r>
-      <w:hyperlink r:id="rId61">
+        <w:t>）。因此，祂可以嚴厲警告其對地位的渴望，並公開斥責法利賽人對窮人和受壓迫者的暴力行為（</w:t>
+      </w:r>
+      <w:hyperlink r:id="rId30">
         <w:r>
           <w:rPr>
             <w:lang w:val="zh_TW" w:bidi="zh_TW"/>
@@ -1238,7 +654,7 @@
             <w:color w:val="0000EE"/>
             <w:u w:val="single"/>
           </w:rPr>
-          <w:t>路4:40</w:t>
+          <w:t>路14:11</w:t>
         </w:r>
       </w:hyperlink>
       <w:r>
@@ -1247,7 +663,7 @@
         </w:rPr>
         <w:t>；</w:t>
       </w:r>
-      <w:hyperlink r:id="rId62">
+      <w:hyperlink r:id="rId31">
         <w:r>
           <w:rPr>
             <w:lang w:val="zh_TW" w:bidi="zh_TW"/>
@@ -1256,16 +672,16 @@
             <w:color w:val="0000EE"/>
             <w:u w:val="single"/>
           </w:rPr>
-          <w:t>13:11–13</w:t>
+          <w:t>太23:12</w:t>
         </w:r>
       </w:hyperlink>
       <w:r>
         <w:rPr>
           <w:lang w:val="zh_TW" w:bidi="zh_TW"/>
         </w:rPr>
-        <w:t>）和門徒的事工（</w:t>
-      </w:r>
-      <w:hyperlink r:id="rId63">
+        <w:t>）。同時，祂也謙卑地像僕人一般服事他人（</w:t>
+      </w:r>
+      <w:hyperlink r:id="rId32">
         <w:r>
           <w:rPr>
             <w:lang w:val="zh_TW" w:bidi="zh_TW"/>
@@ -1274,7 +690,7 @@
             <w:color w:val="0000EE"/>
             <w:u w:val="single"/>
           </w:rPr>
-          <w:t>可16:18</w:t>
+          <w:t>路22:27</w:t>
         </w:r>
       </w:hyperlink>
       <w:r>
@@ -1283,7 +699,7 @@
         </w:rPr>
         <w:t>；</w:t>
       </w:r>
-      <w:hyperlink r:id="rId64">
+      <w:hyperlink r:id="rId33">
         <w:r>
           <w:rPr>
             <w:lang w:val="zh_TW" w:bidi="zh_TW"/>
@@ -1292,16 +708,16 @@
             <w:color w:val="0000EE"/>
             <w:u w:val="single"/>
           </w:rPr>
-          <w:t>徒9:12、17</w:t>
+          <w:t>可10:45</w:t>
         </w:r>
       </w:hyperlink>
       <w:r>
         <w:rPr>
           <w:lang w:val="zh_TW" w:bidi="zh_TW"/>
         </w:rPr>
-        <w:t>，</w:t>
-      </w:r>
-      <w:hyperlink r:id="rId65">
+        <w:t>；</w:t>
+      </w:r>
+      <w:hyperlink r:id="rId34">
         <w:r>
           <w:rPr>
             <w:lang w:val="zh_TW" w:bidi="zh_TW"/>
@@ -1310,14 +726,140 @@
             <w:color w:val="0000EE"/>
             <w:u w:val="single"/>
           </w:rPr>
-          <w:t>28:8</w:t>
+          <w:t>太20:28</w:t>
         </w:r>
       </w:hyperlink>
       <w:r>
         <w:rPr>
           <w:lang w:val="zh_TW" w:bidi="zh_TW"/>
         </w:rPr>
-        <w:t>），表達了醫治者對被醫治者的同情和緊密關係，被醫治者不單得到從神而來的醫治，更加強了他的信心。</w:t>
+        <w:t>）。耶穌的謙卑和祂願意順服父的旨意而接受十字架的刑罰，是不可分割的。因此，以祂自己生命的作為見證，祂對心靈貧窮的教導是真實可靠的。祂將所有榮耀歸於父，並完全依賴祂（</w:t>
+      </w:r>
+      <w:hyperlink r:id="rId35">
+        <w:r>
+          <w:rPr>
+            <w:lang w:val="zh_TW" w:bidi="zh_TW"/>
+          </w:rPr>
+          <w:rPr>
+            <w:color w:val="0000EE"/>
+            <w:u w:val="single"/>
+          </w:rPr>
+          <w:t>約5:19</w:t>
+        </w:r>
+      </w:hyperlink>
+      <w:r>
+        <w:rPr>
+          <w:lang w:val="zh_TW" w:bidi="zh_TW"/>
+        </w:rPr>
+        <w:t>，</w:t>
+      </w:r>
+      <w:hyperlink r:id="rId36">
+        <w:r>
+          <w:rPr>
+            <w:lang w:val="zh_TW" w:bidi="zh_TW"/>
+          </w:rPr>
+          <w:rPr>
+            <w:color w:val="0000EE"/>
+            <w:u w:val="single"/>
+          </w:rPr>
+          <w:t>6:38</w:t>
+        </w:r>
+      </w:hyperlink>
+      <w:r>
+        <w:rPr>
+          <w:lang w:val="zh_TW" w:bidi="zh_TW"/>
+        </w:rPr>
+        <w:t>，</w:t>
+      </w:r>
+      <w:hyperlink r:id="rId37">
+        <w:r>
+          <w:rPr>
+            <w:lang w:val="zh_TW" w:bidi="zh_TW"/>
+          </w:rPr>
+          <w:rPr>
+            <w:color w:val="0000EE"/>
+            <w:u w:val="single"/>
+          </w:rPr>
+          <w:t>7:15</w:t>
+        </w:r>
+      </w:hyperlink>
+      <w:r>
+        <w:rPr>
+          <w:lang w:val="zh_TW" w:bidi="zh_TW"/>
+        </w:rPr>
+        <w:t>，</w:t>
+      </w:r>
+      <w:hyperlink r:id="rId38">
+        <w:r>
+          <w:rPr>
+            <w:lang w:val="zh_TW" w:bidi="zh_TW"/>
+          </w:rPr>
+          <w:rPr>
+            <w:color w:val="0000EE"/>
+            <w:u w:val="single"/>
+          </w:rPr>
+          <w:t>8:28、50</w:t>
+        </w:r>
+      </w:hyperlink>
+      <w:r>
+        <w:rPr>
+          <w:lang w:val="zh_TW" w:bidi="zh_TW"/>
+        </w:rPr>
+        <w:t>，</w:t>
+      </w:r>
+      <w:hyperlink r:id="rId39">
+        <w:r>
+          <w:rPr>
+            <w:lang w:val="zh_TW" w:bidi="zh_TW"/>
+          </w:rPr>
+          <w:rPr>
+            <w:color w:val="0000EE"/>
+            <w:u w:val="single"/>
+          </w:rPr>
+          <w:t>14:10、24</w:t>
+        </w:r>
+      </w:hyperlink>
+      <w:r>
+        <w:rPr>
+          <w:lang w:val="zh_TW" w:bidi="zh_TW"/>
+        </w:rPr>
+        <w:t>）。通過洗門徒的腳，祂承擔了僕人的角色，卻沒有失去尊嚴和自我價值。祂這樣的服事成為跟隨祂的人的生命榜樣，這種生命在於優先考慮他人而非自己中找到幸福（</w:t>
+      </w:r>
+      <w:hyperlink r:id="rId40">
+        <w:r>
+          <w:rPr>
+            <w:lang w:val="zh_TW" w:bidi="zh_TW"/>
+          </w:rPr>
+          <w:rPr>
+            <w:color w:val="0000EE"/>
+            <w:u w:val="single"/>
+          </w:rPr>
+          <w:t>約13:1–20</w:t>
+        </w:r>
+      </w:hyperlink>
+      <w:r>
+        <w:rPr>
+          <w:lang w:val="zh_TW" w:bidi="zh_TW"/>
+        </w:rPr>
+        <w:t>；</w:t>
+      </w:r>
+      <w:hyperlink r:id="rId41">
+        <w:r>
+          <w:rPr>
+            <w:lang w:val="zh_TW" w:bidi="zh_TW"/>
+          </w:rPr>
+          <w:rPr>
+            <w:color w:val="0000EE"/>
+            <w:u w:val="single"/>
+          </w:rPr>
+          <w:t>腓2:1–4</w:t>
+        </w:r>
+      </w:hyperlink>
+      <w:r>
+        <w:rPr>
+          <w:lang w:val="zh_TW" w:bidi="zh_TW"/>
+        </w:rPr>
+        <w:t>）。</w:t>
       </w:r>
     </w:p>
     <w:p>
@@ -1329,28 +871,45 @@
       </w:r>
       <w:r>
         <w:rPr>
-          <w:i/>
-          <w:lang w:val="zh_TW" w:bidi="zh_TW"/>
-        </w:rPr>
-        <w:t>另見</w:t>
-      </w:r>
-      <w:r>
-        <w:rPr>
-          <w:lang w:val="zh_TW" w:bidi="zh_TW"/>
-        </w:rPr>
-        <w:t xml:space="preserve"> </w:t>
-      </w:r>
-      <w:r>
-        <w:rPr>
-          <w:lang w:val="zh_TW" w:bidi="zh_TW"/>
-        </w:rPr>
-        <w:t>右手</w:t>
-      </w:r>
-      <w:r>
-        <w:rPr>
-          <w:lang w:val="zh_TW" w:bidi="zh_TW"/>
-        </w:rPr>
-        <w:t>。</w:t>
+          <w:lang w:val="zh_TW" w:bidi="zh_TW"/>
+        </w:rPr>
+        <w:t>因此，耶穌的門徒也被蒙召過一個謙卑的生命。基督徒背棄地位、安全和成功，尋求在服事他人中來獲得自己的生命。謙卑是全方位生命原則，藉由愛來為他人求益處，從而成就律法（參</w:t>
+      </w:r>
+      <w:hyperlink r:id="rId42">
+        <w:r>
+          <w:rPr>
+            <w:lang w:val="zh_TW" w:bidi="zh_TW"/>
+          </w:rPr>
+          <w:rPr>
+            <w:color w:val="0000EE"/>
+            <w:u w:val="single"/>
+          </w:rPr>
+          <w:t>羅 12:10</w:t>
+        </w:r>
+      </w:hyperlink>
+      <w:r>
+        <w:rPr>
+          <w:lang w:val="zh_TW" w:bidi="zh_TW"/>
+        </w:rPr>
+        <w:t>，</w:t>
+      </w:r>
+      <w:hyperlink r:id="rId43">
+        <w:r>
+          <w:rPr>
+            <w:lang w:val="zh_TW" w:bidi="zh_TW"/>
+          </w:rPr>
+          <w:rPr>
+            <w:color w:val="0000EE"/>
+            <w:u w:val="single"/>
+          </w:rPr>
+          <w:t>13:8–10</w:t>
+        </w:r>
+      </w:hyperlink>
+      <w:r>
+        <w:rPr>
+          <w:lang w:val="zh_TW" w:bidi="zh_TW"/>
+        </w:rPr>
+        <w:t>）。</w:t>
       </w:r>
       <w:r>
         <w:rPr>
@@ -1379,7 +938,7 @@
         <w:rPr>
           <w:lang w:val="zh_TW" w:bidi="zh_TW"/>
         </w:rPr>
-        <w:t>守望台</w:t>
+        <w:t>錢囊</w:t>
       </w:r>
       <w:r>
         <w:rPr>
@@ -1398,7 +957,79 @@
         <w:rPr>
           <w:lang w:val="zh_TW" w:bidi="zh_TW"/>
         </w:rPr>
-        <w:t>農民用高台來監視土地和動物。士兵也使用類似的塔樓或平台來監視他們的城市。巴勒斯坦的葡萄園中也建有瞭望樓。</w:t>
+        <w:t>人們用來攜帶錢和其它物件的小袋。有三個希伯來詞和三個希臘詞都指這樣的錢囊或袋子。第一個詞指的是用來裝錢或與天平一起使用的石頭砝碼的錢囊或袋子（</w:t>
+      </w:r>
+      <w:hyperlink r:id="rId44">
+        <w:r>
+          <w:rPr>
+            <w:lang w:val="zh_TW" w:bidi="zh_TW"/>
+          </w:rPr>
+          <w:rPr>
+            <w:color w:val="0000EE"/>
+            <w:u w:val="single"/>
+          </w:rPr>
+          <w:t>申命記25:13</w:t>
+        </w:r>
+      </w:hyperlink>
+      <w:r>
+        <w:rPr>
+          <w:lang w:val="zh_TW" w:bidi="zh_TW"/>
+        </w:rPr>
+        <w:t>；</w:t>
+      </w:r>
+      <w:hyperlink r:id="rId45">
+        <w:r>
+          <w:rPr>
+            <w:lang w:val="zh_TW" w:bidi="zh_TW"/>
+          </w:rPr>
+          <w:rPr>
+            <w:color w:val="0000EE"/>
+            <w:u w:val="single"/>
+          </w:rPr>
+          <w:t>箴言1:14</w:t>
+        </w:r>
+      </w:hyperlink>
+      <w:r>
+        <w:rPr>
+          <w:lang w:val="zh_TW" w:bidi="zh_TW"/>
+        </w:rPr>
+        <w:t>；</w:t>
+      </w:r>
+      <w:hyperlink r:id="rId46">
+        <w:r>
+          <w:rPr>
+            <w:lang w:val="zh_TW" w:bidi="zh_TW"/>
+          </w:rPr>
+          <w:rPr>
+            <w:color w:val="0000EE"/>
+            <w:u w:val="single"/>
+          </w:rPr>
+          <w:t>以賽亞書46:6</w:t>
+        </w:r>
+      </w:hyperlink>
+      <w:r>
+        <w:rPr>
+          <w:lang w:val="zh_TW" w:bidi="zh_TW"/>
+        </w:rPr>
+        <w:t>；</w:t>
+      </w:r>
+      <w:hyperlink r:id="rId47">
+        <w:r>
+          <w:rPr>
+            <w:lang w:val="zh_TW" w:bidi="zh_TW"/>
+          </w:rPr>
+          <w:rPr>
+            <w:color w:val="0000EE"/>
+            <w:u w:val="single"/>
+          </w:rPr>
+          <w:t>彌迦書6:11</w:t>
+        </w:r>
+      </w:hyperlink>
+      <w:r>
+        <w:rPr>
+          <w:lang w:val="zh_TW" w:bidi="zh_TW"/>
+        </w:rPr>
+        <w:t>）。錢囊可以由皮革或結實的棉布製成。</w:t>
       </w:r>
     </w:p>
     <w:p>
@@ -1412,9 +1043,9 @@
         <w:rPr>
           <w:lang w:val="zh_TW" w:bidi="zh_TW"/>
         </w:rPr>
-        <w:t>被指派到瞭望樓的守望者監督葡萄園，保護它們免受野生動物和小偷的侵害（</w:t>
-      </w:r>
-      <w:hyperlink r:id="rId66">
+        <w:t>另一個希伯來詞指的是與</w:t>
+      </w:r>
+      <w:hyperlink r:id="rId48">
         <w:r>
           <w:rPr>
             <w:lang w:val="zh_TW" w:bidi="zh_TW"/>
@@ -1423,16 +1054,16 @@
             <w:color w:val="0000EE"/>
             <w:u w:val="single"/>
           </w:rPr>
-          <w:t>賽5:2</w:t>
+          <w:t>列王紀下五章23節</w:t>
         </w:r>
       </w:hyperlink>
       <w:r>
         <w:rPr>
           <w:lang w:val="zh_TW" w:bidi="zh_TW"/>
         </w:rPr>
-        <w:t>；</w:t>
-      </w:r>
-      <w:hyperlink r:id="rId67">
+        <w:t>中類似的袋子。這個詞也出現在</w:t>
+      </w:r>
+      <w:hyperlink r:id="rId49">
         <w:r>
           <w:rPr>
             <w:lang w:val="zh_TW" w:bidi="zh_TW"/>
@@ -1441,16 +1072,16 @@
             <w:color w:val="0000EE"/>
             <w:u w:val="single"/>
           </w:rPr>
-          <w:t>太21:33</w:t>
+          <w:t>以賽亞書三章22節</w:t>
         </w:r>
       </w:hyperlink>
       <w:r>
         <w:rPr>
           <w:lang w:val="zh_TW" w:bidi="zh_TW"/>
         </w:rPr>
-        <w:t>；</w:t>
-      </w:r>
-      <w:hyperlink r:id="rId68">
+        <w:t>的女性飾品清單中，可能比上面描述的第一個袋子更具裝飾性。第三個希伯來詞出現在</w:t>
+      </w:r>
+      <w:hyperlink r:id="rId50">
         <w:r>
           <w:rPr>
             <w:lang w:val="zh_TW" w:bidi="zh_TW"/>
@@ -1459,14 +1090,14 @@
             <w:color w:val="0000EE"/>
             <w:u w:val="single"/>
           </w:rPr>
-          <w:t>可12:1</w:t>
+          <w:t>創世記四十二章35節</w:t>
         </w:r>
       </w:hyperlink>
       <w:r>
         <w:rPr>
           <w:lang w:val="zh_TW" w:bidi="zh_TW"/>
         </w:rPr>
-        <w:t>）。在巴勒斯坦，瞭望樓的建築仍然被使用。一些瞭望樓的建築也作為葡萄園工人的住所。</w:t>
+        <w:t>，指的是一個開口的小袋子。這是約瑟兄弟們放錢的小袋或銀包，後被放入他們的糧袋。</w:t>
       </w:r>
     </w:p>
     <w:p>
@@ -1480,9 +1111,9 @@
         <w:rPr>
           <w:lang w:val="zh_TW" w:bidi="zh_TW"/>
         </w:rPr>
-        <w:t>一些瞭望樓，如在</w:t>
-      </w:r>
-      <w:hyperlink r:id="rId69">
+        <w:t>用來翻譯希伯來詞的希臘詞意指錢袋或錢囊。當耶穌差遣門徒兩兩出去時，告訴他們不要帶的東西中，就包括錢囊（</w:t>
+      </w:r>
+      <w:hyperlink r:id="rId51">
         <w:r>
           <w:rPr>
             <w:lang w:val="zh_TW" w:bidi="zh_TW"/>
@@ -1491,16 +1122,16 @@
             <w:color w:val="0000EE"/>
             <w:u w:val="single"/>
           </w:rPr>
-          <w:t>創世記三十五章21節</w:t>
+          <w:t>路加福音10:4</w:t>
         </w:r>
       </w:hyperlink>
       <w:r>
         <w:rPr>
           <w:lang w:val="zh_TW" w:bidi="zh_TW"/>
         </w:rPr>
-        <w:t>中的以得臺，是在曠野地區建造的。它們為牧羊人提供了一個受保護的庇護所，以便觀察羊群。一些塔樓是加固了的前哨站，守望者用來保護城市，防止小偷侵擾貿易和交通（</w:t>
-      </w:r>
-      <w:hyperlink r:id="rId70">
+        <w:t>，</w:t>
+      </w:r>
+      <w:hyperlink r:id="rId52">
         <w:r>
           <w:rPr>
             <w:lang w:val="zh_TW" w:bidi="zh_TW"/>
@@ -1509,16 +1140,16 @@
             <w:color w:val="0000EE"/>
             <w:u w:val="single"/>
           </w:rPr>
-          <w:t>王下18:8</w:t>
+          <w:t>22:35–36</w:t>
         </w:r>
       </w:hyperlink>
       <w:r>
         <w:rPr>
           <w:lang w:val="zh_TW" w:bidi="zh_TW"/>
         </w:rPr>
-        <w:t>；</w:t>
-      </w:r>
-      <w:hyperlink r:id="rId71">
+        <w:t>）。在</w:t>
+      </w:r>
+      <w:hyperlink r:id="rId53">
         <w:r>
           <w:rPr>
             <w:lang w:val="zh_TW" w:bidi="zh_TW"/>
@@ -1527,42 +1158,14 @@
             <w:color w:val="0000EE"/>
             <w:u w:val="single"/>
           </w:rPr>
-          <w:t>代下20:24</w:t>
+          <w:t>路加福音十二章33節</w:t>
         </w:r>
       </w:hyperlink>
       <w:r>
         <w:rPr>
           <w:lang w:val="zh_TW" w:bidi="zh_TW"/>
         </w:rPr>
-        <w:t>；</w:t>
-      </w:r>
-      <w:hyperlink r:id="rId72">
-        <w:r>
-          <w:rPr>
-            <w:lang w:val="zh_TW" w:bidi="zh_TW"/>
-          </w:rPr>
-          <w:rPr>
-            <w:color w:val="0000EE"/>
-            <w:u w:val="single"/>
-          </w:rPr>
-          <w:t>賽32:14</w:t>
-        </w:r>
-      </w:hyperlink>
-      <w:r>
-        <w:rPr>
-          <w:lang w:val="zh_TW" w:bidi="zh_TW"/>
-        </w:rPr>
-        <w:t>）。</w:t>
-      </w:r>
-      <w:r>
-        <w:rPr>
-          <w:lang w:val="zh_TW" w:bidi="zh_TW"/>
-        </w:rPr>
-      </w:r>
-      <w:r>
-        <w:rPr>
-          <w:lang w:val="zh_TW" w:bidi="zh_TW"/>
-        </w:rPr>
+        <w:t>中，表示錢囊的這個相同的詞被比喻為在天上不會壞、不會被偷或被毀的財寶。</w:t>
       </w:r>
     </w:p>
     <w:p>
@@ -1572,21 +1175,47 @@
           <w:lang w:val="zh_TW" w:bidi="zh_TW"/>
         </w:rPr>
       </w:r>
-    </w:p>
-    <w:p>
-      <w:pPr>
-        <w:pStyle w:val="Heading2"/>
-      </w:pPr>
-      <w:r>
-        <w:rPr>
-          <w:lang w:val="zh_TW" w:bidi="zh_TW"/>
-        </w:rPr>
-        <w:t>獸</w:t>
-      </w:r>
-      <w:r>
-        <w:rPr>
-          <w:lang w:val="zh_TW" w:bidi="zh_TW"/>
-        </w:rPr>
+      <w:r>
+        <w:rPr>
+          <w:lang w:val="zh_TW" w:bidi="zh_TW"/>
+        </w:rPr>
+        <w:t>另一個希臘詞表示通常用來攜帶錢財的地方是腰帶或皮帶。腰帶是古代東方男女服裝的重要部分。用皮革製成的腰帶會作成中空或帶有槽口，以便攜帶錢幣。用布製成的腰帶被折疊，使錢可以放在折縫中，這些折縫就像口袋一樣（</w:t>
+      </w:r>
+      <w:hyperlink r:id="rId54">
+        <w:r>
+          <w:rPr>
+            <w:lang w:val="zh_TW" w:bidi="zh_TW"/>
+          </w:rPr>
+          <w:rPr>
+            <w:color w:val="0000EE"/>
+            <w:u w:val="single"/>
+          </w:rPr>
+          <w:t>馬太福音10:9</w:t>
+        </w:r>
+      </w:hyperlink>
+      <w:r>
+        <w:rPr>
+          <w:lang w:val="zh_TW" w:bidi="zh_TW"/>
+        </w:rPr>
+        <w:t>；</w:t>
+      </w:r>
+      <w:hyperlink r:id="rId55">
+        <w:r>
+          <w:rPr>
+            <w:lang w:val="zh_TW" w:bidi="zh_TW"/>
+          </w:rPr>
+          <w:rPr>
+            <w:color w:val="0000EE"/>
+            <w:u w:val="single"/>
+          </w:rPr>
+          <w:t>馬可福音6:8</w:t>
+        </w:r>
+      </w:hyperlink>
+      <w:r>
+        <w:rPr>
+          <w:lang w:val="zh_TW" w:bidi="zh_TW"/>
+        </w:rPr>
+        <w:t>）。</w:t>
       </w:r>
     </w:p>
     <w:p>
@@ -1600,31 +1229,9 @@
         <w:rPr>
           <w:lang w:val="zh_TW" w:bidi="zh_TW"/>
         </w:rPr>
-        <w:t>「獸」是舊約與新約中的動物，有時則作為比喻。在舊約中，「獸」一詞多義。由於有幾個希伯來文的詞彙都可譯為「活物」和「獸」，因此在翻譯時有時被統一譯作「獸」。因此，在舊約中，「獸」可以指：</w:t>
-      </w:r>
-    </w:p>
-    <w:p>
-      <w:pPr>
-        <w:pStyle w:val="ListNumber"/>
-        <w:numPr>
-          <w:ilvl w:val="0"/>
-          <w:numId w:val="14"/>
-        </w:numPr>
-        <w:spacing w:line="240" w:lineRule="auto"/>
-        <w:ind w:left="720"/>
-      </w:pPr>
-      <w:r>
-        <w:rPr>
-          <w:lang w:val="zh_TW" w:bidi="zh_TW"/>
-        </w:rPr>
-      </w:r>
-      <w:r>
-        <w:rPr>
-          <w:lang w:val="zh_TW" w:bidi="zh_TW"/>
-        </w:rPr>
-        <w:t>一般的動物（例：</w:t>
-      </w:r>
-      <w:hyperlink r:id="rId73">
+        <w:t>希臘文中，猶大為門徒保管的「錢囊」一詞，指的是用來裝吹奏樂器吹口的盒子或容器。到了新約聖經時期，這個詞已經演變成為錢箱或可能是錢袋的希臘詞（</w:t>
+      </w:r>
+      <w:hyperlink r:id="rId56">
         <w:r>
           <w:rPr>
             <w:lang w:val="zh_TW" w:bidi="zh_TW"/>
@@ -1633,7 +1240,7 @@
             <w:color w:val="0000EE"/>
             <w:u w:val="single"/>
           </w:rPr>
-          <w:t>創1:24</w:t>
+          <w:t>約翰福音12:6</w:t>
         </w:r>
       </w:hyperlink>
       <w:r>
@@ -1642,7 +1249,7 @@
         </w:rPr>
         <w:t>；</w:t>
       </w:r>
-      <w:hyperlink r:id="rId74">
+      <w:hyperlink r:id="rId57">
         <w:r>
           <w:rPr>
             <w:lang w:val="zh_TW" w:bidi="zh_TW"/>
@@ -1651,575 +1258,14 @@
             <w:color w:val="0000EE"/>
             <w:u w:val="single"/>
           </w:rPr>
-          <w:t>詩36:6</w:t>
+          <w:t>13:29</w:t>
         </w:r>
       </w:hyperlink>
       <w:r>
         <w:rPr>
           <w:lang w:val="zh_TW" w:bidi="zh_TW"/>
         </w:rPr>
-        <w:t>），但不包括魚、鳥和昆蟲（例：</w:t>
-      </w:r>
-      <w:hyperlink r:id="rId75">
-        <w:r>
-          <w:rPr>
-            <w:lang w:val="zh_TW" w:bidi="zh_TW"/>
-          </w:rPr>
-          <w:rPr>
-            <w:color w:val="0000EE"/>
-            <w:u w:val="single"/>
-          </w:rPr>
-          <w:t>創6:7</w:t>
-        </w:r>
-      </w:hyperlink>
-      <w:r>
-        <w:rPr>
-          <w:lang w:val="zh_TW" w:bidi="zh_TW"/>
-        </w:rPr>
-        <w:t>；</w:t>
-      </w:r>
-      <w:hyperlink r:id="rId76">
-        <w:r>
-          <w:rPr>
-            <w:lang w:val="zh_TW" w:bidi="zh_TW"/>
-          </w:rPr>
-          <w:rPr>
-            <w:color w:val="0000EE"/>
-            <w:u w:val="single"/>
-          </w:rPr>
-          <w:t>利11:2</w:t>
-        </w:r>
-      </w:hyperlink>
-      <w:r>
-        <w:rPr>
-          <w:lang w:val="zh_TW" w:bidi="zh_TW"/>
-        </w:rPr>
-        <w:t>；</w:t>
-      </w:r>
-      <w:hyperlink r:id="rId77">
-        <w:r>
-          <w:rPr>
-            <w:lang w:val="zh_TW" w:bidi="zh_TW"/>
-          </w:rPr>
-          <w:rPr>
-            <w:color w:val="0000EE"/>
-            <w:u w:val="single"/>
-          </w:rPr>
-          <w:t>申4:17</w:t>
-        </w:r>
-      </w:hyperlink>
-      <w:r>
-        <w:rPr>
-          <w:lang w:val="zh_TW" w:bidi="zh_TW"/>
-        </w:rPr>
-        <w:t>；</w:t>
-      </w:r>
-      <w:hyperlink r:id="rId78">
-        <w:r>
-          <w:rPr>
-            <w:lang w:val="zh_TW" w:bidi="zh_TW"/>
-          </w:rPr>
-          <w:rPr>
-            <w:color w:val="0000EE"/>
-            <w:u w:val="single"/>
-          </w:rPr>
-          <w:t>伯12:7</w:t>
-        </w:r>
-      </w:hyperlink>
-      <w:r>
-        <w:rPr>
-          <w:lang w:val="zh_TW" w:bidi="zh_TW"/>
-        </w:rPr>
-        <w:t>，</w:t>
-      </w:r>
-      <w:hyperlink r:id="rId79">
-        <w:r>
-          <w:rPr>
-            <w:lang w:val="zh_TW" w:bidi="zh_TW"/>
-          </w:rPr>
-          <w:rPr>
-            <w:color w:val="0000EE"/>
-            <w:u w:val="single"/>
-          </w:rPr>
-          <w:t>35:11</w:t>
-        </w:r>
-      </w:hyperlink>
-      <w:r>
-        <w:rPr>
-          <w:lang w:val="zh_TW" w:bidi="zh_TW"/>
-        </w:rPr>
-        <w:t>；</w:t>
-      </w:r>
-      <w:hyperlink r:id="rId80">
-        <w:r>
-          <w:rPr>
-            <w:lang w:val="zh_TW" w:bidi="zh_TW"/>
-          </w:rPr>
-          <w:rPr>
-            <w:color w:val="0000EE"/>
-            <w:u w:val="single"/>
-          </w:rPr>
-          <w:t>番1:3</w:t>
-        </w:r>
-      </w:hyperlink>
-      <w:r>
-        <w:rPr>
-          <w:lang w:val="zh_TW" w:bidi="zh_TW"/>
-        </w:rPr>
         <w:t>）。</w:t>
-      </w:r>
-    </w:p>
-    <w:p>
-      <w:pPr>
-        <w:pStyle w:val="ListNumber"/>
-        <w:spacing w:line="240" w:lineRule="auto"/>
-        <w:ind w:left="720"/>
-      </w:pPr>
-      <w:r>
-        <w:rPr>
-          <w:lang w:val="zh_TW" w:bidi="zh_TW"/>
-        </w:rPr>
-      </w:r>
-      <w:r>
-        <w:rPr>
-          <w:lang w:val="zh_TW" w:bidi="zh_TW"/>
-        </w:rPr>
-        <w:t>家畜或被馴服的動物（例：</w:t>
-      </w:r>
-      <w:hyperlink r:id="rId81">
-        <w:r>
-          <w:rPr>
-            <w:lang w:val="zh_TW" w:bidi="zh_TW"/>
-          </w:rPr>
-          <w:rPr>
-            <w:color w:val="0000EE"/>
-            <w:u w:val="single"/>
-          </w:rPr>
-          <w:t>出19:13</w:t>
-        </w:r>
-      </w:hyperlink>
-      <w:r>
-        <w:rPr>
-          <w:lang w:val="zh_TW" w:bidi="zh_TW"/>
-        </w:rPr>
-        <w:t>，</w:t>
-      </w:r>
-      <w:hyperlink r:id="rId82">
-        <w:r>
-          <w:rPr>
-            <w:lang w:val="zh_TW" w:bidi="zh_TW"/>
-          </w:rPr>
-          <w:rPr>
-            <w:color w:val="0000EE"/>
-            <w:u w:val="single"/>
-          </w:rPr>
-          <w:t>22:10</w:t>
-        </w:r>
-      </w:hyperlink>
-      <w:r>
-        <w:rPr>
-          <w:lang w:val="zh_TW" w:bidi="zh_TW"/>
-        </w:rPr>
-        <w:t>；</w:t>
-      </w:r>
-      <w:hyperlink r:id="rId83">
-        <w:r>
-          <w:rPr>
-            <w:lang w:val="zh_TW" w:bidi="zh_TW"/>
-          </w:rPr>
-          <w:rPr>
-            <w:color w:val="0000EE"/>
-            <w:u w:val="single"/>
-          </w:rPr>
-          <w:t>民3:13</w:t>
-        </w:r>
-      </w:hyperlink>
-      <w:r>
-        <w:rPr>
-          <w:lang w:val="zh_TW" w:bidi="zh_TW"/>
-        </w:rPr>
-        <w:t>，</w:t>
-      </w:r>
-      <w:hyperlink r:id="rId84">
-        <w:r>
-          <w:rPr>
-            <w:lang w:val="zh_TW" w:bidi="zh_TW"/>
-          </w:rPr>
-          <w:rPr>
-            <w:color w:val="0000EE"/>
-            <w:u w:val="single"/>
-          </w:rPr>
-          <w:t>31:47</w:t>
-        </w:r>
-      </w:hyperlink>
-      <w:r>
-        <w:rPr>
-          <w:lang w:val="zh_TW" w:bidi="zh_TW"/>
-        </w:rPr>
-        <w:t>；</w:t>
-      </w:r>
-      <w:hyperlink r:id="rId85">
-        <w:r>
-          <w:rPr>
-            <w:lang w:val="zh_TW" w:bidi="zh_TW"/>
-          </w:rPr>
-          <w:rPr>
-            <w:color w:val="0000EE"/>
-            <w:u w:val="single"/>
-          </w:rPr>
-          <w:t>士20:48</w:t>
-        </w:r>
-      </w:hyperlink>
-      <w:r>
-        <w:rPr>
-          <w:lang w:val="zh_TW" w:bidi="zh_TW"/>
-        </w:rPr>
-        <w:t>；</w:t>
-      </w:r>
-      <w:hyperlink r:id="rId86">
-        <w:r>
-          <w:rPr>
-            <w:lang w:val="zh_TW" w:bidi="zh_TW"/>
-          </w:rPr>
-          <w:rPr>
-            <w:color w:val="0000EE"/>
-            <w:u w:val="single"/>
-          </w:rPr>
-          <w:t>箴12:10</w:t>
-        </w:r>
-      </w:hyperlink>
-      <w:r>
-        <w:rPr>
-          <w:lang w:val="zh_TW" w:bidi="zh_TW"/>
-        </w:rPr>
-        <w:t>；</w:t>
-      </w:r>
-      <w:hyperlink r:id="rId87">
-        <w:r>
-          <w:rPr>
-            <w:lang w:val="zh_TW" w:bidi="zh_TW"/>
-          </w:rPr>
-          <w:rPr>
-            <w:color w:val="0000EE"/>
-            <w:u w:val="single"/>
-          </w:rPr>
-          <w:t>耶21:6</w:t>
-        </w:r>
-      </w:hyperlink>
-      <w:r>
-        <w:rPr>
-          <w:lang w:val="zh_TW" w:bidi="zh_TW"/>
-        </w:rPr>
-        <w:t>；</w:t>
-      </w:r>
-      <w:hyperlink r:id="rId88">
-        <w:r>
-          <w:rPr>
-            <w:lang w:val="zh_TW" w:bidi="zh_TW"/>
-          </w:rPr>
-          <w:rPr>
-            <w:color w:val="0000EE"/>
-            <w:u w:val="single"/>
-          </w:rPr>
-          <w:t>亞8:10</w:t>
-        </w:r>
-      </w:hyperlink>
-      <w:r>
-        <w:rPr>
-          <w:lang w:val="zh_TW" w:bidi="zh_TW"/>
-        </w:rPr>
-        <w:t>）。</w:t>
-      </w:r>
-    </w:p>
-    <w:p>
-      <w:pPr>
-        <w:pStyle w:val="ListNumber"/>
-        <w:spacing w:line="240" w:lineRule="auto"/>
-        <w:ind w:left="720"/>
-      </w:pPr>
-      <w:r>
-        <w:rPr>
-          <w:lang w:val="zh_TW" w:bidi="zh_TW"/>
-        </w:rPr>
-      </w:r>
-      <w:r>
-        <w:rPr>
-          <w:lang w:val="zh_TW" w:bidi="zh_TW"/>
-        </w:rPr>
-        <w:t>野生或肉食性動物（例：</w:t>
-      </w:r>
-      <w:hyperlink r:id="rId89">
-        <w:r>
-          <w:rPr>
-            <w:lang w:val="zh_TW" w:bidi="zh_TW"/>
-          </w:rPr>
-          <w:rPr>
-            <w:color w:val="0000EE"/>
-            <w:u w:val="single"/>
-          </w:rPr>
-          <w:t>創37:20</w:t>
-        </w:r>
-      </w:hyperlink>
-      <w:r>
-        <w:rPr>
-          <w:lang w:val="zh_TW" w:bidi="zh_TW"/>
-        </w:rPr>
-        <w:t>；</w:t>
-      </w:r>
-      <w:hyperlink r:id="rId90">
-        <w:r>
-          <w:rPr>
-            <w:lang w:val="zh_TW" w:bidi="zh_TW"/>
-          </w:rPr>
-          <w:rPr>
-            <w:color w:val="0000EE"/>
-            <w:u w:val="single"/>
-          </w:rPr>
-          <w:t>出23:11</w:t>
-        </w:r>
-      </w:hyperlink>
-      <w:r>
-        <w:rPr>
-          <w:lang w:val="zh_TW" w:bidi="zh_TW"/>
-        </w:rPr>
-        <w:t>；</w:t>
-      </w:r>
-      <w:hyperlink r:id="rId91">
-        <w:r>
-          <w:rPr>
-            <w:lang w:val="zh_TW" w:bidi="zh_TW"/>
-          </w:rPr>
-          <w:rPr>
-            <w:color w:val="0000EE"/>
-            <w:u w:val="single"/>
-          </w:rPr>
-          <w:t>申28:26</w:t>
-        </w:r>
-      </w:hyperlink>
-      <w:r>
-        <w:rPr>
-          <w:lang w:val="zh_TW" w:bidi="zh_TW"/>
-        </w:rPr>
-        <w:t>；</w:t>
-      </w:r>
-      <w:hyperlink r:id="rId92">
-        <w:r>
-          <w:rPr>
-            <w:lang w:val="zh_TW" w:bidi="zh_TW"/>
-          </w:rPr>
-          <w:rPr>
-            <w:color w:val="0000EE"/>
-            <w:u w:val="single"/>
-          </w:rPr>
-          <w:t>撒上17:44</w:t>
-        </w:r>
-      </w:hyperlink>
-      <w:r>
-        <w:rPr>
-          <w:lang w:val="zh_TW" w:bidi="zh_TW"/>
-        </w:rPr>
-        <w:t>；</w:t>
-      </w:r>
-      <w:hyperlink r:id="rId93">
-        <w:r>
-          <w:rPr>
-            <w:lang w:val="zh_TW" w:bidi="zh_TW"/>
-          </w:rPr>
-          <w:rPr>
-            <w:color w:val="0000EE"/>
-            <w:u w:val="single"/>
-          </w:rPr>
-          <w:t>結14:15</w:t>
-        </w:r>
-      </w:hyperlink>
-      <w:r>
-        <w:rPr>
-          <w:lang w:val="zh_TW" w:bidi="zh_TW"/>
-        </w:rPr>
-        <w:t>）。</w:t>
-      </w:r>
-    </w:p>
-    <w:p>
-      <w:pPr>
-        <w:pStyle w:val="ListNumber"/>
-        <w:spacing w:line="240" w:lineRule="auto"/>
-        <w:ind w:left="720"/>
-      </w:pPr>
-      <w:r>
-        <w:rPr>
-          <w:lang w:val="zh_TW" w:bidi="zh_TW"/>
-        </w:rPr>
-      </w:r>
-      <w:r>
-        <w:rPr>
-          <w:lang w:val="zh_TW" w:bidi="zh_TW"/>
-        </w:rPr>
-        <w:t>當「獸」以比喻的情況出現時，主要出現在但以理書和啟示錄。在但以理書（特別是</w:t>
-      </w:r>
-      <w:hyperlink r:id="rId94">
-        <w:r>
-          <w:rPr>
-            <w:lang w:val="zh_TW" w:bidi="zh_TW"/>
-          </w:rPr>
-          <w:rPr>
-            <w:color w:val="0000EE"/>
-            <w:u w:val="single"/>
-          </w:rPr>
-          <w:t>第7章</w:t>
-        </w:r>
-      </w:hyperlink>
-      <w:r>
-        <w:rPr>
-          <w:lang w:val="zh_TW" w:bidi="zh_TW"/>
-        </w:rPr>
-        <w:t>），「獸」象徵一位迫害並壓迫神子民的世界君王。在啟示錄中，使徒約翰將這個概念延伸，用來描述歷史終末時期對神子民的最終逼迫。約翰所說的「獸」，與他在較早期的書信中提到的「敵基督」（</w:t>
-      </w:r>
-      <w:hyperlink r:id="rId95">
-        <w:r>
-          <w:rPr>
-            <w:lang w:val="zh_TW" w:bidi="zh_TW"/>
-          </w:rPr>
-          <w:rPr>
-            <w:color w:val="0000EE"/>
-            <w:u w:val="single"/>
-          </w:rPr>
-          <w:t>約一2:18、22</w:t>
-        </w:r>
-      </w:hyperlink>
-      <w:r>
-        <w:rPr>
-          <w:lang w:val="zh_TW" w:bidi="zh_TW"/>
-        </w:rPr>
-        <w:t>；</w:t>
-      </w:r>
-      <w:hyperlink r:id="rId96">
-        <w:r>
-          <w:rPr>
-            <w:lang w:val="zh_TW" w:bidi="zh_TW"/>
-          </w:rPr>
-          <w:rPr>
-            <w:color w:val="0000EE"/>
-            <w:u w:val="single"/>
-          </w:rPr>
-          <w:t>4:3</w:t>
-        </w:r>
-      </w:hyperlink>
-      <w:r>
-        <w:rPr>
-          <w:lang w:val="zh_TW" w:bidi="zh_TW"/>
-        </w:rPr>
-        <w:t>；</w:t>
-      </w:r>
-      <w:hyperlink r:id="rId97">
-        <w:r>
-          <w:rPr>
-            <w:lang w:val="zh_TW" w:bidi="zh_TW"/>
-          </w:rPr>
-          <w:rPr>
-            <w:color w:val="0000EE"/>
-            <w:u w:val="single"/>
-          </w:rPr>
-          <w:t>約二1:7</w:t>
-        </w:r>
-      </w:hyperlink>
-      <w:r>
-        <w:rPr>
-          <w:lang w:val="zh_TW" w:bidi="zh_TW"/>
-        </w:rPr>
-        <w:t>）以及保羅所說的「</w:t>
-      </w:r>
-      <w:r>
-        <w:rPr>
-          <w:lang w:val="zh_TW" w:bidi="zh_TW"/>
-        </w:rPr>
-        <w:t>那大罪人</w:t>
-      </w:r>
-      <w:r>
-        <w:rPr>
-          <w:lang w:val="zh_TW" w:bidi="zh_TW"/>
-        </w:rPr>
-        <w:t>」（</w:t>
-      </w:r>
-      <w:hyperlink r:id="rId98">
-        <w:r>
-          <w:rPr>
-            <w:lang w:val="zh_TW" w:bidi="zh_TW"/>
-          </w:rPr>
-          <w:rPr>
-            <w:color w:val="0000EE"/>
-            <w:u w:val="single"/>
-          </w:rPr>
-          <w:t>帖後2:3</w:t>
-        </w:r>
-      </w:hyperlink>
-      <w:r>
-        <w:rPr>
-          <w:lang w:val="zh_TW" w:bidi="zh_TW"/>
-        </w:rPr>
-        <w:t>）。許多解經家都認為，這三個稱呼是指向同一個人物。</w:t>
-      </w:r>
-    </w:p>
-    <w:p>
-      <w:pPr/>
-      <w:r>
-        <w:rPr>
-          <w:lang w:val="zh_TW" w:bidi="zh_TW"/>
-        </w:rPr>
-      </w:r>
-      <w:r>
-        <w:rPr>
-          <w:i/>
-          <w:lang w:val="zh_TW" w:bidi="zh_TW"/>
-        </w:rPr>
-        <w:t>見</w:t>
-      </w:r>
-      <w:r>
-        <w:rPr>
-          <w:lang w:val="zh_TW" w:bidi="zh_TW"/>
-        </w:rPr>
-        <w:t>敵基督</w:t>
-      </w:r>
-      <w:r>
-        <w:rPr>
-          <w:lang w:val="zh_TW" w:bidi="zh_TW"/>
-        </w:rPr>
-        <w:t>、</w:t>
-      </w:r>
-      <w:r>
-        <w:rPr>
-          <w:lang w:val="zh_TW" w:bidi="zh_TW"/>
-        </w:rPr>
-        <w:t>哈米吉多頓</w:t>
-      </w:r>
-      <w:r>
-        <w:rPr>
-          <w:lang w:val="zh_TW" w:bidi="zh_TW"/>
-        </w:rPr>
-        <w:t>、</w:t>
-      </w:r>
-      <w:r>
-        <w:rPr>
-          <w:lang w:val="zh_TW" w:bidi="zh_TW"/>
-        </w:rPr>
-        <w:t>獸印</w:t>
-      </w:r>
-      <w:r>
-        <w:rPr>
-          <w:lang w:val="zh_TW" w:bidi="zh_TW"/>
-        </w:rPr>
-        <w:t>及</w:t>
-      </w:r>
-      <w:r>
-        <w:rPr>
-          <w:lang w:val="zh_TW" w:bidi="zh_TW"/>
-        </w:rPr>
-        <w:t>啟示錄</w:t>
-      </w:r>
-      <w:r>
-        <w:rPr>
-          <w:lang w:val="zh_TW" w:bidi="zh_TW"/>
-        </w:rPr>
-        <w:t>。</w:t>
       </w:r>
       <w:r>
         <w:rPr>
@@ -4121,12 +3167,6 @@
   </w:num>
   <w:num w:numId="13" w16cid:durableId="592781308">
     <w:abstractNumId w:val="11"/>
-  </w:num>
-  <w:num w:numId="14">
-    <w:abstractNumId w:val="3"/>
-    <w:lvlOverride w:ilvl="0">
-      <w:startOverride w:val="1"/>
-    </w:lvlOverride>
   </w:num>
   <w:numIdMacAtCleanup w:val="10"/>
 </w:numbering>

--- a/zht/docx/103.content.docx
+++ b/zht/docx/103.content.docx
@@ -19,7 +19,7 @@
         <w:rPr>
           <w:lang w:val="zh_TW" w:bidi="zh_TW"/>
         </w:rPr>
-        <w:t>Resource: 聖經詞典 (Tyndale)</w:t>
+        <w:t>Resource: Tyndale Open Bible Dictionary</w:t>
       </w:r>
       <w:r>
         <w:rPr>
@@ -112,7 +112,7 @@
         <w:rPr>
           <w:lang w:val="zh_TW" w:bidi="zh_TW"/>
         </w:rPr>
-        <w:t>聖經詞典 (Tyndale)</w:t>
+        <w:t>Tyndale Open Bible Dictionary</w:t>
       </w:r>
     </w:p>
     <w:p>
@@ -149,7 +149,7 @@
         <w:rPr>
           <w:lang w:val="zh_TW" w:bidi="zh_TW"/>
         </w:rPr>
-        <w:t>qian</w:t>
+        <w:t>nuo</w:t>
       </w:r>
       <w:r>
         <w:rPr>
@@ -212,7 +212,7 @@
         <w:rPr>
           <w:lang w:val="zh_TW" w:bidi="zh_TW"/>
         </w:rPr>
-        <w:t>謙卑</w:t>
+        <w:t>挪伯</w:t>
       </w:r>
       <w:r>
         <w:rPr>
@@ -231,21 +231,7 @@
         <w:rPr>
           <w:lang w:val="zh_TW" w:bidi="zh_TW"/>
         </w:rPr>
-        <w:t>卑微或受苦的狀態，在這種狀態下，人會經歷權力與聲望的喪失。在基督教信仰之外，這樣的謙卑，通常不會被視為是一種美德。然而，在猶太基督教傳統的語境中，謙卑被認為是人類對造物主的正確態度。謙卑是一種感恩和自發的意識，即生命是神賜予的禮物，並表現為對神的絕對依賴，是既不勉強又不虛偽的確信。</w:t>
-      </w:r>
-    </w:p>
-    <w:p>
-      <w:pPr/>
-      <w:r>
-        <w:rPr>
-          <w:lang w:val="zh_TW" w:bidi="zh_TW"/>
-        </w:rPr>
-      </w:r>
-      <w:r>
-        <w:rPr>
-          <w:lang w:val="zh_TW" w:bidi="zh_TW"/>
-        </w:rPr>
-        <w:t>在聖經文學中，謙卑與溫柔或耐心之間，並沒有明顯的區分。在以色列歷史的早期階段中，謙卑者被認為是貧窮的、受苦的和無權勢的人。耶和華拯救謙卑者，但使驕傲者降卑（</w:t>
+        <w:t>一座位於耶路撒冷東北方、橄欖山對面的斯科普斯山（Mount Scopus）上的城。挪伯是一個重要的宗教中心，有86位祭司住在那裡，並且有以弗得（</w:t>
       </w:r>
       <w:hyperlink r:id="rId13">
         <w:r>
@@ -256,14 +242,28 @@
             <w:color w:val="0000EE"/>
             <w:u w:val="single"/>
           </w:rPr>
-          <w:t>撒上2:7</w:t>
+          <w:t>撒上22:13–20</w:t>
         </w:r>
       </w:hyperlink>
       <w:r>
         <w:rPr>
           <w:lang w:val="zh_TW" w:bidi="zh_TW"/>
         </w:rPr>
-        <w:t>；</w:t>
+        <w:t>）。當非利士人摧毀示羅的聖所時，挪伯成為了那些從示羅逃離祭司的主要聖所。</w:t>
+      </w:r>
+    </w:p>
+    <w:p>
+      <w:pPr/>
+      <w:r>
+        <w:rPr>
+          <w:lang w:val="zh_TW" w:bidi="zh_TW"/>
+        </w:rPr>
+      </w:r>
+      <w:r>
+        <w:rPr>
+          <w:lang w:val="zh_TW" w:bidi="zh_TW"/>
+        </w:rPr>
+        <w:t>大衛前往挪伯的事件見證了古代關於桌子和陳設餅的習俗（</w:t>
       </w:r>
       <w:hyperlink r:id="rId14">
         <w:r>
@@ -274,14 +274,14 @@
             <w:color w:val="0000EE"/>
             <w:u w:val="single"/>
           </w:rPr>
-          <w:t>撒下22:28</w:t>
+          <w:t>出37:10–16</w:t>
         </w:r>
       </w:hyperlink>
       <w:r>
         <w:rPr>
           <w:lang w:val="zh_TW" w:bidi="zh_TW"/>
         </w:rPr>
-        <w:t>）。在神的權能和榮耀面前，族長亞伯拉罕承認他不過是塵土和灰燼（</w:t>
+        <w:t>；</w:t>
       </w:r>
       <w:hyperlink r:id="rId15">
         <w:r>
@@ -292,14 +292,14 @@
             <w:color w:val="0000EE"/>
             <w:u w:val="single"/>
           </w:rPr>
-          <w:t>創18:27</w:t>
+          <w:t>撒上21:2–7</w:t>
         </w:r>
       </w:hyperlink>
       <w:r>
         <w:rPr>
           <w:lang w:val="zh_TW" w:bidi="zh_TW"/>
         </w:rPr>
-        <w:t>）。以色列起初是一個受奴役的國家，他們知道自己被選中不是因為人數眾多或物質財富，而是因為神的愛（</w:t>
+        <w:t>）。耶穌曾引用大衛因飢餓而打破安息日規矩的例子，作為行為合理的解釋（</w:t>
       </w:r>
       <w:hyperlink r:id="rId16">
         <w:r>
@@ -310,14 +310,28 @@
             <w:color w:val="0000EE"/>
             <w:u w:val="single"/>
           </w:rPr>
-          <w:t>申7:7–8</w:t>
+          <w:t>可2:23–28</w:t>
         </w:r>
       </w:hyperlink>
       <w:r>
         <w:rPr>
           <w:lang w:val="zh_TW" w:bidi="zh_TW"/>
         </w:rPr>
-        <w:t>）。透過將所有財富和權力的來源歸於主，神便能掌管人類驕傲和傲慢的兩大主要來源（參：</w:t>
+        <w:t>）。當時，大衛因逃避掃羅的追捕而飢餓難耐，便進入挪伯的聖所，取走了每週安息日獻給神的陳設餅。</w:t>
+      </w:r>
+    </w:p>
+    <w:p>
+      <w:pPr/>
+      <w:r>
+        <w:rPr>
+          <w:lang w:val="zh_TW" w:bidi="zh_TW"/>
+        </w:rPr>
+      </w:r>
+      <w:r>
+        <w:rPr>
+          <w:lang w:val="zh_TW" w:bidi="zh_TW"/>
+        </w:rPr>
+        <w:t>亞希米勒是以利的後裔，也是挪伯祭司的領袖。他將陳設餅和曾殺死歌利亞的劍交給大衛。這使得掃羅非常憤怒，下令屠殺亞希米勒及所有挪伯的祭司和居民（</w:t>
       </w:r>
       <w:hyperlink r:id="rId17">
         <w:r>
@@ -328,14 +342,14 @@
             <w:color w:val="0000EE"/>
             <w:u w:val="single"/>
           </w:rPr>
-          <w:t>耶9:23–24</w:t>
+          <w:t>撒上22:6–23</w:t>
         </w:r>
       </w:hyperlink>
       <w:r>
         <w:rPr>
           <w:lang w:val="zh_TW" w:bidi="zh_TW"/>
         </w:rPr>
-        <w:t>）。</w:t>
+        <w:t>）。這一事件導致了掃羅的沒落。</w:t>
       </w:r>
     </w:p>
     <w:p>
@@ -349,7 +363,7 @@
         <w:rPr>
           <w:lang w:val="zh_TW" w:bidi="zh_TW"/>
         </w:rPr>
-        <w:t>既謙卑又貧窮的人是耶和華關心的對象（</w:t>
+        <w:t>亞比亞他是唯一逃過屠殺的祭司，並在大衛統治期間發揮了重要作用，直到所羅門最終將他革除（</w:t>
       </w:r>
       <w:hyperlink r:id="rId18">
         <w:r>
@@ -360,14 +374,14 @@
             <w:color w:val="0000EE"/>
             <w:u w:val="single"/>
           </w:rPr>
-          <w:t>出23:6、11</w:t>
+          <w:t>王上2:26–27</w:t>
         </w:r>
       </w:hyperlink>
       <w:r>
         <w:rPr>
           <w:lang w:val="zh_TW" w:bidi="zh_TW"/>
         </w:rPr>
-        <w:t>；</w:t>
+        <w:t>）。「敬拜神的地方」這個短語可能指的是挪伯的聖所（</w:t>
       </w:r>
       <w:hyperlink r:id="rId19">
         <w:r>
@@ -378,14 +392,62 @@
             <w:color w:val="0000EE"/>
             <w:u w:val="single"/>
           </w:rPr>
-          <w:t>申15:4、7</w:t>
+          <w:t>撒下15:32</w:t>
         </w:r>
       </w:hyperlink>
       <w:r>
         <w:rPr>
           <w:lang w:val="zh_TW" w:bidi="zh_TW"/>
         </w:rPr>
-        <w:t>）。因此，貧窮人的謙卑成為敬畏神的義人的象徵（</w:t>
+        <w:t>）。</w:t>
+      </w:r>
+      <w:r>
+        <w:rPr>
+          <w:lang w:val="zh_TW" w:bidi="zh_TW"/>
+        </w:rPr>
+      </w:r>
+      <w:r>
+        <w:rPr>
+          <w:lang w:val="zh_TW" w:bidi="zh_TW"/>
+        </w:rPr>
+      </w:r>
+    </w:p>
+    <w:p>
+      <w:pPr/>
+      <w:r>
+        <w:rPr>
+          <w:lang w:val="zh_TW" w:bidi="zh_TW"/>
+        </w:rPr>
+      </w:r>
+    </w:p>
+    <w:p>
+      <w:pPr>
+        <w:pStyle w:val="Heading2"/>
+      </w:pPr>
+      <w:r>
+        <w:rPr>
+          <w:lang w:val="zh_TW" w:bidi="zh_TW"/>
+        </w:rPr>
+        <w:t>挪答， 挪答人</w:t>
+      </w:r>
+      <w:r>
+        <w:rPr>
+          <w:lang w:val="zh_TW" w:bidi="zh_TW"/>
+        </w:rPr>
+      </w:r>
+    </w:p>
+    <w:p>
+      <w:pPr/>
+      <w:r>
+        <w:rPr>
+          <w:lang w:val="zh_TW" w:bidi="zh_TW"/>
+        </w:rPr>
+      </w:r>
+      <w:r>
+        <w:rPr>
+          <w:lang w:val="zh_TW" w:bidi="zh_TW"/>
+        </w:rPr>
+        <w:t>阿拉伯一個部族的祖先，這個部族曾與夏甲人聯合，與住在約旦河東的以色列支派爭戰（</w:t>
       </w:r>
       <w:hyperlink r:id="rId20">
         <w:r>
@@ -396,14 +458,14 @@
             <w:color w:val="0000EE"/>
             <w:u w:val="single"/>
           </w:rPr>
-          <w:t>民12:3</w:t>
+          <w:t>代上5:19</w:t>
         </w:r>
       </w:hyperlink>
       <w:r>
         <w:rPr>
           <w:lang w:val="zh_TW" w:bidi="zh_TW"/>
         </w:rPr>
-        <w:t>）。在舊約中，謙卑這個概念的發展幾乎等同於公義，並與公正和憐憫一起被視為是神的要求（</w:t>
+        <w:t>）。雖然以實瑪利眾子的名單之中沒有列出挪答（參</w:t>
       </w:r>
       <w:hyperlink r:id="rId21">
         <w:r>
@@ -414,14 +476,62 @@
             <w:color w:val="0000EE"/>
             <w:u w:val="single"/>
           </w:rPr>
-          <w:t>彌6:8</w:t>
+          <w:t>創25:13–15</w:t>
         </w:r>
       </w:hyperlink>
       <w:r>
         <w:rPr>
           <w:lang w:val="zh_TW" w:bidi="zh_TW"/>
         </w:rPr>
-        <w:t>）。特別是在詩篇中，「受苦者」幾乎成為義人的專有名詞（</w:t>
+        <w:t>），但他可能是以實瑪利家系的遠親。</w:t>
+      </w:r>
+      <w:r>
+        <w:rPr>
+          <w:lang w:val="zh_TW" w:bidi="zh_TW"/>
+        </w:rPr>
+      </w:r>
+      <w:r>
+        <w:rPr>
+          <w:lang w:val="zh_TW" w:bidi="zh_TW"/>
+        </w:rPr>
+      </w:r>
+    </w:p>
+    <w:p>
+      <w:pPr/>
+      <w:r>
+        <w:rPr>
+          <w:lang w:val="zh_TW" w:bidi="zh_TW"/>
+        </w:rPr>
+      </w:r>
+    </w:p>
+    <w:p>
+      <w:pPr>
+        <w:pStyle w:val="Heading2"/>
+      </w:pPr>
+      <w:r>
+        <w:rPr>
+          <w:lang w:val="zh_TW" w:bidi="zh_TW"/>
+        </w:rPr>
+        <w:t>挪得</w:t>
+      </w:r>
+      <w:r>
+        <w:rPr>
+          <w:lang w:val="zh_TW" w:bidi="zh_TW"/>
+        </w:rPr>
+      </w:r>
+    </w:p>
+    <w:p>
+      <w:pPr/>
+      <w:r>
+        <w:rPr>
+          <w:lang w:val="zh_TW" w:bidi="zh_TW"/>
+        </w:rPr>
+      </w:r>
+      <w:r>
+        <w:rPr>
+          <w:lang w:val="zh_TW" w:bidi="zh_TW"/>
+        </w:rPr>
+        <w:t>該隱殺了他的弟弟亞伯後，去到伊甸東方的土地名稱（</w:t>
       </w:r>
       <w:hyperlink r:id="rId22">
         <w:r>
@@ -432,14 +542,70 @@
             <w:color w:val="0000EE"/>
             <w:u w:val="single"/>
           </w:rPr>
-          <w:t>詩22:26</w:t>
+          <w:t>創4:16</w:t>
         </w:r>
       </w:hyperlink>
       <w:r>
         <w:rPr>
           <w:lang w:val="zh_TW" w:bidi="zh_TW"/>
         </w:rPr>
-        <w:t>；</w:t>
+        <w:t>）。</w:t>
+      </w:r>
+      <w:r>
+        <w:rPr>
+          <w:lang w:val="zh_TW" w:bidi="zh_TW"/>
+        </w:rPr>
+      </w:r>
+      <w:r>
+        <w:rPr>
+          <w:lang w:val="zh_TW" w:bidi="zh_TW"/>
+        </w:rPr>
+      </w:r>
+    </w:p>
+    <w:p>
+      <w:pPr/>
+      <w:r>
+        <w:rPr>
+          <w:lang w:val="zh_TW" w:bidi="zh_TW"/>
+        </w:rPr>
+      </w:r>
+    </w:p>
+    <w:p>
+      <w:pPr>
+        <w:pStyle w:val="Heading2"/>
+      </w:pPr>
+      <w:r>
+        <w:rPr>
+          <w:lang w:val="zh_TW" w:bidi="zh_TW"/>
+        </w:rPr>
+        <w:t>挪亞</w:t>
+      </w:r>
+      <w:r>
+        <w:rPr>
+          <w:lang w:val="zh_TW" w:bidi="zh_TW"/>
+        </w:rPr>
+      </w:r>
+    </w:p>
+    <w:p>
+      <w:pPr>
+        <w:pStyle w:val="ListNumber"/>
+        <w:numPr>
+          <w:ilvl w:val="0"/>
+          <w:numId w:val="14"/>
+        </w:numPr>
+        <w:spacing w:line="240" w:lineRule="auto"/>
+        <w:ind w:left="720"/>
+      </w:pPr>
+      <w:r>
+        <w:rPr>
+          <w:lang w:val="zh_TW" w:bidi="zh_TW"/>
+        </w:rPr>
+      </w:r>
+      <w:r>
+        <w:rPr>
+          <w:lang w:val="zh_TW" w:bidi="zh_TW"/>
+        </w:rPr>
+        <w:t>拉麥的兒子、瑪土撒拉的孫子，是亞當第三個兒子塞特的後裔（</w:t>
       </w:r>
       <w:hyperlink r:id="rId23">
         <w:r>
@@ -450,14 +616,14 @@
             <w:color w:val="0000EE"/>
             <w:u w:val="single"/>
           </w:rPr>
-          <w:t>25:9</w:t>
+          <w:t>創5:3–20</w:t>
         </w:r>
       </w:hyperlink>
       <w:r>
         <w:rPr>
           <w:lang w:val="zh_TW" w:bidi="zh_TW"/>
         </w:rPr>
-        <w:t>；</w:t>
+        <w:t>）。拉麥給他的兒子取名為挪亞，這個聽起來像希伯來文單詞的名字，可以表示「安慰」或「慰藉」。當拉麥給他這個名字時，他說：「這個兒子必為我們的操作和手中的勞苦安慰我們；這操作勞苦是因為耶和華咒詛地」（</w:t>
       </w:r>
       <w:hyperlink r:id="rId24">
         <w:r>
@@ -468,7 +634,7 @@
             <w:color w:val="0000EE"/>
             <w:u w:val="single"/>
           </w:rPr>
-          <w:t>147:6</w:t>
+          <w:t>創5:29</w:t>
         </w:r>
       </w:hyperlink>
       <w:r>
@@ -476,32 +642,13 @@
           <w:lang w:val="zh_TW" w:bidi="zh_TW"/>
         </w:rPr>
         <w:t>）。</w:t>
-      </w:r>
-    </w:p>
-    <w:p>
-      <w:pPr/>
-      <w:r>
-        <w:rPr>
-          <w:lang w:val="zh_TW" w:bidi="zh_TW"/>
-        </w:rPr>
-      </w:r>
-      <w:r>
-        <w:rPr>
-          <w:lang w:val="zh_TW" w:bidi="zh_TW"/>
-        </w:rPr>
-        <w:t>此外，謙卑是罪人對神的聖潔適當的回應。先知以賽亞，面對神在聖殿中的榮耀，呼喊：「</w:t>
-      </w:r>
-      <w:r>
-        <w:rPr>
-          <w:lang w:val="zh_TW" w:bidi="zh_TW"/>
-        </w:rPr>
-        <w:t>禍哉！我滅亡了！因為我是嘴唇不潔的人</w:t>
-      </w:r>
-      <w:r>
-        <w:rPr>
-          <w:lang w:val="zh_TW" w:bidi="zh_TW"/>
-        </w:rPr>
-        <w:t>」(</w:t>
+        <w:br/>
+      </w:r>
+      <w:r>
+        <w:rPr>
+          <w:lang w:val="zh_TW" w:bidi="zh_TW"/>
+        </w:rPr>
+        <w:t>由於不止息的邪惡，神定意要毀滅受造界（參</w:t>
       </w:r>
       <w:hyperlink r:id="rId25">
         <w:r>
@@ -512,28 +659,14 @@
             <w:color w:val="0000EE"/>
             <w:u w:val="single"/>
           </w:rPr>
-          <w:t>賽6:5</w:t>
+          <w:t>太24:37–39</w:t>
         </w:r>
       </w:hyperlink>
       <w:r>
         <w:rPr>
           <w:lang w:val="zh_TW" w:bidi="zh_TW"/>
         </w:rPr>
-        <w:t>)。因此，謙卑成為一種性格特徵，而不只是反映物質貧困或痛苦狀態的術語。它成為一種反映敬虔本質的概念，是所有以神為他們之主的人所期望的。</w:t>
-      </w:r>
-    </w:p>
-    <w:p>
-      <w:pPr/>
-      <w:r>
-        <w:rPr>
-          <w:lang w:val="zh_TW" w:bidi="zh_TW"/>
-        </w:rPr>
-      </w:r>
-      <w:r>
-        <w:rPr>
-          <w:lang w:val="zh_TW" w:bidi="zh_TW"/>
-        </w:rPr>
-        <w:t>在新約中，謙卑很少指貧窮、苦難或壓迫的客觀狀況。謙卑的主題在與耶穌作為彌賽亞的神學主題中發展。舊約認為最理想的謙卑是即將來臨君王的特質，這理所當然就適用於新約的耶穌（</w:t>
+        <w:t>；</w:t>
       </w:r>
       <w:hyperlink r:id="rId26">
         <w:r>
@@ -544,14 +677,14 @@
             <w:color w:val="0000EE"/>
             <w:u w:val="single"/>
           </w:rPr>
-          <w:t>亞9:9</w:t>
+          <w:t>路17:26–27</w:t>
         </w:r>
       </w:hyperlink>
       <w:r>
         <w:rPr>
           <w:lang w:val="zh_TW" w:bidi="zh_TW"/>
         </w:rPr>
-        <w:t>；參：</w:t>
+        <w:t>），但神特別保留了挪亞，因為他在神眼中是個義人，在人前也無可指責（</w:t>
       </w:r>
       <w:hyperlink r:id="rId27">
         <w:r>
@@ -562,26 +695,100 @@
             <w:color w:val="0000EE"/>
             <w:u w:val="single"/>
           </w:rPr>
-          <w:t>太21:4–5</w:t>
+          <w:t>創6:3–9</w:t>
         </w:r>
       </w:hyperlink>
       <w:r>
         <w:rPr>
           <w:lang w:val="zh_TW" w:bidi="zh_TW"/>
         </w:rPr>
-        <w:t>）。作為神的兒子，耶穌不為自己著想，而是過著順服和信靠父神的生命。使徒保羅將一種自我倒空歸於道成肉身的神的兒子，藉此祂「</w:t>
-      </w:r>
-      <w:r>
-        <w:rPr>
-          <w:lang w:val="zh_TW" w:bidi="zh_TW"/>
-        </w:rPr>
-        <w:t>反倒虛己</w:t>
-      </w:r>
-      <w:r>
-        <w:rPr>
-          <w:lang w:val="zh_TW" w:bidi="zh_TW"/>
-        </w:rPr>
-        <w:t>，取了奴僕的形象」（</w:t>
+        <w:t>）。挪亞按著神精準的指示，他建造了一艘方舟。只有八個人進入：</w:t>
+      </w:r>
+    </w:p>
+    <w:p>
+      <w:pPr>
+        <w:pStyle w:val="ListBullet"/>
+        <w:spacing w:line="240" w:lineRule="auto"/>
+        <w:ind w:left="1440"/>
+      </w:pPr>
+      <w:r>
+        <w:rPr>
+          <w:lang w:val="zh_TW" w:bidi="zh_TW"/>
+        </w:rPr>
+      </w:r>
+      <w:r>
+        <w:rPr>
+          <w:lang w:val="zh_TW" w:bidi="zh_TW"/>
+        </w:rPr>
+        <w:t>挪亞</w:t>
+      </w:r>
+    </w:p>
+    <w:p>
+      <w:pPr>
+        <w:pStyle w:val="ListBullet"/>
+        <w:spacing w:line="240" w:lineRule="auto"/>
+        <w:ind w:left="1440"/>
+      </w:pPr>
+      <w:r>
+        <w:rPr>
+          <w:lang w:val="zh_TW" w:bidi="zh_TW"/>
+        </w:rPr>
+      </w:r>
+      <w:r>
+        <w:rPr>
+          <w:lang w:val="zh_TW" w:bidi="zh_TW"/>
+        </w:rPr>
+        <w:t>他的妻子</w:t>
+      </w:r>
+    </w:p>
+    <w:p>
+      <w:pPr>
+        <w:pStyle w:val="ListBullet"/>
+        <w:spacing w:line="240" w:lineRule="auto"/>
+        <w:ind w:left="1440"/>
+      </w:pPr>
+      <w:r>
+        <w:rPr>
+          <w:lang w:val="zh_TW" w:bidi="zh_TW"/>
+        </w:rPr>
+      </w:r>
+      <w:r>
+        <w:rPr>
+          <w:lang w:val="zh_TW" w:bidi="zh_TW"/>
+        </w:rPr>
+        <w:t>他的三個兒子</w:t>
+      </w:r>
+    </w:p>
+    <w:p>
+      <w:pPr>
+        <w:pStyle w:val="ListBullet"/>
+        <w:spacing w:line="240" w:lineRule="auto"/>
+        <w:ind w:left="1440"/>
+      </w:pPr>
+      <w:r>
+        <w:rPr>
+          <w:lang w:val="zh_TW" w:bidi="zh_TW"/>
+        </w:rPr>
+      </w:r>
+      <w:r>
+        <w:rPr>
+          <w:lang w:val="zh_TW" w:bidi="zh_TW"/>
+        </w:rPr>
+        <w:t>他們的妻子</w:t>
+      </w:r>
+    </w:p>
+    <w:p>
+      <w:pPr/>
+      <w:r>
+        <w:rPr>
+          <w:lang w:val="zh_TW" w:bidi="zh_TW"/>
+        </w:rPr>
+      </w:r>
+      <w:r>
+        <w:rPr>
+          <w:lang w:val="zh_TW" w:bidi="zh_TW"/>
+        </w:rPr>
+        <w:t>各類生物都成對被帶入。如此，他們便從隨後的洪水中得以保護，而其他所有活物都滅亡了（</w:t>
       </w:r>
       <w:hyperlink r:id="rId28">
         <w:r>
@@ -592,40 +799,14 @@
             <w:color w:val="0000EE"/>
             <w:u w:val="single"/>
           </w:rPr>
-          <w:t>腓2:5–8</w:t>
+          <w:t>創6:14–8:19</w:t>
         </w:r>
       </w:hyperlink>
       <w:r>
         <w:rPr>
           <w:lang w:val="zh_TW" w:bidi="zh_TW"/>
         </w:rPr>
-        <w:t>）。耶穌所展現的品格沒有任何的自大或傲慢。</w:t>
-      </w:r>
-    </w:p>
-    <w:p>
-      <w:pPr/>
-      <w:r>
-        <w:rPr>
-          <w:lang w:val="zh_TW" w:bidi="zh_TW"/>
-        </w:rPr>
-      </w:r>
-      <w:r>
-        <w:rPr>
-          <w:lang w:val="zh_TW" w:bidi="zh_TW"/>
-        </w:rPr>
-        <w:t>雖然在面對偽善時勇敢無畏，並毫不留情地拒絕虛偽的宗教表現，耶穌卻是「</w:t>
-      </w:r>
-      <w:r>
-        <w:rPr>
-          <w:lang w:val="zh_TW" w:bidi="zh_TW"/>
-        </w:rPr>
-        <w:t>心裏柔和謙卑</w:t>
-      </w:r>
-      <w:r>
-        <w:rPr>
-          <w:lang w:val="zh_TW" w:bidi="zh_TW"/>
-        </w:rPr>
-        <w:t>」的（</w:t>
+        <w:t>）。當他們離開方舟後，挪亞築了一座壇。他獻上了使神喜悅的燔祭。神以應許作為回應：儘管人類有罪，祂不會再次降下洪水，或使季節混亂（</w:t>
       </w:r>
       <w:hyperlink r:id="rId29">
         <w:r>
@@ -636,14 +817,28 @@
             <w:color w:val="0000EE"/>
             <w:u w:val="single"/>
           </w:rPr>
-          <w:t>太11:29</w:t>
+          <w:t>創8:20–9:17</w:t>
         </w:r>
       </w:hyperlink>
       <w:r>
         <w:rPr>
           <w:lang w:val="zh_TW" w:bidi="zh_TW"/>
         </w:rPr>
-        <w:t>）。因此，祂可以嚴厲警告其對地位的渴望，並公開斥責法利賽人對窮人和受壓迫者的暴力行為（</w:t>
+        <w:t>）。</w:t>
+      </w:r>
+    </w:p>
+    <w:p>
+      <w:pPr/>
+      <w:r>
+        <w:rPr>
+          <w:lang w:val="zh_TW" w:bidi="zh_TW"/>
+        </w:rPr>
+      </w:r>
+      <w:r>
+        <w:rPr>
+          <w:lang w:val="zh_TW" w:bidi="zh_TW"/>
+        </w:rPr>
+        <w:t>挪亞曾經抵禦強大的誘惑。然而，可能因疏忽或年老，他喝醉了。家人之間的反應各不相同，導致了不同的結局。閃和雅弗得了祝福。含沒有得到祝福，而他的兒子迦南則被咒詛（</w:t>
       </w:r>
       <w:hyperlink r:id="rId30">
         <w:r>
@@ -654,14 +849,22 @@
             <w:color w:val="0000EE"/>
             <w:u w:val="single"/>
           </w:rPr>
-          <w:t>路14:11</w:t>
+          <w:t>創9:20–27</w:t>
         </w:r>
       </w:hyperlink>
       <w:r>
         <w:rPr>
           <w:lang w:val="zh_TW" w:bidi="zh_TW"/>
         </w:rPr>
-        <w:t>；</w:t>
+        <w:t>）。挪亞在洪水之後又活了350年，他活到950歲時便去世。</w:t>
+      </w:r>
+    </w:p>
+    <w:p>
+      <w:pPr/>
+      <w:r>
+        <w:rPr>
+          <w:lang w:val="zh_TW" w:bidi="zh_TW"/>
+        </w:rPr>
       </w:r>
       <w:hyperlink r:id="rId31">
         <w:r>
@@ -672,14 +875,32 @@
             <w:color w:val="0000EE"/>
             <w:u w:val="single"/>
           </w:rPr>
-          <w:t>太23:12</w:t>
+          <w:t>以西結書十四章12至14節</w:t>
         </w:r>
       </w:hyperlink>
       <w:r>
         <w:rPr>
           <w:lang w:val="zh_TW" w:bidi="zh_TW"/>
         </w:rPr>
-        <w:t>）。同時，祂也謙卑地像僕人一般服事他人（</w:t>
+        <w:t>，</w:t>
+      </w:r>
+      <w:hyperlink r:id="rId31">
+        <w:r>
+          <w:rPr>
+            <w:lang w:val="zh_TW" w:bidi="zh_TW"/>
+          </w:rPr>
+          <w:rPr>
+            <w:color w:val="0000EE"/>
+            <w:u w:val="single"/>
+          </w:rPr>
+          <w:t>十九至二十章</w:t>
+        </w:r>
+      </w:hyperlink>
+      <w:r>
+        <w:rPr>
+          <w:lang w:val="zh_TW" w:bidi="zh_TW"/>
+        </w:rPr>
+        <w:t>提到挪亞、但以理和約伯因為「他們的義」。《希伯來書》稱讚挪亞，因著信心與聖潔的敬畏，他拒絕了世界，並成為公義的承受者（</w:t>
       </w:r>
       <w:hyperlink r:id="rId32">
         <w:r>
@@ -690,14 +911,14 @@
             <w:color w:val="0000EE"/>
             <w:u w:val="single"/>
           </w:rPr>
-          <w:t>路22:27</w:t>
+          <w:t>來11:7</w:t>
         </w:r>
       </w:hyperlink>
       <w:r>
         <w:rPr>
           <w:lang w:val="zh_TW" w:bidi="zh_TW"/>
         </w:rPr>
-        <w:t>；</w:t>
+        <w:t>），而</w:t>
       </w:r>
       <w:hyperlink r:id="rId33">
         <w:r>
@@ -708,14 +929,75 @@
             <w:color w:val="0000EE"/>
             <w:u w:val="single"/>
           </w:rPr>
-          <w:t>可10:45</w:t>
+          <w:t>彼得後書二章5節</w:t>
         </w:r>
       </w:hyperlink>
       <w:r>
         <w:rPr>
           <w:lang w:val="zh_TW" w:bidi="zh_TW"/>
         </w:rPr>
+        <w:t>稱他為「傳義道的」。</w:t>
+      </w:r>
+    </w:p>
+    <w:p>
+      <w:pPr/>
+      <w:r>
+        <w:rPr>
+          <w:lang w:val="zh_TW" w:bidi="zh_TW"/>
+        </w:rPr>
+      </w:r>
+      <w:r>
+        <w:rPr>
+          <w:i/>
+          <w:lang w:val="zh_TW" w:bidi="zh_TW"/>
+        </w:rPr>
+        <w:t>另見</w:t>
+      </w:r>
+      <w:r>
+        <w:rPr>
+          <w:lang w:val="zh_TW" w:bidi="zh_TW"/>
+        </w:rPr>
+        <w:t>洪水</w:t>
+      </w:r>
+      <w:r>
+        <w:rPr>
+          <w:lang w:val="zh_TW" w:bidi="zh_TW"/>
+        </w:rPr>
         <w:t>；</w:t>
+      </w:r>
+      <w:r>
+        <w:rPr>
+          <w:lang w:val="zh_TW" w:bidi="zh_TW"/>
+        </w:rPr>
+        <w:t>吉加墨詩史詩</w:t>
+      </w:r>
+      <w:r>
+        <w:rPr>
+          <w:lang w:val="zh_TW" w:bidi="zh_TW"/>
+        </w:rPr>
+        <w:t>。</w:t>
+      </w:r>
+    </w:p>
+    <w:p>
+      <w:pPr>
+        <w:pStyle w:val="ListNumber"/>
+        <w:numPr>
+          <w:ilvl w:val="0"/>
+          <w:numId w:val="15"/>
+        </w:numPr>
+        <w:spacing w:line="240" w:lineRule="auto"/>
+        <w:ind w:left="720"/>
+      </w:pPr>
+      <w:r>
+        <w:rPr>
+          <w:lang w:val="zh_TW" w:bidi="zh_TW"/>
+        </w:rPr>
+      </w:r>
+      <w:r>
+        <w:rPr>
+          <w:lang w:val="zh_TW" w:bidi="zh_TW"/>
+        </w:rPr>
+        <w:t>瑪拿西支派西羅非哈的女兒（</w:t>
       </w:r>
       <w:hyperlink r:id="rId34">
         <w:r>
@@ -726,14 +1008,14 @@
             <w:color w:val="0000EE"/>
             <w:u w:val="single"/>
           </w:rPr>
-          <w:t>太20:28</w:t>
+          <w:t>民26:33</w:t>
         </w:r>
       </w:hyperlink>
       <w:r>
         <w:rPr>
           <w:lang w:val="zh_TW" w:bidi="zh_TW"/>
         </w:rPr>
-        <w:t>）。耶穌的謙卑和祂願意順服父的旨意而接受十字架的刑罰，是不可分割的。因此，以祂自己生命的作為見證，祂對心靈貧窮的教導是真實可靠的。祂將所有榮耀歸於父，並完全依賴祂（</w:t>
+        <w:t>）。當她們的父親死後沒有留下兒子時，她和她的四個姐妹請求制定律法，以保護她們的產業繼承權（</w:t>
       </w:r>
       <w:hyperlink r:id="rId35">
         <w:r>
@@ -744,14 +1026,14 @@
             <w:color w:val="0000EE"/>
             <w:u w:val="single"/>
           </w:rPr>
-          <w:t>約5:19</w:t>
+          <w:t>民27:1–11</w:t>
         </w:r>
       </w:hyperlink>
       <w:r>
         <w:rPr>
           <w:lang w:val="zh_TW" w:bidi="zh_TW"/>
         </w:rPr>
-        <w:t>，</w:t>
+        <w:t>；參</w:t>
       </w:r>
       <w:hyperlink r:id="rId36">
         <w:r>
@@ -762,14 +1044,14 @@
             <w:color w:val="0000EE"/>
             <w:u w:val="single"/>
           </w:rPr>
-          <w:t>6:38</w:t>
+          <w:t>書17:3–6</w:t>
         </w:r>
       </w:hyperlink>
       <w:r>
         <w:rPr>
           <w:lang w:val="zh_TW" w:bidi="zh_TW"/>
         </w:rPr>
-        <w:t>，</w:t>
+        <w:t>）。然而，她們被限制只能在自己的支派之內成婚（</w:t>
       </w:r>
       <w:hyperlink r:id="rId37">
         <w:r>
@@ -780,485 +1062,7 @@
             <w:color w:val="0000EE"/>
             <w:u w:val="single"/>
           </w:rPr>
-          <w:t>7:15</w:t>
-        </w:r>
-      </w:hyperlink>
-      <w:r>
-        <w:rPr>
-          <w:lang w:val="zh_TW" w:bidi="zh_TW"/>
-        </w:rPr>
-        <w:t>，</w:t>
-      </w:r>
-      <w:hyperlink r:id="rId38">
-        <w:r>
-          <w:rPr>
-            <w:lang w:val="zh_TW" w:bidi="zh_TW"/>
-          </w:rPr>
-          <w:rPr>
-            <w:color w:val="0000EE"/>
-            <w:u w:val="single"/>
-          </w:rPr>
-          <w:t>8:28、50</w:t>
-        </w:r>
-      </w:hyperlink>
-      <w:r>
-        <w:rPr>
-          <w:lang w:val="zh_TW" w:bidi="zh_TW"/>
-        </w:rPr>
-        <w:t>，</w:t>
-      </w:r>
-      <w:hyperlink r:id="rId39">
-        <w:r>
-          <w:rPr>
-            <w:lang w:val="zh_TW" w:bidi="zh_TW"/>
-          </w:rPr>
-          <w:rPr>
-            <w:color w:val="0000EE"/>
-            <w:u w:val="single"/>
-          </w:rPr>
-          <w:t>14:10、24</w:t>
-        </w:r>
-      </w:hyperlink>
-      <w:r>
-        <w:rPr>
-          <w:lang w:val="zh_TW" w:bidi="zh_TW"/>
-        </w:rPr>
-        <w:t>）。通過洗門徒的腳，祂承擔了僕人的角色，卻沒有失去尊嚴和自我價值。祂這樣的服事成為跟隨祂的人的生命榜樣，這種生命在於優先考慮他人而非自己中找到幸福（</w:t>
-      </w:r>
-      <w:hyperlink r:id="rId40">
-        <w:r>
-          <w:rPr>
-            <w:lang w:val="zh_TW" w:bidi="zh_TW"/>
-          </w:rPr>
-          <w:rPr>
-            <w:color w:val="0000EE"/>
-            <w:u w:val="single"/>
-          </w:rPr>
-          <w:t>約13:1–20</w:t>
-        </w:r>
-      </w:hyperlink>
-      <w:r>
-        <w:rPr>
-          <w:lang w:val="zh_TW" w:bidi="zh_TW"/>
-        </w:rPr>
-        <w:t>；</w:t>
-      </w:r>
-      <w:hyperlink r:id="rId41">
-        <w:r>
-          <w:rPr>
-            <w:lang w:val="zh_TW" w:bidi="zh_TW"/>
-          </w:rPr>
-          <w:rPr>
-            <w:color w:val="0000EE"/>
-            <w:u w:val="single"/>
-          </w:rPr>
-          <w:t>腓2:1–4</w:t>
-        </w:r>
-      </w:hyperlink>
-      <w:r>
-        <w:rPr>
-          <w:lang w:val="zh_TW" w:bidi="zh_TW"/>
-        </w:rPr>
-        <w:t>）。</w:t>
-      </w:r>
-    </w:p>
-    <w:p>
-      <w:pPr/>
-      <w:r>
-        <w:rPr>
-          <w:lang w:val="zh_TW" w:bidi="zh_TW"/>
-        </w:rPr>
-      </w:r>
-      <w:r>
-        <w:rPr>
-          <w:lang w:val="zh_TW" w:bidi="zh_TW"/>
-        </w:rPr>
-        <w:t>因此，耶穌的門徒也被蒙召過一個謙卑的生命。基督徒背棄地位、安全和成功，尋求在服事他人中來獲得自己的生命。謙卑是全方位生命原則，藉由愛來為他人求益處，從而成就律法（參</w:t>
-      </w:r>
-      <w:hyperlink r:id="rId42">
-        <w:r>
-          <w:rPr>
-            <w:lang w:val="zh_TW" w:bidi="zh_TW"/>
-          </w:rPr>
-          <w:rPr>
-            <w:color w:val="0000EE"/>
-            <w:u w:val="single"/>
-          </w:rPr>
-          <w:t>羅 12:10</w:t>
-        </w:r>
-      </w:hyperlink>
-      <w:r>
-        <w:rPr>
-          <w:lang w:val="zh_TW" w:bidi="zh_TW"/>
-        </w:rPr>
-        <w:t>，</w:t>
-      </w:r>
-      <w:hyperlink r:id="rId43">
-        <w:r>
-          <w:rPr>
-            <w:lang w:val="zh_TW" w:bidi="zh_TW"/>
-          </w:rPr>
-          <w:rPr>
-            <w:color w:val="0000EE"/>
-            <w:u w:val="single"/>
-          </w:rPr>
-          <w:t>13:8–10</w:t>
-        </w:r>
-      </w:hyperlink>
-      <w:r>
-        <w:rPr>
-          <w:lang w:val="zh_TW" w:bidi="zh_TW"/>
-        </w:rPr>
-        <w:t>）。</w:t>
-      </w:r>
-      <w:r>
-        <w:rPr>
-          <w:lang w:val="zh_TW" w:bidi="zh_TW"/>
-        </w:rPr>
-      </w:r>
-      <w:r>
-        <w:rPr>
-          <w:lang w:val="zh_TW" w:bidi="zh_TW"/>
-        </w:rPr>
-      </w:r>
-    </w:p>
-    <w:p>
-      <w:pPr/>
-      <w:r>
-        <w:rPr>
-          <w:lang w:val="zh_TW" w:bidi="zh_TW"/>
-        </w:rPr>
-      </w:r>
-    </w:p>
-    <w:p>
-      <w:pPr>
-        <w:pStyle w:val="Heading2"/>
-      </w:pPr>
-      <w:r>
-        <w:rPr>
-          <w:lang w:val="zh_TW" w:bidi="zh_TW"/>
-        </w:rPr>
-        <w:t>錢囊</w:t>
-      </w:r>
-      <w:r>
-        <w:rPr>
-          <w:lang w:val="zh_TW" w:bidi="zh_TW"/>
-        </w:rPr>
-      </w:r>
-    </w:p>
-    <w:p>
-      <w:pPr/>
-      <w:r>
-        <w:rPr>
-          <w:lang w:val="zh_TW" w:bidi="zh_TW"/>
-        </w:rPr>
-      </w:r>
-      <w:r>
-        <w:rPr>
-          <w:lang w:val="zh_TW" w:bidi="zh_TW"/>
-        </w:rPr>
-        <w:t>人們用來攜帶錢和其它物件的小袋。有三個希伯來詞和三個希臘詞都指這樣的錢囊或袋子。第一個詞指的是用來裝錢或與天平一起使用的石頭砝碼的錢囊或袋子（</w:t>
-      </w:r>
-      <w:hyperlink r:id="rId44">
-        <w:r>
-          <w:rPr>
-            <w:lang w:val="zh_TW" w:bidi="zh_TW"/>
-          </w:rPr>
-          <w:rPr>
-            <w:color w:val="0000EE"/>
-            <w:u w:val="single"/>
-          </w:rPr>
-          <w:t>申命記25:13</w:t>
-        </w:r>
-      </w:hyperlink>
-      <w:r>
-        <w:rPr>
-          <w:lang w:val="zh_TW" w:bidi="zh_TW"/>
-        </w:rPr>
-        <w:t>；</w:t>
-      </w:r>
-      <w:hyperlink r:id="rId45">
-        <w:r>
-          <w:rPr>
-            <w:lang w:val="zh_TW" w:bidi="zh_TW"/>
-          </w:rPr>
-          <w:rPr>
-            <w:color w:val="0000EE"/>
-            <w:u w:val="single"/>
-          </w:rPr>
-          <w:t>箴言1:14</w:t>
-        </w:r>
-      </w:hyperlink>
-      <w:r>
-        <w:rPr>
-          <w:lang w:val="zh_TW" w:bidi="zh_TW"/>
-        </w:rPr>
-        <w:t>；</w:t>
-      </w:r>
-      <w:hyperlink r:id="rId46">
-        <w:r>
-          <w:rPr>
-            <w:lang w:val="zh_TW" w:bidi="zh_TW"/>
-          </w:rPr>
-          <w:rPr>
-            <w:color w:val="0000EE"/>
-            <w:u w:val="single"/>
-          </w:rPr>
-          <w:t>以賽亞書46:6</w:t>
-        </w:r>
-      </w:hyperlink>
-      <w:r>
-        <w:rPr>
-          <w:lang w:val="zh_TW" w:bidi="zh_TW"/>
-        </w:rPr>
-        <w:t>；</w:t>
-      </w:r>
-      <w:hyperlink r:id="rId47">
-        <w:r>
-          <w:rPr>
-            <w:lang w:val="zh_TW" w:bidi="zh_TW"/>
-          </w:rPr>
-          <w:rPr>
-            <w:color w:val="0000EE"/>
-            <w:u w:val="single"/>
-          </w:rPr>
-          <w:t>彌迦書6:11</w:t>
-        </w:r>
-      </w:hyperlink>
-      <w:r>
-        <w:rPr>
-          <w:lang w:val="zh_TW" w:bidi="zh_TW"/>
-        </w:rPr>
-        <w:t>）。錢囊可以由皮革或結實的棉布製成。</w:t>
-      </w:r>
-    </w:p>
-    <w:p>
-      <w:pPr/>
-      <w:r>
-        <w:rPr>
-          <w:lang w:val="zh_TW" w:bidi="zh_TW"/>
-        </w:rPr>
-      </w:r>
-      <w:r>
-        <w:rPr>
-          <w:lang w:val="zh_TW" w:bidi="zh_TW"/>
-        </w:rPr>
-        <w:t>另一個希伯來詞指的是與</w:t>
-      </w:r>
-      <w:hyperlink r:id="rId48">
-        <w:r>
-          <w:rPr>
-            <w:lang w:val="zh_TW" w:bidi="zh_TW"/>
-          </w:rPr>
-          <w:rPr>
-            <w:color w:val="0000EE"/>
-            <w:u w:val="single"/>
-          </w:rPr>
-          <w:t>列王紀下五章23節</w:t>
-        </w:r>
-      </w:hyperlink>
-      <w:r>
-        <w:rPr>
-          <w:lang w:val="zh_TW" w:bidi="zh_TW"/>
-        </w:rPr>
-        <w:t>中類似的袋子。這個詞也出現在</w:t>
-      </w:r>
-      <w:hyperlink r:id="rId49">
-        <w:r>
-          <w:rPr>
-            <w:lang w:val="zh_TW" w:bidi="zh_TW"/>
-          </w:rPr>
-          <w:rPr>
-            <w:color w:val="0000EE"/>
-            <w:u w:val="single"/>
-          </w:rPr>
-          <w:t>以賽亞書三章22節</w:t>
-        </w:r>
-      </w:hyperlink>
-      <w:r>
-        <w:rPr>
-          <w:lang w:val="zh_TW" w:bidi="zh_TW"/>
-        </w:rPr>
-        <w:t>的女性飾品清單中，可能比上面描述的第一個袋子更具裝飾性。第三個希伯來詞出現在</w:t>
-      </w:r>
-      <w:hyperlink r:id="rId50">
-        <w:r>
-          <w:rPr>
-            <w:lang w:val="zh_TW" w:bidi="zh_TW"/>
-          </w:rPr>
-          <w:rPr>
-            <w:color w:val="0000EE"/>
-            <w:u w:val="single"/>
-          </w:rPr>
-          <w:t>創世記四十二章35節</w:t>
-        </w:r>
-      </w:hyperlink>
-      <w:r>
-        <w:rPr>
-          <w:lang w:val="zh_TW" w:bidi="zh_TW"/>
-        </w:rPr>
-        <w:t>，指的是一個開口的小袋子。這是約瑟兄弟們放錢的小袋或銀包，後被放入他們的糧袋。</w:t>
-      </w:r>
-    </w:p>
-    <w:p>
-      <w:pPr/>
-      <w:r>
-        <w:rPr>
-          <w:lang w:val="zh_TW" w:bidi="zh_TW"/>
-        </w:rPr>
-      </w:r>
-      <w:r>
-        <w:rPr>
-          <w:lang w:val="zh_TW" w:bidi="zh_TW"/>
-        </w:rPr>
-        <w:t>用來翻譯希伯來詞的希臘詞意指錢袋或錢囊。當耶穌差遣門徒兩兩出去時，告訴他們不要帶的東西中，就包括錢囊（</w:t>
-      </w:r>
-      <w:hyperlink r:id="rId51">
-        <w:r>
-          <w:rPr>
-            <w:lang w:val="zh_TW" w:bidi="zh_TW"/>
-          </w:rPr>
-          <w:rPr>
-            <w:color w:val="0000EE"/>
-            <w:u w:val="single"/>
-          </w:rPr>
-          <w:t>路加福音10:4</w:t>
-        </w:r>
-      </w:hyperlink>
-      <w:r>
-        <w:rPr>
-          <w:lang w:val="zh_TW" w:bidi="zh_TW"/>
-        </w:rPr>
-        <w:t>，</w:t>
-      </w:r>
-      <w:hyperlink r:id="rId52">
-        <w:r>
-          <w:rPr>
-            <w:lang w:val="zh_TW" w:bidi="zh_TW"/>
-          </w:rPr>
-          <w:rPr>
-            <w:color w:val="0000EE"/>
-            <w:u w:val="single"/>
-          </w:rPr>
-          <w:t>22:35–36</w:t>
-        </w:r>
-      </w:hyperlink>
-      <w:r>
-        <w:rPr>
-          <w:lang w:val="zh_TW" w:bidi="zh_TW"/>
-        </w:rPr>
-        <w:t>）。在</w:t>
-      </w:r>
-      <w:hyperlink r:id="rId53">
-        <w:r>
-          <w:rPr>
-            <w:lang w:val="zh_TW" w:bidi="zh_TW"/>
-          </w:rPr>
-          <w:rPr>
-            <w:color w:val="0000EE"/>
-            <w:u w:val="single"/>
-          </w:rPr>
-          <w:t>路加福音十二章33節</w:t>
-        </w:r>
-      </w:hyperlink>
-      <w:r>
-        <w:rPr>
-          <w:lang w:val="zh_TW" w:bidi="zh_TW"/>
-        </w:rPr>
-        <w:t>中，表示錢囊的這個相同的詞被比喻為在天上不會壞、不會被偷或被毀的財寶。</w:t>
-      </w:r>
-    </w:p>
-    <w:p>
-      <w:pPr/>
-      <w:r>
-        <w:rPr>
-          <w:lang w:val="zh_TW" w:bidi="zh_TW"/>
-        </w:rPr>
-      </w:r>
-      <w:r>
-        <w:rPr>
-          <w:lang w:val="zh_TW" w:bidi="zh_TW"/>
-        </w:rPr>
-        <w:t>另一個希臘詞表示通常用來攜帶錢財的地方是腰帶或皮帶。腰帶是古代東方男女服裝的重要部分。用皮革製成的腰帶會作成中空或帶有槽口，以便攜帶錢幣。用布製成的腰帶被折疊，使錢可以放在折縫中，這些折縫就像口袋一樣（</w:t>
-      </w:r>
-      <w:hyperlink r:id="rId54">
-        <w:r>
-          <w:rPr>
-            <w:lang w:val="zh_TW" w:bidi="zh_TW"/>
-          </w:rPr>
-          <w:rPr>
-            <w:color w:val="0000EE"/>
-            <w:u w:val="single"/>
-          </w:rPr>
-          <w:t>馬太福音10:9</w:t>
-        </w:r>
-      </w:hyperlink>
-      <w:r>
-        <w:rPr>
-          <w:lang w:val="zh_TW" w:bidi="zh_TW"/>
-        </w:rPr>
-        <w:t>；</w:t>
-      </w:r>
-      <w:hyperlink r:id="rId55">
-        <w:r>
-          <w:rPr>
-            <w:lang w:val="zh_TW" w:bidi="zh_TW"/>
-          </w:rPr>
-          <w:rPr>
-            <w:color w:val="0000EE"/>
-            <w:u w:val="single"/>
-          </w:rPr>
-          <w:t>馬可福音6:8</w:t>
-        </w:r>
-      </w:hyperlink>
-      <w:r>
-        <w:rPr>
-          <w:lang w:val="zh_TW" w:bidi="zh_TW"/>
-        </w:rPr>
-        <w:t>）。</w:t>
-      </w:r>
-    </w:p>
-    <w:p>
-      <w:pPr/>
-      <w:r>
-        <w:rPr>
-          <w:lang w:val="zh_TW" w:bidi="zh_TW"/>
-        </w:rPr>
-      </w:r>
-      <w:r>
-        <w:rPr>
-          <w:lang w:val="zh_TW" w:bidi="zh_TW"/>
-        </w:rPr>
-        <w:t>希臘文中，猶大為門徒保管的「錢囊」一詞，指的是用來裝吹奏樂器吹口的盒子或容器。到了新約聖經時期，這個詞已經演變成為錢箱或可能是錢袋的希臘詞（</w:t>
-      </w:r>
-      <w:hyperlink r:id="rId56">
-        <w:r>
-          <w:rPr>
-            <w:lang w:val="zh_TW" w:bidi="zh_TW"/>
-          </w:rPr>
-          <w:rPr>
-            <w:color w:val="0000EE"/>
-            <w:u w:val="single"/>
-          </w:rPr>
-          <w:t>約翰福音12:6</w:t>
-        </w:r>
-      </w:hyperlink>
-      <w:r>
-        <w:rPr>
-          <w:lang w:val="zh_TW" w:bidi="zh_TW"/>
-        </w:rPr>
-        <w:t>；</w:t>
-      </w:r>
-      <w:hyperlink r:id="rId57">
-        <w:r>
-          <w:rPr>
-            <w:lang w:val="zh_TW" w:bidi="zh_TW"/>
-          </w:rPr>
-          <w:rPr>
-            <w:color w:val="0000EE"/>
-            <w:u w:val="single"/>
-          </w:rPr>
-          <w:t>13:29</w:t>
+          <w:t>民36:1–12</w:t>
         </w:r>
       </w:hyperlink>
       <w:r>
@@ -3167,6 +2971,18 @@
   </w:num>
   <w:num w:numId="13" w16cid:durableId="592781308">
     <w:abstractNumId w:val="11"/>
+  </w:num>
+  <w:num w:numId="14">
+    <w:abstractNumId w:val="3"/>
+    <w:lvlOverride w:ilvl="0">
+      <w:startOverride w:val="1"/>
+    </w:lvlOverride>
+  </w:num>
+  <w:num w:numId="15">
+    <w:abstractNumId w:val="3"/>
+    <w:lvlOverride w:ilvl="0">
+      <w:startOverride w:val="1"/>
+    </w:lvlOverride>
   </w:num>
   <w:numIdMacAtCleanup w:val="10"/>
 </w:numbering>

--- a/zht/docx/103.content.docx
+++ b/zht/docx/103.content.docx
@@ -149,7 +149,7 @@
         <w:rPr>
           <w:lang w:val="zh_TW" w:bidi="zh_TW"/>
         </w:rPr>
-        <w:t>nuo</w:t>
+        <w:t>nong</w:t>
       </w:r>
       <w:r>
         <w:rPr>
@@ -212,7 +212,7 @@
         <w:rPr>
           <w:lang w:val="zh_TW" w:bidi="zh_TW"/>
         </w:rPr>
-        <w:t>挪伯</w:t>
+        <w:t>農業</w:t>
       </w:r>
       <w:r>
         <w:rPr>
@@ -231,25 +231,124 @@
         <w:rPr>
           <w:lang w:val="zh_TW" w:bidi="zh_TW"/>
         </w:rPr>
-        <w:t>一座位於耶路撒冷東北方、橄欖山對面的斯科普斯山（Mount Scopus）上的城。挪伯是一個重要的宗教中心，有86位祭司住在那裡，並且有以弗得（</w:t>
-      </w:r>
-      <w:hyperlink r:id="rId13">
-        <w:r>
-          <w:rPr>
-            <w:lang w:val="zh_TW" w:bidi="zh_TW"/>
-          </w:rPr>
-          <w:rPr>
-            <w:color w:val="0000EE"/>
-            <w:u w:val="single"/>
-          </w:rPr>
-          <w:t>撒上22:13–20</w:t>
-        </w:r>
-      </w:hyperlink>
-      <w:r>
-        <w:rPr>
-          <w:lang w:val="zh_TW" w:bidi="zh_TW"/>
-        </w:rPr>
-        <w:t>）。當非利士人摧毀示羅的聖所時，挪伯成為了那些從示羅逃離祭司的主要聖所。</w:t>
+        <w:t>在聖經時代，巴勒斯坦的農業主要分為三大類，今日亦大致相同。每一類農業的重要性，會因為社會的發展程度與當時的技術而有所不同。</w:t>
+      </w:r>
+    </w:p>
+    <w:p>
+      <w:pPr>
+        <w:pStyle w:val="Heading3"/>
+      </w:pPr>
+      <w:r>
+        <w:rPr>
+          <w:lang w:val="zh_TW" w:bidi="zh_TW"/>
+        </w:rPr>
+        <w:t>概述</w:t>
+      </w:r>
+    </w:p>
+    <w:p>
+      <w:pPr>
+        <w:pStyle w:val="ListBullet"/>
+        <w:spacing w:line="240" w:lineRule="auto"/>
+        <w:ind w:left="720"/>
+      </w:pPr>
+      <w:r>
+        <w:rPr>
+          <w:lang w:val="zh_TW" w:bidi="zh_TW"/>
+        </w:rPr>
+      </w:r>
+      <w:r>
+        <w:rPr>
+          <w:u w:val="single"/>
+          <w:lang w:val="zh_TW" w:bidi="zh_TW"/>
+        </w:rPr>
+        <w:t>畜牧</w:t>
+      </w:r>
+    </w:p>
+    <w:p>
+      <w:pPr>
+        <w:pStyle w:val="ListBullet"/>
+        <w:spacing w:line="240" w:lineRule="auto"/>
+        <w:ind w:left="720"/>
+      </w:pPr>
+      <w:r>
+        <w:rPr>
+          <w:lang w:val="zh_TW" w:bidi="zh_TW"/>
+        </w:rPr>
+      </w:r>
+      <w:r>
+        <w:rPr>
+          <w:u w:val="single"/>
+          <w:lang w:val="zh_TW" w:bidi="zh_TW"/>
+        </w:rPr>
+        <w:t>田間種植</w:t>
+      </w:r>
+    </w:p>
+    <w:p>
+      <w:pPr>
+        <w:pStyle w:val="ListBullet"/>
+        <w:spacing w:line="240" w:lineRule="auto"/>
+        <w:ind w:left="720"/>
+      </w:pPr>
+      <w:r>
+        <w:rPr>
+          <w:lang w:val="zh_TW" w:bidi="zh_TW"/>
+        </w:rPr>
+      </w:r>
+      <w:r>
+        <w:rPr>
+          <w:u w:val="single"/>
+          <w:lang w:val="zh_TW" w:bidi="zh_TW"/>
+        </w:rPr>
+        <w:t>果樹栽種</w:t>
+      </w:r>
+    </w:p>
+    <w:p>
+      <w:pPr>
+        <w:pStyle w:val="ListBullet"/>
+        <w:spacing w:line="240" w:lineRule="auto"/>
+        <w:ind w:left="720"/>
+      </w:pPr>
+      <w:r>
+        <w:rPr>
+          <w:lang w:val="zh_TW" w:bidi="zh_TW"/>
+        </w:rPr>
+      </w:r>
+      <w:r>
+        <w:rPr>
+          <w:u w:val="single"/>
+          <w:lang w:val="zh_TW" w:bidi="zh_TW"/>
+        </w:rPr>
+        <w:t>耕作</w:t>
+      </w:r>
+    </w:p>
+    <w:p>
+      <w:pPr>
+        <w:pStyle w:val="ListBullet"/>
+        <w:spacing w:line="240" w:lineRule="auto"/>
+        <w:ind w:left="720"/>
+      </w:pPr>
+      <w:r>
+        <w:rPr>
+          <w:lang w:val="zh_TW" w:bidi="zh_TW"/>
+        </w:rPr>
+      </w:r>
+      <w:r>
+        <w:rPr>
+          <w:u w:val="single"/>
+          <w:lang w:val="zh_TW" w:bidi="zh_TW"/>
+        </w:rPr>
+        <w:t>收割</w:t>
+      </w:r>
+    </w:p>
+    <w:p>
+      <w:pPr>
+        <w:pStyle w:val="Heading3"/>
+      </w:pPr>
+      <w:r>
+        <w:rPr>
+          <w:lang w:val="zh_TW" w:bidi="zh_TW"/>
+        </w:rPr>
+        <w:t>畜牧</w:t>
       </w:r>
     </w:p>
     <w:p>
@@ -263,7 +362,25 @@
         <w:rPr>
           <w:lang w:val="zh_TW" w:bidi="zh_TW"/>
         </w:rPr>
-        <w:t>大衛前往挪伯的事件見證了古代關於桌子和陳設餅的習俗（</w:t>
+        <w:t>聖經最早提到的工作之一就是畜牧。亞伯（</w:t>
+      </w:r>
+      <w:hyperlink r:id="rId13">
+        <w:r>
+          <w:rPr>
+            <w:lang w:val="zh_TW" w:bidi="zh_TW"/>
+          </w:rPr>
+          <w:rPr>
+            <w:color w:val="0000EE"/>
+            <w:u w:val="single"/>
+          </w:rPr>
+          <w:t>創4:2</w:t>
+        </w:r>
+      </w:hyperlink>
+      <w:r>
+        <w:rPr>
+          <w:lang w:val="zh_TW" w:bidi="zh_TW"/>
+        </w:rPr>
+        <w:t>）和雅八（</w:t>
       </w:r>
       <w:hyperlink r:id="rId14">
         <w:r>
@@ -274,50 +391,14 @@
             <w:color w:val="0000EE"/>
             <w:u w:val="single"/>
           </w:rPr>
-          <w:t>出37:10–16</w:t>
+          <w:t>創4:20</w:t>
         </w:r>
       </w:hyperlink>
       <w:r>
         <w:rPr>
           <w:lang w:val="zh_TW" w:bidi="zh_TW"/>
         </w:rPr>
-        <w:t>；</w:t>
-      </w:r>
-      <w:hyperlink r:id="rId15">
-        <w:r>
-          <w:rPr>
-            <w:lang w:val="zh_TW" w:bidi="zh_TW"/>
-          </w:rPr>
-          <w:rPr>
-            <w:color w:val="0000EE"/>
-            <w:u w:val="single"/>
-          </w:rPr>
-          <w:t>撒上21:2–7</w:t>
-        </w:r>
-      </w:hyperlink>
-      <w:r>
-        <w:rPr>
-          <w:lang w:val="zh_TW" w:bidi="zh_TW"/>
-        </w:rPr>
-        <w:t>）。耶穌曾引用大衛因飢餓而打破安息日規矩的例子，作為行為合理的解釋（</w:t>
-      </w:r>
-      <w:hyperlink r:id="rId16">
-        <w:r>
-          <w:rPr>
-            <w:lang w:val="zh_TW" w:bidi="zh_TW"/>
-          </w:rPr>
-          <w:rPr>
-            <w:color w:val="0000EE"/>
-            <w:u w:val="single"/>
-          </w:rPr>
-          <w:t>可2:23–28</w:t>
-        </w:r>
-      </w:hyperlink>
-      <w:r>
-        <w:rPr>
-          <w:lang w:val="zh_TW" w:bidi="zh_TW"/>
-        </w:rPr>
-        <w:t>）。當時，大衛因逃避掃羅的追捕而飢餓難耐，便進入挪伯的聖所，取走了每週安息日獻給神的陳設餅。</w:t>
+        <w:t>）都牧養羊群或牲畜。這類工作適合半遊牧的生活方式（即經常從一個地方遷移到另一個地方）；只靠基本的技術與器具，他們便能有足夠的食物與衣物。</w:t>
       </w:r>
     </w:p>
     <w:p>
@@ -331,7 +412,43 @@
         <w:rPr>
           <w:lang w:val="zh_TW" w:bidi="zh_TW"/>
         </w:rPr>
-        <w:t>亞希米勒是以利的後裔，也是挪伯祭司的領袖。他將陳設餅和曾殺死歌利亞的劍交給大衛。這使得掃羅非常憤怒，下令屠殺亞希米勒及所有挪伯的祭司和居民（</w:t>
+        <w:t>亞伯拉罕、以撒與雅各主要從事畜牧，讓他們的羊群與牛群在公有土地上吃草，他們通常不耕地。雅各與他的兒子們去到埃及時，仍以牧羊為生（</w:t>
+      </w:r>
+      <w:hyperlink r:id="rId15">
+        <w:r>
+          <w:rPr>
+            <w:lang w:val="zh_TW" w:bidi="zh_TW"/>
+          </w:rPr>
+          <w:rPr>
+            <w:color w:val="0000EE"/>
+            <w:u w:val="single"/>
+          </w:rPr>
+          <w:t>創47:3</w:t>
+        </w:r>
+      </w:hyperlink>
+      <w:r>
+        <w:rPr>
+          <w:lang w:val="zh_TW" w:bidi="zh_TW"/>
+        </w:rPr>
+        <w:t>）。後來，呂便支派、迦得支派與瑪拿西半支派在約旦河東，仍然維持這種生活方式（</w:t>
+      </w:r>
+      <w:hyperlink r:id="rId16">
+        <w:r>
+          <w:rPr>
+            <w:lang w:val="zh_TW" w:bidi="zh_TW"/>
+          </w:rPr>
+          <w:rPr>
+            <w:color w:val="0000EE"/>
+            <w:u w:val="single"/>
+          </w:rPr>
+          <w:t>民32:1</w:t>
+        </w:r>
+      </w:hyperlink>
+      <w:r>
+        <w:rPr>
+          <w:lang w:val="zh_TW" w:bidi="zh_TW"/>
+        </w:rPr>
+        <w:t>），而住在巴勒斯坦西部山地的某些支派亦同樣維持這種生活方式（</w:t>
       </w:r>
       <w:hyperlink r:id="rId17">
         <w:r>
@@ -342,14 +459,25 @@
             <w:color w:val="0000EE"/>
             <w:u w:val="single"/>
           </w:rPr>
-          <w:t>撒上22:6–23</w:t>
+          <w:t>撒上25:2</w:t>
         </w:r>
       </w:hyperlink>
       <w:r>
         <w:rPr>
           <w:lang w:val="zh_TW" w:bidi="zh_TW"/>
         </w:rPr>
-        <w:t>）。這一事件導致了掃羅的沒落。</w:t>
+        <w:t>）。即使以色列人之後定居下來，畜牧仍然是他們生活的一部分，因為牲畜可以在不太肥沃的土地上吃草，也因為他們持守傳統做法，包括在聖殿獻上牲畜作為祭物。</w:t>
+      </w:r>
+    </w:p>
+    <w:p>
+      <w:pPr>
+        <w:pStyle w:val="Heading3"/>
+      </w:pPr>
+      <w:r>
+        <w:rPr>
+          <w:lang w:val="zh_TW" w:bidi="zh_TW"/>
+        </w:rPr>
+        <w:t>田間種植</w:t>
       </w:r>
     </w:p>
     <w:p>
@@ -363,7 +491,25 @@
         <w:rPr>
           <w:lang w:val="zh_TW" w:bidi="zh_TW"/>
         </w:rPr>
-        <w:t>亞比亞他是唯一逃過屠殺的祭司，並在大衛統治期間發揮了重要作用，直到所羅門最終將他革除（</w:t>
+        <w:t>大多數專家認為，以色列人在進入應許之地並與迦南人接觸後，從迦南人那裡學會耕種。雖然在此之前已知有人種植五穀，例如該隱是農夫或「種地的」（</w:t>
+      </w:r>
+      <w:hyperlink r:id="rId13">
+        <w:r>
+          <w:rPr>
+            <w:lang w:val="zh_TW" w:bidi="zh_TW"/>
+          </w:rPr>
+          <w:rPr>
+            <w:color w:val="0000EE"/>
+            <w:u w:val="single"/>
+          </w:rPr>
+          <w:t>創4:2</w:t>
+        </w:r>
+      </w:hyperlink>
+      <w:r>
+        <w:rPr>
+          <w:lang w:val="zh_TW" w:bidi="zh_TW"/>
+        </w:rPr>
+        <w:t>），但並不清楚他所種的具體是甚麼。考古學家在近東地區，發現大約公元前6800年已有五穀農耕的證據。以撒在基拉耳撒種五穀（</w:t>
       </w:r>
       <w:hyperlink r:id="rId18">
         <w:r>
@@ -374,14 +520,14 @@
             <w:color w:val="0000EE"/>
             <w:u w:val="single"/>
           </w:rPr>
-          <w:t>王上2:26–27</w:t>
+          <w:t>創26:12</w:t>
         </w:r>
       </w:hyperlink>
       <w:r>
         <w:rPr>
           <w:lang w:val="zh_TW" w:bidi="zh_TW"/>
         </w:rPr>
-        <w:t>）。「敬拜神的地方」這個短語可能指的是挪伯的聖所（</w:t>
+        <w:t>），而約瑟夢見禾捆（</w:t>
       </w:r>
       <w:hyperlink r:id="rId19">
         <w:r>
@@ -392,24 +538,32 @@
             <w:color w:val="0000EE"/>
             <w:u w:val="single"/>
           </w:rPr>
-          <w:t>撒下15:32</w:t>
+          <w:t>創37:6</w:t>
         </w:r>
       </w:hyperlink>
       <w:r>
         <w:rPr>
           <w:lang w:val="zh_TW" w:bidi="zh_TW"/>
         </w:rPr>
-        <w:t>）。</w:t>
-      </w:r>
-      <w:r>
-        <w:rPr>
-          <w:lang w:val="zh_TW" w:bidi="zh_TW"/>
-        </w:rPr>
-      </w:r>
-      <w:r>
-        <w:rPr>
-          <w:lang w:val="zh_TW" w:bidi="zh_TW"/>
-        </w:rPr>
+        <w:t>–</w:t>
+      </w:r>
+      <w:hyperlink r:id="rId19">
+        <w:r>
+          <w:rPr>
+            <w:lang w:val="zh_TW" w:bidi="zh_TW"/>
+          </w:rPr>
+          <w:rPr>
+            <w:color w:val="0000EE"/>
+            <w:u w:val="single"/>
+          </w:rPr>
+          <w:t>7</w:t>
+        </w:r>
+      </w:hyperlink>
+      <w:r>
+        <w:rPr>
+          <w:lang w:val="zh_TW" w:bidi="zh_TW"/>
+        </w:rPr>
+        <w:t>）。約瑟很可能從埃及人那裡學到更多關於五穀種植的知識，因為埃及人在尼羅河肥沃的土地上種植五穀。</w:t>
       </w:r>
     </w:p>
     <w:p>
@@ -419,21 +573,65 @@
           <w:lang w:val="zh_TW" w:bidi="zh_TW"/>
         </w:rPr>
       </w:r>
-    </w:p>
-    <w:p>
-      <w:pPr>
-        <w:pStyle w:val="Heading2"/>
-      </w:pPr>
-      <w:r>
-        <w:rPr>
-          <w:lang w:val="zh_TW" w:bidi="zh_TW"/>
-        </w:rPr>
-        <w:t>挪答， 挪答人</w:t>
-      </w:r>
-      <w:r>
-        <w:rPr>
-          <w:lang w:val="zh_TW" w:bidi="zh_TW"/>
-        </w:rPr>
+      <w:r>
+        <w:rPr>
+          <w:lang w:val="zh_TW" w:bidi="zh_TW"/>
+        </w:rPr>
+        <w:t>然而，真正教導以色列人如何種植五穀的是迦南人。約書亞與迦勒在加低斯·巴尼亞向以色列人回報，說迦南地很豐饒（</w:t>
+      </w:r>
+      <w:hyperlink r:id="rId20">
+        <w:r>
+          <w:rPr>
+            <w:lang w:val="zh_TW" w:bidi="zh_TW"/>
+          </w:rPr>
+          <w:rPr>
+            <w:color w:val="0000EE"/>
+            <w:u w:val="single"/>
+          </w:rPr>
+          <w:t>民13:26</w:t>
+        </w:r>
+      </w:hyperlink>
+      <w:r>
+        <w:rPr>
+          <w:lang w:val="zh_TW" w:bidi="zh_TW"/>
+        </w:rPr>
+        <w:t>），被征服的迦南人很可能協助以色列人學習農耕技術。以色列人與迦南人密切來往，也可能導致他們不斷拜偶像（</w:t>
+      </w:r>
+      <w:hyperlink r:id="rId21">
+        <w:r>
+          <w:rPr>
+            <w:lang w:val="zh_TW" w:bidi="zh_TW"/>
+          </w:rPr>
+          <w:rPr>
+            <w:color w:val="0000EE"/>
+            <w:u w:val="single"/>
+          </w:rPr>
+          <w:t>士9:27</w:t>
+        </w:r>
+      </w:hyperlink>
+      <w:r>
+        <w:rPr>
+          <w:lang w:val="zh_TW" w:bidi="zh_TW"/>
+        </w:rPr>
+        <w:t>）。我們不清楚他們由遊牧生活變成定居生活的過程需時多久；有些支派一直保持遊牧，但到了列王時期，許多以色列人已經在耕作土地（</w:t>
+      </w:r>
+      <w:hyperlink r:id="rId22">
+        <w:r>
+          <w:rPr>
+            <w:lang w:val="zh_TW" w:bidi="zh_TW"/>
+          </w:rPr>
+          <w:rPr>
+            <w:color w:val="0000EE"/>
+            <w:u w:val="single"/>
+          </w:rPr>
+          <w:t>撒下14:30</w:t>
+        </w:r>
+      </w:hyperlink>
+      <w:r>
+        <w:rPr>
+          <w:lang w:val="zh_TW" w:bidi="zh_TW"/>
+        </w:rPr>
+        <w:t>）。</w:t>
       </w:r>
     </w:p>
     <w:p>
@@ -447,9 +645,9 @@
         <w:rPr>
           <w:lang w:val="zh_TW" w:bidi="zh_TW"/>
         </w:rPr>
-        <w:t>阿拉伯一個部族的祖先，這個部族曾與夏甲人聯合，與住在約旦河東的以色列支派爭戰（</w:t>
-      </w:r>
-      <w:hyperlink r:id="rId20">
+        <w:t>小麥是最重要的農作物之一。所羅門將大量的小麥、大麥與油送給希蘭（</w:t>
+      </w:r>
+      <w:hyperlink r:id="rId23">
         <w:r>
           <w:rPr>
             <w:lang w:val="zh_TW" w:bidi="zh_TW"/>
@@ -458,16 +656,16 @@
             <w:color w:val="0000EE"/>
             <w:u w:val="single"/>
           </w:rPr>
-          <w:t>代上5:19</w:t>
+          <w:t>代下2:10</w:t>
         </w:r>
       </w:hyperlink>
       <w:r>
         <w:rPr>
           <w:lang w:val="zh_TW" w:bidi="zh_TW"/>
         </w:rPr>
-        <w:t>）。雖然以實瑪利眾子的名單之中沒有列出挪答（參</w:t>
-      </w:r>
-      <w:hyperlink r:id="rId21">
+        <w:t>），小麥亦持續成為主要出口產品（</w:t>
+      </w:r>
+      <w:hyperlink r:id="rId24">
         <w:r>
           <w:rPr>
             <w:lang w:val="zh_TW" w:bidi="zh_TW"/>
@@ -476,24 +674,50 @@
             <w:color w:val="0000EE"/>
             <w:u w:val="single"/>
           </w:rPr>
-          <w:t>創25:13–15</w:t>
+          <w:t>結27:17</w:t>
         </w:r>
       </w:hyperlink>
       <w:r>
         <w:rPr>
           <w:lang w:val="zh_TW" w:bidi="zh_TW"/>
         </w:rPr>
-        <w:t>），但他可能是以實瑪利家系的遠親。</w:t>
-      </w:r>
-      <w:r>
-        <w:rPr>
-          <w:lang w:val="zh_TW" w:bidi="zh_TW"/>
-        </w:rPr>
-      </w:r>
-      <w:r>
-        <w:rPr>
-          <w:lang w:val="zh_TW" w:bidi="zh_TW"/>
-        </w:rPr>
+        <w:t>）。大麥是第二重要的作物，早期是餅的主要原料（</w:t>
+      </w:r>
+      <w:hyperlink r:id="rId25">
+        <w:r>
+          <w:rPr>
+            <w:lang w:val="zh_TW" w:bidi="zh_TW"/>
+          </w:rPr>
+          <w:rPr>
+            <w:color w:val="0000EE"/>
+            <w:u w:val="single"/>
+          </w:rPr>
+          <w:t>士7:13</w:t>
+        </w:r>
+      </w:hyperlink>
+      <w:r>
+        <w:rPr>
+          <w:lang w:val="zh_TW" w:bidi="zh_TW"/>
+        </w:rPr>
+        <w:t>），後來成為較貧窮者的重要食物（</w:t>
+      </w:r>
+      <w:hyperlink r:id="rId26">
+        <w:r>
+          <w:rPr>
+            <w:lang w:val="zh_TW" w:bidi="zh_TW"/>
+          </w:rPr>
+          <w:rPr>
+            <w:color w:val="0000EE"/>
+            <w:u w:val="single"/>
+          </w:rPr>
+          <w:t>約6:9、13</w:t>
+        </w:r>
+      </w:hyperlink>
+      <w:r>
+        <w:rPr>
+          <w:lang w:val="zh_TW" w:bidi="zh_TW"/>
+        </w:rPr>
+        <w:t>），大麥亦用來餵牲畜。</w:t>
       </w:r>
     </w:p>
     <w:p>
@@ -503,21 +727,94 @@
           <w:lang w:val="zh_TW" w:bidi="zh_TW"/>
         </w:rPr>
       </w:r>
+      <w:r>
+        <w:rPr>
+          <w:lang w:val="zh_TW" w:bidi="zh_TW"/>
+        </w:rPr>
+        <w:t>其它田間作物包括豆子與紅豆（</w:t>
+      </w:r>
+      <w:hyperlink r:id="rId27">
+        <w:r>
+          <w:rPr>
+            <w:lang w:val="zh_TW" w:bidi="zh_TW"/>
+          </w:rPr>
+          <w:rPr>
+            <w:color w:val="0000EE"/>
+            <w:u w:val="single"/>
+          </w:rPr>
+          <w:t>撒下17:28</w:t>
+        </w:r>
+      </w:hyperlink>
+      <w:r>
+        <w:rPr>
+          <w:lang w:val="zh_TW" w:bidi="zh_TW"/>
+        </w:rPr>
+        <w:t>），這些作物會磨成麵，有時用來做餅（</w:t>
+      </w:r>
+      <w:hyperlink r:id="rId28">
+        <w:r>
+          <w:rPr>
+            <w:lang w:val="zh_TW" w:bidi="zh_TW"/>
+          </w:rPr>
+          <w:rPr>
+            <w:color w:val="0000EE"/>
+            <w:u w:val="single"/>
+          </w:rPr>
+          <w:t>結4:9</w:t>
+        </w:r>
+      </w:hyperlink>
+      <w:r>
+        <w:rPr>
+          <w:lang w:val="zh_TW" w:bidi="zh_TW"/>
+        </w:rPr>
+        <w:t>）。韭菜、蒜、蔥用作調味，而大茴香、芫荽、小茴香、薄荷、芸香與芥菜用作香料。麻十分重要（</w:t>
+      </w:r>
+      <w:hyperlink r:id="rId29">
+        <w:r>
+          <w:rPr>
+            <w:lang w:val="zh_TW" w:bidi="zh_TW"/>
+          </w:rPr>
+          <w:rPr>
+            <w:color w:val="0000EE"/>
+            <w:u w:val="single"/>
+          </w:rPr>
+          <w:t>書2:6</w:t>
+        </w:r>
+      </w:hyperlink>
+      <w:r>
+        <w:rPr>
+          <w:lang w:val="zh_TW" w:bidi="zh_TW"/>
+        </w:rPr>
+        <w:t>）。當時亦有種植少量棉花（</w:t>
+      </w:r>
+      <w:hyperlink r:id="rId30">
+        <w:r>
+          <w:rPr>
+            <w:lang w:val="zh_TW" w:bidi="zh_TW"/>
+          </w:rPr>
+          <w:rPr>
+            <w:color w:val="0000EE"/>
+            <w:u w:val="single"/>
+          </w:rPr>
+          <w:t>賽19:9</w:t>
+        </w:r>
+      </w:hyperlink>
+      <w:r>
+        <w:rPr>
+          <w:lang w:val="zh_TW" w:bidi="zh_TW"/>
+        </w:rPr>
+        <w:t>）。羊毛用來補充纖維的供應。到了羅馬時期，棉花的重要性已經超過麻。</w:t>
+      </w:r>
     </w:p>
     <w:p>
       <w:pPr>
-        <w:pStyle w:val="Heading2"/>
-      </w:pPr>
-      <w:r>
-        <w:rPr>
-          <w:lang w:val="zh_TW" w:bidi="zh_TW"/>
-        </w:rPr>
-        <w:t>挪得</w:t>
-      </w:r>
-      <w:r>
-        <w:rPr>
-          <w:lang w:val="zh_TW" w:bidi="zh_TW"/>
-        </w:rPr>
+        <w:pStyle w:val="Heading3"/>
+      </w:pPr>
+      <w:r>
+        <w:rPr>
+          <w:lang w:val="zh_TW" w:bidi="zh_TW"/>
+        </w:rPr>
+        <w:t>果樹栽種</w:t>
       </w:r>
     </w:p>
     <w:p>
@@ -531,35 +828,18 @@
         <w:rPr>
           <w:lang w:val="zh_TW" w:bidi="zh_TW"/>
         </w:rPr>
-        <w:t>該隱殺了他的弟弟亞伯後，去到伊甸東方的土地名稱（</w:t>
-      </w:r>
-      <w:hyperlink r:id="rId22">
-        <w:r>
-          <w:rPr>
-            <w:lang w:val="zh_TW" w:bidi="zh_TW"/>
-          </w:rPr>
-          <w:rPr>
-            <w:color w:val="0000EE"/>
-            <w:u w:val="single"/>
-          </w:rPr>
-          <w:t>創4:16</w:t>
-        </w:r>
-      </w:hyperlink>
-      <w:r>
-        <w:rPr>
-          <w:lang w:val="zh_TW" w:bidi="zh_TW"/>
-        </w:rPr>
-        <w:t>）。</w:t>
-      </w:r>
-      <w:r>
-        <w:rPr>
-          <w:lang w:val="zh_TW" w:bidi="zh_TW"/>
-        </w:rPr>
-      </w:r>
-      <w:r>
-        <w:rPr>
-          <w:lang w:val="zh_TW" w:bidi="zh_TW"/>
-        </w:rPr>
+        <w:t>以色列人定居之後，開始種植果園與葡萄園，而這些園子後來成為富足的象徵。葡萄園出產可喝的酒，橄欖園提供可用於烹調、化妝與醫用的油。他們亦種植無花果與石榴。相比早期的農耕方式，種植這些作物需要更多技巧與器具。</w:t>
+      </w:r>
+    </w:p>
+    <w:p>
+      <w:pPr>
+        <w:pStyle w:val="Heading3"/>
+      </w:pPr>
+      <w:r>
+        <w:rPr>
+          <w:lang w:val="zh_TW" w:bidi="zh_TW"/>
+        </w:rPr>
+        <w:t>耕作</w:t>
       </w:r>
     </w:p>
     <w:p>
@@ -569,45 +849,13 @@
           <w:lang w:val="zh_TW" w:bidi="zh_TW"/>
         </w:rPr>
       </w:r>
-    </w:p>
-    <w:p>
-      <w:pPr>
-        <w:pStyle w:val="Heading2"/>
-      </w:pPr>
-      <w:r>
-        <w:rPr>
-          <w:lang w:val="zh_TW" w:bidi="zh_TW"/>
-        </w:rPr>
-        <w:t>挪亞</w:t>
-      </w:r>
-      <w:r>
-        <w:rPr>
-          <w:lang w:val="zh_TW" w:bidi="zh_TW"/>
-        </w:rPr>
-      </w:r>
-    </w:p>
-    <w:p>
-      <w:pPr>
-        <w:pStyle w:val="ListNumber"/>
-        <w:numPr>
-          <w:ilvl w:val="0"/>
-          <w:numId w:val="14"/>
-        </w:numPr>
-        <w:spacing w:line="240" w:lineRule="auto"/>
-        <w:ind w:left="720"/>
-      </w:pPr>
-      <w:r>
-        <w:rPr>
-          <w:lang w:val="zh_TW" w:bidi="zh_TW"/>
-        </w:rPr>
-      </w:r>
-      <w:r>
-        <w:rPr>
-          <w:lang w:val="zh_TW" w:bidi="zh_TW"/>
-        </w:rPr>
-        <w:t>拉麥的兒子、瑪土撒拉的孫子，是亞當第三個兒子塞特的後裔（</w:t>
-      </w:r>
-      <w:hyperlink r:id="rId23">
+      <w:r>
+        <w:rPr>
+          <w:lang w:val="zh_TW" w:bidi="zh_TW"/>
+        </w:rPr>
+        <w:t>整個聖經時代，大部分務農工作都由農夫自己完成。他們在開始種植前，要先清理土地上的樹林（</w:t>
+      </w:r>
+      <w:hyperlink r:id="rId31">
         <w:r>
           <w:rPr>
             <w:lang w:val="zh_TW" w:bidi="zh_TW"/>
@@ -616,16 +864,16 @@
             <w:color w:val="0000EE"/>
             <w:u w:val="single"/>
           </w:rPr>
-          <w:t>創5:3–20</w:t>
+          <w:t>書17:18</w:t>
         </w:r>
       </w:hyperlink>
       <w:r>
         <w:rPr>
           <w:lang w:val="zh_TW" w:bidi="zh_TW"/>
         </w:rPr>
-        <w:t>）。拉麥給他的兒子取名為挪亞，這個聽起來像希伯來文單詞的名字，可以表示「安慰」或「慰藉」。當拉麥給他這個名字時，他說：「這個兒子必為我們的操作和手中的勞苦安慰我們；這操作勞苦是因為耶和華咒詛地」（</w:t>
-      </w:r>
-      <w:hyperlink r:id="rId24">
+        <w:t>）、石頭（</w:t>
+      </w:r>
+      <w:hyperlink r:id="rId32">
         <w:r>
           <w:rPr>
             <w:lang w:val="zh_TW" w:bidi="zh_TW"/>
@@ -634,147 +882,14 @@
             <w:color w:val="0000EE"/>
             <w:u w:val="single"/>
           </w:rPr>
-          <w:t>創5:29</w:t>
+          <w:t>賽5:2</w:t>
         </w:r>
       </w:hyperlink>
       <w:r>
         <w:rPr>
           <w:lang w:val="zh_TW" w:bidi="zh_TW"/>
         </w:rPr>
-        <w:t>）。</w:t>
-        <w:br/>
-      </w:r>
-      <w:r>
-        <w:rPr>
-          <w:lang w:val="zh_TW" w:bidi="zh_TW"/>
-        </w:rPr>
-        <w:t>由於不止息的邪惡，神定意要毀滅受造界（參</w:t>
-      </w:r>
-      <w:hyperlink r:id="rId25">
-        <w:r>
-          <w:rPr>
-            <w:lang w:val="zh_TW" w:bidi="zh_TW"/>
-          </w:rPr>
-          <w:rPr>
-            <w:color w:val="0000EE"/>
-            <w:u w:val="single"/>
-          </w:rPr>
-          <w:t>太24:37–39</w:t>
-        </w:r>
-      </w:hyperlink>
-      <w:r>
-        <w:rPr>
-          <w:lang w:val="zh_TW" w:bidi="zh_TW"/>
-        </w:rPr>
-        <w:t>；</w:t>
-      </w:r>
-      <w:hyperlink r:id="rId26">
-        <w:r>
-          <w:rPr>
-            <w:lang w:val="zh_TW" w:bidi="zh_TW"/>
-          </w:rPr>
-          <w:rPr>
-            <w:color w:val="0000EE"/>
-            <w:u w:val="single"/>
-          </w:rPr>
-          <w:t>路17:26–27</w:t>
-        </w:r>
-      </w:hyperlink>
-      <w:r>
-        <w:rPr>
-          <w:lang w:val="zh_TW" w:bidi="zh_TW"/>
-        </w:rPr>
-        <w:t>），但神特別保留了挪亞，因為他在神眼中是個義人，在人前也無可指責（</w:t>
-      </w:r>
-      <w:hyperlink r:id="rId27">
-        <w:r>
-          <w:rPr>
-            <w:lang w:val="zh_TW" w:bidi="zh_TW"/>
-          </w:rPr>
-          <w:rPr>
-            <w:color w:val="0000EE"/>
-            <w:u w:val="single"/>
-          </w:rPr>
-          <w:t>創6:3–9</w:t>
-        </w:r>
-      </w:hyperlink>
-      <w:r>
-        <w:rPr>
-          <w:lang w:val="zh_TW" w:bidi="zh_TW"/>
-        </w:rPr>
-        <w:t>）。挪亞按著神精準的指示，他建造了一艘方舟。只有八個人進入：</w:t>
-      </w:r>
-    </w:p>
-    <w:p>
-      <w:pPr>
-        <w:pStyle w:val="ListBullet"/>
-        <w:spacing w:line="240" w:lineRule="auto"/>
-        <w:ind w:left="1440"/>
-      </w:pPr>
-      <w:r>
-        <w:rPr>
-          <w:lang w:val="zh_TW" w:bidi="zh_TW"/>
-        </w:rPr>
-      </w:r>
-      <w:r>
-        <w:rPr>
-          <w:lang w:val="zh_TW" w:bidi="zh_TW"/>
-        </w:rPr>
-        <w:t>挪亞</w:t>
-      </w:r>
-    </w:p>
-    <w:p>
-      <w:pPr>
-        <w:pStyle w:val="ListBullet"/>
-        <w:spacing w:line="240" w:lineRule="auto"/>
-        <w:ind w:left="1440"/>
-      </w:pPr>
-      <w:r>
-        <w:rPr>
-          <w:lang w:val="zh_TW" w:bidi="zh_TW"/>
-        </w:rPr>
-      </w:r>
-      <w:r>
-        <w:rPr>
-          <w:lang w:val="zh_TW" w:bidi="zh_TW"/>
-        </w:rPr>
-        <w:t>他的妻子</w:t>
-      </w:r>
-    </w:p>
-    <w:p>
-      <w:pPr>
-        <w:pStyle w:val="ListBullet"/>
-        <w:spacing w:line="240" w:lineRule="auto"/>
-        <w:ind w:left="1440"/>
-      </w:pPr>
-      <w:r>
-        <w:rPr>
-          <w:lang w:val="zh_TW" w:bidi="zh_TW"/>
-        </w:rPr>
-      </w:r>
-      <w:r>
-        <w:rPr>
-          <w:lang w:val="zh_TW" w:bidi="zh_TW"/>
-        </w:rPr>
-        <w:t>他的三個兒子</w:t>
-      </w:r>
-    </w:p>
-    <w:p>
-      <w:pPr>
-        <w:pStyle w:val="ListBullet"/>
-        <w:spacing w:line="240" w:lineRule="auto"/>
-        <w:ind w:left="1440"/>
-      </w:pPr>
-      <w:r>
-        <w:rPr>
-          <w:lang w:val="zh_TW" w:bidi="zh_TW"/>
-        </w:rPr>
-      </w:r>
-      <w:r>
-        <w:rPr>
-          <w:lang w:val="zh_TW" w:bidi="zh_TW"/>
-        </w:rPr>
-        <w:t>他們的妻子</w:t>
+        <w:t>）、雜草和荊棘。有時他們會在山地築梯田，或採用灌溉。這些工序限制了農地規模，所以只有像約伯與波阿斯那樣富有的人才能擁有大片農地。</w:t>
       </w:r>
     </w:p>
     <w:p>
@@ -788,9 +903,9 @@
         <w:rPr>
           <w:lang w:val="zh_TW" w:bidi="zh_TW"/>
         </w:rPr>
-        <w:t>各類生物都成對被帶入。如此，他們便從隨後的洪水中得以保護，而其他所有活物都滅亡了（</w:t>
-      </w:r>
-      <w:hyperlink r:id="rId28">
+        <w:t>農夫為了耕地，會用牛或母牛拉動非常簡單的犁（</w:t>
+      </w:r>
+      <w:hyperlink r:id="rId33">
         <w:r>
           <w:rPr>
             <w:lang w:val="zh_TW" w:bidi="zh_TW"/>
@@ -799,16 +914,16 @@
             <w:color w:val="0000EE"/>
             <w:u w:val="single"/>
           </w:rPr>
-          <w:t>創6:14–8:19</w:t>
+          <w:t>士14:18</w:t>
         </w:r>
       </w:hyperlink>
       <w:r>
         <w:rPr>
           <w:lang w:val="zh_TW" w:bidi="zh_TW"/>
         </w:rPr>
-        <w:t>）。當他們離開方舟後，挪亞築了一座壇。他獻上了使神喜悅的燔祭。神以應許作為回應：儘管人類有罪，祂不會再次降下洪水，或使季節混亂（</w:t>
-      </w:r>
-      <w:hyperlink r:id="rId29">
+        <w:t>；</w:t>
+      </w:r>
+      <w:hyperlink r:id="rId34">
         <w:r>
           <w:rPr>
             <w:lang w:val="zh_TW" w:bidi="zh_TW"/>
@@ -817,14 +932,32 @@
             <w:color w:val="0000EE"/>
             <w:u w:val="single"/>
           </w:rPr>
-          <w:t>創8:20–9:17</w:t>
+          <w:t>摩6:12</w:t>
         </w:r>
       </w:hyperlink>
       <w:r>
         <w:rPr>
           <w:lang w:val="zh_TW" w:bidi="zh_TW"/>
         </w:rPr>
-        <w:t>）。</w:t>
+        <w:t>），有時亦會用驢（</w:t>
+      </w:r>
+      <w:hyperlink r:id="rId35">
+        <w:r>
+          <w:rPr>
+            <w:lang w:val="zh_TW" w:bidi="zh_TW"/>
+          </w:rPr>
+          <w:rPr>
+            <w:color w:val="0000EE"/>
+            <w:u w:val="single"/>
+          </w:rPr>
+          <w:t>申22:10</w:t>
+        </w:r>
+      </w:hyperlink>
+      <w:r>
+        <w:rPr>
+          <w:lang w:val="zh_TW" w:bidi="zh_TW"/>
+        </w:rPr>
+        <w:t>）。他們用鋤頭或趕杖打碎土塊，再拖著簡單的耙子使地面平滑，那耙子可能只是一棵荊棘或一塊拉地的木板。人會親手撒種，可以細心撒在犁出的溝裡，也可以把種子撒在地面，再用耙子或木板輕輕覆蓋著。雜草則用犁、耙或鋤頭來處理。</w:t>
       </w:r>
     </w:p>
     <w:p>
@@ -838,9 +971,9 @@
         <w:rPr>
           <w:lang w:val="zh_TW" w:bidi="zh_TW"/>
         </w:rPr>
-        <w:t>挪亞曾經抵禦強大的誘惑。然而，可能因疏忽或年老，他喝醉了。家人之間的反應各不相同，導致了不同的結局。閃和雅弗得了祝福。含沒有得到祝福，而他的兒子迦南則被咒詛（</w:t>
-      </w:r>
-      <w:hyperlink r:id="rId30">
+        <w:t>聖經時代的農具幾乎沒有甚麼改變。犁是一件簡單的J形硬木工具，一端繫在牛身上，另一端由操作者扶著。這件基本工具只能翻鬆四至五英吋（10到13公分）的土壤。以色列人出埃及後，犁頭開始用鐵來製作（</w:t>
+      </w:r>
+      <w:hyperlink r:id="rId36">
         <w:r>
           <w:rPr>
             <w:lang w:val="zh_TW" w:bidi="zh_TW"/>
@@ -849,14 +982,14 @@
             <w:color w:val="0000EE"/>
             <w:u w:val="single"/>
           </w:rPr>
-          <w:t>創9:20–27</w:t>
+          <w:t>撒上13:20</w:t>
         </w:r>
       </w:hyperlink>
       <w:r>
         <w:rPr>
           <w:lang w:val="zh_TW" w:bidi="zh_TW"/>
         </w:rPr>
-        <w:t>）。挪亞在洪水之後又活了350年，他活到950歲時便去世。</w:t>
+        <w:t>），主要是為了使犁頭更耐用。</w:t>
       </w:r>
     </w:p>
     <w:p>
@@ -866,7 +999,13 @@
           <w:lang w:val="zh_TW" w:bidi="zh_TW"/>
         </w:rPr>
       </w:r>
-      <w:hyperlink r:id="rId31">
+      <w:r>
+        <w:rPr>
+          <w:lang w:val="zh_TW" w:bidi="zh_TW"/>
+        </w:rPr>
+        <w:t>巴勒斯坦的農地很少使用肥料。律法規定土地每逢第七年要休耕，好讓土壤的水分與養分得以恢復。由於糞便主要用作燃料，所以給田地施糞作為肥料的做法並不常見。然而，聖經提到有人在樹的周圍施糞（</w:t>
+      </w:r>
+      <w:hyperlink r:id="rId37">
         <w:r>
           <w:rPr>
             <w:lang w:val="zh_TW" w:bidi="zh_TW"/>
@@ -875,68 +1014,25 @@
             <w:color w:val="0000EE"/>
             <w:u w:val="single"/>
           </w:rPr>
-          <w:t>以西結書十四章12至14節</w:t>
+          <w:t>路13:8</w:t>
         </w:r>
       </w:hyperlink>
       <w:r>
         <w:rPr>
           <w:lang w:val="zh_TW" w:bidi="zh_TW"/>
         </w:rPr>
-        <w:t>，</w:t>
-      </w:r>
-      <w:hyperlink r:id="rId31">
-        <w:r>
-          <w:rPr>
-            <w:lang w:val="zh_TW" w:bidi="zh_TW"/>
-          </w:rPr>
-          <w:rPr>
-            <w:color w:val="0000EE"/>
-            <w:u w:val="single"/>
-          </w:rPr>
-          <w:t>十九至二十章</w:t>
-        </w:r>
-      </w:hyperlink>
-      <w:r>
-        <w:rPr>
-          <w:lang w:val="zh_TW" w:bidi="zh_TW"/>
-        </w:rPr>
-        <w:t>提到挪亞、但以理和約伯因為「他們的義」。《希伯來書》稱讚挪亞，因著信心與聖潔的敬畏，他拒絕了世界，並成為公義的承受者（</w:t>
-      </w:r>
-      <w:hyperlink r:id="rId32">
-        <w:r>
-          <w:rPr>
-            <w:lang w:val="zh_TW" w:bidi="zh_TW"/>
-          </w:rPr>
-          <w:rPr>
-            <w:color w:val="0000EE"/>
-            <w:u w:val="single"/>
-          </w:rPr>
-          <w:t>來11:7</w:t>
-        </w:r>
-      </w:hyperlink>
-      <w:r>
-        <w:rPr>
-          <w:lang w:val="zh_TW" w:bidi="zh_TW"/>
-        </w:rPr>
-        <w:t>），而</w:t>
-      </w:r>
-      <w:hyperlink r:id="rId33">
-        <w:r>
-          <w:rPr>
-            <w:lang w:val="zh_TW" w:bidi="zh_TW"/>
-          </w:rPr>
-          <w:rPr>
-            <w:color w:val="0000EE"/>
-            <w:u w:val="single"/>
-          </w:rPr>
-          <w:t>彼得後書二章5節</w:t>
-        </w:r>
-      </w:hyperlink>
-      <w:r>
-        <w:rPr>
-          <w:lang w:val="zh_TW" w:bidi="zh_TW"/>
-        </w:rPr>
-        <w:t>稱他為「傳義道的」。</w:t>
+        <w:t>）。米示拿記載，人們會用木灰、樹葉、牲畜的血與油渣作為肥料。</w:t>
+      </w:r>
+    </w:p>
+    <w:p>
+      <w:pPr>
+        <w:pStyle w:val="Heading3"/>
+      </w:pPr>
+      <w:r>
+        <w:rPr>
+          <w:lang w:val="zh_TW" w:bidi="zh_TW"/>
+        </w:rPr>
+        <w:t>收割</w:t>
       </w:r>
     </w:p>
     <w:p>
@@ -948,58 +1044,43 @@
       </w:r>
       <w:r>
         <w:rPr>
-          <w:i/>
-          <w:lang w:val="zh_TW" w:bidi="zh_TW"/>
-        </w:rPr>
-        <w:t>另見</w:t>
-      </w:r>
-      <w:r>
-        <w:rPr>
-          <w:lang w:val="zh_TW" w:bidi="zh_TW"/>
-        </w:rPr>
-        <w:t>洪水</w:t>
-      </w:r>
-      <w:r>
-        <w:rPr>
-          <w:lang w:val="zh_TW" w:bidi="zh_TW"/>
-        </w:rPr>
-        <w:t>；</w:t>
-      </w:r>
-      <w:r>
-        <w:rPr>
-          <w:lang w:val="zh_TW" w:bidi="zh_TW"/>
-        </w:rPr>
-        <w:t>吉加墨詩史詩</w:t>
-      </w:r>
-      <w:r>
-        <w:rPr>
-          <w:lang w:val="zh_TW" w:bidi="zh_TW"/>
-        </w:rPr>
-        <w:t>。</w:t>
+          <w:lang w:val="zh_TW" w:bidi="zh_TW"/>
+        </w:rPr>
+        <w:t>播種在雨季開始時進行，收割則在雨季結束時開始。收割通常至少持續七個星期。有些作物（如豆類）要連根拔起，另一些（如某些五穀）要用鋤頭挖掘。不過大部分作物都是用鐮刀割下。考古學家發現一些鐵製鐮刀，刀刃上鑲有燧石。收割後的五穀會捆成禾捆（</w:t>
+      </w:r>
+      <w:hyperlink r:id="rId38">
+        <w:r>
+          <w:rPr>
+            <w:lang w:val="zh_TW" w:bidi="zh_TW"/>
+          </w:rPr>
+          <w:rPr>
+            <w:color w:val="0000EE"/>
+            <w:u w:val="single"/>
+          </w:rPr>
+          <w:t>詩126:6</w:t>
+        </w:r>
+      </w:hyperlink>
+      <w:r>
+        <w:rPr>
+          <w:lang w:val="zh_TW" w:bidi="zh_TW"/>
+        </w:rPr>
+        <w:t>），再堆成一堆，搬到打穀場去處理。農夫首先收割大麥，然後收割小麥。</w:t>
       </w:r>
     </w:p>
     <w:p>
-      <w:pPr>
-        <w:pStyle w:val="ListNumber"/>
-        <w:numPr>
-          <w:ilvl w:val="0"/>
-          <w:numId w:val="15"/>
-        </w:numPr>
-        <w:spacing w:line="240" w:lineRule="auto"/>
-        <w:ind w:left="720"/>
-      </w:pPr>
-      <w:r>
-        <w:rPr>
-          <w:lang w:val="zh_TW" w:bidi="zh_TW"/>
-        </w:rPr>
-      </w:r>
-      <w:r>
-        <w:rPr>
-          <w:lang w:val="zh_TW" w:bidi="zh_TW"/>
-        </w:rPr>
-        <w:t>瑪拿西支派西羅非哈的女兒（</w:t>
-      </w:r>
-      <w:hyperlink r:id="rId34">
+      <w:pPr/>
+      <w:r>
+        <w:rPr>
+          <w:lang w:val="zh_TW" w:bidi="zh_TW"/>
+        </w:rPr>
+      </w:r>
+      <w:r>
+        <w:rPr>
+          <w:lang w:val="zh_TW" w:bidi="zh_TW"/>
+        </w:rPr>
+        <w:t>少量的五穀、小茴香、大茴香與其它細小作物會用甩棒敲打（</w:t>
+      </w:r>
+      <w:hyperlink r:id="rId39">
         <w:r>
           <w:rPr>
             <w:lang w:val="zh_TW" w:bidi="zh_TW"/>
@@ -1008,16 +1089,16 @@
             <w:color w:val="0000EE"/>
             <w:u w:val="single"/>
           </w:rPr>
-          <w:t>民26:33</w:t>
+          <w:t>士6:11</w:t>
         </w:r>
       </w:hyperlink>
       <w:r>
         <w:rPr>
           <w:lang w:val="zh_TW" w:bidi="zh_TW"/>
         </w:rPr>
-        <w:t>）。當她們的父親死後沒有留下兒子時，她和她的四個姐妹請求制定律法，以保護她們的產業繼承權（</w:t>
-      </w:r>
-      <w:hyperlink r:id="rId35">
+        <w:t>；</w:t>
+      </w:r>
+      <w:hyperlink r:id="rId40">
         <w:r>
           <w:rPr>
             <w:lang w:val="zh_TW" w:bidi="zh_TW"/>
@@ -1026,16 +1107,16 @@
             <w:color w:val="0000EE"/>
             <w:u w:val="single"/>
           </w:rPr>
-          <w:t>民27:1–11</w:t>
+          <w:t>得2:17</w:t>
         </w:r>
       </w:hyperlink>
       <w:r>
         <w:rPr>
           <w:lang w:val="zh_TW" w:bidi="zh_TW"/>
         </w:rPr>
-        <w:t>；參</w:t>
-      </w:r>
-      <w:hyperlink r:id="rId36">
+        <w:t>）。大部分五穀是在較高的打穀場上處理，好讓風把糠秕吹走。常見的方法是先把鬆散的禾稈攤開，再讓牛在上面走動，使穀粒脫落。有時會用加了石頭的重工具拖過禾稈（</w:t>
+      </w:r>
+      <w:hyperlink r:id="rId41">
         <w:r>
           <w:rPr>
             <w:lang w:val="zh_TW" w:bidi="zh_TW"/>
@@ -1044,16 +1125,10 @@
             <w:color w:val="0000EE"/>
             <w:u w:val="single"/>
           </w:rPr>
-          <w:t>書17:3–6</w:t>
+          <w:t>賽28:27，</w:t>
         </w:r>
       </w:hyperlink>
-      <w:r>
-        <w:rPr>
-          <w:lang w:val="zh_TW" w:bidi="zh_TW"/>
-        </w:rPr>
-        <w:t>）。然而，她們被限制只能在自己的支派之內成婚（</w:t>
-      </w:r>
-      <w:hyperlink r:id="rId37">
+      <w:hyperlink r:id="rId42">
         <w:r>
           <w:rPr>
             <w:lang w:val="zh_TW" w:bidi="zh_TW"/>
@@ -1062,14 +1137,161 @@
             <w:color w:val="0000EE"/>
             <w:u w:val="single"/>
           </w:rPr>
-          <w:t>民36:1–12</w:t>
+          <w:t>41:15</w:t>
         </w:r>
       </w:hyperlink>
       <w:r>
         <w:rPr>
           <w:lang w:val="zh_TW" w:bidi="zh_TW"/>
         </w:rPr>
+        <w:t>），操作者會站在那些工具上駕著它們。隨後，人們會用一種稱為「簸揚（winnowing）」的工序，把糠秕和穀粒分開，他們用叉子或木杴把混合物拋到空中（</w:t>
+      </w:r>
+      <w:hyperlink r:id="rId43">
+        <w:r>
+          <w:rPr>
+            <w:lang w:val="zh_TW" w:bidi="zh_TW"/>
+          </w:rPr>
+          <w:rPr>
+            <w:color w:val="0000EE"/>
+            <w:u w:val="single"/>
+          </w:rPr>
+          <w:t>賽30:24</w:t>
+        </w:r>
+      </w:hyperlink>
+      <w:r>
+        <w:rPr>
+          <w:lang w:val="zh_TW" w:bidi="zh_TW"/>
+        </w:rPr>
+        <w:t>；</w:t>
+      </w:r>
+      <w:hyperlink r:id="rId44">
+        <w:r>
+          <w:rPr>
+            <w:lang w:val="zh_TW" w:bidi="zh_TW"/>
+          </w:rPr>
+          <w:rPr>
+            <w:color w:val="0000EE"/>
+            <w:u w:val="single"/>
+          </w:rPr>
+          <w:t>耶15:7</w:t>
+        </w:r>
+      </w:hyperlink>
+      <w:r>
+        <w:rPr>
+          <w:lang w:val="zh_TW" w:bidi="zh_TW"/>
+        </w:rPr>
+        <w:t>）。較輕的糠秕被風吹走，而較重的穀粒落到地上。糠秕會被燒掉或用來餵牲畜。穀粒會再過篩（</w:t>
+      </w:r>
+      <w:hyperlink r:id="rId45">
+        <w:r>
+          <w:rPr>
+            <w:lang w:val="zh_TW" w:bidi="zh_TW"/>
+          </w:rPr>
+          <w:rPr>
+            <w:color w:val="0000EE"/>
+            <w:u w:val="single"/>
+          </w:rPr>
+          <w:t>摩9:9</w:t>
+        </w:r>
+      </w:hyperlink>
+      <w:r>
+        <w:rPr>
+          <w:lang w:val="zh_TW" w:bidi="zh_TW"/>
+        </w:rPr>
+        <w:t>），聚成堆，之後收藏在田裡的覆蓋地窖（</w:t>
+      </w:r>
+      <w:hyperlink r:id="rId46">
+        <w:r>
+          <w:rPr>
+            <w:lang w:val="zh_TW" w:bidi="zh_TW"/>
+          </w:rPr>
+          <w:rPr>
+            <w:color w:val="0000EE"/>
+            <w:u w:val="single"/>
+          </w:rPr>
+          <w:t>耶41:8</w:t>
+        </w:r>
+      </w:hyperlink>
+      <w:r>
+        <w:rPr>
+          <w:lang w:val="zh_TW" w:bidi="zh_TW"/>
+        </w:rPr>
+        <w:t>），有時則收藏在穀倉裡（</w:t>
+      </w:r>
+      <w:hyperlink r:id="rId47">
+        <w:r>
+          <w:rPr>
+            <w:lang w:val="zh_TW" w:bidi="zh_TW"/>
+          </w:rPr>
+          <w:rPr>
+            <w:color w:val="0000EE"/>
+            <w:u w:val="single"/>
+          </w:rPr>
+          <w:t>申28:8</w:t>
+        </w:r>
+      </w:hyperlink>
+      <w:r>
+        <w:rPr>
+          <w:lang w:val="zh_TW" w:bidi="zh_TW"/>
+        </w:rPr>
         <w:t>）。</w:t>
+      </w:r>
+    </w:p>
+    <w:p>
+      <w:pPr/>
+      <w:r>
+        <w:rPr>
+          <w:lang w:val="zh_TW" w:bidi="zh_TW"/>
+        </w:rPr>
+      </w:r>
+      <w:r>
+        <w:rPr>
+          <w:i/>
+          <w:lang w:val="zh_TW" w:bidi="zh_TW"/>
+        </w:rPr>
+        <w:t>另見</w:t>
+      </w:r>
+      <w:r>
+        <w:rPr>
+          <w:lang w:val="zh_TW" w:bidi="zh_TW"/>
+        </w:rPr>
+        <w:t xml:space="preserve"> </w:t>
+      </w:r>
+      <w:r>
+        <w:rPr>
+          <w:lang w:val="zh_TW" w:bidi="zh_TW"/>
+        </w:rPr>
+        <w:t>植物；</w:t>
+      </w:r>
+      <w:r>
+        <w:rPr>
+          <w:lang w:val="zh_TW" w:bidi="zh_TW"/>
+        </w:rPr>
+        <w:t>收割；</w:t>
+      </w:r>
+      <w:r>
+        <w:rPr>
+          <w:lang w:val="zh_TW" w:bidi="zh_TW"/>
+        </w:rPr>
+        <w:t>巴勒斯坦；</w:t>
+      </w:r>
+      <w:r>
+        <w:rPr>
+          <w:lang w:val="zh_TW" w:bidi="zh_TW"/>
+        </w:rPr>
+        <w:t>葡萄樹，葡萄園；</w:t>
+      </w:r>
+      <w:r>
+        <w:rPr>
+          <w:lang w:val="zh_TW" w:bidi="zh_TW"/>
+        </w:rPr>
+        <w:t>食物和食物準備</w:t>
+      </w:r>
+      <w:r>
+        <w:rPr>
+          <w:lang w:val="zh_TW" w:bidi="zh_TW"/>
+        </w:rPr>
+        <w:t>。</w:t>
       </w:r>
       <w:r>
         <w:rPr>
@@ -2971,18 +3193,6 @@
   </w:num>
   <w:num w:numId="13" w16cid:durableId="592781308">
     <w:abstractNumId w:val="11"/>
-  </w:num>
-  <w:num w:numId="14">
-    <w:abstractNumId w:val="3"/>
-    <w:lvlOverride w:ilvl="0">
-      <w:startOverride w:val="1"/>
-    </w:lvlOverride>
-  </w:num>
-  <w:num w:numId="15">
-    <w:abstractNumId w:val="3"/>
-    <w:lvlOverride w:ilvl="0">
-      <w:startOverride w:val="1"/>
-    </w:lvlOverride>
   </w:num>
   <w:numIdMacAtCleanup w:val="10"/>
 </w:numbering>

--- a/zht/docx/103.content.docx
+++ b/zht/docx/103.content.docx
@@ -149,7 +149,7 @@
         <w:rPr>
           <w:lang w:val="zh_TW" w:bidi="zh_TW"/>
         </w:rPr>
-        <w:t>nong</w:t>
+        <w:t>mi</w:t>
       </w:r>
       <w:r>
         <w:rPr>
@@ -212,7 +212,7 @@
         <w:rPr>
           <w:lang w:val="zh_TW" w:bidi="zh_TW"/>
         </w:rPr>
-        <w:t>農業</w:t>
+        <w:t>彌賽亞</w:t>
       </w:r>
       <w:r>
         <w:rPr>
@@ -231,10 +231,153 @@
         <w:rPr>
           <w:lang w:val="zh_TW" w:bidi="zh_TW"/>
         </w:rPr>
-        <w:t>在聖經時代，巴勒斯坦的農業主要分為三大類，今日亦大致相同。每一類農業的重要性，會因為社會的發展程度與當時的技術而有所不同。</w:t>
+        <w:t>這個稱號源於希伯來文mashiach</w:t>
+      </w:r>
+      <w:r>
+        <w:rPr>
+          <w:i/>
+          <w:lang w:val="zh_TW" w:bidi="zh_TW"/>
+        </w:rPr>
+        <w:t>，</w:t>
+      </w:r>
+      <w:r>
+        <w:rPr>
+          <w:lang w:val="zh_TW" w:bidi="zh_TW"/>
+        </w:rPr>
+        <w:t>這是一個表示「受膏者」的動詞形容詞。與其新約對應詞「christos（基督）」一樣，這個稱號表示一個人經過奉獻儀式被分別出來事奉神，並以油膏抹他。動詞根（mashach）也傳達了這個概念。</w:t>
       </w:r>
     </w:p>
     <w:p>
+      <w:pPr/>
+      <w:r>
+        <w:rPr>
+          <w:lang w:val="zh_TW" w:bidi="zh_TW"/>
+        </w:rPr>
+      </w:r>
+      <w:r>
+        <w:rPr>
+          <w:lang w:val="zh_TW" w:bidi="zh_TW"/>
+        </w:rPr>
+        <w:t>以色列人在幾個不同的情境中都有以油膏抹的儀式。祭司在祭壇前執行神賜予的職務之前，常常被膏抹（</w:t>
+      </w:r>
+      <w:hyperlink r:id="rId13">
+        <w:r>
+          <w:rPr>
+            <w:lang w:val="zh_TW" w:bidi="zh_TW"/>
+          </w:rPr>
+          <w:rPr>
+            <w:color w:val="0000EE"/>
+            <w:u w:val="single"/>
+          </w:rPr>
+          <w:t>利4:3</w:t>
+        </w:r>
+      </w:hyperlink>
+      <w:r>
+        <w:rPr>
+          <w:lang w:val="zh_TW" w:bidi="zh_TW"/>
+        </w:rPr>
+        <w:t>）。雖然有證據表明先知也曾被實際膏抹（</w:t>
+      </w:r>
+      <w:hyperlink r:id="rId14">
+        <w:r>
+          <w:rPr>
+            <w:lang w:val="zh_TW" w:bidi="zh_TW"/>
+          </w:rPr>
+          <w:rPr>
+            <w:color w:val="0000EE"/>
+            <w:u w:val="single"/>
+          </w:rPr>
+          <w:t>王上19:16</w:t>
+        </w:r>
+      </w:hyperlink>
+      <w:r>
+        <w:rPr>
+          <w:lang w:val="zh_TW" w:bidi="zh_TW"/>
+        </w:rPr>
+        <w:t>），但這似乎並非一種普遍的做法。撒母耳膏立掃羅和大衛，使得這一行為成為希伯來王在就任王位領導職務前的重要先決條件。王特別被認為是耶和華的受膏者，因此被視為在人（</w:t>
+      </w:r>
+      <w:hyperlink r:id="rId15">
+        <w:r>
+          <w:rPr>
+            <w:lang w:val="zh_TW" w:bidi="zh_TW"/>
+          </w:rPr>
+          <w:rPr>
+            <w:color w:val="0000EE"/>
+            <w:u w:val="single"/>
+          </w:rPr>
+          <w:t>撒上12:14</w:t>
+        </w:r>
+      </w:hyperlink>
+      <w:r>
+        <w:rPr>
+          <w:lang w:val="zh_TW" w:bidi="zh_TW"/>
+        </w:rPr>
+        <w:t>；</w:t>
+      </w:r>
+      <w:hyperlink r:id="rId16">
+        <w:r>
+          <w:rPr>
+            <w:lang w:val="zh_TW" w:bidi="zh_TW"/>
+          </w:rPr>
+          <w:rPr>
+            <w:color w:val="0000EE"/>
+            <w:u w:val="single"/>
+          </w:rPr>
+          <w:t>撒下19:21</w:t>
+        </w:r>
+      </w:hyperlink>
+      <w:r>
+        <w:rPr>
+          <w:lang w:val="zh_TW" w:bidi="zh_TW"/>
+        </w:rPr>
+        <w:t>）和神（</w:t>
+      </w:r>
+      <w:hyperlink r:id="rId17">
+        <w:r>
+          <w:rPr>
+            <w:lang w:val="zh_TW" w:bidi="zh_TW"/>
+          </w:rPr>
+          <w:rPr>
+            <w:color w:val="0000EE"/>
+            <w:u w:val="single"/>
+          </w:rPr>
+          <w:t>詩2:2，</w:t>
+        </w:r>
+      </w:hyperlink>
+      <w:hyperlink r:id="rId18">
+        <w:r>
+          <w:rPr>
+            <w:lang w:val="zh_TW" w:bidi="zh_TW"/>
+          </w:rPr>
+          <w:rPr>
+            <w:color w:val="0000EE"/>
+            <w:u w:val="single"/>
+          </w:rPr>
+          <w:t>20:6</w:t>
+        </w:r>
+      </w:hyperlink>
+      <w:r>
+        <w:rPr>
+          <w:lang w:val="zh_TW" w:bidi="zh_TW"/>
+        </w:rPr>
+        <w:t>）面前擁有穩固的地位。這些儀式與多篇彌賽亞預言共同幫助猶太人認識到那位至高無上的受膏者，祂最終會來臨拯救以色列。</w:t>
+      </w:r>
+    </w:p>
+    <w:p>
+      <w:pPr/>
+      <w:r>
+        <w:rPr>
+          <w:lang w:val="zh_TW" w:bidi="zh_TW"/>
+        </w:rPr>
+      </w:r>
+      <w:r>
+        <w:rPr>
+          <w:lang w:val="zh_TW" w:bidi="zh_TW"/>
+        </w:rPr>
+        <w:t>猶太拉比摩西·邁蒙尼德（Moses Maimonides，公元13世紀）所歸納的希伯來信仰十三條款（13 articles of Hebraic faith）的結尾是這樣一句話，至今仍見於許多希伯來禱告書中：「我全心相信彌賽亞將來臨；雖然祂的來臨延遲，我仍耐心等候祂盡快出現。」</w:t>
+      </w:r>
+    </w:p>
+    <w:p>
       <w:pPr>
         <w:pStyle w:val="Heading3"/>
       </w:pPr>
@@ -242,7 +385,3533 @@
         <w:rPr>
           <w:lang w:val="zh_TW" w:bidi="zh_TW"/>
         </w:rPr>
-        <w:t>概述</w:t>
+        <w:t>舊約中的彌賽亞</w:t>
+      </w:r>
+    </w:p>
+    <w:p>
+      <w:pPr/>
+      <w:r>
+        <w:rPr>
+          <w:lang w:val="zh_TW" w:bidi="zh_TW"/>
+        </w:rPr>
+      </w:r>
+      <w:r>
+        <w:rPr>
+          <w:lang w:val="zh_TW" w:bidi="zh_TW"/>
+        </w:rPr>
+        <w:t>猶太人對彌賽亞來臨的盼望始於大衛統治時期，當時預言他的國度將存到永遠（</w:t>
+      </w:r>
+      <w:hyperlink r:id="rId19">
+        <w:r>
+          <w:rPr>
+            <w:lang w:val="zh_TW" w:bidi="zh_TW"/>
+          </w:rPr>
+          <w:rPr>
+            <w:color w:val="0000EE"/>
+            <w:u w:val="single"/>
+          </w:rPr>
+          <w:t>撒下7:16</w:t>
+        </w:r>
+      </w:hyperlink>
+      <w:r>
+        <w:rPr>
+          <w:lang w:val="zh_TW" w:bidi="zh_TW"/>
+        </w:rPr>
+        <w:t>）。以色列被告知，通過大衛的後裔，他的寶座將在全地上永遠掌權（</w:t>
+      </w:r>
+      <w:hyperlink r:id="rId20">
+        <w:r>
+          <w:rPr>
+            <w:lang w:val="zh_TW" w:bidi="zh_TW"/>
+          </w:rPr>
+          <w:rPr>
+            <w:color w:val="0000EE"/>
+            <w:u w:val="single"/>
+          </w:rPr>
+          <w:t>撒下22:48–51</w:t>
+        </w:r>
+      </w:hyperlink>
+      <w:r>
+        <w:rPr>
+          <w:lang w:val="zh_TW" w:bidi="zh_TW"/>
+        </w:rPr>
+        <w:t>；</w:t>
+      </w:r>
+      <w:hyperlink r:id="rId21">
+        <w:r>
+          <w:rPr>
+            <w:lang w:val="zh_TW" w:bidi="zh_TW"/>
+          </w:rPr>
+          <w:rPr>
+            <w:color w:val="0000EE"/>
+            <w:u w:val="single"/>
+          </w:rPr>
+          <w:t>耶33</w:t>
+        </w:r>
+      </w:hyperlink>
+      <w:r>
+        <w:rPr>
+          <w:lang w:val="zh_TW" w:bidi="zh_TW"/>
+        </w:rPr>
+        <w:t>）。猶太人傳統上對彌賽亞帶來救贖的這一方面充滿期待（參見</w:t>
+      </w:r>
+      <w:hyperlink r:id="rId22">
+        <w:r>
+          <w:rPr>
+            <w:lang w:val="zh_TW" w:bidi="zh_TW"/>
+          </w:rPr>
+          <w:rPr>
+            <w:color w:val="0000EE"/>
+            <w:u w:val="single"/>
+          </w:rPr>
+          <w:t>徒1:6</w:t>
+        </w:r>
+      </w:hyperlink>
+      <w:r>
+        <w:rPr>
+          <w:lang w:val="zh_TW" w:bidi="zh_TW"/>
+        </w:rPr>
+        <w:t>）。</w:t>
+      </w:r>
+    </w:p>
+    <w:p>
+      <w:pPr/>
+      <w:r>
+        <w:rPr>
+          <w:lang w:val="zh_TW" w:bidi="zh_TW"/>
+        </w:rPr>
+      </w:r>
+      <w:r>
+        <w:rPr>
+          <w:lang w:val="zh_TW" w:bidi="zh_TW"/>
+        </w:rPr>
+        <w:t>在正統猶太教拉比中，從來不缺乏對彌賽亞事工細節的猜測。拉比們曾將不下於456處經文應用於彌賽亞的身份和救恩上。對彌賽亞的關注在</w:t>
+      </w:r>
+      <w:r>
+        <w:rPr>
+          <w:i/>
+          <w:lang w:val="zh_TW" w:bidi="zh_TW"/>
+        </w:rPr>
+        <w:t>論猶太議會</w:t>
+      </w:r>
+      <w:r>
+        <w:rPr>
+          <w:lang w:val="zh_TW" w:bidi="zh_TW"/>
+        </w:rPr>
+        <w:t>（</w:t>
+      </w:r>
+      <w:r>
+        <w:rPr>
+          <w:i/>
+          <w:lang w:val="zh_TW" w:bidi="zh_TW"/>
+        </w:rPr>
+        <w:t>Sanhedrin，</w:t>
+      </w:r>
+      <w:r>
+        <w:rPr>
+          <w:lang w:val="zh_TW" w:bidi="zh_TW"/>
+        </w:rPr>
+        <w:t>巴比倫塔木德）中尤為明顯，其中提到世界是為祂而創造的，所有先知都預言了祂的日子（</w:t>
+      </w:r>
+      <w:r>
+        <w:rPr>
+          <w:i/>
+          <w:lang w:val="zh_TW" w:bidi="zh_TW"/>
+        </w:rPr>
+        <w:t>論猶太議會</w:t>
+      </w:r>
+      <w:r>
+        <w:rPr>
+          <w:lang w:val="zh_TW" w:bidi="zh_TW"/>
+        </w:rPr>
+        <w:t>98b、99a）。總的來說，正統猶太教仍保留著對彌賽亞在耶路撒冷統治、重建聖殿以及恢復祭司職分和獻祭的古老信仰。</w:t>
+      </w:r>
+    </w:p>
+    <w:p>
+      <w:pPr/>
+      <w:r>
+        <w:rPr>
+          <w:lang w:val="zh_TW" w:bidi="zh_TW"/>
+        </w:rPr>
+      </w:r>
+      <w:r>
+        <w:rPr>
+          <w:lang w:val="zh_TW" w:bidi="zh_TW"/>
+        </w:rPr>
+        <w:t>儘管後來的猶太教將彌賽亞看作末世來臨的統治者，但現代猶太思想大多拋棄了個人彌賽亞的傳統觀念，取而代之的是相信彌賽亞時代的來臨。現代自由派猶太教普遍認為，世界最終會在猶太理想的正義與憐憫的影響下得到完美的改造。這種信念忽視了人類墮落的困境和聖經的教導，以人本主義的思想取代了神奇蹟般的介入。</w:t>
+      </w:r>
+    </w:p>
+    <w:p>
+      <w:pPr/>
+      <w:r>
+        <w:rPr>
+          <w:lang w:val="zh_TW" w:bidi="zh_TW"/>
+        </w:rPr>
+      </w:r>
+      <w:r>
+        <w:rPr>
+          <w:lang w:val="zh_TW" w:bidi="zh_TW"/>
+        </w:rPr>
+        <w:t>雖然彌賽亞的出身與大衛家緊密相關（</w:t>
+      </w:r>
+      <w:hyperlink r:id="rId23">
+        <w:r>
+          <w:rPr>
+            <w:lang w:val="zh_TW" w:bidi="zh_TW"/>
+          </w:rPr>
+          <w:rPr>
+            <w:color w:val="0000EE"/>
+            <w:u w:val="single"/>
+          </w:rPr>
+          <w:t>撒下7:14</w:t>
+        </w:r>
+      </w:hyperlink>
+      <w:r>
+        <w:rPr>
+          <w:lang w:val="zh_TW" w:bidi="zh_TW"/>
+        </w:rPr>
+        <w:t>；</w:t>
+      </w:r>
+      <w:hyperlink r:id="rId24">
+        <w:r>
+          <w:rPr>
+            <w:lang w:val="zh_TW" w:bidi="zh_TW"/>
+          </w:rPr>
+          <w:rPr>
+            <w:color w:val="0000EE"/>
+            <w:u w:val="single"/>
+          </w:rPr>
+          <w:t>何3:5</w:t>
+        </w:r>
+      </w:hyperlink>
+      <w:r>
+        <w:rPr>
+          <w:lang w:val="zh_TW" w:bidi="zh_TW"/>
+        </w:rPr>
+        <w:t>），但彌賽亞的應許早在大衛出現之前就已經給予。事實上，彌賽亞的盼望隱含在神國度建立的首次應許之中。</w:t>
+      </w:r>
+      <w:hyperlink r:id="rId25">
+        <w:r>
+          <w:rPr>
+            <w:lang w:val="zh_TW" w:bidi="zh_TW"/>
+          </w:rPr>
+          <w:rPr>
+            <w:color w:val="0000EE"/>
+            <w:u w:val="single"/>
+          </w:rPr>
+          <w:t>創世記三章15節</w:t>
+        </w:r>
+      </w:hyperlink>
+      <w:r>
+        <w:rPr>
+          <w:lang w:val="zh_TW" w:bidi="zh_TW"/>
+        </w:rPr>
+        <w:t>中，神對撒但說，祂要使蛇與女人彼此為仇，直到時候滿足，女人的「後裔」將在蛇的頭施以致命一擊。</w:t>
+      </w:r>
+    </w:p>
+    <w:p>
+      <w:pPr/>
+      <w:r>
+        <w:rPr>
+          <w:lang w:val="zh_TW" w:bidi="zh_TW"/>
+        </w:rPr>
+      </w:r>
+      <w:r>
+        <w:rPr>
+          <w:lang w:val="zh_TW" w:bidi="zh_TW"/>
+        </w:rPr>
+        <w:t>彌賽亞預言的性質是漸進的，每一個預言都使主題更加明確。以「後裔」的概念為例：彌賽亞將由女人所生（</w:t>
+      </w:r>
+      <w:hyperlink r:id="rId25">
+        <w:r>
+          <w:rPr>
+            <w:lang w:val="zh_TW" w:bidi="zh_TW"/>
+          </w:rPr>
+          <w:rPr>
+            <w:color w:val="0000EE"/>
+            <w:u w:val="single"/>
+          </w:rPr>
+          <w:t>創3:15</w:t>
+        </w:r>
+      </w:hyperlink>
+      <w:r>
+        <w:rPr>
+          <w:lang w:val="zh_TW" w:bidi="zh_TW"/>
+        </w:rPr>
+        <w:t>），通過閃的後裔（</w:t>
+      </w:r>
+      <w:hyperlink r:id="rId26">
+        <w:r>
+          <w:rPr>
+            <w:lang w:val="zh_TW" w:bidi="zh_TW"/>
+          </w:rPr>
+          <w:rPr>
+            <w:color w:val="0000EE"/>
+            <w:u w:val="single"/>
+          </w:rPr>
+          <w:t>9:26</w:t>
+        </w:r>
+      </w:hyperlink>
+      <w:r>
+        <w:rPr>
+          <w:lang w:val="zh_TW" w:bidi="zh_TW"/>
+        </w:rPr>
+        <w:t>），並且特別從亞伯拉罕的後裔而出（</w:t>
+      </w:r>
+      <w:hyperlink r:id="rId27">
+        <w:r>
+          <w:rPr>
+            <w:lang w:val="zh_TW" w:bidi="zh_TW"/>
+          </w:rPr>
+          <w:rPr>
+            <w:color w:val="0000EE"/>
+            <w:u w:val="single"/>
+          </w:rPr>
+          <w:t>22:18</w:t>
+        </w:r>
+      </w:hyperlink>
+      <w:r>
+        <w:rPr>
+          <w:lang w:val="zh_TW" w:bidi="zh_TW"/>
+        </w:rPr>
+        <w:t>）。然而，即使在</w:t>
+      </w:r>
+      <w:hyperlink r:id="rId27">
+        <w:r>
+          <w:rPr>
+            <w:lang w:val="zh_TW" w:bidi="zh_TW"/>
+          </w:rPr>
+          <w:rPr>
+            <w:color w:val="0000EE"/>
+            <w:u w:val="single"/>
+          </w:rPr>
+          <w:t>創世記二十二章18節</w:t>
+        </w:r>
+      </w:hyperlink>
+      <w:r>
+        <w:rPr>
+          <w:lang w:val="zh_TW" w:bidi="zh_TW"/>
+        </w:rPr>
+        <w:t>中，「後裔」（希伯來文zerah）仍未明確表達為某一個人，因為zerah可以指單數或複數的對象。在這些早期的彌賽亞預言中，「傷害」的性質仍然不明顯。然而，彌賽亞因罪被壓傷的概念已隱含在創世記的宣告中，並且這一行為所涉及的暴力也已暗示其中。以賽亞是眾多預言彌賽亞的先知之首，他清楚表明受膏者必須承受極大的苦難（</w:t>
+      </w:r>
+      <w:hyperlink r:id="rId28">
+        <w:r>
+          <w:rPr>
+            <w:lang w:val="zh_TW" w:bidi="zh_TW"/>
+          </w:rPr>
+          <w:rPr>
+            <w:color w:val="0000EE"/>
+            <w:u w:val="single"/>
+          </w:rPr>
+          <w:t>賽53:1</w:t>
+        </w:r>
+      </w:hyperlink>
+      <w:r>
+        <w:rPr>
+          <w:lang w:val="zh_TW" w:bidi="zh_TW"/>
+        </w:rPr>
+        <w:t>）。在「耶和華的僕人」這一形象下，四首「僕人之歌」描述了未來拯救者的使命（</w:t>
+      </w:r>
+      <w:hyperlink r:id="rId29">
+        <w:r>
+          <w:rPr>
+            <w:lang w:val="zh_TW" w:bidi="zh_TW"/>
+          </w:rPr>
+          <w:rPr>
+            <w:color w:val="0000EE"/>
+            <w:u w:val="single"/>
+          </w:rPr>
+          <w:t>賽42:1–7</w:t>
+        </w:r>
+      </w:hyperlink>
+      <w:r>
+        <w:rPr>
+          <w:lang w:val="zh_TW" w:bidi="zh_TW"/>
+        </w:rPr>
+        <w:t>，</w:t>
+      </w:r>
+      <w:hyperlink r:id="rId30">
+        <w:r>
+          <w:rPr>
+            <w:lang w:val="zh_TW" w:bidi="zh_TW"/>
+          </w:rPr>
+          <w:rPr>
+            <w:color w:val="0000EE"/>
+            <w:u w:val="single"/>
+          </w:rPr>
+          <w:t>49:1–9</w:t>
+        </w:r>
+      </w:hyperlink>
+      <w:r>
+        <w:rPr>
+          <w:lang w:val="zh_TW" w:bidi="zh_TW"/>
+        </w:rPr>
+        <w:t>，</w:t>
+      </w:r>
+      <w:hyperlink r:id="rId31">
+        <w:r>
+          <w:rPr>
+            <w:lang w:val="zh_TW" w:bidi="zh_TW"/>
+          </w:rPr>
+          <w:rPr>
+            <w:color w:val="0000EE"/>
+            <w:u w:val="single"/>
+          </w:rPr>
+          <w:t>50:4–11</w:t>
+        </w:r>
+      </w:hyperlink>
+      <w:r>
+        <w:rPr>
+          <w:lang w:val="zh_TW" w:bidi="zh_TW"/>
+        </w:rPr>
+        <w:t>，</w:t>
+      </w:r>
+      <w:hyperlink r:id="rId32">
+        <w:r>
+          <w:rPr>
+            <w:lang w:val="zh_TW" w:bidi="zh_TW"/>
+          </w:rPr>
+          <w:rPr>
+            <w:color w:val="0000EE"/>
+            <w:u w:val="single"/>
+          </w:rPr>
+          <w:t>52:13–53:12</w:t>
+        </w:r>
+      </w:hyperlink>
+      <w:r>
+        <w:rPr>
+          <w:lang w:val="zh_TW" w:bidi="zh_TW"/>
+        </w:rPr>
+        <w:t>）。雖然以賽亞並未明確地將彌賽亞與「耶和華的僕人」這一稱號連結起來，但將這兩個形象視為同一個人是合理的。這兩個形象都被特別膏立（</w:t>
+      </w:r>
+      <w:hyperlink r:id="rId33">
+        <w:r>
+          <w:rPr>
+            <w:lang w:val="zh_TW" w:bidi="zh_TW"/>
+          </w:rPr>
+          <w:rPr>
+            <w:color w:val="0000EE"/>
+            <w:u w:val="single"/>
+          </w:rPr>
+          <w:t>61:1</w:t>
+        </w:r>
+      </w:hyperlink>
+      <w:r>
+        <w:rPr>
+          <w:lang w:val="zh_TW" w:bidi="zh_TW"/>
+        </w:rPr>
+        <w:t>）；他們都將光帶給外邦人（</w:t>
+      </w:r>
+      <w:hyperlink r:id="rId34">
+        <w:r>
+          <w:rPr>
+            <w:lang w:val="zh_TW" w:bidi="zh_TW"/>
+          </w:rPr>
+          <w:rPr>
+            <w:color w:val="0000EE"/>
+            <w:u w:val="single"/>
+          </w:rPr>
+          <w:t>55:4</w:t>
+        </w:r>
+      </w:hyperlink>
+      <w:r>
+        <w:rPr>
+          <w:lang w:val="zh_TW" w:bidi="zh_TW"/>
+        </w:rPr>
+        <w:t>；參</w:t>
+      </w:r>
+      <w:hyperlink r:id="rId35">
+        <w:r>
+          <w:rPr>
+            <w:lang w:val="zh_TW" w:bidi="zh_TW"/>
+          </w:rPr>
+          <w:rPr>
+            <w:color w:val="0000EE"/>
+            <w:u w:val="single"/>
+          </w:rPr>
+          <w:t>49:6</w:t>
+        </w:r>
+      </w:hyperlink>
+      <w:r>
+        <w:rPr>
+          <w:lang w:val="zh_TW" w:bidi="zh_TW"/>
+        </w:rPr>
+        <w:t>）；在他們初次出現時都不張揚（</w:t>
+      </w:r>
+      <w:hyperlink r:id="rId36">
+        <w:r>
+          <w:rPr>
+            <w:lang w:val="zh_TW" w:bidi="zh_TW"/>
+          </w:rPr>
+          <w:rPr>
+            <w:color w:val="0000EE"/>
+            <w:u w:val="single"/>
+          </w:rPr>
+          <w:t>7:14–15</w:t>
+        </w:r>
+      </w:hyperlink>
+      <w:r>
+        <w:rPr>
+          <w:lang w:val="zh_TW" w:bidi="zh_TW"/>
+        </w:rPr>
+        <w:t>；</w:t>
+      </w:r>
+      <w:hyperlink r:id="rId37">
+        <w:r>
+          <w:rPr>
+            <w:lang w:val="zh_TW" w:bidi="zh_TW"/>
+          </w:rPr>
+          <w:rPr>
+            <w:color w:val="0000EE"/>
+            <w:u w:val="single"/>
+          </w:rPr>
+          <w:t>11:1</w:t>
+        </w:r>
+      </w:hyperlink>
+      <w:r>
+        <w:rPr>
+          <w:lang w:val="zh_TW" w:bidi="zh_TW"/>
+        </w:rPr>
+        <w:t>；參</w:t>
+      </w:r>
+      <w:hyperlink r:id="rId38">
+        <w:r>
+          <w:rPr>
+            <w:lang w:val="zh_TW" w:bidi="zh_TW"/>
+          </w:rPr>
+          <w:rPr>
+            <w:color w:val="0000EE"/>
+            <w:u w:val="single"/>
+          </w:rPr>
+          <w:t>42:3</w:t>
+        </w:r>
+      </w:hyperlink>
+      <w:r>
+        <w:rPr>
+          <w:lang w:val="zh_TW" w:bidi="zh_TW"/>
+        </w:rPr>
+        <w:t>，</w:t>
+      </w:r>
+      <w:hyperlink r:id="rId28">
+        <w:r>
+          <w:rPr>
+            <w:lang w:val="zh_TW" w:bidi="zh_TW"/>
+          </w:rPr>
+          <w:rPr>
+            <w:color w:val="0000EE"/>
+            <w:u w:val="single"/>
+          </w:rPr>
+          <w:t>53:1</w:t>
+        </w:r>
+      </w:hyperlink>
+      <w:r>
+        <w:rPr>
+          <w:lang w:val="zh_TW" w:bidi="zh_TW"/>
+        </w:rPr>
+        <w:t>）；大衛「枝子」的稱號也歸於他們兩人（</w:t>
+      </w:r>
+      <w:hyperlink r:id="rId39">
+        <w:r>
+          <w:rPr>
+            <w:lang w:val="zh_TW" w:bidi="zh_TW"/>
+          </w:rPr>
+          <w:rPr>
+            <w:color w:val="0000EE"/>
+            <w:u w:val="single"/>
+          </w:rPr>
+          <w:t>11:1–4</w:t>
+        </w:r>
+      </w:hyperlink>
+      <w:r>
+        <w:rPr>
+          <w:lang w:val="zh_TW" w:bidi="zh_TW"/>
+        </w:rPr>
+        <w:t>）。同樣重要的是，他們都經歷了屈辱和被高舉的雙重事實（</w:t>
+      </w:r>
+      <w:hyperlink r:id="rId40">
+        <w:r>
+          <w:rPr>
+            <w:lang w:val="zh_TW" w:bidi="zh_TW"/>
+          </w:rPr>
+          <w:rPr>
+            <w:color w:val="0000EE"/>
+            <w:u w:val="single"/>
+          </w:rPr>
+          <w:t>49:7</w:t>
+        </w:r>
+      </w:hyperlink>
+      <w:r>
+        <w:rPr>
+          <w:lang w:val="zh_TW" w:bidi="zh_TW"/>
+        </w:rPr>
+        <w:t>，</w:t>
+      </w:r>
+      <w:hyperlink r:id="rId41">
+        <w:r>
+          <w:rPr>
+            <w:lang w:val="zh_TW" w:bidi="zh_TW"/>
+          </w:rPr>
+          <w:rPr>
+            <w:color w:val="0000EE"/>
+            <w:u w:val="single"/>
+          </w:rPr>
+          <w:t>52:13–15</w:t>
+        </w:r>
+      </w:hyperlink>
+      <w:r>
+        <w:rPr>
+          <w:lang w:val="zh_TW" w:bidi="zh_TW"/>
+        </w:rPr>
+        <w:t>）。早期基督教時代的猶太學者在亞蘭文他爾根譯本中將先知轉述</w:t>
+      </w:r>
+      <w:hyperlink r:id="rId42">
+        <w:r>
+          <w:rPr>
+            <w:lang w:val="zh_TW" w:bidi="zh_TW"/>
+          </w:rPr>
+          <w:rPr>
+            <w:color w:val="0000EE"/>
+            <w:u w:val="single"/>
+          </w:rPr>
+          <w:t>以賽亞書四十二章1節</w:t>
+        </w:r>
+      </w:hyperlink>
+      <w:r>
+        <w:rPr>
+          <w:lang w:val="zh_TW" w:bidi="zh_TW"/>
+        </w:rPr>
+        <w:t>譯為「看哪，我的僕人彌賽亞」，並以「看哪，我的僕人彌賽亞」，並在</w:t>
+      </w:r>
+      <w:hyperlink r:id="rId43">
+        <w:r>
+          <w:rPr>
+            <w:lang w:val="zh_TW" w:bidi="zh_TW"/>
+          </w:rPr>
+          <w:rPr>
+            <w:color w:val="0000EE"/>
+            <w:u w:val="single"/>
+          </w:rPr>
+          <w:t>以賽亞書第五十三章</w:t>
+        </w:r>
+      </w:hyperlink>
+      <w:r>
+        <w:rPr>
+          <w:lang w:val="zh_TW" w:bidi="zh_TW"/>
+        </w:rPr>
+        <w:t>開頭譯為「看哪，我的僕人彌賽亞將要昌盛。」雖然</w:t>
+      </w:r>
+      <w:r>
+        <w:rPr>
+          <w:lang w:val="zh_TW" w:bidi="zh_TW"/>
+        </w:rPr>
+        <w:t>塞魯士</w:t>
+      </w:r>
+      <w:r>
+        <w:rPr>
+          <w:lang w:val="zh_TW" w:bidi="zh_TW"/>
+        </w:rPr>
+        <w:t>可能被稱為「受膏者」，但最後救贖的工作並沒有歸功於他（</w:t>
+      </w:r>
+      <w:hyperlink r:id="rId44">
+        <w:r>
+          <w:rPr>
+            <w:lang w:val="zh_TW" w:bidi="zh_TW"/>
+          </w:rPr>
+          <w:rPr>
+            <w:color w:val="0000EE"/>
+            <w:u w:val="single"/>
+          </w:rPr>
+          <w:t>45:1–5</w:t>
+        </w:r>
+      </w:hyperlink>
+      <w:r>
+        <w:rPr>
+          <w:lang w:val="zh_TW" w:bidi="zh_TW"/>
+        </w:rPr>
+        <w:t>）。以色列雖然是神所揀選並且被愛的（</w:t>
+      </w:r>
+      <w:hyperlink r:id="rId45">
+        <w:r>
+          <w:rPr>
+            <w:lang w:val="zh_TW" w:bidi="zh_TW"/>
+          </w:rPr>
+          <w:rPr>
+            <w:color w:val="0000EE"/>
+            <w:u w:val="single"/>
+          </w:rPr>
+          <w:t>41:8</w:t>
+        </w:r>
+      </w:hyperlink>
+      <w:r>
+        <w:rPr>
+          <w:lang w:val="zh_TW" w:bidi="zh_TW"/>
+        </w:rPr>
+        <w:t>），但作為神的僕人來完成他的救贖工作卻能力不足（</w:t>
+      </w:r>
+      <w:hyperlink r:id="rId46">
+        <w:r>
+          <w:rPr>
+            <w:lang w:val="zh_TW" w:bidi="zh_TW"/>
+          </w:rPr>
+          <w:rPr>
+            <w:color w:val="0000EE"/>
+            <w:u w:val="single"/>
+          </w:rPr>
+          <w:t>42:18</w:t>
+        </w:r>
+      </w:hyperlink>
+      <w:r>
+        <w:rPr>
+          <w:lang w:val="zh_TW" w:bidi="zh_TW"/>
+        </w:rPr>
+        <w:t>）。大衛王朝的崩潰，有力地表明以色列需要一位受膏的君王來醫治其背道和不忠（</w:t>
+      </w:r>
+      <w:hyperlink r:id="rId47">
+        <w:r>
+          <w:rPr>
+            <w:lang w:val="zh_TW" w:bidi="zh_TW"/>
+          </w:rPr>
+          <w:rPr>
+            <w:color w:val="0000EE"/>
+            <w:u w:val="single"/>
+          </w:rPr>
+          <w:t>出33:5</w:t>
+        </w:r>
+      </w:hyperlink>
+      <w:r>
+        <w:rPr>
+          <w:lang w:val="zh_TW" w:bidi="zh_TW"/>
+        </w:rPr>
+        <w:t>；</w:t>
+      </w:r>
+      <w:hyperlink r:id="rId48">
+        <w:r>
+          <w:rPr>
+            <w:lang w:val="zh_TW" w:bidi="zh_TW"/>
+          </w:rPr>
+          <w:rPr>
+            <w:color w:val="0000EE"/>
+            <w:u w:val="single"/>
+          </w:rPr>
+          <w:t>何4:1</w:t>
+        </w:r>
+      </w:hyperlink>
+      <w:r>
+        <w:rPr>
+          <w:lang w:val="zh_TW" w:bidi="zh_TW"/>
+        </w:rPr>
+        <w:t>）。更在舊約歷史中，越來越多的記載展現以色列全面的道德失敗。她與全人類共同面對的問題，只有透過一個以個人救主和主權的主為確保和中心的新約，才能解決（</w:t>
+      </w:r>
+      <w:hyperlink r:id="rId49">
+        <w:r>
+          <w:rPr>
+            <w:lang w:val="zh_TW" w:bidi="zh_TW"/>
+          </w:rPr>
+          <w:rPr>
+            <w:color w:val="0000EE"/>
+            <w:u w:val="single"/>
+          </w:rPr>
+          <w:t>耶31:31–34</w:t>
+        </w:r>
+      </w:hyperlink>
+      <w:r>
+        <w:rPr>
+          <w:lang w:val="zh_TW" w:bidi="zh_TW"/>
+        </w:rPr>
+        <w:t>）。這位拯救者的來臨應驗了「從耶西的本必發一條」的應許，祂將把生命的光帶給神被黑暗籠罩的百姓（</w:t>
+      </w:r>
+      <w:hyperlink r:id="rId50">
+        <w:r>
+          <w:rPr>
+            <w:lang w:val="zh_TW" w:bidi="zh_TW"/>
+          </w:rPr>
+          <w:rPr>
+            <w:color w:val="0000EE"/>
+            <w:u w:val="single"/>
+          </w:rPr>
+          <w:t>賽9:2</w:t>
+        </w:r>
+      </w:hyperlink>
+      <w:r>
+        <w:rPr>
+          <w:lang w:val="zh_TW" w:bidi="zh_TW"/>
+        </w:rPr>
+        <w:t>，</w:t>
+      </w:r>
+      <w:hyperlink r:id="rId37">
+        <w:r>
+          <w:rPr>
+            <w:lang w:val="zh_TW" w:bidi="zh_TW"/>
+          </w:rPr>
+          <w:rPr>
+            <w:color w:val="0000EE"/>
+            <w:u w:val="single"/>
+          </w:rPr>
+          <w:t>11:1</w:t>
+        </w:r>
+      </w:hyperlink>
+      <w:r>
+        <w:rPr>
+          <w:lang w:val="zh_TW" w:bidi="zh_TW"/>
+        </w:rPr>
+        <w:t>）。</w:t>
+      </w:r>
+    </w:p>
+    <w:p>
+      <w:pPr/>
+      <w:r>
+        <w:rPr>
+          <w:lang w:val="zh_TW" w:bidi="zh_TW"/>
+        </w:rPr>
+      </w:r>
+      <w:r>
+        <w:rPr>
+          <w:lang w:val="zh_TW" w:bidi="zh_TW"/>
+        </w:rPr>
+        <w:t>「僕人」和「卑微」的概念很難與王權分開（</w:t>
+      </w:r>
+      <w:hyperlink r:id="rId51">
+        <w:r>
+          <w:rPr>
+            <w:lang w:val="zh_TW" w:bidi="zh_TW"/>
+          </w:rPr>
+          <w:rPr>
+            <w:color w:val="0000EE"/>
+            <w:u w:val="single"/>
+          </w:rPr>
+          <w:t>亞9:9</w:t>
+        </w:r>
+      </w:hyperlink>
+      <w:r>
+        <w:rPr>
+          <w:lang w:val="zh_TW" w:bidi="zh_TW"/>
+        </w:rPr>
+        <w:t>）。彌賽亞同時擔任祭司與君王的角色是不容置疑的（</w:t>
+      </w:r>
+      <w:hyperlink r:id="rId52">
+        <w:r>
+          <w:rPr>
+            <w:lang w:val="zh_TW" w:bidi="zh_TW"/>
+          </w:rPr>
+          <w:rPr>
+            <w:color w:val="0000EE"/>
+            <w:u w:val="single"/>
+          </w:rPr>
+          <w:t>詩110:1–4</w:t>
+        </w:r>
+      </w:hyperlink>
+      <w:r>
+        <w:rPr>
+          <w:lang w:val="zh_TW" w:bidi="zh_TW"/>
+        </w:rPr>
+        <w:t>）；但受苦的祭司-君王則不那麼顯而易見。一些塔木德的作者顯然認識到彌賽亞必須受苦的可能性。在巴比倫塔木德的</w:t>
+      </w:r>
+      <w:r>
+        <w:rPr>
+          <w:i/>
+          <w:lang w:val="zh_TW" w:bidi="zh_TW"/>
+        </w:rPr>
+        <w:t>論猶太議會</w:t>
+      </w:r>
+      <w:r>
+        <w:rPr>
+          <w:lang w:val="zh_TW" w:bidi="zh_TW"/>
+        </w:rPr>
+        <w:t>98b中，彌賽亞被描述為承擔疾病和痛苦。在贖罪日的禱告中，亞利亞撒·本·卡利（Eleazar ben Qalir，大約生活於公元1000年）曾說：「我們的義人彌賽亞已經離開我們；我們驚恐萬分，無人為我們辯護。我們的罪孽和過犯的重擔壓在祂身上，祂為我們的罪過而受傷。祂背負我們的罪孽，為了我們的罪過尋求赦免。願我們因祂的鞭傷得醫治。」以利亞·德·維達斯（Eliyya de Vidas）拉比也曾寫道：「『他為我們的過犯受害，為我們的罪孽壓傷』的意思是，由於彌賽亞承擔我們的罪孽，這些罪孽使祂受苦，因此，凡不承認彌賽亞為我們的罪孽受苦的人，必須自己承受這些苦難。」儘管如此，很難相信有人會想像彌賽亞會通過自己的死亡來完成祂的救贖工作（參</w:t>
+      </w:r>
+      <w:hyperlink r:id="rId53">
+        <w:r>
+          <w:rPr>
+            <w:lang w:val="zh_TW" w:bidi="zh_TW"/>
+          </w:rPr>
+          <w:rPr>
+            <w:color w:val="0000EE"/>
+            <w:u w:val="single"/>
+          </w:rPr>
+          <w:t>賽53:12</w:t>
+        </w:r>
+      </w:hyperlink>
+      <w:r>
+        <w:rPr>
+          <w:lang w:val="zh_TW" w:bidi="zh_TW"/>
+        </w:rPr>
+        <w:t>）。當拉比們的推測無法令人滿意地調和屈辱和高舉的矛盾事實時，有人就假設神會差派一位受苦的彌賽亞和一位統治的彌賽亞。聖經顯然指出，受膏者可怕的受難經歷不過是進入無限榮耀的必要前奏。祂不僅被描述為偉大的君王（</w:t>
+      </w:r>
+      <w:hyperlink r:id="rId54">
+        <w:r>
+          <w:rPr>
+            <w:lang w:val="zh_TW" w:bidi="zh_TW"/>
+          </w:rPr>
+          <w:rPr>
+            <w:color w:val="0000EE"/>
+            <w:u w:val="single"/>
+          </w:rPr>
+          <w:t>52:13</w:t>
+        </w:r>
+      </w:hyperlink>
+      <w:r>
+        <w:rPr>
+          <w:lang w:val="zh_TW" w:bidi="zh_TW"/>
+        </w:rPr>
+        <w:t>，</w:t>
+      </w:r>
+      <w:hyperlink r:id="rId53">
+        <w:r>
+          <w:rPr>
+            <w:lang w:val="zh_TW" w:bidi="zh_TW"/>
+          </w:rPr>
+          <w:rPr>
+            <w:color w:val="0000EE"/>
+            <w:u w:val="single"/>
+          </w:rPr>
+          <w:t>53:12</w:t>
+        </w:r>
+      </w:hyperlink>
+      <w:r>
+        <w:rPr>
+          <w:lang w:val="zh_TW" w:bidi="zh_TW"/>
+        </w:rPr>
+        <w:t>），而且還是謙卑的（</w:t>
+      </w:r>
+      <w:hyperlink r:id="rId55">
+        <w:r>
+          <w:rPr>
+            <w:lang w:val="zh_TW" w:bidi="zh_TW"/>
+          </w:rPr>
+          <w:rPr>
+            <w:color w:val="0000EE"/>
+            <w:u w:val="single"/>
+          </w:rPr>
+          <w:t>53:2</w:t>
+        </w:r>
+      </w:hyperlink>
+      <w:r>
+        <w:rPr>
+          <w:lang w:val="zh_TW" w:bidi="zh_TW"/>
+        </w:rPr>
+        <w:t>）、受辱的（</w:t>
+      </w:r>
+      <w:hyperlink r:id="rId56">
+        <w:r>
+          <w:rPr>
+            <w:lang w:val="zh_TW" w:bidi="zh_TW"/>
+          </w:rPr>
+          <w:rPr>
+            <w:color w:val="0000EE"/>
+            <w:u w:val="single"/>
+          </w:rPr>
+          <w:t>52:14</w:t>
+        </w:r>
+      </w:hyperlink>
+      <w:r>
+        <w:rPr>
+          <w:lang w:val="zh_TW" w:bidi="zh_TW"/>
+        </w:rPr>
+        <w:t>）、被拒絕的（</w:t>
+      </w:r>
+      <w:hyperlink r:id="rId57">
+        <w:r>
+          <w:rPr>
+            <w:lang w:val="zh_TW" w:bidi="zh_TW"/>
+          </w:rPr>
+          <w:rPr>
+            <w:color w:val="0000EE"/>
+            <w:u w:val="single"/>
+          </w:rPr>
+          <w:t>53:3</w:t>
+        </w:r>
+      </w:hyperlink>
+      <w:r>
+        <w:rPr>
+          <w:lang w:val="zh_TW" w:bidi="zh_TW"/>
+        </w:rPr>
+        <w:t>），並承擔人類悖逆的後果（</w:t>
+      </w:r>
+      <w:hyperlink r:id="rId58">
+        <w:r>
+          <w:rPr>
+            <w:lang w:val="zh_TW" w:bidi="zh_TW"/>
+          </w:rPr>
+          <w:rPr>
+            <w:color w:val="0000EE"/>
+            <w:u w:val="single"/>
+          </w:rPr>
+          <w:t>5–6節</w:t>
+        </w:r>
+      </w:hyperlink>
+      <w:r>
+        <w:rPr>
+          <w:lang w:val="zh_TW" w:bidi="zh_TW"/>
+        </w:rPr>
+        <w:t>）。然而，祂被高舉，為祂的百姓代求，並賜予他們豐厚的祝福（</w:t>
+      </w:r>
+      <w:hyperlink r:id="rId53">
+        <w:r>
+          <w:rPr>
+            <w:lang w:val="zh_TW" w:bidi="zh_TW"/>
+          </w:rPr>
+          <w:rPr>
+            <w:color w:val="0000EE"/>
+            <w:u w:val="single"/>
+          </w:rPr>
+          <w:t>12</w:t>
+        </w:r>
+      </w:hyperlink>
+      <w:r>
+        <w:rPr>
+          <w:lang w:val="zh_TW" w:bidi="zh_TW"/>
+        </w:rPr>
+        <w:t>節）。彌賽亞完成了亞當和以色列無法達成的完全順服，將以色列和列國重新帶回神面前（</w:t>
+      </w:r>
+      <w:hyperlink r:id="rId59">
+        <w:r>
+          <w:rPr>
+            <w:lang w:val="zh_TW" w:bidi="zh_TW"/>
+          </w:rPr>
+          <w:rPr>
+            <w:color w:val="0000EE"/>
+            <w:u w:val="single"/>
+          </w:rPr>
+          <w:t>42:18–19</w:t>
+        </w:r>
+      </w:hyperlink>
+      <w:r>
+        <w:rPr>
+          <w:lang w:val="zh_TW" w:bidi="zh_TW"/>
+        </w:rPr>
+        <w:t>，</w:t>
+      </w:r>
+      <w:hyperlink r:id="rId60">
+        <w:r>
+          <w:rPr>
+            <w:lang w:val="zh_TW" w:bidi="zh_TW"/>
+          </w:rPr>
+          <w:rPr>
+            <w:color w:val="0000EE"/>
+            <w:u w:val="single"/>
+          </w:rPr>
+          <w:t>49:3、6</w:t>
+        </w:r>
+      </w:hyperlink>
+      <w:r>
+        <w:rPr>
+          <w:lang w:val="zh_TW" w:bidi="zh_TW"/>
+        </w:rPr>
+        <w:t>）。</w:t>
+      </w:r>
+    </w:p>
+    <w:p>
+      <w:pPr/>
+      <w:r>
+        <w:rPr>
+          <w:lang w:val="zh_TW" w:bidi="zh_TW"/>
+        </w:rPr>
+      </w:r>
+      <w:r>
+        <w:rPr>
+          <w:lang w:val="zh_TW" w:bidi="zh_TW"/>
+        </w:rPr>
+        <w:t>但以理的著作包含重要的彌賽亞信息。 尤其是但以理大膽地提到「受膏君」（</w:t>
+      </w:r>
+      <w:hyperlink r:id="rId61">
+        <w:r>
+          <w:rPr>
+            <w:lang w:val="zh_TW" w:bidi="zh_TW"/>
+          </w:rPr>
+          <w:rPr>
+            <w:color w:val="0000EE"/>
+            <w:u w:val="single"/>
+          </w:rPr>
+          <w:t>但9:25</w:t>
+        </w:r>
+      </w:hyperlink>
+      <w:r>
+        <w:rPr>
+          <w:lang w:val="zh_TW" w:bidi="zh_TW"/>
+        </w:rPr>
+        <w:t>），將祂稱為「人子」（</w:t>
+      </w:r>
+      <w:hyperlink r:id="rId62">
+        <w:r>
+          <w:rPr>
+            <w:lang w:val="zh_TW" w:bidi="zh_TW"/>
+          </w:rPr>
+          <w:rPr>
+            <w:color w:val="0000EE"/>
+            <w:u w:val="single"/>
+          </w:rPr>
+          <w:t>7:13</w:t>
+        </w:r>
+      </w:hyperlink>
+      <w:r>
+        <w:rPr>
+          <w:lang w:val="zh_TW" w:bidi="zh_TW"/>
+        </w:rPr>
+        <w:t>），並說祂將受苦（「被剪除」，</w:t>
+      </w:r>
+      <w:hyperlink r:id="rId63">
+        <w:r>
+          <w:rPr>
+            <w:lang w:val="zh_TW" w:bidi="zh_TW"/>
+          </w:rPr>
+          <w:rPr>
+            <w:color w:val="0000EE"/>
+            <w:u w:val="single"/>
+          </w:rPr>
+          <w:t>9:26</w:t>
+        </w:r>
+      </w:hyperlink>
+      <w:r>
+        <w:rPr>
+          <w:lang w:val="zh_TW" w:bidi="zh_TW"/>
+        </w:rPr>
+        <w:t>）。 這句關於彌賽亞被剪除（即死亡）的話，表明了祂藉此完成贖罪工作的可能性（</w:t>
+      </w:r>
+      <w:hyperlink r:id="rId64">
+        <w:r>
+          <w:rPr>
+            <w:lang w:val="zh_TW" w:bidi="zh_TW"/>
+          </w:rPr>
+          <w:rPr>
+            <w:color w:val="0000EE"/>
+            <w:u w:val="single"/>
+          </w:rPr>
+          <w:t>9:24</w:t>
+        </w:r>
+      </w:hyperlink>
+      <w:r>
+        <w:rPr>
+          <w:lang w:val="zh_TW" w:bidi="zh_TW"/>
+        </w:rPr>
+        <w:t>）。 代贖贖罪的教義是聖經中唯一的贖罪教義（參</w:t>
+      </w:r>
+      <w:hyperlink r:id="rId65">
+        <w:r>
+          <w:rPr>
+            <w:lang w:val="zh_TW" w:bidi="zh_TW"/>
+          </w:rPr>
+          <w:rPr>
+            <w:color w:val="0000EE"/>
+            <w:u w:val="single"/>
+          </w:rPr>
+          <w:t>利17:11</w:t>
+        </w:r>
+      </w:hyperlink>
+      <w:r>
+        <w:rPr>
+          <w:lang w:val="zh_TW" w:bidi="zh_TW"/>
+        </w:rPr>
+        <w:t>）。 以色列明白，承擔罪意味著忍受罪的後果或刑罰（參</w:t>
+      </w:r>
+      <w:hyperlink r:id="rId66">
+        <w:r>
+          <w:rPr>
+            <w:lang w:val="zh_TW" w:bidi="zh_TW"/>
+          </w:rPr>
+          <w:rPr>
+            <w:color w:val="0000EE"/>
+            <w:u w:val="single"/>
+          </w:rPr>
+          <w:t>民14:33</w:t>
+        </w:r>
+      </w:hyperlink>
+      <w:r>
+        <w:rPr>
+          <w:lang w:val="zh_TW" w:bidi="zh_TW"/>
+        </w:rPr>
+        <w:t>）。彌賽亞贖罪祭的工作原理同樣體現了這種刑罰代贖。祂是代替犯罪者承受苦難的受害者。既然刑罰已由祂代替承擔，求告者便完全得著赦免。</w:t>
+      </w:r>
+    </w:p>
+    <w:p>
+      <w:pPr/>
+      <w:r>
+        <w:rPr>
+          <w:lang w:val="zh_TW" w:bidi="zh_TW"/>
+        </w:rPr>
+      </w:r>
+      <w:hyperlink r:id="rId67">
+        <w:r>
+          <w:rPr>
+            <w:lang w:val="zh_TW" w:bidi="zh_TW"/>
+          </w:rPr>
+          <w:rPr>
+            <w:color w:val="0000EE"/>
+            <w:u w:val="single"/>
+          </w:rPr>
+          <w:t>詩篇二十二篇1節</w:t>
+        </w:r>
+      </w:hyperlink>
+      <w:r>
+        <w:rPr>
+          <w:lang w:val="zh_TW" w:bidi="zh_TW"/>
+        </w:rPr>
+        <w:t>記載了彌賽亞擔當人類罪的刑罰時那痛苦的呼喊（參</w:t>
+      </w:r>
+      <w:hyperlink r:id="rId68">
+        <w:r>
+          <w:rPr>
+            <w:lang w:val="zh_TW" w:bidi="zh_TW"/>
+          </w:rPr>
+          <w:rPr>
+            <w:color w:val="0000EE"/>
+            <w:u w:val="single"/>
+          </w:rPr>
+          <w:t>太27:46</w:t>
+        </w:r>
+      </w:hyperlink>
+      <w:r>
+        <w:rPr>
+          <w:lang w:val="zh_TW" w:bidi="zh_TW"/>
+        </w:rPr>
+        <w:t>），因為祂為祂的子民成為罪（</w:t>
+      </w:r>
+      <w:hyperlink r:id="rId69">
+        <w:r>
+          <w:rPr>
+            <w:lang w:val="zh_TW" w:bidi="zh_TW"/>
+          </w:rPr>
+          <w:rPr>
+            <w:color w:val="0000EE"/>
+            <w:u w:val="single"/>
+          </w:rPr>
+          <w:t>林後5:21</w:t>
+        </w:r>
+      </w:hyperlink>
+      <w:r>
+        <w:rPr>
+          <w:lang w:val="zh_TW" w:bidi="zh_TW"/>
+        </w:rPr>
+        <w:t>）。然而，祂的呼喊「我的神」表明了一種無法徹底切斷的親密關係。再次出現了彌賽亞在大大被高舉之前受屈辱的主題（</w:t>
+      </w:r>
+      <w:hyperlink r:id="rId70">
+        <w:r>
+          <w:rPr>
+            <w:lang w:val="zh_TW" w:bidi="zh_TW"/>
+          </w:rPr>
+          <w:rPr>
+            <w:color w:val="0000EE"/>
+            <w:u w:val="single"/>
+          </w:rPr>
+          <w:t>詩22:27</w:t>
+        </w:r>
+      </w:hyperlink>
+      <w:r>
+        <w:rPr>
+          <w:lang w:val="zh_TW" w:bidi="zh_TW"/>
+        </w:rPr>
+        <w:t>）。在所謂的「</w:t>
+      </w:r>
+      <w:r>
+        <w:rPr>
+          <w:lang w:val="zh_TW" w:bidi="zh_TW"/>
+        </w:rPr>
+        <w:t>君王詩篇（</w:t>
+      </w:r>
+      <w:r>
+        <w:rPr>
+          <w:lang w:val="zh_TW" w:bidi="zh_TW"/>
+        </w:rPr>
+        <w:t>royal psalms）」（例如，</w:t>
+      </w:r>
+      <w:hyperlink r:id="rId71">
+        <w:r>
+          <w:rPr>
+            <w:lang w:val="zh_TW" w:bidi="zh_TW"/>
+          </w:rPr>
+          <w:rPr>
+            <w:color w:val="0000EE"/>
+            <w:u w:val="single"/>
+          </w:rPr>
+          <w:t>2</w:t>
+        </w:r>
+      </w:hyperlink>
+      <w:r>
+        <w:rPr>
+          <w:lang w:val="zh_TW" w:bidi="zh_TW"/>
+        </w:rPr>
+        <w:t>，</w:t>
+      </w:r>
+      <w:hyperlink r:id="rId72">
+        <w:r>
+          <w:rPr>
+            <w:lang w:val="zh_TW" w:bidi="zh_TW"/>
+          </w:rPr>
+          <w:rPr>
+            <w:color w:val="0000EE"/>
+            <w:u w:val="single"/>
+          </w:rPr>
+          <w:t>72</w:t>
+        </w:r>
+      </w:hyperlink>
+      <w:r>
+        <w:rPr>
+          <w:lang w:val="zh_TW" w:bidi="zh_TW"/>
+        </w:rPr>
+        <w:t>，</w:t>
+      </w:r>
+      <w:hyperlink r:id="rId73">
+        <w:r>
+          <w:rPr>
+            <w:lang w:val="zh_TW" w:bidi="zh_TW"/>
+          </w:rPr>
+          <w:rPr>
+            <w:color w:val="0000EE"/>
+            <w:u w:val="single"/>
+          </w:rPr>
+          <w:t>110</w:t>
+        </w:r>
+      </w:hyperlink>
+      <w:r>
+        <w:rPr>
+          <w:lang w:val="zh_TW" w:bidi="zh_TW"/>
+        </w:rPr>
+        <w:t>篇）中，這位彌賽亞不僅是代求的祭司，也被任命為君王和審判者。</w:t>
+      </w:r>
+    </w:p>
+    <w:p>
+      <w:pPr/>
+      <w:r>
+        <w:rPr>
+          <w:lang w:val="zh_TW" w:bidi="zh_TW"/>
+        </w:rPr>
+      </w:r>
+      <w:r>
+        <w:rPr>
+          <w:lang w:val="zh_TW" w:bidi="zh_TW"/>
+        </w:rPr>
+        <w:t>耶利米更進一步描繪這幅畫像。那位使人能進入救恩之約的，賜給人神所算為義的公義：彌賽亞是神公義的苗裔，成為「耶和華我們的義」。矛盾的是，根據律法，任何沒有犯罪的人都不能被釘十字架（</w:t>
+      </w:r>
+      <w:hyperlink r:id="rId74">
+        <w:r>
+          <w:rPr>
+            <w:lang w:val="zh_TW" w:bidi="zh_TW"/>
+          </w:rPr>
+          <w:rPr>
+            <w:color w:val="0000EE"/>
+            <w:u w:val="single"/>
+          </w:rPr>
+          <w:t>申21:22</w:t>
+        </w:r>
+      </w:hyperlink>
+      <w:r>
+        <w:rPr>
+          <w:lang w:val="zh_TW" w:bidi="zh_TW"/>
+        </w:rPr>
+        <w:t>）。但被釘十字架的是公義的基督，從而永遠顛覆了任何法律主義的自信（</w:t>
+      </w:r>
+      <w:hyperlink r:id="rId75">
+        <w:r>
+          <w:rPr>
+            <w:lang w:val="zh_TW" w:bidi="zh_TW"/>
+          </w:rPr>
+          <w:rPr>
+            <w:color w:val="0000EE"/>
+            <w:u w:val="single"/>
+          </w:rPr>
+          <w:t>申21:23</w:t>
+        </w:r>
+      </w:hyperlink>
+      <w:r>
+        <w:rPr>
+          <w:lang w:val="zh_TW" w:bidi="zh_TW"/>
+        </w:rPr>
+        <w:t>；</w:t>
+      </w:r>
+      <w:hyperlink r:id="rId76">
+        <w:r>
+          <w:rPr>
+            <w:lang w:val="zh_TW" w:bidi="zh_TW"/>
+          </w:rPr>
+          <w:rPr>
+            <w:color w:val="0000EE"/>
+            <w:u w:val="single"/>
+          </w:rPr>
+          <w:t>加3:13</w:t>
+        </w:r>
+      </w:hyperlink>
+      <w:r>
+        <w:rPr>
+          <w:lang w:val="zh_TW" w:bidi="zh_TW"/>
+        </w:rPr>
+        <w:t>）。信徒不僅得蒙赦免，且因祂被稱為義（</w:t>
+      </w:r>
+      <w:hyperlink r:id="rId77">
+        <w:r>
+          <w:rPr>
+            <w:lang w:val="zh_TW" w:bidi="zh_TW"/>
+          </w:rPr>
+          <w:rPr>
+            <w:color w:val="0000EE"/>
+            <w:u w:val="single"/>
+          </w:rPr>
+          <w:t>耶23:5–6</w:t>
+        </w:r>
+      </w:hyperlink>
+      <w:r>
+        <w:rPr>
+          <w:lang w:val="zh_TW" w:bidi="zh_TW"/>
+        </w:rPr>
+        <w:t>）。</w:t>
+      </w:r>
+    </w:p>
+    <w:p>
+      <w:pPr/>
+      <w:r>
+        <w:rPr>
+          <w:lang w:val="zh_TW" w:bidi="zh_TW"/>
+        </w:rPr>
+      </w:r>
+      <w:r>
+        <w:rPr>
+          <w:lang w:val="zh_TW" w:bidi="zh_TW"/>
+        </w:rPr>
+        <w:t>儘管彌賽亞的誕生地已被明確預言（</w:t>
+      </w:r>
+      <w:hyperlink r:id="rId78">
+        <w:r>
+          <w:rPr>
+            <w:lang w:val="zh_TW" w:bidi="zh_TW"/>
+          </w:rPr>
+          <w:rPr>
+            <w:color w:val="0000EE"/>
+            <w:u w:val="single"/>
+          </w:rPr>
+          <w:t>彌5:2</w:t>
+        </w:r>
+      </w:hyperlink>
+      <w:r>
+        <w:rPr>
+          <w:lang w:val="zh_TW" w:bidi="zh_TW"/>
+        </w:rPr>
+        <w:t>），但祂的神性卻一直是激烈爭議的話題。儘管古以色列少有人質疑彌賽亞擁有超自然能力，但很少有人會想像祂會在最完全的意義上成為「與我們同在的神」（參</w:t>
+      </w:r>
+      <w:hyperlink r:id="rId79">
+        <w:r>
+          <w:rPr>
+            <w:lang w:val="zh_TW" w:bidi="zh_TW"/>
+          </w:rPr>
+          <w:rPr>
+            <w:color w:val="0000EE"/>
+            <w:u w:val="single"/>
+          </w:rPr>
+          <w:t>來1:3</w:t>
+        </w:r>
+      </w:hyperlink>
+      <w:r>
+        <w:rPr>
+          <w:lang w:val="zh_TW" w:bidi="zh_TW"/>
+        </w:rPr>
+        <w:t>）。</w:t>
+      </w:r>
+    </w:p>
+    <w:p>
+      <w:pPr>
+        <w:pStyle w:val="Heading3"/>
+      </w:pPr>
+      <w:r>
+        <w:rPr>
+          <w:lang w:val="zh_TW" w:bidi="zh_TW"/>
+        </w:rPr>
+        <w:t>新約中的彌賽亞</w:t>
+      </w:r>
+    </w:p>
+    <w:p>
+      <w:pPr/>
+      <w:r>
+        <w:rPr>
+          <w:lang w:val="zh_TW" w:bidi="zh_TW"/>
+        </w:rPr>
+      </w:r>
+      <w:r>
+        <w:rPr>
+          <w:lang w:val="zh_TW" w:bidi="zh_TW"/>
+        </w:rPr>
+        <w:t>新約作者描繪出一幅圖畫，即那位出自超自然根源的孩子（</w:t>
+      </w:r>
+      <w:hyperlink r:id="rId80">
+        <w:r>
+          <w:rPr>
+            <w:lang w:val="zh_TW" w:bidi="zh_TW"/>
+          </w:rPr>
+          <w:rPr>
+            <w:color w:val="0000EE"/>
+            <w:u w:val="single"/>
+          </w:rPr>
+          <w:t>賽7:14</w:t>
+        </w:r>
+      </w:hyperlink>
+      <w:r>
+        <w:rPr>
+          <w:lang w:val="zh_TW" w:bidi="zh_TW"/>
+        </w:rPr>
+        <w:t>；</w:t>
+      </w:r>
+      <w:hyperlink r:id="rId78">
+        <w:r>
+          <w:rPr>
+            <w:lang w:val="zh_TW" w:bidi="zh_TW"/>
+          </w:rPr>
+          <w:rPr>
+            <w:color w:val="0000EE"/>
+            <w:u w:val="single"/>
+          </w:rPr>
+          <w:t>彌5:2</w:t>
+        </w:r>
+      </w:hyperlink>
+      <w:r>
+        <w:rPr>
+          <w:lang w:val="zh_TW" w:bidi="zh_TW"/>
+        </w:rPr>
+        <w:t>）承載著完全的神性（</w:t>
+      </w:r>
+      <w:hyperlink r:id="rId81">
+        <w:r>
+          <w:rPr>
+            <w:lang w:val="zh_TW" w:bidi="zh_TW"/>
+          </w:rPr>
+          <w:rPr>
+            <w:color w:val="0000EE"/>
+            <w:u w:val="single"/>
+          </w:rPr>
+          <w:t>賽9:6</w:t>
+        </w:r>
+      </w:hyperlink>
+      <w:r>
+        <w:rPr>
+          <w:lang w:val="zh_TW" w:bidi="zh_TW"/>
+        </w:rPr>
+        <w:t>；</w:t>
+      </w:r>
+      <w:hyperlink r:id="rId82">
+        <w:r>
+          <w:rPr>
+            <w:lang w:val="zh_TW" w:bidi="zh_TW"/>
+          </w:rPr>
+          <w:rPr>
+            <w:color w:val="0000EE"/>
+            <w:u w:val="single"/>
+          </w:rPr>
+          <w:t>腓2:6</w:t>
+        </w:r>
+      </w:hyperlink>
+      <w:r>
+        <w:rPr>
+          <w:lang w:val="zh_TW" w:bidi="zh_TW"/>
+        </w:rPr>
+        <w:t>；</w:t>
+      </w:r>
+      <w:hyperlink r:id="rId83">
+        <w:r>
+          <w:rPr>
+            <w:lang w:val="zh_TW" w:bidi="zh_TW"/>
+          </w:rPr>
+          <w:rPr>
+            <w:color w:val="0000EE"/>
+            <w:u w:val="single"/>
+          </w:rPr>
+          <w:t>西1:19</w:t>
+        </w:r>
+      </w:hyperlink>
+      <w:r>
+        <w:rPr>
+          <w:lang w:val="zh_TW" w:bidi="zh_TW"/>
+        </w:rPr>
+        <w:t>）。祂是神的兒子，配受萬民的敬拜（</w:t>
+      </w:r>
+      <w:hyperlink r:id="rId84">
+        <w:r>
+          <w:rPr>
+            <w:lang w:val="zh_TW" w:bidi="zh_TW"/>
+          </w:rPr>
+          <w:rPr>
+            <w:color w:val="0000EE"/>
+            <w:u w:val="single"/>
+          </w:rPr>
+          <w:t>詩45:6–7</w:t>
+        </w:r>
+      </w:hyperlink>
+      <w:r>
+        <w:rPr>
+          <w:lang w:val="zh_TW" w:bidi="zh_TW"/>
+        </w:rPr>
+        <w:t>；參</w:t>
+      </w:r>
+      <w:hyperlink r:id="rId85">
+        <w:r>
+          <w:rPr>
+            <w:lang w:val="zh_TW" w:bidi="zh_TW"/>
+          </w:rPr>
+          <w:rPr>
+            <w:color w:val="0000EE"/>
+            <w:u w:val="single"/>
+          </w:rPr>
+          <w:t>來1:8–9</w:t>
+        </w:r>
+      </w:hyperlink>
+      <w:r>
+        <w:rPr>
+          <w:lang w:val="zh_TW" w:bidi="zh_TW"/>
+        </w:rPr>
+        <w:t>）。</w:t>
+      </w:r>
+    </w:p>
+    <w:p>
+      <w:pPr/>
+      <w:r>
+        <w:rPr>
+          <w:lang w:val="zh_TW" w:bidi="zh_TW"/>
+        </w:rPr>
+      </w:r>
+      <w:r>
+        <w:rPr>
+          <w:lang w:val="zh_TW" w:bidi="zh_TW"/>
+        </w:rPr>
+        <w:t>公元一世紀巴勒斯坦的猶太人知道，彌賽亞的應許將藉著像摩西的那一位的來臨而得以成就（</w:t>
+      </w:r>
+      <w:hyperlink r:id="rId86">
+        <w:r>
+          <w:rPr>
+            <w:lang w:val="zh_TW" w:bidi="zh_TW"/>
+          </w:rPr>
+          <w:rPr>
+            <w:color w:val="0000EE"/>
+            <w:u w:val="single"/>
+          </w:rPr>
+          <w:t>申18:18</w:t>
+        </w:r>
+      </w:hyperlink>
+      <w:r>
+        <w:rPr>
+          <w:lang w:val="zh_TW" w:bidi="zh_TW"/>
+        </w:rPr>
+        <w:t>）。耶穌與摩西之間有許多相似之處。作為中保、創新者，以及為百姓開創新靈命階段的引領者，他們是無人能及的。具體而言，兩人都在嬰孩時期奇蹟般地被拯救（</w:t>
+      </w:r>
+      <w:hyperlink r:id="rId87">
+        <w:r>
+          <w:rPr>
+            <w:lang w:val="zh_TW" w:bidi="zh_TW"/>
+          </w:rPr>
+          <w:rPr>
+            <w:color w:val="0000EE"/>
+            <w:u w:val="single"/>
+          </w:rPr>
+          <w:t>出2章</w:t>
+        </w:r>
+      </w:hyperlink>
+      <w:r>
+        <w:rPr>
+          <w:lang w:val="zh_TW" w:bidi="zh_TW"/>
+        </w:rPr>
+        <w:t>；</w:t>
+      </w:r>
+      <w:hyperlink r:id="rId88">
+        <w:r>
+          <w:rPr>
+            <w:lang w:val="zh_TW" w:bidi="zh_TW"/>
+          </w:rPr>
+          <w:rPr>
+            <w:color w:val="0000EE"/>
+            <w:u w:val="single"/>
+          </w:rPr>
+          <w:t>太2:13–23</w:t>
+        </w:r>
+      </w:hyperlink>
+      <w:r>
+        <w:rPr>
+          <w:lang w:val="zh_TW" w:bidi="zh_TW"/>
+        </w:rPr>
+        <w:t>）；兩者都為了服事神的百姓而放棄皇室的榮華（</w:t>
+      </w:r>
+      <w:hyperlink r:id="rId89">
+        <w:r>
+          <w:rPr>
+            <w:lang w:val="zh_TW" w:bidi="zh_TW"/>
+          </w:rPr>
+          <w:rPr>
+            <w:color w:val="0000EE"/>
+            <w:u w:val="single"/>
+          </w:rPr>
+          <w:t>腓2:5–8</w:t>
+        </w:r>
+      </w:hyperlink>
+      <w:r>
+        <w:rPr>
+          <w:lang w:val="zh_TW" w:bidi="zh_TW"/>
+        </w:rPr>
+        <w:t>；</w:t>
+      </w:r>
+      <w:hyperlink r:id="rId90">
+        <w:r>
+          <w:rPr>
+            <w:lang w:val="zh_TW" w:bidi="zh_TW"/>
+          </w:rPr>
+          <w:rPr>
+            <w:color w:val="0000EE"/>
+            <w:u w:val="single"/>
+          </w:rPr>
+          <w:t>來11:24–28</w:t>
+        </w:r>
+      </w:hyperlink>
+      <w:r>
+        <w:rPr>
+          <w:lang w:val="zh_TW" w:bidi="zh_TW"/>
+        </w:rPr>
+        <w:t>）；兩者都對他人懷有強烈的憐憫（</w:t>
+      </w:r>
+      <w:hyperlink r:id="rId91">
+        <w:r>
+          <w:rPr>
+            <w:lang w:val="zh_TW" w:bidi="zh_TW"/>
+          </w:rPr>
+          <w:rPr>
+            <w:color w:val="0000EE"/>
+            <w:u w:val="single"/>
+          </w:rPr>
+          <w:t>民27:17</w:t>
+        </w:r>
+      </w:hyperlink>
+      <w:r>
+        <w:rPr>
+          <w:lang w:val="zh_TW" w:bidi="zh_TW"/>
+        </w:rPr>
+        <w:t>；</w:t>
+      </w:r>
+      <w:hyperlink r:id="rId92">
+        <w:r>
+          <w:rPr>
+            <w:lang w:val="zh_TW" w:bidi="zh_TW"/>
+          </w:rPr>
+          <w:rPr>
+            <w:color w:val="0000EE"/>
+            <w:u w:val="single"/>
+          </w:rPr>
+          <w:t>太9:36</w:t>
+        </w:r>
+      </w:hyperlink>
+      <w:r>
+        <w:rPr>
+          <w:lang w:val="zh_TW" w:bidi="zh_TW"/>
+        </w:rPr>
+        <w:t>）；兩者都與神「面對面」交談（</w:t>
+      </w:r>
+      <w:hyperlink r:id="rId93">
+        <w:r>
+          <w:rPr>
+            <w:lang w:val="zh_TW" w:bidi="zh_TW"/>
+          </w:rPr>
+          <w:rPr>
+            <w:color w:val="0000EE"/>
+            <w:u w:val="single"/>
+          </w:rPr>
+          <w:t>出34:29–30</w:t>
+        </w:r>
+      </w:hyperlink>
+      <w:r>
+        <w:rPr>
+          <w:lang w:val="zh_TW" w:bidi="zh_TW"/>
+        </w:rPr>
+        <w:t>；</w:t>
+      </w:r>
+      <w:hyperlink r:id="rId94">
+        <w:r>
+          <w:rPr>
+            <w:lang w:val="zh_TW" w:bidi="zh_TW"/>
+          </w:rPr>
+          <w:rPr>
+            <w:color w:val="0000EE"/>
+            <w:u w:val="single"/>
+          </w:rPr>
+          <w:t>林後3:7</w:t>
+        </w:r>
+      </w:hyperlink>
+      <w:r>
+        <w:rPr>
+          <w:lang w:val="zh_TW" w:bidi="zh_TW"/>
+        </w:rPr>
+        <w:t>）；並且都作為救贖之約的中保（</w:t>
+      </w:r>
+      <w:hyperlink r:id="rId95">
+        <w:r>
+          <w:rPr>
+            <w:lang w:val="zh_TW" w:bidi="zh_TW"/>
+          </w:rPr>
+          <w:rPr>
+            <w:color w:val="0000EE"/>
+            <w:u w:val="single"/>
+          </w:rPr>
+          <w:t>申29:1</w:t>
+        </w:r>
+      </w:hyperlink>
+      <w:r>
+        <w:rPr>
+          <w:lang w:val="zh_TW" w:bidi="zh_TW"/>
+        </w:rPr>
+        <w:t>；</w:t>
+      </w:r>
+      <w:hyperlink r:id="rId96">
+        <w:r>
+          <w:rPr>
+            <w:lang w:val="zh_TW" w:bidi="zh_TW"/>
+          </w:rPr>
+          <w:rPr>
+            <w:color w:val="0000EE"/>
+            <w:u w:val="single"/>
+          </w:rPr>
+          <w:t>來8:6–7</w:t>
+        </w:r>
+      </w:hyperlink>
+      <w:r>
+        <w:rPr>
+          <w:lang w:val="zh_TW" w:bidi="zh_TW"/>
+        </w:rPr>
+        <w:t>）。然而，正如路德所言：「基督並不是摩西。」歸根究柢，摩西只是家庭中的僕人，而彌賽亞卻是萬物的創造者和主人（</w:t>
+      </w:r>
+      <w:hyperlink r:id="rId97">
+        <w:r>
+          <w:rPr>
+            <w:lang w:val="zh_TW" w:bidi="zh_TW"/>
+          </w:rPr>
+          <w:rPr>
+            <w:color w:val="0000EE"/>
+            <w:u w:val="single"/>
+          </w:rPr>
+          <w:t>來3:3–6</w:t>
+        </w:r>
+      </w:hyperlink>
+      <w:r>
+        <w:rPr>
+          <w:lang w:val="zh_TW" w:bidi="zh_TW"/>
+        </w:rPr>
+        <w:t>；參</w:t>
+      </w:r>
+      <w:hyperlink r:id="rId98">
+        <w:r>
+          <w:rPr>
+            <w:lang w:val="zh_TW" w:bidi="zh_TW"/>
+          </w:rPr>
+          <w:rPr>
+            <w:color w:val="0000EE"/>
+            <w:u w:val="single"/>
+          </w:rPr>
+          <w:t>約1:1–2、18</w:t>
+        </w:r>
+      </w:hyperlink>
+      <w:r>
+        <w:rPr>
+          <w:lang w:val="zh_TW" w:bidi="zh_TW"/>
+        </w:rPr>
+        <w:t>）。</w:t>
+      </w:r>
+    </w:p>
+    <w:p>
+      <w:pPr/>
+      <w:r>
+        <w:rPr>
+          <w:lang w:val="zh_TW" w:bidi="zh_TW"/>
+        </w:rPr>
+      </w:r>
+      <w:r>
+        <w:rPr>
+          <w:lang w:val="zh_TW" w:bidi="zh_TW"/>
+        </w:rPr>
+        <w:t>聖經中的家譜極為重要。拉比們根據</w:t>
+      </w:r>
+      <w:hyperlink r:id="rId24">
+        <w:r>
+          <w:rPr>
+            <w:lang w:val="zh_TW" w:bidi="zh_TW"/>
+          </w:rPr>
+          <w:rPr>
+            <w:color w:val="0000EE"/>
+            <w:u w:val="single"/>
+          </w:rPr>
+          <w:t>何西阿書三章5節</w:t>
+        </w:r>
+      </w:hyperlink>
+      <w:r>
+        <w:rPr>
+          <w:lang w:val="zh_TW" w:bidi="zh_TW"/>
+        </w:rPr>
+        <w:t>和</w:t>
+      </w:r>
+      <w:hyperlink r:id="rId99">
+        <w:r>
+          <w:rPr>
+            <w:lang w:val="zh_TW" w:bidi="zh_TW"/>
+          </w:rPr>
+          <w:rPr>
+            <w:color w:val="0000EE"/>
+            <w:u w:val="single"/>
+          </w:rPr>
+          <w:t>耶利米書三十章9節</w:t>
+        </w:r>
+      </w:hyperlink>
+      <w:r>
+        <w:rPr>
+          <w:lang w:val="zh_TW" w:bidi="zh_TW"/>
+        </w:rPr>
+        <w:t>，同意彌賽亞必須有大衛的血統。天使的宣告立即確立了耶穌的正確血統（</w:t>
+      </w:r>
+      <w:hyperlink r:id="rId100">
+        <w:r>
+          <w:rPr>
+            <w:lang w:val="zh_TW" w:bidi="zh_TW"/>
+          </w:rPr>
+          <w:rPr>
+            <w:color w:val="0000EE"/>
+            <w:u w:val="single"/>
+          </w:rPr>
+          <w:t>路1:32–33</w:t>
+        </w:r>
+      </w:hyperlink>
+      <w:r>
+        <w:rPr>
+          <w:lang w:val="zh_TW" w:bidi="zh_TW"/>
+        </w:rPr>
+        <w:t>；參</w:t>
+      </w:r>
+      <w:hyperlink r:id="rId101">
+        <w:r>
+          <w:rPr>
+            <w:lang w:val="zh_TW" w:bidi="zh_TW"/>
+          </w:rPr>
+          <w:rPr>
+            <w:color w:val="0000EE"/>
+            <w:u w:val="single"/>
+          </w:rPr>
+          <w:t>2:4</w:t>
+        </w:r>
+      </w:hyperlink>
+      <w:r>
+        <w:rPr>
+          <w:lang w:val="zh_TW" w:bidi="zh_TW"/>
+        </w:rPr>
+        <w:t>），馬太福音的記載也是如此（</w:t>
+      </w:r>
+      <w:hyperlink r:id="rId102">
+        <w:r>
+          <w:rPr>
+            <w:lang w:val="zh_TW" w:bidi="zh_TW"/>
+          </w:rPr>
+          <w:rPr>
+            <w:color w:val="0000EE"/>
+            <w:u w:val="single"/>
+          </w:rPr>
+          <w:t>太1:1–17</w:t>
+        </w:r>
+      </w:hyperlink>
+      <w:r>
+        <w:rPr>
+          <w:lang w:val="zh_TW" w:bidi="zh_TW"/>
+        </w:rPr>
+        <w:t>）。路加福音的家譜列表，如同馬太福音的記錄一樣，明確地證明了耶穌作為彌賽亞的王族血統（</w:t>
+      </w:r>
+      <w:hyperlink r:id="rId103">
+        <w:r>
+          <w:rPr>
+            <w:lang w:val="zh_TW" w:bidi="zh_TW"/>
+          </w:rPr>
+          <w:rPr>
+            <w:color w:val="0000EE"/>
+            <w:u w:val="single"/>
+          </w:rPr>
+          <w:t>路3:23–38</w:t>
+        </w:r>
+      </w:hyperlink>
+      <w:r>
+        <w:rPr>
+          <w:lang w:val="zh_TW" w:bidi="zh_TW"/>
+        </w:rPr>
+        <w:t>）。儘管兩個家譜之間存在差異，但它們都強調了這個獨特的彌賽亞族系的血統。耶穌深知聖經的彌賽亞焦點（</w:t>
+      </w:r>
+      <w:hyperlink r:id="rId104">
+        <w:r>
+          <w:rPr>
+            <w:lang w:val="zh_TW" w:bidi="zh_TW"/>
+          </w:rPr>
+          <w:rPr>
+            <w:color w:val="0000EE"/>
+            <w:u w:val="single"/>
+          </w:rPr>
+          <w:t>約5:46</w:t>
+        </w:r>
+      </w:hyperlink>
+      <w:r>
+        <w:rPr>
+          <w:lang w:val="zh_TW" w:bidi="zh_TW"/>
+        </w:rPr>
+        <w:t>；</w:t>
+      </w:r>
+      <w:hyperlink r:id="rId105">
+        <w:r>
+          <w:rPr>
+            <w:lang w:val="zh_TW" w:bidi="zh_TW"/>
+          </w:rPr>
+          <w:rPr>
+            <w:color w:val="0000EE"/>
+            <w:u w:val="single"/>
+          </w:rPr>
+          <w:t>8:56</w:t>
+        </w:r>
+      </w:hyperlink>
+      <w:r>
+        <w:rPr>
+          <w:lang w:val="zh_TW" w:bidi="zh_TW"/>
+        </w:rPr>
+        <w:t>），並在多次場合中承認自己是基督。祂接受了瞎子巴底買的稱呼（</w:t>
+      </w:r>
+      <w:hyperlink r:id="rId106">
+        <w:r>
+          <w:rPr>
+            <w:lang w:val="zh_TW" w:bidi="zh_TW"/>
+          </w:rPr>
+          <w:rPr>
+            <w:color w:val="0000EE"/>
+            <w:u w:val="single"/>
+          </w:rPr>
+          <w:t>可10:46–48</w:t>
+        </w:r>
+      </w:hyperlink>
+      <w:r>
+        <w:rPr>
+          <w:lang w:val="zh_TW" w:bidi="zh_TW"/>
+        </w:rPr>
+        <w:t>）；也接受了祂進入耶路撒冷時群眾的歡呼（</w:t>
+      </w:r>
+      <w:hyperlink r:id="rId107">
+        <w:r>
+          <w:rPr>
+            <w:lang w:val="zh_TW" w:bidi="zh_TW"/>
+          </w:rPr>
+          <w:rPr>
+            <w:color w:val="0000EE"/>
+            <w:u w:val="single"/>
+          </w:rPr>
+          <w:t>太21:9</w:t>
+        </w:r>
+      </w:hyperlink>
+      <w:r>
+        <w:rPr>
+          <w:lang w:val="zh_TW" w:bidi="zh_TW"/>
+        </w:rPr>
+        <w:t>）；並在聖殿裡接受了小孩子的讚美（</w:t>
+      </w:r>
+      <w:hyperlink r:id="rId108">
+        <w:r>
+          <w:rPr>
+            <w:lang w:val="zh_TW" w:bidi="zh_TW"/>
+          </w:rPr>
+          <w:rPr>
+            <w:color w:val="0000EE"/>
+            <w:u w:val="single"/>
+          </w:rPr>
+          <w:t>15</w:t>
+        </w:r>
+      </w:hyperlink>
+      <w:r>
+        <w:rPr>
+          <w:lang w:val="zh_TW" w:bidi="zh_TW"/>
+        </w:rPr>
+        <w:t>節）；以及其它場合中的稱呼（</w:t>
+      </w:r>
+      <w:hyperlink r:id="rId109">
+        <w:r>
+          <w:rPr>
+            <w:lang w:val="zh_TW" w:bidi="zh_TW"/>
+          </w:rPr>
+          <w:rPr>
+            <w:color w:val="0000EE"/>
+            <w:u w:val="single"/>
+          </w:rPr>
+          <w:t>太16:16–18</w:t>
+        </w:r>
+      </w:hyperlink>
+      <w:r>
+        <w:rPr>
+          <w:lang w:val="zh_TW" w:bidi="zh_TW"/>
+        </w:rPr>
+        <w:t>；</w:t>
+      </w:r>
+      <w:hyperlink r:id="rId110">
+        <w:r>
+          <w:rPr>
+            <w:lang w:val="zh_TW" w:bidi="zh_TW"/>
+          </w:rPr>
+          <w:rPr>
+            <w:color w:val="0000EE"/>
+            <w:u w:val="single"/>
+          </w:rPr>
+          <w:t>可14:61–62</w:t>
+        </w:r>
+      </w:hyperlink>
+      <w:r>
+        <w:rPr>
+          <w:lang w:val="zh_TW" w:bidi="zh_TW"/>
+        </w:rPr>
+        <w:t>；</w:t>
+      </w:r>
+      <w:hyperlink r:id="rId111">
+        <w:r>
+          <w:rPr>
+            <w:lang w:val="zh_TW" w:bidi="zh_TW"/>
+          </w:rPr>
+          <w:rPr>
+            <w:color w:val="0000EE"/>
+            <w:u w:val="single"/>
+          </w:rPr>
+          <w:t>路4:21</w:t>
+        </w:r>
+      </w:hyperlink>
+      <w:r>
+        <w:rPr>
+          <w:lang w:val="zh_TW" w:bidi="zh_TW"/>
+        </w:rPr>
+        <w:t>；</w:t>
+      </w:r>
+      <w:hyperlink r:id="rId112">
+        <w:r>
+          <w:rPr>
+            <w:lang w:val="zh_TW" w:bidi="zh_TW"/>
+          </w:rPr>
+          <w:rPr>
+            <w:color w:val="0000EE"/>
+            <w:u w:val="single"/>
+          </w:rPr>
+          <w:t>約4:25–26</w:t>
+        </w:r>
+      </w:hyperlink>
+      <w:r>
+        <w:rPr>
+          <w:lang w:val="zh_TW" w:bidi="zh_TW"/>
+        </w:rPr>
+        <w:t>）。儘管如此，祂警告門徒在祂復活前不要宣揚祂是彌賽亞（</w:t>
+      </w:r>
+      <w:hyperlink r:id="rId113">
+        <w:r>
+          <w:rPr>
+            <w:lang w:val="zh_TW" w:bidi="zh_TW"/>
+          </w:rPr>
+          <w:rPr>
+            <w:color w:val="0000EE"/>
+            <w:u w:val="single"/>
+          </w:rPr>
+          <w:t>太17:9</w:t>
+        </w:r>
+      </w:hyperlink>
+      <w:r>
+        <w:rPr>
+          <w:lang w:val="zh_TW" w:bidi="zh_TW"/>
+        </w:rPr>
+        <w:t>；參</w:t>
+      </w:r>
+      <w:hyperlink r:id="rId114">
+        <w:r>
+          <w:rPr>
+            <w:lang w:val="zh_TW" w:bidi="zh_TW"/>
+          </w:rPr>
+          <w:rPr>
+            <w:color w:val="0000EE"/>
+            <w:u w:val="single"/>
+          </w:rPr>
+          <w:t>路9:20–21</w:t>
+        </w:r>
+      </w:hyperlink>
+      <w:r>
+        <w:rPr>
+          <w:lang w:val="zh_TW" w:bidi="zh_TW"/>
+        </w:rPr>
+        <w:t>）。由於人們普遍（但錯誤地）認為彌賽亞主要是政治上的解救者，耶穌實際上避免使用這個稱謂，而更願意稱自己為「人子」。兩者指的是同一個人這一點，並不是人人都能理解的（參</w:t>
+      </w:r>
+      <w:hyperlink r:id="rId110">
+        <w:r>
+          <w:rPr>
+            <w:lang w:val="zh_TW" w:bidi="zh_TW"/>
+          </w:rPr>
+          <w:rPr>
+            <w:color w:val="0000EE"/>
+            <w:u w:val="single"/>
+          </w:rPr>
+          <w:t>可14:61–62</w:t>
+        </w:r>
+      </w:hyperlink>
+      <w:r>
+        <w:rPr>
+          <w:lang w:val="zh_TW" w:bidi="zh_TW"/>
+        </w:rPr>
+        <w:t>）。耶穌主要借用了但以理對天上征服者的異象（</w:t>
+      </w:r>
+      <w:hyperlink r:id="rId115">
+        <w:r>
+          <w:rPr>
+            <w:lang w:val="zh_TW" w:bidi="zh_TW"/>
+          </w:rPr>
+          <w:rPr>
+            <w:color w:val="0000EE"/>
+            <w:u w:val="single"/>
+          </w:rPr>
+          <w:t>但7:13–14</w:t>
+        </w:r>
+      </w:hyperlink>
+      <w:r>
+        <w:rPr>
+          <w:lang w:val="zh_TW" w:bidi="zh_TW"/>
+        </w:rPr>
+        <w:t>），祂不斷使用這個不太為人所知的稱號，並賦予其彌賽亞救恩的真正性質和範疇。耶穌的教導使門徒得以糾正他們對祂使命的錯誤看法（</w:t>
+      </w:r>
+      <w:hyperlink r:id="rId116">
+        <w:r>
+          <w:rPr>
+            <w:lang w:val="zh_TW" w:bidi="zh_TW"/>
+          </w:rPr>
+          <w:rPr>
+            <w:color w:val="0000EE"/>
+            <w:u w:val="single"/>
+          </w:rPr>
+          <w:t>太16:21–23</w:t>
+        </w:r>
+      </w:hyperlink>
+      <w:r>
+        <w:rPr>
+          <w:lang w:val="zh_TW" w:bidi="zh_TW"/>
+        </w:rPr>
+        <w:t>）。在時候滿足時，他們會明白祂不僅是彌賽亞，也是整卷舊約的主題（</w:t>
+      </w:r>
+      <w:hyperlink r:id="rId117">
+        <w:r>
+          <w:rPr>
+            <w:lang w:val="zh_TW" w:bidi="zh_TW"/>
+          </w:rPr>
+          <w:rPr>
+            <w:color w:val="0000EE"/>
+            <w:u w:val="single"/>
+          </w:rPr>
+          <w:t>太5:17</w:t>
+        </w:r>
+      </w:hyperlink>
+      <w:r>
+        <w:rPr>
+          <w:lang w:val="zh_TW" w:bidi="zh_TW"/>
+        </w:rPr>
+        <w:t>；</w:t>
+      </w:r>
+      <w:hyperlink r:id="rId118">
+        <w:r>
+          <w:rPr>
+            <w:lang w:val="zh_TW" w:bidi="zh_TW"/>
+          </w:rPr>
+          <w:rPr>
+            <w:color w:val="0000EE"/>
+            <w:u w:val="single"/>
+          </w:rPr>
+          <w:t>路24:27、44</w:t>
+        </w:r>
+      </w:hyperlink>
+      <w:r>
+        <w:rPr>
+          <w:lang w:val="zh_TW" w:bidi="zh_TW"/>
+        </w:rPr>
+        <w:t>；</w:t>
+      </w:r>
+      <w:hyperlink r:id="rId119">
+        <w:r>
+          <w:rPr>
+            <w:lang w:val="zh_TW" w:bidi="zh_TW"/>
+          </w:rPr>
+          <w:rPr>
+            <w:color w:val="0000EE"/>
+            <w:u w:val="single"/>
+          </w:rPr>
+          <w:t>約5:39</w:t>
+        </w:r>
+      </w:hyperlink>
+      <w:r>
+        <w:rPr>
+          <w:lang w:val="zh_TW" w:bidi="zh_TW"/>
+        </w:rPr>
+        <w:t>；參</w:t>
+      </w:r>
+      <w:hyperlink r:id="rId120">
+        <w:r>
+          <w:rPr>
+            <w:lang w:val="zh_TW" w:bidi="zh_TW"/>
+          </w:rPr>
+          <w:rPr>
+            <w:color w:val="0000EE"/>
+            <w:u w:val="single"/>
+          </w:rPr>
+          <w:t>來10:7</w:t>
+        </w:r>
+      </w:hyperlink>
+      <w:r>
+        <w:rPr>
+          <w:lang w:val="zh_TW" w:bidi="zh_TW"/>
+        </w:rPr>
+        <w:t>）。當耶穌從律法書開始解釋聖經（</w:t>
+      </w:r>
+      <w:hyperlink r:id="rId121">
+        <w:r>
+          <w:rPr>
+            <w:lang w:val="zh_TW" w:bidi="zh_TW"/>
+          </w:rPr>
+          <w:rPr>
+            <w:color w:val="0000EE"/>
+            <w:u w:val="single"/>
+          </w:rPr>
+          <w:t>路24:27</w:t>
+        </w:r>
+      </w:hyperlink>
+      <w:r>
+        <w:rPr>
+          <w:lang w:val="zh_TW" w:bidi="zh_TW"/>
+        </w:rPr>
+        <w:t>）時，祂作為神活生生的闡釋，即成為肉身的道（</w:t>
+      </w:r>
+      <w:hyperlink r:id="rId122">
+        <w:r>
+          <w:rPr>
+            <w:lang w:val="zh_TW" w:bidi="zh_TW"/>
+          </w:rPr>
+          <w:rPr>
+            <w:color w:val="0000EE"/>
+            <w:u w:val="single"/>
+          </w:rPr>
+          <w:t>約1:14、18</w:t>
+        </w:r>
+      </w:hyperlink>
+      <w:r>
+        <w:rPr>
+          <w:lang w:val="zh_TW" w:bidi="zh_TW"/>
+        </w:rPr>
+        <w:t>）。許多經文中可以看到對彌賽亞的正統解釋，如</w:t>
+      </w:r>
+      <w:hyperlink r:id="rId71">
+        <w:r>
+          <w:rPr>
+            <w:lang w:val="zh_TW" w:bidi="zh_TW"/>
+          </w:rPr>
+          <w:rPr>
+            <w:color w:val="0000EE"/>
+            <w:u w:val="single"/>
+          </w:rPr>
+          <w:t>詩2</w:t>
+        </w:r>
+      </w:hyperlink>
+      <w:r>
+        <w:rPr>
+          <w:lang w:val="zh_TW" w:bidi="zh_TW"/>
+        </w:rPr>
+        <w:t>，</w:t>
+      </w:r>
+      <w:hyperlink r:id="rId123">
+        <w:r>
+          <w:rPr>
+            <w:lang w:val="zh_TW" w:bidi="zh_TW"/>
+          </w:rPr>
+          <w:rPr>
+            <w:color w:val="0000EE"/>
+            <w:u w:val="single"/>
+          </w:rPr>
+          <w:t>16</w:t>
+        </w:r>
+      </w:hyperlink>
+      <w:r>
+        <w:rPr>
+          <w:lang w:val="zh_TW" w:bidi="zh_TW"/>
+        </w:rPr>
+        <w:t>，</w:t>
+      </w:r>
+      <w:hyperlink r:id="rId124">
+        <w:r>
+          <w:rPr>
+            <w:lang w:val="zh_TW" w:bidi="zh_TW"/>
+          </w:rPr>
+          <w:rPr>
+            <w:color w:val="0000EE"/>
+            <w:u w:val="single"/>
+          </w:rPr>
+          <w:t>22</w:t>
+        </w:r>
+      </w:hyperlink>
+      <w:r>
+        <w:rPr>
+          <w:lang w:val="zh_TW" w:bidi="zh_TW"/>
+        </w:rPr>
+        <w:t>，</w:t>
+      </w:r>
+      <w:hyperlink r:id="rId125">
+        <w:r>
+          <w:rPr>
+            <w:lang w:val="zh_TW" w:bidi="zh_TW"/>
+          </w:rPr>
+          <w:rPr>
+            <w:color w:val="0000EE"/>
+            <w:u w:val="single"/>
+          </w:rPr>
+          <w:t>40</w:t>
+        </w:r>
+      </w:hyperlink>
+      <w:r>
+        <w:rPr>
+          <w:lang w:val="zh_TW" w:bidi="zh_TW"/>
+        </w:rPr>
+        <w:t>，</w:t>
+      </w:r>
+      <w:hyperlink r:id="rId73">
+        <w:r>
+          <w:rPr>
+            <w:lang w:val="zh_TW" w:bidi="zh_TW"/>
+          </w:rPr>
+          <w:rPr>
+            <w:color w:val="0000EE"/>
+            <w:u w:val="single"/>
+          </w:rPr>
+          <w:t>110篇</w:t>
+        </w:r>
+      </w:hyperlink>
+      <w:r>
+        <w:rPr>
+          <w:lang w:val="zh_TW" w:bidi="zh_TW"/>
+        </w:rPr>
+        <w:t>；</w:t>
+      </w:r>
+      <w:hyperlink r:id="rId80">
+        <w:r>
+          <w:rPr>
+            <w:lang w:val="zh_TW" w:bidi="zh_TW"/>
+          </w:rPr>
+          <w:rPr>
+            <w:color w:val="0000EE"/>
+            <w:u w:val="single"/>
+          </w:rPr>
+          <w:t>賽7:14</w:t>
+        </w:r>
+      </w:hyperlink>
+      <w:r>
+        <w:rPr>
+          <w:lang w:val="zh_TW" w:bidi="zh_TW"/>
+        </w:rPr>
+        <w:t>，</w:t>
+      </w:r>
+      <w:hyperlink r:id="rId81">
+        <w:r>
+          <w:rPr>
+            <w:lang w:val="zh_TW" w:bidi="zh_TW"/>
+          </w:rPr>
+          <w:rPr>
+            <w:color w:val="0000EE"/>
+            <w:u w:val="single"/>
+          </w:rPr>
+          <w:t>9:6</w:t>
+        </w:r>
+      </w:hyperlink>
+      <w:r>
+        <w:rPr>
+          <w:lang w:val="zh_TW" w:bidi="zh_TW"/>
+        </w:rPr>
+        <w:t>，</w:t>
+      </w:r>
+      <w:hyperlink r:id="rId37">
+        <w:r>
+          <w:rPr>
+            <w:lang w:val="zh_TW" w:bidi="zh_TW"/>
+          </w:rPr>
+          <w:rPr>
+            <w:color w:val="0000EE"/>
+            <w:u w:val="single"/>
+          </w:rPr>
+          <w:t>11:1</w:t>
+        </w:r>
+      </w:hyperlink>
+      <w:r>
+        <w:rPr>
+          <w:lang w:val="zh_TW" w:bidi="zh_TW"/>
+        </w:rPr>
+        <w:t>，</w:t>
+      </w:r>
+      <w:hyperlink r:id="rId126">
+        <w:r>
+          <w:rPr>
+            <w:lang w:val="zh_TW" w:bidi="zh_TW"/>
+          </w:rPr>
+          <w:rPr>
+            <w:color w:val="0000EE"/>
+            <w:u w:val="single"/>
+          </w:rPr>
+          <w:t>40:10–11</w:t>
+        </w:r>
+      </w:hyperlink>
+      <w:r>
+        <w:rPr>
+          <w:lang w:val="zh_TW" w:bidi="zh_TW"/>
+        </w:rPr>
+        <w:t>，</w:t>
+      </w:r>
+      <w:hyperlink r:id="rId127">
+        <w:r>
+          <w:rPr>
+            <w:lang w:val="zh_TW" w:bidi="zh_TW"/>
+          </w:rPr>
+          <w:rPr>
+            <w:color w:val="0000EE"/>
+            <w:u w:val="single"/>
+          </w:rPr>
+          <w:t>50:6</w:t>
+        </w:r>
+      </w:hyperlink>
+      <w:r>
+        <w:rPr>
+          <w:lang w:val="zh_TW" w:bidi="zh_TW"/>
+        </w:rPr>
+        <w:t>，</w:t>
+      </w:r>
+      <w:hyperlink r:id="rId32">
+        <w:r>
+          <w:rPr>
+            <w:lang w:val="zh_TW" w:bidi="zh_TW"/>
+          </w:rPr>
+          <w:rPr>
+            <w:color w:val="0000EE"/>
+            <w:u w:val="single"/>
+          </w:rPr>
+          <w:t>52:13–53:12</w:t>
+        </w:r>
+      </w:hyperlink>
+      <w:r>
+        <w:rPr>
+          <w:lang w:val="zh_TW" w:bidi="zh_TW"/>
+        </w:rPr>
+        <w:t>，</w:t>
+      </w:r>
+      <w:hyperlink r:id="rId33">
+        <w:r>
+          <w:rPr>
+            <w:lang w:val="zh_TW" w:bidi="zh_TW"/>
+          </w:rPr>
+          <w:rPr>
+            <w:color w:val="0000EE"/>
+            <w:u w:val="single"/>
+          </w:rPr>
+          <w:t>61:1</w:t>
+        </w:r>
+      </w:hyperlink>
+      <w:r>
+        <w:rPr>
+          <w:lang w:val="zh_TW" w:bidi="zh_TW"/>
+        </w:rPr>
+        <w:t>，</w:t>
+      </w:r>
+      <w:hyperlink r:id="rId128">
+        <w:r>
+          <w:rPr>
+            <w:lang w:val="zh_TW" w:bidi="zh_TW"/>
+          </w:rPr>
+          <w:rPr>
+            <w:color w:val="0000EE"/>
+            <w:u w:val="single"/>
+          </w:rPr>
+          <w:t>63:1–6</w:t>
+        </w:r>
+      </w:hyperlink>
+      <w:r>
+        <w:rPr>
+          <w:lang w:val="zh_TW" w:bidi="zh_TW"/>
+        </w:rPr>
+        <w:t>；</w:t>
+      </w:r>
+      <w:hyperlink r:id="rId77">
+        <w:r>
+          <w:rPr>
+            <w:lang w:val="zh_TW" w:bidi="zh_TW"/>
+          </w:rPr>
+          <w:rPr>
+            <w:color w:val="0000EE"/>
+            <w:u w:val="single"/>
+          </w:rPr>
+          <w:t>耶23:5–6</w:t>
+        </w:r>
+      </w:hyperlink>
+      <w:r>
+        <w:rPr>
+          <w:lang w:val="zh_TW" w:bidi="zh_TW"/>
+        </w:rPr>
+        <w:t>，</w:t>
+      </w:r>
+      <w:hyperlink r:id="rId129">
+        <w:r>
+          <w:rPr>
+            <w:lang w:val="zh_TW" w:bidi="zh_TW"/>
+          </w:rPr>
+          <w:rPr>
+            <w:color w:val="0000EE"/>
+            <w:u w:val="single"/>
+          </w:rPr>
+          <w:t>33:14–16</w:t>
+        </w:r>
+      </w:hyperlink>
+      <w:r>
+        <w:rPr>
+          <w:lang w:val="zh_TW" w:bidi="zh_TW"/>
+        </w:rPr>
+        <w:t>；</w:t>
+      </w:r>
+      <w:hyperlink r:id="rId130">
+        <w:r>
+          <w:rPr>
+            <w:lang w:val="zh_TW" w:bidi="zh_TW"/>
+          </w:rPr>
+          <w:rPr>
+            <w:color w:val="0000EE"/>
+            <w:u w:val="single"/>
+          </w:rPr>
+          <w:t>結34:23</w:t>
+        </w:r>
+      </w:hyperlink>
+      <w:r>
+        <w:rPr>
+          <w:lang w:val="zh_TW" w:bidi="zh_TW"/>
+        </w:rPr>
+        <w:t>，</w:t>
+      </w:r>
+      <w:hyperlink r:id="rId131">
+        <w:r>
+          <w:rPr>
+            <w:lang w:val="zh_TW" w:bidi="zh_TW"/>
+          </w:rPr>
+          <w:rPr>
+            <w:color w:val="0000EE"/>
+            <w:u w:val="single"/>
+          </w:rPr>
+          <w:t>37:25</w:t>
+        </w:r>
+      </w:hyperlink>
+      <w:r>
+        <w:rPr>
+          <w:lang w:val="zh_TW" w:bidi="zh_TW"/>
+        </w:rPr>
+        <w:t>；</w:t>
+      </w:r>
+      <w:hyperlink r:id="rId132">
+        <w:r>
+          <w:rPr>
+            <w:lang w:val="zh_TW" w:bidi="zh_TW"/>
+          </w:rPr>
+          <w:rPr>
+            <w:color w:val="0000EE"/>
+            <w:u w:val="single"/>
+          </w:rPr>
+          <w:t>但9:24–27</w:t>
+        </w:r>
+      </w:hyperlink>
+      <w:r>
+        <w:rPr>
+          <w:lang w:val="zh_TW" w:bidi="zh_TW"/>
+        </w:rPr>
+        <w:t>；</w:t>
+      </w:r>
+      <w:hyperlink r:id="rId133">
+        <w:r>
+          <w:rPr>
+            <w:lang w:val="zh_TW" w:bidi="zh_TW"/>
+          </w:rPr>
+          <w:rPr>
+            <w:color w:val="0000EE"/>
+            <w:u w:val="single"/>
+          </w:rPr>
+          <w:t>何11:1</w:t>
+        </w:r>
+      </w:hyperlink>
+      <w:r>
+        <w:rPr>
+          <w:lang w:val="zh_TW" w:bidi="zh_TW"/>
+        </w:rPr>
+        <w:t>；</w:t>
+      </w:r>
+      <w:hyperlink r:id="rId78">
+        <w:r>
+          <w:rPr>
+            <w:lang w:val="zh_TW" w:bidi="zh_TW"/>
+          </w:rPr>
+          <w:rPr>
+            <w:color w:val="0000EE"/>
+            <w:u w:val="single"/>
+          </w:rPr>
+          <w:t>彌5:2</w:t>
+        </w:r>
+      </w:hyperlink>
+      <w:r>
+        <w:rPr>
+          <w:lang w:val="zh_TW" w:bidi="zh_TW"/>
+        </w:rPr>
+        <w:t>；</w:t>
+      </w:r>
+      <w:hyperlink r:id="rId51">
+        <w:r>
+          <w:rPr>
+            <w:lang w:val="zh_TW" w:bidi="zh_TW"/>
+          </w:rPr>
+          <w:rPr>
+            <w:color w:val="0000EE"/>
+            <w:u w:val="single"/>
+          </w:rPr>
+          <w:t>亞9:9</w:t>
+        </w:r>
+      </w:hyperlink>
+      <w:r>
+        <w:rPr>
+          <w:lang w:val="zh_TW" w:bidi="zh_TW"/>
+        </w:rPr>
+        <w:t>，</w:t>
+      </w:r>
+      <w:hyperlink r:id="rId134">
+        <w:r>
+          <w:rPr>
+            <w:lang w:val="zh_TW" w:bidi="zh_TW"/>
+          </w:rPr>
+          <w:rPr>
+            <w:color w:val="0000EE"/>
+            <w:u w:val="single"/>
+          </w:rPr>
+          <w:t>11:13</w:t>
+        </w:r>
+      </w:hyperlink>
+      <w:r>
+        <w:rPr>
+          <w:lang w:val="zh_TW" w:bidi="zh_TW"/>
+        </w:rPr>
+        <w:t>，</w:t>
+      </w:r>
+      <w:hyperlink r:id="rId135">
+        <w:r>
+          <w:rPr>
+            <w:lang w:val="zh_TW" w:bidi="zh_TW"/>
+          </w:rPr>
+          <w:rPr>
+            <w:color w:val="0000EE"/>
+            <w:u w:val="single"/>
+          </w:rPr>
+          <w:t>12:10</w:t>
+        </w:r>
+      </w:hyperlink>
+      <w:r>
+        <w:rPr>
+          <w:lang w:val="zh_TW" w:bidi="zh_TW"/>
+        </w:rPr>
+        <w:t>，</w:t>
+      </w:r>
+      <w:hyperlink r:id="rId136">
+        <w:r>
+          <w:rPr>
+            <w:lang w:val="zh_TW" w:bidi="zh_TW"/>
+          </w:rPr>
+          <w:rPr>
+            <w:color w:val="0000EE"/>
+            <w:u w:val="single"/>
+          </w:rPr>
+          <w:t>13:7</w:t>
+        </w:r>
+      </w:hyperlink>
+      <w:r>
+        <w:rPr>
+          <w:lang w:val="zh_TW" w:bidi="zh_TW"/>
+        </w:rPr>
+        <w:t>；</w:t>
+      </w:r>
+      <w:hyperlink r:id="rId137">
+        <w:r>
+          <w:rPr>
+            <w:lang w:val="zh_TW" w:bidi="zh_TW"/>
+          </w:rPr>
+          <w:rPr>
+            <w:color w:val="0000EE"/>
+            <w:u w:val="single"/>
+          </w:rPr>
+          <w:t>瑪3:1</w:t>
+        </w:r>
+      </w:hyperlink>
+      <w:r>
+        <w:rPr>
+          <w:lang w:val="zh_TW" w:bidi="zh_TW"/>
+        </w:rPr>
+        <w:t>，</w:t>
+      </w:r>
+      <w:hyperlink r:id="rId138">
+        <w:r>
+          <w:rPr>
+            <w:lang w:val="zh_TW" w:bidi="zh_TW"/>
+          </w:rPr>
+          <w:rPr>
+            <w:color w:val="0000EE"/>
+            <w:u w:val="single"/>
+          </w:rPr>
+          <w:t>4:2</w:t>
+        </w:r>
+      </w:hyperlink>
+      <w:r>
+        <w:rPr>
+          <w:lang w:val="zh_TW" w:bidi="zh_TW"/>
+        </w:rPr>
+        <w:t>。</w:t>
+      </w:r>
+    </w:p>
+    <w:p>
+      <w:pPr/>
+      <w:r>
+        <w:rPr>
+          <w:lang w:val="zh_TW" w:bidi="zh_TW"/>
+        </w:rPr>
+      </w:r>
+      <w:r>
+        <w:rPr>
+          <w:lang w:val="zh_TW" w:bidi="zh_TW"/>
+        </w:rPr>
+        <w:t>四位福音書作者都堅定地宣告耶穌的彌賽亞身份（</w:t>
+      </w:r>
+      <w:hyperlink r:id="rId139">
+        <w:r>
+          <w:rPr>
+            <w:lang w:val="zh_TW" w:bidi="zh_TW"/>
+          </w:rPr>
+          <w:rPr>
+            <w:color w:val="0000EE"/>
+            <w:u w:val="single"/>
+          </w:rPr>
+          <w:t>太1:1</w:t>
+        </w:r>
+      </w:hyperlink>
+      <w:r>
+        <w:rPr>
+          <w:lang w:val="zh_TW" w:bidi="zh_TW"/>
+        </w:rPr>
+        <w:t>；</w:t>
+      </w:r>
+      <w:hyperlink r:id="rId140">
+        <w:r>
+          <w:rPr>
+            <w:lang w:val="zh_TW" w:bidi="zh_TW"/>
+          </w:rPr>
+          <w:rPr>
+            <w:color w:val="0000EE"/>
+            <w:u w:val="single"/>
+          </w:rPr>
+          <w:t>可1:1</w:t>
+        </w:r>
+      </w:hyperlink>
+      <w:r>
+        <w:rPr>
+          <w:lang w:val="zh_TW" w:bidi="zh_TW"/>
+        </w:rPr>
+        <w:t>；</w:t>
+      </w:r>
+      <w:hyperlink r:id="rId141">
+        <w:r>
+          <w:rPr>
+            <w:lang w:val="zh_TW" w:bidi="zh_TW"/>
+          </w:rPr>
+          <w:rPr>
+            <w:color w:val="0000EE"/>
+            <w:u w:val="single"/>
+          </w:rPr>
+          <w:t>路24:26</w:t>
+        </w:r>
+      </w:hyperlink>
+      <w:r>
+        <w:rPr>
+          <w:lang w:val="zh_TW" w:bidi="zh_TW"/>
+        </w:rPr>
+        <w:t>；</w:t>
+      </w:r>
+      <w:hyperlink r:id="rId142">
+        <w:r>
+          <w:rPr>
+            <w:lang w:val="zh_TW" w:bidi="zh_TW"/>
+          </w:rPr>
+          <w:rPr>
+            <w:color w:val="0000EE"/>
+            <w:u w:val="single"/>
+          </w:rPr>
+          <w:t>約20:31</w:t>
+        </w:r>
+      </w:hyperlink>
+      <w:r>
+        <w:rPr>
+          <w:lang w:val="zh_TW" w:bidi="zh_TW"/>
+        </w:rPr>
+        <w:t>）。彼得在五旬節、腓利在衣索匹亞太監面前、亞波羅在公開辯論中，都一致有力地證明耶穌是彌賽亞（</w:t>
+      </w:r>
+      <w:hyperlink r:id="rId143">
+        <w:r>
+          <w:rPr>
+            <w:lang w:val="zh_TW" w:bidi="zh_TW"/>
+          </w:rPr>
+          <w:rPr>
+            <w:color w:val="0000EE"/>
+            <w:u w:val="single"/>
+          </w:rPr>
+          <w:t>徒2:36，</w:t>
+        </w:r>
+      </w:hyperlink>
+      <w:hyperlink r:id="rId144">
+        <w:r>
+          <w:rPr>
+            <w:lang w:val="zh_TW" w:bidi="zh_TW"/>
+          </w:rPr>
+          <w:rPr>
+            <w:color w:val="0000EE"/>
+            <w:u w:val="single"/>
+          </w:rPr>
+          <w:t>8:35</w:t>
+        </w:r>
+      </w:hyperlink>
+      <w:r>
+        <w:rPr>
+          <w:lang w:val="zh_TW" w:bidi="zh_TW"/>
+        </w:rPr>
+        <w:t>，</w:t>
+      </w:r>
+      <w:hyperlink r:id="rId145">
+        <w:r>
+          <w:rPr>
+            <w:lang w:val="zh_TW" w:bidi="zh_TW"/>
+          </w:rPr>
+          <w:rPr>
+            <w:color w:val="0000EE"/>
+            <w:u w:val="single"/>
+          </w:rPr>
+          <w:t>28:28</w:t>
+        </w:r>
+      </w:hyperlink>
+      <w:r>
+        <w:rPr>
+          <w:lang w:val="zh_TW" w:bidi="zh_TW"/>
+        </w:rPr>
+        <w:t>）。彼得說他被「立」為主和基督（</w:t>
+      </w:r>
+      <w:hyperlink r:id="rId143">
+        <w:r>
+          <w:rPr>
+            <w:lang w:val="zh_TW" w:bidi="zh_TW"/>
+          </w:rPr>
+          <w:rPr>
+            <w:color w:val="0000EE"/>
+            <w:u w:val="single"/>
+          </w:rPr>
+          <w:t>2:36</w:t>
+        </w:r>
+      </w:hyperlink>
+      <w:r>
+        <w:rPr>
+          <w:lang w:val="zh_TW" w:bidi="zh_TW"/>
+        </w:rPr>
+        <w:t>），這表明復活正當地確認了祂的這個身份。同樣，使徒保羅談到耶穌的復活時，將其視為祂不容置疑的彌賽亞資格的明顯宣告（</w:t>
+      </w:r>
+      <w:hyperlink r:id="rId146">
+        <w:r>
+          <w:rPr>
+            <w:lang w:val="zh_TW" w:bidi="zh_TW"/>
+          </w:rPr>
+          <w:rPr>
+            <w:color w:val="0000EE"/>
+            <w:u w:val="single"/>
+          </w:rPr>
+          <w:t>羅1:4</w:t>
+        </w:r>
+      </w:hyperlink>
+      <w:r>
+        <w:rPr>
+          <w:lang w:val="zh_TW" w:bidi="zh_TW"/>
+        </w:rPr>
+        <w:t>）。對於保羅這位曾經的法利賽人和教會的迫害者來說，「耶穌基督」是他傳道的核心內容。沒有什麼能與彌賽亞的榮耀相比，一切在祂面前都黯然失色（</w:t>
+      </w:r>
+      <w:hyperlink r:id="rId147">
+        <w:r>
+          <w:rPr>
+            <w:lang w:val="zh_TW" w:bidi="zh_TW"/>
+          </w:rPr>
+          <w:rPr>
+            <w:color w:val="0000EE"/>
+            <w:u w:val="single"/>
+          </w:rPr>
+          <w:t>腓3:5–10</w:t>
+        </w:r>
+      </w:hyperlink>
+      <w:r>
+        <w:rPr>
+          <w:lang w:val="zh_TW" w:bidi="zh_TW"/>
+        </w:rPr>
+        <w:t>）。這位使徒的最大熱忱，就是希望他人能在神獨生子裡得以認識神豐盛的恩典（</w:t>
+      </w:r>
+      <w:hyperlink r:id="rId148">
+        <w:r>
+          <w:rPr>
+            <w:lang w:val="zh_TW" w:bidi="zh_TW"/>
+          </w:rPr>
+          <w:rPr>
+            <w:color w:val="0000EE"/>
+            <w:u w:val="single"/>
+          </w:rPr>
+          <w:t>弗3:14–19</w:t>
+        </w:r>
+      </w:hyperlink>
+      <w:r>
+        <w:rPr>
+          <w:lang w:val="zh_TW" w:bidi="zh_TW"/>
+        </w:rPr>
+        <w:t>）。</w:t>
+      </w:r>
+    </w:p>
+    <w:p>
+      <w:pPr/>
+      <w:r>
+        <w:rPr>
+          <w:lang w:val="zh_TW" w:bidi="zh_TW"/>
+        </w:rPr>
+      </w:r>
+      <w:r>
+        <w:rPr>
+          <w:lang w:val="zh_TW" w:bidi="zh_TW"/>
+        </w:rPr>
+        <w:t>聖經中聖靈以多種名稱稱呼耶穌——聖者、審判者、義者、王、神的兒子和主——但這些並不全面。在祂裡面，一切關於彌賽亞的預言交織匯合；祂是驗證這些預言真實性的試金石。主耶穌基督本身是這約的核心和內容，藉此罪人得以與聖潔的神和好（</w:t>
+      </w:r>
+      <w:hyperlink r:id="rId149">
+        <w:r>
+          <w:rPr>
+            <w:lang w:val="zh_TW" w:bidi="zh_TW"/>
+          </w:rPr>
+          <w:rPr>
+            <w:color w:val="0000EE"/>
+            <w:u w:val="single"/>
+          </w:rPr>
+          <w:t>賽42:6</w:t>
+        </w:r>
+      </w:hyperlink>
+      <w:r>
+        <w:rPr>
+          <w:lang w:val="zh_TW" w:bidi="zh_TW"/>
+        </w:rPr>
+        <w:t>；</w:t>
+      </w:r>
+      <w:hyperlink r:id="rId150">
+        <w:r>
+          <w:rPr>
+            <w:lang w:val="zh_TW" w:bidi="zh_TW"/>
+          </w:rPr>
+          <w:rPr>
+            <w:color w:val="0000EE"/>
+            <w:u w:val="single"/>
+          </w:rPr>
+          <w:t>約14:6</w:t>
+        </w:r>
+      </w:hyperlink>
+      <w:r>
+        <w:rPr>
+          <w:lang w:val="zh_TW" w:bidi="zh_TW"/>
+        </w:rPr>
+        <w:t>）。耶穌是以色列的彌賽亞，是神道成肉身，完全應驗了所有的預言、預表和象徵——這些都是祂來臨的影子。因此，所有人都應當信靠祂，祂是一切恩典的源頭，是唯一長存的珍寶（</w:t>
+      </w:r>
+      <w:hyperlink r:id="rId151">
+        <w:r>
+          <w:rPr>
+            <w:lang w:val="zh_TW" w:bidi="zh_TW"/>
+          </w:rPr>
+          <w:rPr>
+            <w:color w:val="0000EE"/>
+            <w:u w:val="single"/>
+          </w:rPr>
+          <w:t>太12:21</w:t>
+        </w:r>
+      </w:hyperlink>
+      <w:r>
+        <w:rPr>
+          <w:lang w:val="zh_TW" w:bidi="zh_TW"/>
+        </w:rPr>
+        <w:t>；</w:t>
+      </w:r>
+      <w:hyperlink r:id="rId152">
+        <w:r>
+          <w:rPr>
+            <w:lang w:val="zh_TW" w:bidi="zh_TW"/>
+          </w:rPr>
+          <w:rPr>
+            <w:color w:val="0000EE"/>
+            <w:u w:val="single"/>
+          </w:rPr>
+          <w:t>約1:16–17</w:t>
+        </w:r>
+      </w:hyperlink>
+      <w:r>
+        <w:rPr>
+          <w:lang w:val="zh_TW" w:bidi="zh_TW"/>
+        </w:rPr>
+        <w:t>；</w:t>
+      </w:r>
+      <w:hyperlink r:id="rId153">
+        <w:r>
+          <w:rPr>
+            <w:lang w:val="zh_TW" w:bidi="zh_TW"/>
+          </w:rPr>
+          <w:rPr>
+            <w:color w:val="0000EE"/>
+            <w:u w:val="single"/>
+          </w:rPr>
+          <w:t>西2:3</w:t>
+        </w:r>
+      </w:hyperlink>
+      <w:r>
+        <w:rPr>
+          <w:lang w:val="zh_TW" w:bidi="zh_TW"/>
+        </w:rPr>
+        <w:t>）。作為先知，祂引導我們進入一切真理（</w:t>
+      </w:r>
+      <w:hyperlink r:id="rId154">
+        <w:r>
+          <w:rPr>
+            <w:lang w:val="zh_TW" w:bidi="zh_TW"/>
+          </w:rPr>
+          <w:rPr>
+            <w:color w:val="0000EE"/>
+            <w:u w:val="single"/>
+          </w:rPr>
+          <w:t>約6:14</w:t>
+        </w:r>
+      </w:hyperlink>
+      <w:r>
+        <w:rPr>
+          <w:lang w:val="zh_TW" w:bidi="zh_TW"/>
+        </w:rPr>
+        <w:t>，</w:t>
+      </w:r>
+      <w:hyperlink r:id="rId155">
+        <w:r>
+          <w:rPr>
+            <w:lang w:val="zh_TW" w:bidi="zh_TW"/>
+          </w:rPr>
+          <w:rPr>
+            <w:color w:val="0000EE"/>
+            <w:u w:val="single"/>
+          </w:rPr>
+          <w:t>7:16</w:t>
+        </w:r>
+      </w:hyperlink>
+      <w:r>
+        <w:rPr>
+          <w:lang w:val="zh_TW" w:bidi="zh_TW"/>
+        </w:rPr>
+        <w:t>）；作為祭司，祂為我們代求（</w:t>
+      </w:r>
+      <w:hyperlink r:id="rId156">
+        <w:r>
+          <w:rPr>
+            <w:lang w:val="zh_TW" w:bidi="zh_TW"/>
+          </w:rPr>
+          <w:rPr>
+            <w:color w:val="0000EE"/>
+            <w:u w:val="single"/>
+          </w:rPr>
+          <w:t>來7:21</w:t>
+        </w:r>
+      </w:hyperlink>
+      <w:r>
+        <w:rPr>
+          <w:lang w:val="zh_TW" w:bidi="zh_TW"/>
+        </w:rPr>
+        <w:t>）；作為王，祂統治我們（</w:t>
+      </w:r>
+      <w:hyperlink r:id="rId157">
+        <w:r>
+          <w:rPr>
+            <w:lang w:val="zh_TW" w:bidi="zh_TW"/>
+          </w:rPr>
+          <w:rPr>
+            <w:color w:val="0000EE"/>
+            <w:u w:val="single"/>
+          </w:rPr>
+          <w:t>腓2:9–10</w:t>
+        </w:r>
+      </w:hyperlink>
+      <w:r>
+        <w:rPr>
+          <w:lang w:val="zh_TW" w:bidi="zh_TW"/>
+        </w:rPr>
+        <w:t>）。</w:t>
+      </w:r>
+    </w:p>
+    <w:p>
+      <w:pPr/>
+      <w:r>
+        <w:rPr>
+          <w:lang w:val="zh_TW" w:bidi="zh_TW"/>
+        </w:rPr>
+      </w:r>
+      <w:r>
+        <w:rPr>
+          <w:i/>
+          <w:lang w:val="zh_TW" w:bidi="zh_TW"/>
+        </w:rPr>
+        <w:t>另見</w:t>
+      </w:r>
+      <w:r>
+        <w:rPr>
+          <w:lang w:val="zh_TW" w:bidi="zh_TW"/>
+        </w:rPr>
+        <w:t xml:space="preserve"> </w:t>
+      </w:r>
+      <w:r>
+        <w:rPr>
+          <w:lang w:val="zh_TW" w:bidi="zh_TW"/>
+        </w:rPr>
+        <w:t>贖罪</w:t>
+      </w:r>
+      <w:r>
+        <w:rPr>
+          <w:lang w:val="zh_TW" w:bidi="zh_TW"/>
+        </w:rPr>
+        <w:t>；</w:t>
+      </w:r>
+      <w:r>
+        <w:rPr>
+          <w:lang w:val="zh_TW" w:bidi="zh_TW"/>
+        </w:rPr>
+        <w:t>枝子</w:t>
+      </w:r>
+      <w:r>
+        <w:rPr>
+          <w:lang w:val="zh_TW" w:bidi="zh_TW"/>
+        </w:rPr>
+        <w:t>；</w:t>
+      </w:r>
+      <w:r>
+        <w:rPr>
+          <w:lang w:val="zh_TW" w:bidi="zh_TW"/>
+        </w:rPr>
+        <w:t>基督論</w:t>
+      </w:r>
+      <w:r>
+        <w:rPr>
+          <w:lang w:val="zh_TW" w:bidi="zh_TW"/>
+        </w:rPr>
+        <w:t>；</w:t>
+      </w:r>
+      <w:r>
+        <w:rPr>
+          <w:lang w:val="zh_TW" w:bidi="zh_TW"/>
+        </w:rPr>
+        <w:t>耶穌基督的生平和教導</w:t>
+      </w:r>
+      <w:r>
+        <w:rPr>
+          <w:lang w:val="zh_TW" w:bidi="zh_TW"/>
+        </w:rPr>
+        <w:t>；</w:t>
+      </w:r>
+      <w:r>
+        <w:rPr>
+          <w:lang w:val="zh_TW" w:bidi="zh_TW"/>
+        </w:rPr>
+        <w:t>救贖主，救贖</w:t>
+      </w:r>
+      <w:r>
+        <w:rPr>
+          <w:lang w:val="zh_TW" w:bidi="zh_TW"/>
+        </w:rPr>
+        <w:t>；</w:t>
+      </w:r>
+      <w:r>
+        <w:rPr>
+          <w:lang w:val="zh_TW" w:bidi="zh_TW"/>
+        </w:rPr>
+        <w:t>神的兒子</w:t>
+      </w:r>
+      <w:r>
+        <w:rPr>
+          <w:lang w:val="zh_TW" w:bidi="zh_TW"/>
+        </w:rPr>
+        <w:t>；</w:t>
+      </w:r>
+      <w:r>
+        <w:rPr>
+          <w:lang w:val="zh_TW" w:bidi="zh_TW"/>
+        </w:rPr>
+        <w:t>人子</w:t>
+      </w:r>
+      <w:r>
+        <w:rPr>
+          <w:lang w:val="zh_TW" w:bidi="zh_TW"/>
+        </w:rPr>
+        <w:t>。</w:t>
+      </w:r>
+      <w:r>
+        <w:rPr>
+          <w:lang w:val="zh_TW" w:bidi="zh_TW"/>
+        </w:rPr>
+      </w:r>
+      <w:r>
+        <w:rPr>
+          <w:lang w:val="zh_TW" w:bidi="zh_TW"/>
+        </w:rPr>
+      </w:r>
+    </w:p>
+    <w:p>
+      <w:pPr/>
+      <w:r>
+        <w:rPr>
+          <w:lang w:val="zh_TW" w:bidi="zh_TW"/>
+        </w:rPr>
+      </w:r>
+    </w:p>
+    <w:p>
+      <w:pPr>
+        <w:pStyle w:val="Heading2"/>
+      </w:pPr>
+      <w:r>
+        <w:rPr>
+          <w:lang w:val="zh_TW" w:bidi="zh_TW"/>
+        </w:rPr>
+        <w:t>米比衫</w:t>
+      </w:r>
+      <w:r>
+        <w:rPr>
+          <w:lang w:val="zh_TW" w:bidi="zh_TW"/>
+        </w:rPr>
+      </w:r>
+    </w:p>
+    <w:p>
+      <w:pPr>
+        <w:pStyle w:val="ListNumber"/>
+        <w:numPr>
+          <w:ilvl w:val="0"/>
+          <w:numId w:val="14"/>
+        </w:numPr>
+        <w:spacing w:line="240" w:lineRule="auto"/>
+        <w:ind w:left="720"/>
+      </w:pPr>
+      <w:r>
+        <w:rPr>
+          <w:lang w:val="zh_TW" w:bidi="zh_TW"/>
+        </w:rPr>
+      </w:r>
+      <w:r>
+        <w:rPr>
+          <w:lang w:val="zh_TW" w:bidi="zh_TW"/>
+        </w:rPr>
+        <w:t>以實瑪利的兒子之一，也是以他名字命名的一個部族的始祖（</w:t>
+      </w:r>
+      <w:hyperlink r:id="rId158">
+        <w:r>
+          <w:rPr>
+            <w:lang w:val="zh_TW" w:bidi="zh_TW"/>
+          </w:rPr>
+          <w:rPr>
+            <w:color w:val="0000EE"/>
+            <w:u w:val="single"/>
+          </w:rPr>
+          <w:t>創25:13</w:t>
+        </w:r>
+      </w:hyperlink>
+      <w:r>
+        <w:rPr>
+          <w:lang w:val="zh_TW" w:bidi="zh_TW"/>
+        </w:rPr>
+        <w:t>；</w:t>
+      </w:r>
+      <w:hyperlink r:id="rId159">
+        <w:r>
+          <w:rPr>
+            <w:lang w:val="zh_TW" w:bidi="zh_TW"/>
+          </w:rPr>
+          <w:rPr>
+            <w:color w:val="0000EE"/>
+            <w:u w:val="single"/>
+          </w:rPr>
+          <w:t>代上1:29</w:t>
+        </w:r>
+      </w:hyperlink>
+      <w:r>
+        <w:rPr>
+          <w:lang w:val="zh_TW" w:bidi="zh_TW"/>
+        </w:rPr>
+        <w:t>）。</w:t>
+      </w:r>
+    </w:p>
+    <w:p>
+      <w:pPr>
+        <w:pStyle w:val="ListNumber"/>
+        <w:spacing w:line="240" w:lineRule="auto"/>
+        <w:ind w:left="720"/>
+      </w:pPr>
+      <w:r>
+        <w:rPr>
+          <w:lang w:val="zh_TW" w:bidi="zh_TW"/>
+        </w:rPr>
+      </w:r>
+      <w:r>
+        <w:rPr>
+          <w:lang w:val="zh_TW" w:bidi="zh_TW"/>
+        </w:rPr>
+        <w:t>沙龍的兒子，並且是米施瑪的父親（</w:t>
+      </w:r>
+      <w:hyperlink r:id="rId160">
+        <w:r>
+          <w:rPr>
+            <w:lang w:val="zh_TW" w:bidi="zh_TW"/>
+          </w:rPr>
+          <w:rPr>
+            <w:color w:val="0000EE"/>
+            <w:u w:val="single"/>
+          </w:rPr>
+          <w:t>代上4:25</w:t>
+        </w:r>
+      </w:hyperlink>
+      <w:r>
+        <w:rPr>
+          <w:lang w:val="zh_TW" w:bidi="zh_TW"/>
+        </w:rPr>
+        <w:t>）。</w:t>
+      </w:r>
+      <w:r>
+        <w:rPr>
+          <w:lang w:val="zh_TW" w:bidi="zh_TW"/>
+        </w:rPr>
+      </w:r>
+      <w:r>
+        <w:rPr>
+          <w:lang w:val="zh_TW" w:bidi="zh_TW"/>
+        </w:rPr>
+      </w:r>
+    </w:p>
+    <w:p>
+      <w:pPr/>
+      <w:r>
+        <w:rPr>
+          <w:lang w:val="zh_TW" w:bidi="zh_TW"/>
+        </w:rPr>
+      </w:r>
+    </w:p>
+    <w:p>
+      <w:pPr>
+        <w:pStyle w:val="Heading2"/>
+      </w:pPr>
+      <w:r>
+        <w:rPr>
+          <w:lang w:val="zh_TW" w:bidi="zh_TW"/>
+        </w:rPr>
+        <w:t>米但</w:t>
+      </w:r>
+      <w:r>
+        <w:rPr>
+          <w:lang w:val="zh_TW" w:bidi="zh_TW"/>
+        </w:rPr>
+      </w:r>
+    </w:p>
+    <w:p>
+      <w:pPr/>
+      <w:r>
+        <w:rPr>
+          <w:lang w:val="zh_TW" w:bidi="zh_TW"/>
+        </w:rPr>
+      </w:r>
+      <w:r>
+        <w:rPr>
+          <w:lang w:val="zh_TW" w:bidi="zh_TW"/>
+        </w:rPr>
+        <w:t>亞伯拉罕與他的第二位妻子基土拉所生的第三個兒子（</w:t>
+      </w:r>
+      <w:hyperlink r:id="rId161">
+        <w:r>
+          <w:rPr>
+            <w:lang w:val="zh_TW" w:bidi="zh_TW"/>
+          </w:rPr>
+          <w:rPr>
+            <w:color w:val="0000EE"/>
+            <w:u w:val="single"/>
+          </w:rPr>
+          <w:t>創25:2</w:t>
+        </w:r>
+      </w:hyperlink>
+      <w:r>
+        <w:rPr>
+          <w:lang w:val="zh_TW" w:bidi="zh_TW"/>
+        </w:rPr>
+        <w:t>；</w:t>
+      </w:r>
+      <w:hyperlink r:id="rId162">
+        <w:r>
+          <w:rPr>
+            <w:lang w:val="zh_TW" w:bidi="zh_TW"/>
+          </w:rPr>
+          <w:rPr>
+            <w:color w:val="0000EE"/>
+            <w:u w:val="single"/>
+          </w:rPr>
+          <w:t>代上1:32</w:t>
+        </w:r>
+      </w:hyperlink>
+      <w:r>
+        <w:rPr>
+          <w:lang w:val="zh_TW" w:bidi="zh_TW"/>
+        </w:rPr>
+        <w:t>）。</w:t>
+      </w:r>
+      <w:r>
+        <w:rPr>
+          <w:lang w:val="zh_TW" w:bidi="zh_TW"/>
+        </w:rPr>
+      </w:r>
+      <w:r>
+        <w:rPr>
+          <w:lang w:val="zh_TW" w:bidi="zh_TW"/>
+        </w:rPr>
+      </w:r>
+    </w:p>
+    <w:p>
+      <w:pPr/>
+      <w:r>
+        <w:rPr>
+          <w:lang w:val="zh_TW" w:bidi="zh_TW"/>
+        </w:rPr>
+      </w:r>
+    </w:p>
+    <w:p>
+      <w:pPr>
+        <w:pStyle w:val="Heading2"/>
+      </w:pPr>
+      <w:r>
+        <w:rPr>
+          <w:lang w:val="zh_TW" w:bidi="zh_TW"/>
+        </w:rPr>
+        <w:t>米甸、米甸人</w:t>
+      </w:r>
+      <w:r>
+        <w:rPr>
+          <w:lang w:val="zh_TW" w:bidi="zh_TW"/>
+        </w:rPr>
+      </w:r>
+    </w:p>
+    <w:p>
+      <w:pPr/>
+      <w:r>
+        <w:rPr>
+          <w:lang w:val="zh_TW" w:bidi="zh_TW"/>
+        </w:rPr>
+      </w:r>
+      <w:r>
+        <w:rPr>
+          <w:lang w:val="zh_TW" w:bidi="zh_TW"/>
+        </w:rPr>
+        <w:t>米甸在聖經中可指一個人、一個地方或一個民族。米甸人居住在基列、摩押與以東的東邊地帶，向南延伸至阿拉伯西北部。他們多為半遊牧民族，幾乎沒有固定城邑。</w:t>
+      </w:r>
+    </w:p>
+    <w:p>
+      <w:pPr/>
+      <w:r>
+        <w:rPr>
+          <w:lang w:val="zh_TW" w:bidi="zh_TW"/>
+        </w:rPr>
+      </w:r>
+      <w:r>
+        <w:rPr>
+          <w:lang w:val="zh_TW" w:bidi="zh_TW"/>
+        </w:rPr>
+        <w:t>米甸和他的後代在以色列的早期歷史中具重要地位，他們也與以下人物有關：</w:t>
       </w:r>
     </w:p>
     <w:p>
@@ -258,10 +3927,27 @@
       </w:r>
       <w:r>
         <w:rPr>
-          <w:u w:val="single"/>
-          <w:lang w:val="zh_TW" w:bidi="zh_TW"/>
-        </w:rPr>
-        <w:t>畜牧</w:t>
+          <w:lang w:val="zh_TW" w:bidi="zh_TW"/>
+        </w:rPr>
+        <w:t>亞伯拉罕（</w:t>
+      </w:r>
+      <w:hyperlink r:id="rId163">
+        <w:r>
+          <w:rPr>
+            <w:lang w:val="zh_TW" w:bidi="zh_TW"/>
+          </w:rPr>
+          <w:rPr>
+            <w:color w:val="0000EE"/>
+            <w:u w:val="single"/>
+          </w:rPr>
+          <w:t>創25:1–6</w:t>
+        </w:r>
+      </w:hyperlink>
+      <w:r>
+        <w:rPr>
+          <w:lang w:val="zh_TW" w:bidi="zh_TW"/>
+        </w:rPr>
+        <w:t>），</w:t>
       </w:r>
     </w:p>
     <w:p>
@@ -277,10 +3963,27 @@
       </w:r>
       <w:r>
         <w:rPr>
-          <w:u w:val="single"/>
-          <w:lang w:val="zh_TW" w:bidi="zh_TW"/>
-        </w:rPr>
-        <w:t>田間種植</w:t>
+          <w:lang w:val="zh_TW" w:bidi="zh_TW"/>
+        </w:rPr>
+        <w:t>約瑟（</w:t>
+      </w:r>
+      <w:hyperlink r:id="rId164">
+        <w:r>
+          <w:rPr>
+            <w:lang w:val="zh_TW" w:bidi="zh_TW"/>
+          </w:rPr>
+          <w:rPr>
+            <w:color w:val="0000EE"/>
+            <w:u w:val="single"/>
+          </w:rPr>
+          <w:t>創37:25–36</w:t>
+        </w:r>
+      </w:hyperlink>
+      <w:r>
+        <w:rPr>
+          <w:lang w:val="zh_TW" w:bidi="zh_TW"/>
+        </w:rPr>
+        <w:t>），</w:t>
       </w:r>
     </w:p>
     <w:p>
@@ -296,10 +3999,27 @@
       </w:r>
       <w:r>
         <w:rPr>
-          <w:u w:val="single"/>
-          <w:lang w:val="zh_TW" w:bidi="zh_TW"/>
-        </w:rPr>
-        <w:t>果樹栽種</w:t>
+          <w:lang w:val="zh_TW" w:bidi="zh_TW"/>
+        </w:rPr>
+        <w:t>摩西（</w:t>
+      </w:r>
+      <w:hyperlink r:id="rId165">
+        <w:r>
+          <w:rPr>
+            <w:lang w:val="zh_TW" w:bidi="zh_TW"/>
+          </w:rPr>
+          <w:rPr>
+            <w:color w:val="0000EE"/>
+            <w:u w:val="single"/>
+          </w:rPr>
+          <w:t>出2:15–3:1</w:t>
+        </w:r>
+      </w:hyperlink>
+      <w:r>
+        <w:rPr>
+          <w:lang w:val="zh_TW" w:bidi="zh_TW"/>
+        </w:rPr>
+        <w:t>），</w:t>
       </w:r>
     </w:p>
     <w:p>
@@ -315,10 +4035,63 @@
       </w:r>
       <w:r>
         <w:rPr>
-          <w:u w:val="single"/>
-          <w:lang w:val="zh_TW" w:bidi="zh_TW"/>
-        </w:rPr>
-        <w:t>耕作</w:t>
+          <w:lang w:val="zh_TW" w:bidi="zh_TW"/>
+        </w:rPr>
+        <w:t>巴蘭（</w:t>
+      </w:r>
+      <w:hyperlink r:id="rId166">
+        <w:r>
+          <w:rPr>
+            <w:lang w:val="zh_TW" w:bidi="zh_TW"/>
+          </w:rPr>
+          <w:rPr>
+            <w:color w:val="0000EE"/>
+            <w:u w:val="single"/>
+          </w:rPr>
+          <w:t>民22:1–6</w:t>
+        </w:r>
+      </w:hyperlink>
+      <w:r>
+        <w:rPr>
+          <w:lang w:val="zh_TW" w:bidi="zh_TW"/>
+        </w:rPr>
+        <w:t>，</w:t>
+      </w:r>
+      <w:hyperlink r:id="rId167">
+        <w:r>
+          <w:rPr>
+            <w:lang w:val="zh_TW" w:bidi="zh_TW"/>
+          </w:rPr>
+          <w:rPr>
+            <w:color w:val="0000EE"/>
+            <w:u w:val="single"/>
+          </w:rPr>
+          <w:t>25章</w:t>
+        </w:r>
+      </w:hyperlink>
+      <w:r>
+        <w:rPr>
+          <w:lang w:val="zh_TW" w:bidi="zh_TW"/>
+        </w:rPr>
+        <w:t>，</w:t>
+      </w:r>
+      <w:hyperlink r:id="rId168">
+        <w:r>
+          <w:rPr>
+            <w:lang w:val="zh_TW" w:bidi="zh_TW"/>
+          </w:rPr>
+          <w:rPr>
+            <w:color w:val="0000EE"/>
+            <w:u w:val="single"/>
+          </w:rPr>
+          <w:t>31:1–20</w:t>
+        </w:r>
+      </w:hyperlink>
+      <w:r>
+        <w:rPr>
+          <w:lang w:val="zh_TW" w:bidi="zh_TW"/>
+        </w:rPr>
+        <w:t>），</w:t>
       </w:r>
     </w:p>
     <w:p>
@@ -334,10 +4107,27 @@
       </w:r>
       <w:r>
         <w:rPr>
-          <w:u w:val="single"/>
-          <w:lang w:val="zh_TW" w:bidi="zh_TW"/>
-        </w:rPr>
-        <w:t>收割</w:t>
+          <w:lang w:val="zh_TW" w:bidi="zh_TW"/>
+        </w:rPr>
+        <w:t>基甸（</w:t>
+      </w:r>
+      <w:hyperlink r:id="rId169">
+        <w:r>
+          <w:rPr>
+            <w:lang w:val="zh_TW" w:bidi="zh_TW"/>
+          </w:rPr>
+          <w:rPr>
+            <w:color w:val="0000EE"/>
+            <w:u w:val="single"/>
+          </w:rPr>
+          <w:t>士6:1–8:28</w:t>
+        </w:r>
+      </w:hyperlink>
+      <w:r>
+        <w:rPr>
+          <w:lang w:val="zh_TW" w:bidi="zh_TW"/>
+        </w:rPr>
+        <w:t>）。</w:t>
       </w:r>
     </w:p>
     <w:p>
@@ -348,7 +4138,7 @@
         <w:rPr>
           <w:lang w:val="zh_TW" w:bidi="zh_TW"/>
         </w:rPr>
-        <w:t>畜牧</w:t>
+        <w:t>誰是米甸？</w:t>
       </w:r>
     </w:p>
     <w:p>
@@ -362,43 +4152,199 @@
         <w:rPr>
           <w:lang w:val="zh_TW" w:bidi="zh_TW"/>
         </w:rPr>
-        <w:t>聖經最早提到的工作之一就是畜牧。亞伯（</w:t>
-      </w:r>
-      <w:hyperlink r:id="rId13">
-        <w:r>
-          <w:rPr>
-            <w:lang w:val="zh_TW" w:bidi="zh_TW"/>
-          </w:rPr>
-          <w:rPr>
-            <w:color w:val="0000EE"/>
-            <w:u w:val="single"/>
-          </w:rPr>
-          <w:t>創4:2</w:t>
-        </w:r>
-      </w:hyperlink>
-      <w:r>
-        <w:rPr>
-          <w:lang w:val="zh_TW" w:bidi="zh_TW"/>
-        </w:rPr>
-        <w:t>）和雅八（</w:t>
-      </w:r>
-      <w:hyperlink r:id="rId14">
-        <w:r>
-          <w:rPr>
-            <w:lang w:val="zh_TW" w:bidi="zh_TW"/>
-          </w:rPr>
-          <w:rPr>
-            <w:color w:val="0000EE"/>
-            <w:u w:val="single"/>
-          </w:rPr>
-          <w:t>創4:20</w:t>
-        </w:r>
-      </w:hyperlink>
-      <w:r>
-        <w:rPr>
-          <w:lang w:val="zh_TW" w:bidi="zh_TW"/>
-        </w:rPr>
-        <w:t>）都牧養羊群或牲畜。這類工作適合半遊牧的生活方式（即經常從一個地方遷移到另一個地方）；只靠基本的技術與器具，他們便能有足夠的食物與衣物。</w:t>
+        <w:t>米甸是以撒的弟弟，是亞伯拉罕在晚年娶基土拉所生的六個兒子中的第四個（</w:t>
+      </w:r>
+      <w:hyperlink r:id="rId170">
+        <w:r>
+          <w:rPr>
+            <w:lang w:val="zh_TW" w:bidi="zh_TW"/>
+          </w:rPr>
+          <w:rPr>
+            <w:color w:val="0000EE"/>
+            <w:u w:val="single"/>
+          </w:rPr>
+          <w:t>創25:1–2</w:t>
+        </w:r>
+      </w:hyperlink>
+      <w:r>
+        <w:rPr>
+          <w:lang w:val="zh_TW" w:bidi="zh_TW"/>
+        </w:rPr>
+        <w:t>；參</w:t>
+      </w:r>
+      <w:hyperlink r:id="rId171">
+        <w:r>
+          <w:rPr>
+            <w:lang w:val="zh_TW" w:bidi="zh_TW"/>
+          </w:rPr>
+          <w:rPr>
+            <w:color w:val="0000EE"/>
+            <w:u w:val="single"/>
+          </w:rPr>
+          <w:t>23:1–2</w:t>
+        </w:r>
+      </w:hyperlink>
+      <w:r>
+        <w:rPr>
+          <w:lang w:val="zh_TW" w:bidi="zh_TW"/>
+        </w:rPr>
+        <w:t>，</w:t>
+      </w:r>
+      <w:hyperlink r:id="rId172">
+        <w:r>
+          <w:rPr>
+            <w:lang w:val="zh_TW" w:bidi="zh_TW"/>
+          </w:rPr>
+          <w:rPr>
+            <w:color w:val="0000EE"/>
+            <w:u w:val="single"/>
+          </w:rPr>
+          <w:t>24:67</w:t>
+        </w:r>
+      </w:hyperlink>
+      <w:r>
+        <w:rPr>
+          <w:lang w:val="zh_TW" w:bidi="zh_TW"/>
+        </w:rPr>
+        <w:t>；</w:t>
+      </w:r>
+      <w:hyperlink r:id="rId162">
+        <w:r>
+          <w:rPr>
+            <w:lang w:val="zh_TW" w:bidi="zh_TW"/>
+          </w:rPr>
+          <w:rPr>
+            <w:color w:val="0000EE"/>
+            <w:u w:val="single"/>
+          </w:rPr>
+          <w:t>代上1:32</w:t>
+        </w:r>
+      </w:hyperlink>
+      <w:r>
+        <w:rPr>
+          <w:lang w:val="zh_TW" w:bidi="zh_TW"/>
+        </w:rPr>
+        <w:t>）。聖經稱米甸和他的親兄弟為「基土拉的子</w:t>
+      </w:r>
+      <w:r>
+        <w:rPr>
+          <w:lang w:val="zh_TW" w:bidi="zh_TW"/>
+        </w:rPr>
+        <w:t>孫</w:t>
+      </w:r>
+      <w:r>
+        <w:rPr>
+          <w:lang w:val="zh_TW" w:bidi="zh_TW"/>
+        </w:rPr>
+        <w:t>」（</w:t>
+      </w:r>
+      <w:hyperlink r:id="rId173">
+        <w:r>
+          <w:rPr>
+            <w:lang w:val="zh_TW" w:bidi="zh_TW"/>
+          </w:rPr>
+          <w:rPr>
+            <w:color w:val="0000EE"/>
+            <w:u w:val="single"/>
+          </w:rPr>
+          <w:t>創25:4</w:t>
+        </w:r>
+      </w:hyperlink>
+      <w:r>
+        <w:rPr>
+          <w:lang w:val="zh_TW" w:bidi="zh_TW"/>
+        </w:rPr>
+        <w:t>；</w:t>
+      </w:r>
+      <w:hyperlink r:id="rId174">
+        <w:r>
+          <w:rPr>
+            <w:lang w:val="zh_TW" w:bidi="zh_TW"/>
+          </w:rPr>
+          <w:rPr>
+            <w:color w:val="0000EE"/>
+            <w:u w:val="single"/>
+          </w:rPr>
+          <w:t>代上1:32–33</w:t>
+        </w:r>
+      </w:hyperlink>
+      <w:r>
+        <w:rPr>
+          <w:lang w:val="zh_TW" w:bidi="zh_TW"/>
+        </w:rPr>
+        <w:t>）。以此與撒拉所生的以撒區分出來。神對亞伯拉罕的應許將藉著以撒來實現（</w:t>
+      </w:r>
+      <w:hyperlink r:id="rId175">
+        <w:r>
+          <w:rPr>
+            <w:lang w:val="zh_TW" w:bidi="zh_TW"/>
+          </w:rPr>
+          <w:rPr>
+            <w:color w:val="0000EE"/>
+            <w:u w:val="single"/>
+          </w:rPr>
+          <w:t>創12:1–3</w:t>
+        </w:r>
+      </w:hyperlink>
+      <w:r>
+        <w:rPr>
+          <w:lang w:val="zh_TW" w:bidi="zh_TW"/>
+        </w:rPr>
+        <w:t>，</w:t>
+      </w:r>
+      <w:hyperlink r:id="rId176">
+        <w:r>
+          <w:rPr>
+            <w:lang w:val="zh_TW" w:bidi="zh_TW"/>
+          </w:rPr>
+          <w:rPr>
+            <w:color w:val="0000EE"/>
+            <w:u w:val="single"/>
+          </w:rPr>
+          <w:t>17:15–21</w:t>
+        </w:r>
+      </w:hyperlink>
+      <w:r>
+        <w:rPr>
+          <w:lang w:val="zh_TW" w:bidi="zh_TW"/>
+        </w:rPr>
+        <w:t>）。亞伯拉罕與以色列人視這些兒子的地位，如同妾所生之子，並不享有繼承權（</w:t>
+      </w:r>
+      <w:hyperlink r:id="rId177">
+        <w:r>
+          <w:rPr>
+            <w:lang w:val="zh_TW" w:bidi="zh_TW"/>
+          </w:rPr>
+          <w:rPr>
+            <w:color w:val="0000EE"/>
+            <w:u w:val="single"/>
+          </w:rPr>
+          <w:t>創25:5–6</w:t>
+        </w:r>
+      </w:hyperlink>
+      <w:r>
+        <w:rPr>
+          <w:lang w:val="zh_TW" w:bidi="zh_TW"/>
+        </w:rPr>
+        <w:t>；</w:t>
+      </w:r>
+      <w:hyperlink r:id="rId178">
+        <w:r>
+          <w:rPr>
+            <w:lang w:val="zh_TW" w:bidi="zh_TW"/>
+          </w:rPr>
+          <w:rPr>
+            <w:color w:val="0000EE"/>
+            <w:u w:val="single"/>
+          </w:rPr>
+          <w:t>代上1:31</w:t>
+        </w:r>
+      </w:hyperlink>
+      <w:r>
+        <w:rPr>
+          <w:lang w:val="zh_TW" w:bidi="zh_TW"/>
+        </w:rPr>
+        <w:t>）。</w:t>
       </w:r>
     </w:p>
     <w:p>
@@ -412,61 +4358,25 @@
         <w:rPr>
           <w:lang w:val="zh_TW" w:bidi="zh_TW"/>
         </w:rPr>
-        <w:t>亞伯拉罕、以撒與雅各主要從事畜牧，讓他們的羊群與牛群在公有土地上吃草，他們通常不耕地。雅各與他的兒子們去到埃及時，仍以牧羊為生（</w:t>
-      </w:r>
-      <w:hyperlink r:id="rId15">
-        <w:r>
-          <w:rPr>
-            <w:lang w:val="zh_TW" w:bidi="zh_TW"/>
-          </w:rPr>
-          <w:rPr>
-            <w:color w:val="0000EE"/>
-            <w:u w:val="single"/>
-          </w:rPr>
-          <w:t>創47:3</w:t>
-        </w:r>
-      </w:hyperlink>
-      <w:r>
-        <w:rPr>
-          <w:lang w:val="zh_TW" w:bidi="zh_TW"/>
-        </w:rPr>
-        <w:t>）。後來，呂便支派、迦得支派與瑪拿西半支派在約旦河東，仍然維持這種生活方式（</w:t>
-      </w:r>
-      <w:hyperlink r:id="rId16">
-        <w:r>
-          <w:rPr>
-            <w:lang w:val="zh_TW" w:bidi="zh_TW"/>
-          </w:rPr>
-          <w:rPr>
-            <w:color w:val="0000EE"/>
-            <w:u w:val="single"/>
-          </w:rPr>
-          <w:t>民32:1</w:t>
-        </w:r>
-      </w:hyperlink>
-      <w:r>
-        <w:rPr>
-          <w:lang w:val="zh_TW" w:bidi="zh_TW"/>
-        </w:rPr>
-        <w:t>），而住在巴勒斯坦西部山地的某些支派亦同樣維持這種生活方式（</w:t>
-      </w:r>
-      <w:hyperlink r:id="rId17">
-        <w:r>
-          <w:rPr>
-            <w:lang w:val="zh_TW" w:bidi="zh_TW"/>
-          </w:rPr>
-          <w:rPr>
-            <w:color w:val="0000EE"/>
-            <w:u w:val="single"/>
-          </w:rPr>
-          <w:t>撒上25:2</w:t>
-        </w:r>
-      </w:hyperlink>
-      <w:r>
-        <w:rPr>
-          <w:lang w:val="zh_TW" w:bidi="zh_TW"/>
-        </w:rPr>
-        <w:t>）。即使以色列人之後定居下來，畜牧仍然是他們生活的一部分，因為牲畜可以在不太肥沃的土地上吃草，也因為他們持守傳統做法，包括在聖殿獻上牲畜作為祭物。</w:t>
+        <w:t>亞伯拉罕為了以撒的緣故，把這些兒子分送到遠方。他們成為半遊牧民族（semi-nomadic peoples），居住在巴勒斯坦東部與南部的曠野之地（</w:t>
+      </w:r>
+      <w:hyperlink r:id="rId177">
+        <w:r>
+          <w:rPr>
+            <w:lang w:val="zh_TW" w:bidi="zh_TW"/>
+          </w:rPr>
+          <w:rPr>
+            <w:color w:val="0000EE"/>
+            <w:u w:val="single"/>
+          </w:rPr>
+          <w:t>創25:5–6</w:t>
+        </w:r>
+      </w:hyperlink>
+      <w:r>
+        <w:rPr>
+          <w:lang w:val="zh_TW" w:bidi="zh_TW"/>
+        </w:rPr>
+        <w:t>）。</w:t>
       </w:r>
     </w:p>
     <w:p>
@@ -477,7 +4387,7 @@
         <w:rPr>
           <w:lang w:val="zh_TW" w:bidi="zh_TW"/>
         </w:rPr>
-        <w:t>田間種植</w:t>
+        <w:t>米甸地</w:t>
       </w:r>
     </w:p>
     <w:p>
@@ -491,79 +4401,7 @@
         <w:rPr>
           <w:lang w:val="zh_TW" w:bidi="zh_TW"/>
         </w:rPr>
-        <w:t>大多數專家認為，以色列人在進入應許之地並與迦南人接觸後，從迦南人那裡學會耕種。雖然在此之前已知有人種植五穀，例如該隱是農夫或「種地的」（</w:t>
-      </w:r>
-      <w:hyperlink r:id="rId13">
-        <w:r>
-          <w:rPr>
-            <w:lang w:val="zh_TW" w:bidi="zh_TW"/>
-          </w:rPr>
-          <w:rPr>
-            <w:color w:val="0000EE"/>
-            <w:u w:val="single"/>
-          </w:rPr>
-          <w:t>創4:2</w:t>
-        </w:r>
-      </w:hyperlink>
-      <w:r>
-        <w:rPr>
-          <w:lang w:val="zh_TW" w:bidi="zh_TW"/>
-        </w:rPr>
-        <w:t>），但並不清楚他所種的具體是甚麼。考古學家在近東地區，發現大約公元前6800年已有五穀農耕的證據。以撒在基拉耳撒種五穀（</w:t>
-      </w:r>
-      <w:hyperlink r:id="rId18">
-        <w:r>
-          <w:rPr>
-            <w:lang w:val="zh_TW" w:bidi="zh_TW"/>
-          </w:rPr>
-          <w:rPr>
-            <w:color w:val="0000EE"/>
-            <w:u w:val="single"/>
-          </w:rPr>
-          <w:t>創26:12</w:t>
-        </w:r>
-      </w:hyperlink>
-      <w:r>
-        <w:rPr>
-          <w:lang w:val="zh_TW" w:bidi="zh_TW"/>
-        </w:rPr>
-        <w:t>），而約瑟夢見禾捆（</w:t>
-      </w:r>
-      <w:hyperlink r:id="rId19">
-        <w:r>
-          <w:rPr>
-            <w:lang w:val="zh_TW" w:bidi="zh_TW"/>
-          </w:rPr>
-          <w:rPr>
-            <w:color w:val="0000EE"/>
-            <w:u w:val="single"/>
-          </w:rPr>
-          <w:t>創37:6</w:t>
-        </w:r>
-      </w:hyperlink>
-      <w:r>
-        <w:rPr>
-          <w:lang w:val="zh_TW" w:bidi="zh_TW"/>
-        </w:rPr>
-        <w:t>–</w:t>
-      </w:r>
-      <w:hyperlink r:id="rId19">
-        <w:r>
-          <w:rPr>
-            <w:lang w:val="zh_TW" w:bidi="zh_TW"/>
-          </w:rPr>
-          <w:rPr>
-            <w:color w:val="0000EE"/>
-            <w:u w:val="single"/>
-          </w:rPr>
-          <w:t>7</w:t>
-        </w:r>
-      </w:hyperlink>
-      <w:r>
-        <w:rPr>
-          <w:lang w:val="zh_TW" w:bidi="zh_TW"/>
-        </w:rPr>
-        <w:t>）。約瑟很可能從埃及人那裡學到更多關於五穀種植的知識，因為埃及人在尼羅河肥沃的土地上種植五穀。</w:t>
+        <w:t>米甸的實際位置不明，但一般認為其位於以東以南、亞喀巴灣（Gulf of Aqaba）東岸一帶。亞歷山大的地理學家托勒密（Ptolemy，公元二世紀）提到海岸上的一座城名為摩迪亞拿（ Modiana），也提到了另一座距內陸約41.8公里（26 英里）的城市瑪迪亞拿（ Madiana；現今「阿比達〔el-Bedʿ〕」）。這一地點的認定也得到約瑟夫（Josephus，公元一世紀的猶太歷史學家）與優西比烏（Eusebius，公元四世紀初的教會歷史學家）的支持。</w:t>
       </w:r>
     </w:p>
     <w:p>
@@ -577,61 +4415,7 @@
         <w:rPr>
           <w:lang w:val="zh_TW" w:bidi="zh_TW"/>
         </w:rPr>
-        <w:t>然而，真正教導以色列人如何種植五穀的是迦南人。約書亞與迦勒在加低斯·巴尼亞向以色列人回報，說迦南地很豐饒（</w:t>
-      </w:r>
-      <w:hyperlink r:id="rId20">
-        <w:r>
-          <w:rPr>
-            <w:lang w:val="zh_TW" w:bidi="zh_TW"/>
-          </w:rPr>
-          <w:rPr>
-            <w:color w:val="0000EE"/>
-            <w:u w:val="single"/>
-          </w:rPr>
-          <w:t>民13:26</w:t>
-        </w:r>
-      </w:hyperlink>
-      <w:r>
-        <w:rPr>
-          <w:lang w:val="zh_TW" w:bidi="zh_TW"/>
-        </w:rPr>
-        <w:t>），被征服的迦南人很可能協助以色列人學習農耕技術。以色列人與迦南人密切來往，也可能導致他們不斷拜偶像（</w:t>
-      </w:r>
-      <w:hyperlink r:id="rId21">
-        <w:r>
-          <w:rPr>
-            <w:lang w:val="zh_TW" w:bidi="zh_TW"/>
-          </w:rPr>
-          <w:rPr>
-            <w:color w:val="0000EE"/>
-            <w:u w:val="single"/>
-          </w:rPr>
-          <w:t>士9:27</w:t>
-        </w:r>
-      </w:hyperlink>
-      <w:r>
-        <w:rPr>
-          <w:lang w:val="zh_TW" w:bidi="zh_TW"/>
-        </w:rPr>
-        <w:t>）。我們不清楚他們由遊牧生活變成定居生活的過程需時多久；有些支派一直保持遊牧，但到了列王時期，許多以色列人已經在耕作土地（</w:t>
-      </w:r>
-      <w:hyperlink r:id="rId22">
-        <w:r>
-          <w:rPr>
-            <w:lang w:val="zh_TW" w:bidi="zh_TW"/>
-          </w:rPr>
-          <w:rPr>
-            <w:color w:val="0000EE"/>
-            <w:u w:val="single"/>
-          </w:rPr>
-          <w:t>撒下14:30</w:t>
-        </w:r>
-      </w:hyperlink>
-      <w:r>
-        <w:rPr>
-          <w:lang w:val="zh_TW" w:bidi="zh_TW"/>
-        </w:rPr>
-        <w:t>）。</w:t>
+        <w:t>在早期舊約聖經時代，米甸可能是指靠近基列、摩押與以東邊界，並延伸至西奈東部的區域。</w:t>
       </w:r>
     </w:p>
     <w:p>
@@ -645,79 +4429,61 @@
         <w:rPr>
           <w:lang w:val="zh_TW" w:bidi="zh_TW"/>
         </w:rPr>
-        <w:t>小麥是最重要的農作物之一。所羅門將大量的小麥、大麥與油送給希蘭（</w:t>
-      </w:r>
-      <w:hyperlink r:id="rId23">
-        <w:r>
-          <w:rPr>
-            <w:lang w:val="zh_TW" w:bidi="zh_TW"/>
-          </w:rPr>
-          <w:rPr>
-            <w:color w:val="0000EE"/>
-            <w:u w:val="single"/>
-          </w:rPr>
-          <w:t>代下2:10</w:t>
-        </w:r>
-      </w:hyperlink>
-      <w:r>
-        <w:rPr>
-          <w:lang w:val="zh_TW" w:bidi="zh_TW"/>
-        </w:rPr>
-        <w:t>），小麥亦持續成為主要出口產品（</w:t>
-      </w:r>
-      <w:hyperlink r:id="rId24">
-        <w:r>
-          <w:rPr>
-            <w:lang w:val="zh_TW" w:bidi="zh_TW"/>
-          </w:rPr>
-          <w:rPr>
-            <w:color w:val="0000EE"/>
-            <w:u w:val="single"/>
-          </w:rPr>
-          <w:t>結27:17</w:t>
-        </w:r>
-      </w:hyperlink>
-      <w:r>
-        <w:rPr>
-          <w:lang w:val="zh_TW" w:bidi="zh_TW"/>
-        </w:rPr>
-        <w:t>）。大麥是第二重要的作物，早期是餅的主要原料（</w:t>
-      </w:r>
-      <w:hyperlink r:id="rId25">
-        <w:r>
-          <w:rPr>
-            <w:lang w:val="zh_TW" w:bidi="zh_TW"/>
-          </w:rPr>
-          <w:rPr>
-            <w:color w:val="0000EE"/>
-            <w:u w:val="single"/>
-          </w:rPr>
-          <w:t>士7:13</w:t>
-        </w:r>
-      </w:hyperlink>
-      <w:r>
-        <w:rPr>
-          <w:lang w:val="zh_TW" w:bidi="zh_TW"/>
-        </w:rPr>
-        <w:t>），後來成為較貧窮者的重要食物（</w:t>
-      </w:r>
-      <w:hyperlink r:id="rId26">
-        <w:r>
-          <w:rPr>
-            <w:lang w:val="zh_TW" w:bidi="zh_TW"/>
-          </w:rPr>
-          <w:rPr>
-            <w:color w:val="0000EE"/>
-            <w:u w:val="single"/>
-          </w:rPr>
-          <w:t>約6:9、13</w:t>
-        </w:r>
-      </w:hyperlink>
-      <w:r>
-        <w:rPr>
-          <w:lang w:val="zh_TW" w:bidi="zh_TW"/>
-        </w:rPr>
-        <w:t>），大麥亦用來餵牲畜。</w:t>
+        <w:t>在約瑟的時代，部分米甸族群居住在外約旦北部靠近基列或巴珊的曠野地帶。這從他們與以實瑪利人一同行商可見，這支商隊沿貿易路線自大馬士革經基列、多坍，再前往埃及（</w:t>
+      </w:r>
+      <w:hyperlink r:id="rId179">
+        <w:r>
+          <w:rPr>
+            <w:lang w:val="zh_TW" w:bidi="zh_TW"/>
+          </w:rPr>
+          <w:rPr>
+            <w:color w:val="0000EE"/>
+            <w:u w:val="single"/>
+          </w:rPr>
+          <w:t>創37:17</w:t>
+        </w:r>
+      </w:hyperlink>
+      <w:r>
+        <w:rPr>
+          <w:lang w:val="zh_TW" w:bidi="zh_TW"/>
+        </w:rPr>
+        <w:t>、</w:t>
+      </w:r>
+      <w:hyperlink r:id="rId179">
+        <w:r>
+          <w:rPr>
+            <w:lang w:val="zh_TW" w:bidi="zh_TW"/>
+          </w:rPr>
+          <w:rPr>
+            <w:color w:val="0000EE"/>
+            <w:u w:val="single"/>
+          </w:rPr>
+          <w:t>25–28</w:t>
+        </w:r>
+      </w:hyperlink>
+      <w:r>
+        <w:rPr>
+          <w:lang w:val="zh_TW" w:bidi="zh_TW"/>
+        </w:rPr>
+        <w:t>、</w:t>
+      </w:r>
+      <w:hyperlink r:id="rId179">
+        <w:r>
+          <w:rPr>
+            <w:lang w:val="zh_TW" w:bidi="zh_TW"/>
+          </w:rPr>
+          <w:rPr>
+            <w:color w:val="0000EE"/>
+            <w:u w:val="single"/>
+          </w:rPr>
+          <w:t>36</w:t>
+        </w:r>
+      </w:hyperlink>
+      <w:r>
+        <w:rPr>
+          <w:lang w:val="zh_TW" w:bidi="zh_TW"/>
+        </w:rPr>
+        <w:t>）。</w:t>
       </w:r>
     </w:p>
     <w:p>
@@ -731,90 +4497,79 @@
         <w:rPr>
           <w:lang w:val="zh_TW" w:bidi="zh_TW"/>
         </w:rPr>
-        <w:t>其它田間作物包括豆子與紅豆（</w:t>
-      </w:r>
-      <w:hyperlink r:id="rId27">
-        <w:r>
-          <w:rPr>
-            <w:lang w:val="zh_TW" w:bidi="zh_TW"/>
-          </w:rPr>
-          <w:rPr>
-            <w:color w:val="0000EE"/>
-            <w:u w:val="single"/>
-          </w:rPr>
-          <w:t>撒下17:28</w:t>
-        </w:r>
-      </w:hyperlink>
-      <w:r>
-        <w:rPr>
-          <w:lang w:val="zh_TW" w:bidi="zh_TW"/>
-        </w:rPr>
-        <w:t>），這些作物會磨成麵，有時用來做餅（</w:t>
-      </w:r>
-      <w:hyperlink r:id="rId28">
-        <w:r>
-          <w:rPr>
-            <w:lang w:val="zh_TW" w:bidi="zh_TW"/>
-          </w:rPr>
-          <w:rPr>
-            <w:color w:val="0000EE"/>
-            <w:u w:val="single"/>
-          </w:rPr>
-          <w:t>結4:9</w:t>
-        </w:r>
-      </w:hyperlink>
-      <w:r>
-        <w:rPr>
-          <w:lang w:val="zh_TW" w:bidi="zh_TW"/>
-        </w:rPr>
-        <w:t>）。韭菜、蒜、蔥用作調味，而大茴香、芫荽、小茴香、薄荷、芸香與芥菜用作香料。麻十分重要（</w:t>
-      </w:r>
-      <w:hyperlink r:id="rId29">
-        <w:r>
-          <w:rPr>
-            <w:lang w:val="zh_TW" w:bidi="zh_TW"/>
-          </w:rPr>
-          <w:rPr>
-            <w:color w:val="0000EE"/>
-            <w:u w:val="single"/>
-          </w:rPr>
-          <w:t>書2:6</w:t>
-        </w:r>
-      </w:hyperlink>
-      <w:r>
-        <w:rPr>
-          <w:lang w:val="zh_TW" w:bidi="zh_TW"/>
-        </w:rPr>
-        <w:t>）。當時亦有種植少量棉花（</w:t>
-      </w:r>
-      <w:hyperlink r:id="rId30">
-        <w:r>
-          <w:rPr>
-            <w:lang w:val="zh_TW" w:bidi="zh_TW"/>
-          </w:rPr>
-          <w:rPr>
-            <w:color w:val="0000EE"/>
-            <w:u w:val="single"/>
-          </w:rPr>
-          <w:t>賽19:9</w:t>
-        </w:r>
-      </w:hyperlink>
-      <w:r>
-        <w:rPr>
-          <w:lang w:val="zh_TW" w:bidi="zh_TW"/>
-        </w:rPr>
-        <w:t>）。羊毛用來補充纖維的供應。到了羅馬時期，棉花的重要性已經超過麻。</w:t>
-      </w:r>
-    </w:p>
-    <w:p>
-      <w:pPr>
-        <w:pStyle w:val="Heading3"/>
-      </w:pPr>
-      <w:r>
-        <w:rPr>
-          <w:lang w:val="zh_TW" w:bidi="zh_TW"/>
-        </w:rPr>
-        <w:t>果樹栽種</w:t>
+        <w:t>摩西逃離法老後，定居在米甸，在那裡娶了米甸祭司的女兒西坡拉（</w:t>
+      </w:r>
+      <w:hyperlink r:id="rId180">
+        <w:r>
+          <w:rPr>
+            <w:lang w:val="zh_TW" w:bidi="zh_TW"/>
+          </w:rPr>
+          <w:rPr>
+            <w:color w:val="0000EE"/>
+            <w:u w:val="single"/>
+          </w:rPr>
+          <w:t>出2:15–22</w:t>
+        </w:r>
+      </w:hyperlink>
+      <w:r>
+        <w:rPr>
+          <w:lang w:val="zh_TW" w:bidi="zh_TW"/>
+        </w:rPr>
+        <w:t>）。後來，摩西請他的米甸親戚何巴作以色列人在曠野中的嚮導（</w:t>
+      </w:r>
+      <w:hyperlink r:id="rId181">
+        <w:r>
+          <w:rPr>
+            <w:lang w:val="zh_TW" w:bidi="zh_TW"/>
+          </w:rPr>
+          <w:rPr>
+            <w:color w:val="0000EE"/>
+            <w:u w:val="single"/>
+          </w:rPr>
+          <w:t>申1:19</w:t>
+        </w:r>
+      </w:hyperlink>
+      <w:r>
+        <w:rPr>
+          <w:lang w:val="zh_TW" w:bidi="zh_TW"/>
+        </w:rPr>
+        <w:t>）。何巴雖非居住於米甸地本身，但對那一帶地區十分熟悉。（</w:t>
+      </w:r>
+      <w:hyperlink r:id="rId182">
+        <w:r>
+          <w:rPr>
+            <w:lang w:val="zh_TW" w:bidi="zh_TW"/>
+          </w:rPr>
+          <w:rPr>
+            <w:color w:val="0000EE"/>
+            <w:u w:val="single"/>
+          </w:rPr>
+          <w:t>民10:11–12</w:t>
+        </w:r>
+      </w:hyperlink>
+      <w:r>
+        <w:rPr>
+          <w:lang w:val="zh_TW" w:bidi="zh_TW"/>
+        </w:rPr>
+        <w:t>、</w:t>
+      </w:r>
+      <w:hyperlink r:id="rId182">
+        <w:r>
+          <w:rPr>
+            <w:lang w:val="zh_TW" w:bidi="zh_TW"/>
+          </w:rPr>
+          <w:rPr>
+            <w:color w:val="0000EE"/>
+            <w:u w:val="single"/>
+          </w:rPr>
+          <w:t>29–31</w:t>
+        </w:r>
+      </w:hyperlink>
+      <w:r>
+        <w:rPr>
+          <w:lang w:val="zh_TW" w:bidi="zh_TW"/>
+        </w:rPr>
+        <w:t>）。</w:t>
       </w:r>
     </w:p>
     <w:p>
@@ -828,18 +4583,79 @@
         <w:rPr>
           <w:lang w:val="zh_TW" w:bidi="zh_TW"/>
         </w:rPr>
-        <w:t>以色列人定居之後，開始種植果園與葡萄園，而這些園子後來成為富足的象徵。葡萄園出產可喝的酒，橄欖園提供可用於烹調、化妝與醫用的油。他們亦種植無花果與石榴。相比早期的農耕方式，種植這些作物需要更多技巧與器具。</w:t>
-      </w:r>
-    </w:p>
-    <w:p>
-      <w:pPr>
-        <w:pStyle w:val="Heading3"/>
-      </w:pPr>
-      <w:r>
-        <w:rPr>
-          <w:lang w:val="zh_TW" w:bidi="zh_TW"/>
-        </w:rPr>
-        <w:t>耕作</w:t>
+        <w:t>在巴蘭的故事中，許多米甸人似乎居住於摩押地東部邊界（</w:t>
+      </w:r>
+      <w:hyperlink r:id="rId183">
+        <w:r>
+          <w:rPr>
+            <w:lang w:val="zh_TW" w:bidi="zh_TW"/>
+          </w:rPr>
+          <w:rPr>
+            <w:color w:val="0000EE"/>
+            <w:u w:val="single"/>
+          </w:rPr>
+          <w:t>民22:31</w:t>
+        </w:r>
+      </w:hyperlink>
+      <w:r>
+        <w:rPr>
+          <w:lang w:val="zh_TW" w:bidi="zh_TW"/>
+        </w:rPr>
+        <w:t>）。摩押王巴勒當時受亞摩利王西宏的轄制（</w:t>
+      </w:r>
+      <w:hyperlink r:id="rId184">
+        <w:r>
+          <w:rPr>
+            <w:lang w:val="zh_TW" w:bidi="zh_TW"/>
+          </w:rPr>
+          <w:rPr>
+            <w:color w:val="0000EE"/>
+            <w:u w:val="single"/>
+          </w:rPr>
+          <w:t>民21:26–30</w:t>
+        </w:r>
+      </w:hyperlink>
+      <w:r>
+        <w:rPr>
+          <w:lang w:val="zh_TW" w:bidi="zh_TW"/>
+        </w:rPr>
+        <w:t>；</w:t>
+      </w:r>
+      <w:hyperlink r:id="rId185">
+        <w:r>
+          <w:rPr>
+            <w:lang w:val="zh_TW" w:bidi="zh_TW"/>
+          </w:rPr>
+          <w:rPr>
+            <w:color w:val="0000EE"/>
+            <w:u w:val="single"/>
+          </w:rPr>
+          <w:t>耶48:45</w:t>
+        </w:r>
+      </w:hyperlink>
+      <w:r>
+        <w:rPr>
+          <w:lang w:val="zh_TW" w:bidi="zh_TW"/>
+        </w:rPr>
+        <w:t>），因以色列的威脅而與米甸的長老商議，並共同派代表去見巴蘭（</w:t>
+      </w:r>
+      <w:hyperlink r:id="rId186">
+        <w:r>
+          <w:rPr>
+            <w:lang w:val="zh_TW" w:bidi="zh_TW"/>
+          </w:rPr>
+          <w:rPr>
+            <w:color w:val="0000EE"/>
+            <w:u w:val="single"/>
+          </w:rPr>
+          <w:t>民22:2–7</w:t>
+        </w:r>
+      </w:hyperlink>
+      <w:r>
+        <w:rPr>
+          <w:lang w:val="zh_TW" w:bidi="zh_TW"/>
+        </w:rPr>
+        <w:t>）。</w:t>
       </w:r>
     </w:p>
     <w:p>
@@ -853,43 +4669,139 @@
         <w:rPr>
           <w:lang w:val="zh_TW" w:bidi="zh_TW"/>
         </w:rPr>
-        <w:t>整個聖經時代，大部分務農工作都由農夫自己完成。他們在開始種植前，要先清理土地上的樹林（</w:t>
-      </w:r>
-      <w:hyperlink r:id="rId31">
-        <w:r>
-          <w:rPr>
-            <w:lang w:val="zh_TW" w:bidi="zh_TW"/>
-          </w:rPr>
-          <w:rPr>
-            <w:color w:val="0000EE"/>
-            <w:u w:val="single"/>
-          </w:rPr>
-          <w:t>書17:18</w:t>
-        </w:r>
-      </w:hyperlink>
-      <w:r>
-        <w:rPr>
-          <w:lang w:val="zh_TW" w:bidi="zh_TW"/>
-        </w:rPr>
-        <w:t>）、石頭（</w:t>
-      </w:r>
-      <w:hyperlink r:id="rId32">
-        <w:r>
-          <w:rPr>
-            <w:lang w:val="zh_TW" w:bidi="zh_TW"/>
-          </w:rPr>
-          <w:rPr>
-            <w:color w:val="0000EE"/>
-            <w:u w:val="single"/>
-          </w:rPr>
-          <w:t>賽5:2</w:t>
-        </w:r>
-      </w:hyperlink>
-      <w:r>
-        <w:rPr>
-          <w:lang w:val="zh_TW" w:bidi="zh_TW"/>
-        </w:rPr>
-        <w:t>）、雜草和荊棘。有時他們會在山地築梯田，或採用灌溉。這些工序限制了農地規模，所以只有像約伯與波阿斯那樣富有的人才能擁有大片農地。</w:t>
+        <w:t>在摩押平原的</w:t>
+      </w:r>
+      <w:r>
+        <w:rPr>
+          <w:lang w:val="zh_TW" w:bidi="zh_TW"/>
+        </w:rPr>
+        <w:t>什亭（一些英文譯本讀作：</w:t>
+      </w:r>
+      <w:r>
+        <w:rPr>
+          <w:lang w:val="zh_TW" w:bidi="zh_TW"/>
+        </w:rPr>
+        <w:t>阿卡西亞</w:t>
+      </w:r>
+      <w:r>
+        <w:rPr>
+          <w:lang w:val="zh_TW" w:bidi="zh_TW"/>
+        </w:rPr>
+        <w:t>〔</w:t>
+      </w:r>
+      <w:r>
+        <w:rPr>
+          <w:lang w:val="zh_TW" w:bidi="zh_TW"/>
+        </w:rPr>
+        <w:t>Acacia〕），有以色列人與米甸公主通婚（</w:t>
+      </w:r>
+      <w:hyperlink r:id="rId187">
+        <w:r>
+          <w:rPr>
+            <w:lang w:val="zh_TW" w:bidi="zh_TW"/>
+          </w:rPr>
+          <w:rPr>
+            <w:color w:val="0000EE"/>
+            <w:u w:val="single"/>
+          </w:rPr>
+          <w:t>民22:1</w:t>
+        </w:r>
+      </w:hyperlink>
+      <w:r>
+        <w:rPr>
+          <w:lang w:val="zh_TW" w:bidi="zh_TW"/>
+        </w:rPr>
+        <w:t>，</w:t>
+      </w:r>
+      <w:hyperlink r:id="rId188">
+        <w:r>
+          <w:rPr>
+            <w:lang w:val="zh_TW" w:bidi="zh_TW"/>
+          </w:rPr>
+          <w:rPr>
+            <w:color w:val="0000EE"/>
+            <w:u w:val="single"/>
+          </w:rPr>
+          <w:t>25:1</w:t>
+        </w:r>
+      </w:hyperlink>
+      <w:r>
+        <w:rPr>
+          <w:lang w:val="zh_TW" w:bidi="zh_TW"/>
+        </w:rPr>
+        <w:t>、</w:t>
+      </w:r>
+      <w:hyperlink r:id="rId189">
+        <w:r>
+          <w:rPr>
+            <w:lang w:val="zh_TW" w:bidi="zh_TW"/>
+          </w:rPr>
+          <w:rPr>
+            <w:color w:val="0000EE"/>
+            <w:u w:val="single"/>
+          </w:rPr>
+          <w:t>6–18</w:t>
+        </w:r>
+      </w:hyperlink>
+      <w:r>
+        <w:rPr>
+          <w:lang w:val="zh_TW" w:bidi="zh_TW"/>
+        </w:rPr>
+        <w:t>，</w:t>
+      </w:r>
+      <w:hyperlink r:id="rId190">
+        <w:r>
+          <w:rPr>
+            <w:lang w:val="zh_TW" w:bidi="zh_TW"/>
+          </w:rPr>
+          <w:rPr>
+            <w:color w:val="0000EE"/>
+            <w:u w:val="single"/>
+          </w:rPr>
+          <w:t>31:8</w:t>
+        </w:r>
+      </w:hyperlink>
+      <w:r>
+        <w:rPr>
+          <w:lang w:val="zh_TW" w:bidi="zh_TW"/>
+        </w:rPr>
+        <w:t>）。經文指出那些米甸諸王並非是獨立的統治者，而是受西宏管轄（</w:t>
+      </w:r>
+      <w:hyperlink r:id="rId191">
+        <w:r>
+          <w:rPr>
+            <w:lang w:val="zh_TW" w:bidi="zh_TW"/>
+          </w:rPr>
+          <w:rPr>
+            <w:color w:val="0000EE"/>
+            <w:u w:val="single"/>
+          </w:rPr>
+          <w:t>書13:21</w:t>
+        </w:r>
+      </w:hyperlink>
+      <w:r>
+        <w:rPr>
+          <w:lang w:val="zh_TW" w:bidi="zh_TW"/>
+        </w:rPr>
+        <w:t>）。各項證據都顯示出，米甸支派當時居住在摩押邊境地區附近。既然摩押位於以東以北，聖經中提到以東人戰勝米甸的記載，可能表明米甸人曾向北遷入以東人的領土（</w:t>
+      </w:r>
+      <w:hyperlink r:id="rId192">
+        <w:r>
+          <w:rPr>
+            <w:lang w:val="zh_TW" w:bidi="zh_TW"/>
+          </w:rPr>
+          <w:rPr>
+            <w:color w:val="0000EE"/>
+            <w:u w:val="single"/>
+          </w:rPr>
+          <w:t>創36:35</w:t>
+        </w:r>
+      </w:hyperlink>
+      <w:r>
+        <w:rPr>
+          <w:lang w:val="zh_TW" w:bidi="zh_TW"/>
+        </w:rPr>
+        <w:t>）。</w:t>
       </w:r>
     </w:p>
     <w:p>
@@ -903,61 +4815,17 @@
         <w:rPr>
           <w:lang w:val="zh_TW" w:bidi="zh_TW"/>
         </w:rPr>
-        <w:t>農夫為了耕地，會用牛或母牛拉動非常簡單的犁（</w:t>
-      </w:r>
-      <w:hyperlink r:id="rId33">
-        <w:r>
-          <w:rPr>
-            <w:lang w:val="zh_TW" w:bidi="zh_TW"/>
-          </w:rPr>
-          <w:rPr>
-            <w:color w:val="0000EE"/>
-            <w:u w:val="single"/>
-          </w:rPr>
-          <w:t>士14:18</w:t>
-        </w:r>
-      </w:hyperlink>
-      <w:r>
-        <w:rPr>
-          <w:lang w:val="zh_TW" w:bidi="zh_TW"/>
-        </w:rPr>
-        <w:t>；</w:t>
-      </w:r>
-      <w:hyperlink r:id="rId34">
-        <w:r>
-          <w:rPr>
-            <w:lang w:val="zh_TW" w:bidi="zh_TW"/>
-          </w:rPr>
-          <w:rPr>
-            <w:color w:val="0000EE"/>
-            <w:u w:val="single"/>
-          </w:rPr>
-          <w:t>摩6:12</w:t>
-        </w:r>
-      </w:hyperlink>
-      <w:r>
-        <w:rPr>
-          <w:lang w:val="zh_TW" w:bidi="zh_TW"/>
-        </w:rPr>
-        <w:t>），有時亦會用驢（</w:t>
-      </w:r>
-      <w:hyperlink r:id="rId35">
-        <w:r>
-          <w:rPr>
-            <w:lang w:val="zh_TW" w:bidi="zh_TW"/>
-          </w:rPr>
-          <w:rPr>
-            <w:color w:val="0000EE"/>
-            <w:u w:val="single"/>
-          </w:rPr>
-          <w:t>申22:10</w:t>
-        </w:r>
-      </w:hyperlink>
-      <w:r>
-        <w:rPr>
-          <w:lang w:val="zh_TW" w:bidi="zh_TW"/>
-        </w:rPr>
-        <w:t>）。他們用鋤頭或趕杖打碎土塊，再拖著簡單的耙子使地面平滑，那耙子可能只是一棵荊棘或一塊拉地的木板。人會親手撒種，可以細心撒在犁出的溝裡，也可以把種子撒在地面，再用耙子或木板輕輕覆蓋著。雜草則用犁、耙或鋤頭來處理。</w:t>
+        <w:t>基甸所擊退的米甸入侵者是自東方而來，這表明「米甸地」可能指的是以東以南的地區。但米甸人生活在更廣闊的地區，這包括摩押和以東以東的曠野地區，並向南延伸到西奈的東方及至阿拉伯西北部。</w:t>
+      </w:r>
+      <w:r>
+        <w:rPr>
+          <w:lang w:val="zh_TW" w:bidi="zh_TW"/>
+        </w:rPr>
+      </w:r>
+      <w:r>
+        <w:rPr>
+          <w:lang w:val="zh_TW" w:bidi="zh_TW"/>
+        </w:rPr>
       </w:r>
     </w:p>
     <w:p>
@@ -967,29 +4835,21 @@
           <w:lang w:val="zh_TW" w:bidi="zh_TW"/>
         </w:rPr>
       </w:r>
-      <w:r>
-        <w:rPr>
-          <w:lang w:val="zh_TW" w:bidi="zh_TW"/>
-        </w:rPr>
-        <w:t>聖經時代的農具幾乎沒有甚麼改變。犁是一件簡單的J形硬木工具，一端繫在牛身上，另一端由操作者扶著。這件基本工具只能翻鬆四至五英吋（10到13公分）的土壤。以色列人出埃及後，犁頭開始用鐵來製作（</w:t>
-      </w:r>
-      <w:hyperlink r:id="rId36">
-        <w:r>
-          <w:rPr>
-            <w:lang w:val="zh_TW" w:bidi="zh_TW"/>
-          </w:rPr>
-          <w:rPr>
-            <w:color w:val="0000EE"/>
-            <w:u w:val="single"/>
-          </w:rPr>
-          <w:t>撒上13:20</w:t>
-        </w:r>
-      </w:hyperlink>
-      <w:r>
-        <w:rPr>
-          <w:lang w:val="zh_TW" w:bidi="zh_TW"/>
-        </w:rPr>
-        <w:t>），主要是為了使犁頭更耐用。</w:t>
+    </w:p>
+    <w:p>
+      <w:pPr>
+        <w:pStyle w:val="Heading2"/>
+      </w:pPr>
+      <w:r>
+        <w:rPr>
+          <w:lang w:val="zh_TW" w:bidi="zh_TW"/>
+        </w:rPr>
+        <w:t>米戶雅利</w:t>
+      </w:r>
+      <w:r>
+        <w:rPr>
+          <w:lang w:val="zh_TW" w:bidi="zh_TW"/>
+        </w:rPr>
       </w:r>
     </w:p>
     <w:p>
@@ -1003,36 +4863,35 @@
         <w:rPr>
           <w:lang w:val="zh_TW" w:bidi="zh_TW"/>
         </w:rPr>
-        <w:t>巴勒斯坦的農地很少使用肥料。律法規定土地每逢第七年要休耕，好讓土壤的水分與養分得以恢復。由於糞便主要用作燃料，所以給田地施糞作為肥料的做法並不常見。然而，聖經提到有人在樹的周圍施糞（</w:t>
-      </w:r>
-      <w:hyperlink r:id="rId37">
-        <w:r>
-          <w:rPr>
-            <w:lang w:val="zh_TW" w:bidi="zh_TW"/>
-          </w:rPr>
-          <w:rPr>
-            <w:color w:val="0000EE"/>
-            <w:u w:val="single"/>
-          </w:rPr>
-          <w:t>路13:8</w:t>
-        </w:r>
-      </w:hyperlink>
-      <w:r>
-        <w:rPr>
-          <w:lang w:val="zh_TW" w:bidi="zh_TW"/>
-        </w:rPr>
-        <w:t>）。米示拿記載，人們會用木灰、樹葉、牲畜的血與油渣作為肥料。</w:t>
-      </w:r>
-    </w:p>
-    <w:p>
-      <w:pPr>
-        <w:pStyle w:val="Heading3"/>
-      </w:pPr>
-      <w:r>
-        <w:rPr>
-          <w:lang w:val="zh_TW" w:bidi="zh_TW"/>
-        </w:rPr>
-        <w:t>收割</w:t>
+        <w:t>以拿的兒子，瑪土撒利的父親，屬該隱的家族支系（</w:t>
+      </w:r>
+      <w:hyperlink r:id="rId193">
+        <w:r>
+          <w:rPr>
+            <w:lang w:val="zh_TW" w:bidi="zh_TW"/>
+          </w:rPr>
+          <w:rPr>
+            <w:color w:val="0000EE"/>
+            <w:u w:val="single"/>
+          </w:rPr>
+          <w:t>創4:18</w:t>
+        </w:r>
+      </w:hyperlink>
+      <w:r>
+        <w:rPr>
+          <w:lang w:val="zh_TW" w:bidi="zh_TW"/>
+        </w:rPr>
+        <w:t>）。</w:t>
+      </w:r>
+      <w:r>
+        <w:rPr>
+          <w:lang w:val="zh_TW" w:bidi="zh_TW"/>
+        </w:rPr>
+      </w:r>
+      <w:r>
+        <w:rPr>
+          <w:lang w:val="zh_TW" w:bidi="zh_TW"/>
+        </w:rPr>
       </w:r>
     </w:p>
     <w:p>
@@ -1042,29 +4901,21 @@
           <w:lang w:val="zh_TW" w:bidi="zh_TW"/>
         </w:rPr>
       </w:r>
-      <w:r>
-        <w:rPr>
-          <w:lang w:val="zh_TW" w:bidi="zh_TW"/>
-        </w:rPr>
-        <w:t>播種在雨季開始時進行，收割則在雨季結束時開始。收割通常至少持續七個星期。有些作物（如豆類）要連根拔起，另一些（如某些五穀）要用鋤頭挖掘。不過大部分作物都是用鐮刀割下。考古學家發現一些鐵製鐮刀，刀刃上鑲有燧石。收割後的五穀會捆成禾捆（</w:t>
-      </w:r>
-      <w:hyperlink r:id="rId38">
-        <w:r>
-          <w:rPr>
-            <w:lang w:val="zh_TW" w:bidi="zh_TW"/>
-          </w:rPr>
-          <w:rPr>
-            <w:color w:val="0000EE"/>
-            <w:u w:val="single"/>
-          </w:rPr>
-          <w:t>詩126:6</w:t>
-        </w:r>
-      </w:hyperlink>
-      <w:r>
-        <w:rPr>
-          <w:lang w:val="zh_TW" w:bidi="zh_TW"/>
-        </w:rPr>
-        <w:t>），再堆成一堆，搬到打穀場去處理。農夫首先收割大麥，然後收割小麥。</w:t>
+    </w:p>
+    <w:p>
+      <w:pPr>
+        <w:pStyle w:val="Heading2"/>
+      </w:pPr>
+      <w:r>
+        <w:rPr>
+          <w:lang w:val="zh_TW" w:bidi="zh_TW"/>
+        </w:rPr>
+        <w:t>米沙 (地點)</w:t>
+      </w:r>
+      <w:r>
+        <w:rPr>
+          <w:lang w:val="zh_TW" w:bidi="zh_TW"/>
+        </w:rPr>
       </w:r>
     </w:p>
     <w:p>
@@ -1078,163 +4929,35 @@
         <w:rPr>
           <w:lang w:val="zh_TW" w:bidi="zh_TW"/>
         </w:rPr>
-        <w:t>少量的五穀、小茴香、大茴香與其它細小作物會用甩棒敲打（</w:t>
-      </w:r>
-      <w:hyperlink r:id="rId39">
-        <w:r>
-          <w:rPr>
-            <w:lang w:val="zh_TW" w:bidi="zh_TW"/>
-          </w:rPr>
-          <w:rPr>
-            <w:color w:val="0000EE"/>
-            <w:u w:val="single"/>
-          </w:rPr>
-          <w:t>士6:11</w:t>
-        </w:r>
-      </w:hyperlink>
-      <w:r>
-        <w:rPr>
-          <w:lang w:val="zh_TW" w:bidi="zh_TW"/>
-        </w:rPr>
-        <w:t>；</w:t>
-      </w:r>
-      <w:hyperlink r:id="rId40">
-        <w:r>
-          <w:rPr>
-            <w:lang w:val="zh_TW" w:bidi="zh_TW"/>
-          </w:rPr>
-          <w:rPr>
-            <w:color w:val="0000EE"/>
-            <w:u w:val="single"/>
-          </w:rPr>
-          <w:t>得2:17</w:t>
-        </w:r>
-      </w:hyperlink>
-      <w:r>
-        <w:rPr>
-          <w:lang w:val="zh_TW" w:bidi="zh_TW"/>
-        </w:rPr>
-        <w:t>）。大部分五穀是在較高的打穀場上處理，好讓風把糠秕吹走。常見的方法是先把鬆散的禾稈攤開，再讓牛在上面走動，使穀粒脫落。有時會用加了石頭的重工具拖過禾稈（</w:t>
-      </w:r>
-      <w:hyperlink r:id="rId41">
-        <w:r>
-          <w:rPr>
-            <w:lang w:val="zh_TW" w:bidi="zh_TW"/>
-          </w:rPr>
-          <w:rPr>
-            <w:color w:val="0000EE"/>
-            <w:u w:val="single"/>
-          </w:rPr>
-          <w:t>賽28:27，</w:t>
-        </w:r>
-      </w:hyperlink>
-      <w:hyperlink r:id="rId42">
-        <w:r>
-          <w:rPr>
-            <w:lang w:val="zh_TW" w:bidi="zh_TW"/>
-          </w:rPr>
-          <w:rPr>
-            <w:color w:val="0000EE"/>
-            <w:u w:val="single"/>
-          </w:rPr>
-          <w:t>41:15</w:t>
-        </w:r>
-      </w:hyperlink>
-      <w:r>
-        <w:rPr>
-          <w:lang w:val="zh_TW" w:bidi="zh_TW"/>
-        </w:rPr>
-        <w:t>），操作者會站在那些工具上駕著它們。隨後，人們會用一種稱為「簸揚（winnowing）」的工序，把糠秕和穀粒分開，他們用叉子或木杴把混合物拋到空中（</w:t>
-      </w:r>
-      <w:hyperlink r:id="rId43">
-        <w:r>
-          <w:rPr>
-            <w:lang w:val="zh_TW" w:bidi="zh_TW"/>
-          </w:rPr>
-          <w:rPr>
-            <w:color w:val="0000EE"/>
-            <w:u w:val="single"/>
-          </w:rPr>
-          <w:t>賽30:24</w:t>
-        </w:r>
-      </w:hyperlink>
-      <w:r>
-        <w:rPr>
-          <w:lang w:val="zh_TW" w:bidi="zh_TW"/>
-        </w:rPr>
-        <w:t>；</w:t>
-      </w:r>
-      <w:hyperlink r:id="rId44">
-        <w:r>
-          <w:rPr>
-            <w:lang w:val="zh_TW" w:bidi="zh_TW"/>
-          </w:rPr>
-          <w:rPr>
-            <w:color w:val="0000EE"/>
-            <w:u w:val="single"/>
-          </w:rPr>
-          <w:t>耶15:7</w:t>
-        </w:r>
-      </w:hyperlink>
-      <w:r>
-        <w:rPr>
-          <w:lang w:val="zh_TW" w:bidi="zh_TW"/>
-        </w:rPr>
-        <w:t>）。較輕的糠秕被風吹走，而較重的穀粒落到地上。糠秕會被燒掉或用來餵牲畜。穀粒會再過篩（</w:t>
-      </w:r>
-      <w:hyperlink r:id="rId45">
-        <w:r>
-          <w:rPr>
-            <w:lang w:val="zh_TW" w:bidi="zh_TW"/>
-          </w:rPr>
-          <w:rPr>
-            <w:color w:val="0000EE"/>
-            <w:u w:val="single"/>
-          </w:rPr>
-          <w:t>摩9:9</w:t>
-        </w:r>
-      </w:hyperlink>
-      <w:r>
-        <w:rPr>
-          <w:lang w:val="zh_TW" w:bidi="zh_TW"/>
-        </w:rPr>
-        <w:t>），聚成堆，之後收藏在田裡的覆蓋地窖（</w:t>
-      </w:r>
-      <w:hyperlink r:id="rId46">
-        <w:r>
-          <w:rPr>
-            <w:lang w:val="zh_TW" w:bidi="zh_TW"/>
-          </w:rPr>
-          <w:rPr>
-            <w:color w:val="0000EE"/>
-            <w:u w:val="single"/>
-          </w:rPr>
-          <w:t>耶41:8</w:t>
-        </w:r>
-      </w:hyperlink>
-      <w:r>
-        <w:rPr>
-          <w:lang w:val="zh_TW" w:bidi="zh_TW"/>
-        </w:rPr>
-        <w:t>），有時則收藏在穀倉裡（</w:t>
-      </w:r>
-      <w:hyperlink r:id="rId47">
-        <w:r>
-          <w:rPr>
-            <w:lang w:val="zh_TW" w:bidi="zh_TW"/>
-          </w:rPr>
-          <w:rPr>
-            <w:color w:val="0000EE"/>
-            <w:u w:val="single"/>
-          </w:rPr>
-          <w:t>申28:8</w:t>
-        </w:r>
-      </w:hyperlink>
-      <w:r>
-        <w:rPr>
-          <w:lang w:val="zh_TW" w:bidi="zh_TW"/>
-        </w:rPr>
-        <w:t>）。</w:t>
+        <w:t>這是位於阿拉伯南部的一個地方，其界定了約坍後裔所定居的領土的西部邊界（</w:t>
+      </w:r>
+      <w:hyperlink r:id="rId194">
+        <w:r>
+          <w:rPr>
+            <w:lang w:val="zh_TW" w:bidi="zh_TW"/>
+          </w:rPr>
+          <w:rPr>
+            <w:color w:val="0000EE"/>
+            <w:u w:val="single"/>
+          </w:rPr>
+          <w:t>創10:30</w:t>
+        </w:r>
+      </w:hyperlink>
+      <w:r>
+        <w:rPr>
+          <w:lang w:val="zh_TW" w:bidi="zh_TW"/>
+        </w:rPr>
+        <w:t>）。其實際位置不明。有些人認為米沙是一個海港城鎮，位於現今葉門（Yemen）附近的紅海東岸；另一些人則認為米沙位於波斯灣西北岸，靠近查拉塞尼（梅塞納，Mesene）地區。</w:t>
+      </w:r>
+      <w:r>
+        <w:rPr>
+          <w:lang w:val="zh_TW" w:bidi="zh_TW"/>
+        </w:rPr>
+      </w:r>
+      <w:r>
+        <w:rPr>
+          <w:lang w:val="zh_TW" w:bidi="zh_TW"/>
+        </w:rPr>
       </w:r>
     </w:p>
     <w:p>
@@ -1244,6 +4967,847 @@
           <w:lang w:val="zh_TW" w:bidi="zh_TW"/>
         </w:rPr>
       </w:r>
+    </w:p>
+    <w:p>
+      <w:pPr>
+        <w:pStyle w:val="Heading2"/>
+      </w:pPr>
+      <w:r>
+        <w:rPr>
+          <w:lang w:val="zh_TW" w:bidi="zh_TW"/>
+        </w:rPr>
+        <w:t>米設</w:t>
+      </w:r>
+      <w:r>
+        <w:rPr>
+          <w:lang w:val="zh_TW" w:bidi="zh_TW"/>
+        </w:rPr>
+      </w:r>
+    </w:p>
+    <w:p>
+      <w:pPr>
+        <w:pStyle w:val="ListNumber"/>
+        <w:numPr>
+          <w:ilvl w:val="0"/>
+          <w:numId w:val="15"/>
+        </w:numPr>
+        <w:spacing w:line="240" w:lineRule="auto"/>
+        <w:ind w:left="720"/>
+      </w:pPr>
+      <w:r>
+        <w:rPr>
+          <w:lang w:val="zh_TW" w:bidi="zh_TW"/>
+        </w:rPr>
+      </w:r>
+      <w:r>
+        <w:rPr>
+          <w:lang w:val="zh_TW" w:bidi="zh_TW"/>
+        </w:rPr>
+        <w:t>雅弗的兒子、挪亞的孫子（</w:t>
+      </w:r>
+      <w:hyperlink r:id="rId195">
+        <w:r>
+          <w:rPr>
+            <w:lang w:val="zh_TW" w:bidi="zh_TW"/>
+          </w:rPr>
+          <w:rPr>
+            <w:color w:val="0000EE"/>
+            <w:u w:val="single"/>
+          </w:rPr>
+          <w:t>創10:2</w:t>
+        </w:r>
+      </w:hyperlink>
+      <w:r>
+        <w:rPr>
+          <w:lang w:val="zh_TW" w:bidi="zh_TW"/>
+        </w:rPr>
+        <w:t>）。他的後裔常與土巴、歌革或瑪各並列（</w:t>
+      </w:r>
+      <w:hyperlink r:id="rId196">
+        <w:r>
+          <w:rPr>
+            <w:lang w:val="zh_TW" w:bidi="zh_TW"/>
+          </w:rPr>
+          <w:rPr>
+            <w:color w:val="0000EE"/>
+            <w:u w:val="single"/>
+          </w:rPr>
+          <w:t>詩120:5</w:t>
+        </w:r>
+      </w:hyperlink>
+      <w:r>
+        <w:rPr>
+          <w:lang w:val="zh_TW" w:bidi="zh_TW"/>
+        </w:rPr>
+        <w:t>；</w:t>
+      </w:r>
+      <w:hyperlink r:id="rId197">
+        <w:r>
+          <w:rPr>
+            <w:lang w:val="zh_TW" w:bidi="zh_TW"/>
+          </w:rPr>
+          <w:rPr>
+            <w:color w:val="0000EE"/>
+            <w:u w:val="single"/>
+          </w:rPr>
+          <w:t>結27:13</w:t>
+        </w:r>
+      </w:hyperlink>
+      <w:r>
+        <w:rPr>
+          <w:lang w:val="zh_TW" w:bidi="zh_TW"/>
+        </w:rPr>
+        <w:t>，</w:t>
+      </w:r>
+      <w:hyperlink r:id="rId198">
+        <w:r>
+          <w:rPr>
+            <w:lang w:val="zh_TW" w:bidi="zh_TW"/>
+          </w:rPr>
+          <w:rPr>
+            <w:color w:val="0000EE"/>
+            <w:u w:val="single"/>
+          </w:rPr>
+          <w:t>32:26</w:t>
+        </w:r>
+      </w:hyperlink>
+      <w:r>
+        <w:rPr>
+          <w:lang w:val="zh_TW" w:bidi="zh_TW"/>
+        </w:rPr>
+        <w:t>，</w:t>
+      </w:r>
+      <w:hyperlink r:id="rId199">
+        <w:r>
+          <w:rPr>
+            <w:lang w:val="zh_TW" w:bidi="zh_TW"/>
+          </w:rPr>
+          <w:rPr>
+            <w:color w:val="0000EE"/>
+            <w:u w:val="single"/>
+          </w:rPr>
+          <w:t>38:2–3</w:t>
+        </w:r>
+      </w:hyperlink>
+      <w:r>
+        <w:rPr>
+          <w:lang w:val="zh_TW" w:bidi="zh_TW"/>
+        </w:rPr>
+        <w:t>，</w:t>
+      </w:r>
+      <w:hyperlink r:id="rId200">
+        <w:r>
+          <w:rPr>
+            <w:lang w:val="zh_TW" w:bidi="zh_TW"/>
+          </w:rPr>
+          <w:rPr>
+            <w:color w:val="0000EE"/>
+            <w:u w:val="single"/>
+          </w:rPr>
+          <w:t>39:1</w:t>
+        </w:r>
+      </w:hyperlink>
+      <w:r>
+        <w:rPr>
+          <w:lang w:val="zh_TW" w:bidi="zh_TW"/>
+        </w:rPr>
+        <w:t>）。亞述文獻中稱他們為穆什基人（Muski），並在提革拉毗列色一世（Tiglath-pileser I；公元前1115–1102年）、撒縵以色三世（Shalmaneser III；公元前859–824年）和撒珥根（Sargon；公元前722–705年）統治期間，居住在亞述北部的山區。米設人被描繪為好戰且拜偶像的民族，並與泰爾進行青銅與奴隸的貿易。</w:t>
+      </w:r>
+    </w:p>
+    <w:p>
+      <w:pPr>
+        <w:pStyle w:val="ListNumber"/>
+        <w:spacing w:line="240" w:lineRule="auto"/>
+        <w:ind w:left="720"/>
+      </w:pPr>
+      <w:r>
+        <w:rPr>
+          <w:lang w:val="zh_TW" w:bidi="zh_TW"/>
+        </w:rPr>
+      </w:r>
+      <w:r>
+        <w:rPr>
+          <w:lang w:val="zh_TW" w:bidi="zh_TW"/>
+        </w:rPr>
+        <w:t>根據</w:t>
+      </w:r>
+      <w:hyperlink r:id="rId201">
+        <w:r>
+          <w:rPr>
+            <w:lang w:val="zh_TW" w:bidi="zh_TW"/>
+          </w:rPr>
+          <w:rPr>
+            <w:color w:val="0000EE"/>
+            <w:u w:val="single"/>
+          </w:rPr>
+          <w:t>歷代志上一章17節</w:t>
+        </w:r>
+      </w:hyperlink>
+      <w:r>
+        <w:rPr>
+          <w:lang w:val="zh_TW" w:bidi="zh_TW"/>
+        </w:rPr>
+        <w:t>，米設是閃的兒子，但在</w:t>
+      </w:r>
+      <w:hyperlink r:id="rId202">
+        <w:r>
+          <w:rPr>
+            <w:lang w:val="zh_TW" w:bidi="zh_TW"/>
+          </w:rPr>
+          <w:rPr>
+            <w:color w:val="0000EE"/>
+            <w:u w:val="single"/>
+          </w:rPr>
+          <w:t>創世記十章23節</w:t>
+        </w:r>
+      </w:hyperlink>
+      <w:r>
+        <w:rPr>
+          <w:lang w:val="zh_TW" w:bidi="zh_TW"/>
+        </w:rPr>
+        <w:t>的平行段落中被譯為瑪施（Mash）。普遍接受後者的讀法。</w:t>
+      </w:r>
+      <w:r>
+        <w:rPr>
+          <w:lang w:val="zh_TW" w:bidi="zh_TW"/>
+        </w:rPr>
+      </w:r>
+      <w:r>
+        <w:rPr>
+          <w:lang w:val="zh_TW" w:bidi="zh_TW"/>
+        </w:rPr>
+      </w:r>
+    </w:p>
+    <w:p>
+      <w:pPr/>
+      <w:r>
+        <w:rPr>
+          <w:lang w:val="zh_TW" w:bidi="zh_TW"/>
+        </w:rPr>
+      </w:r>
+    </w:p>
+    <w:p>
+      <w:pPr>
+        <w:pStyle w:val="Heading2"/>
+      </w:pPr>
+      <w:r>
+        <w:rPr>
+          <w:lang w:val="zh_TW" w:bidi="zh_TW"/>
+        </w:rPr>
+        <w:t>米施瑪</w:t>
+      </w:r>
+      <w:r>
+        <w:rPr>
+          <w:lang w:val="zh_TW" w:bidi="zh_TW"/>
+        </w:rPr>
+      </w:r>
+    </w:p>
+    <w:p>
+      <w:pPr>
+        <w:pStyle w:val="ListNumber"/>
+        <w:numPr>
+          <w:ilvl w:val="0"/>
+          <w:numId w:val="16"/>
+        </w:numPr>
+        <w:spacing w:line="240" w:lineRule="auto"/>
+        <w:ind w:left="720"/>
+      </w:pPr>
+      <w:r>
+        <w:rPr>
+          <w:lang w:val="zh_TW" w:bidi="zh_TW"/>
+        </w:rPr>
+      </w:r>
+      <w:r>
+        <w:rPr>
+          <w:lang w:val="zh_TW" w:bidi="zh_TW"/>
+        </w:rPr>
+        <w:t>以實瑪利的兒子之一，他是亞伯拉罕的孫子，也是一個阿拉伯部族的始祖（</w:t>
+      </w:r>
+      <w:hyperlink r:id="rId203">
+        <w:r>
+          <w:rPr>
+            <w:lang w:val="zh_TW" w:bidi="zh_TW"/>
+          </w:rPr>
+          <w:rPr>
+            <w:color w:val="0000EE"/>
+            <w:u w:val="single"/>
+          </w:rPr>
+          <w:t>創25:14</w:t>
+        </w:r>
+      </w:hyperlink>
+      <w:r>
+        <w:rPr>
+          <w:lang w:val="zh_TW" w:bidi="zh_TW"/>
+        </w:rPr>
+        <w:t>；</w:t>
+      </w:r>
+      <w:hyperlink r:id="rId204">
+        <w:r>
+          <w:rPr>
+            <w:lang w:val="zh_TW" w:bidi="zh_TW"/>
+          </w:rPr>
+          <w:rPr>
+            <w:color w:val="0000EE"/>
+            <w:u w:val="single"/>
+          </w:rPr>
+          <w:t>代上1:30</w:t>
+        </w:r>
+      </w:hyperlink>
+      <w:r>
+        <w:rPr>
+          <w:lang w:val="zh_TW" w:bidi="zh_TW"/>
+        </w:rPr>
+        <w:t>）。</w:t>
+      </w:r>
+    </w:p>
+    <w:p>
+      <w:pPr>
+        <w:pStyle w:val="ListNumber"/>
+        <w:spacing w:line="240" w:lineRule="auto"/>
+        <w:ind w:left="720"/>
+      </w:pPr>
+      <w:r>
+        <w:rPr>
+          <w:lang w:val="zh_TW" w:bidi="zh_TW"/>
+        </w:rPr>
+      </w:r>
+      <w:r>
+        <w:rPr>
+          <w:lang w:val="zh_TW" w:bidi="zh_TW"/>
+        </w:rPr>
+        <w:t>米比衫的兒子，出自於西緬支派（</w:t>
+      </w:r>
+      <w:hyperlink r:id="rId205">
+        <w:r>
+          <w:rPr>
+            <w:lang w:val="zh_TW" w:bidi="zh_TW"/>
+          </w:rPr>
+          <w:rPr>
+            <w:color w:val="0000EE"/>
+            <w:u w:val="single"/>
+          </w:rPr>
+          <w:t>代上4:25–26</w:t>
+        </w:r>
+      </w:hyperlink>
+      <w:r>
+        <w:rPr>
+          <w:lang w:val="zh_TW" w:bidi="zh_TW"/>
+        </w:rPr>
+        <w:t>）。他沒有出現在</w:t>
+      </w:r>
+      <w:hyperlink r:id="rId206">
+        <w:r>
+          <w:rPr>
+            <w:lang w:val="zh_TW" w:bidi="zh_TW"/>
+          </w:rPr>
+          <w:rPr>
+            <w:color w:val="0000EE"/>
+            <w:u w:val="single"/>
+          </w:rPr>
+          <w:t>創世記二十五章</w:t>
+        </w:r>
+      </w:hyperlink>
+      <w:r>
+        <w:rPr>
+          <w:lang w:val="zh_TW" w:bidi="zh_TW"/>
+        </w:rPr>
+        <w:t>的家譜中，但歷代志上的家譜卻有把他列入其中，這可能表示他出生於雅各帶領全家遷往埃及之後，也可能表示他所代表的是一個阿拉伯部族，在西緬支派向南擴展時，與西緬支派結合在一起（</w:t>
+      </w:r>
+      <w:hyperlink r:id="rId207">
+        <w:r>
+          <w:rPr>
+            <w:lang w:val="zh_TW" w:bidi="zh_TW"/>
+          </w:rPr>
+          <w:rPr>
+            <w:color w:val="0000EE"/>
+            <w:u w:val="single"/>
+          </w:rPr>
+          <w:t>代上4:38–43</w:t>
+        </w:r>
+      </w:hyperlink>
+      <w:r>
+        <w:rPr>
+          <w:lang w:val="zh_TW" w:bidi="zh_TW"/>
+        </w:rPr>
+        <w:t>）。</w:t>
+      </w:r>
+      <w:r>
+        <w:rPr>
+          <w:lang w:val="zh_TW" w:bidi="zh_TW"/>
+        </w:rPr>
+      </w:r>
+      <w:r>
+        <w:rPr>
+          <w:lang w:val="zh_TW" w:bidi="zh_TW"/>
+        </w:rPr>
+      </w:r>
+    </w:p>
+    <w:p>
+      <w:pPr/>
+      <w:r>
+        <w:rPr>
+          <w:lang w:val="zh_TW" w:bidi="zh_TW"/>
+        </w:rPr>
+      </w:r>
+    </w:p>
+    <w:p>
+      <w:pPr>
+        <w:pStyle w:val="Heading2"/>
+      </w:pPr>
+      <w:r>
+        <w:rPr>
+          <w:lang w:val="zh_TW" w:bidi="zh_TW"/>
+        </w:rPr>
+        <w:t>密迦</w:t>
+      </w:r>
+      <w:r>
+        <w:rPr>
+          <w:lang w:val="zh_TW" w:bidi="zh_TW"/>
+        </w:rPr>
+      </w:r>
+    </w:p>
+    <w:p>
+      <w:pPr>
+        <w:pStyle w:val="Heading2"/>
+      </w:pPr>
+      <w:r>
+        <w:rPr>
+          <w:lang w:val="zh_TW" w:bidi="zh_TW"/>
+        </w:rPr>
+        <w:t>密迦</w:t>
+      </w:r>
+    </w:p>
+    <w:p>
+      <w:pPr>
+        <w:pStyle w:val="ListNumber"/>
+        <w:numPr>
+          <w:ilvl w:val="0"/>
+          <w:numId w:val="17"/>
+        </w:numPr>
+        <w:spacing w:line="240" w:lineRule="auto"/>
+        <w:ind w:left="720"/>
+      </w:pPr>
+      <w:r>
+        <w:rPr>
+          <w:lang w:val="zh_TW" w:bidi="zh_TW"/>
+        </w:rPr>
+      </w:r>
+      <w:r>
+        <w:rPr>
+          <w:lang w:val="zh_TW" w:bidi="zh_TW"/>
+        </w:rPr>
+        <w:t>哈蘭的女兒、拿鶴同父異母的妹妹，後來成為拿鶴的妻子（</w:t>
+      </w:r>
+      <w:hyperlink r:id="rId208">
+        <w:r>
+          <w:rPr>
+            <w:lang w:val="zh_TW" w:bidi="zh_TW"/>
+          </w:rPr>
+          <w:rPr>
+            <w:color w:val="0000EE"/>
+            <w:u w:val="single"/>
+          </w:rPr>
+          <w:t>創11:29</w:t>
+        </w:r>
+      </w:hyperlink>
+      <w:r>
+        <w:rPr>
+          <w:lang w:val="zh_TW" w:bidi="zh_TW"/>
+        </w:rPr>
+        <w:t>）。她為拿鶴生了八個兒子（</w:t>
+      </w:r>
+      <w:hyperlink r:id="rId209">
+        <w:r>
+          <w:rPr>
+            <w:lang w:val="zh_TW" w:bidi="zh_TW"/>
+          </w:rPr>
+          <w:rPr>
+            <w:color w:val="0000EE"/>
+            <w:u w:val="single"/>
+          </w:rPr>
+          <w:t>22:20–23</w:t>
+        </w:r>
+      </w:hyperlink>
+      <w:r>
+        <w:rPr>
+          <w:lang w:val="zh_TW" w:bidi="zh_TW"/>
+        </w:rPr>
+        <w:t>）。</w:t>
+      </w:r>
+      <w:r>
+        <w:rPr>
+          <w:lang w:val="zh_TW" w:bidi="zh_TW"/>
+        </w:rPr>
+        <w:t>她的兒子彼土利生了利百加，因此她是利百加的祖母</w:t>
+      </w:r>
+      <w:r>
+        <w:rPr>
+          <w:lang w:val="zh_TW" w:bidi="zh_TW"/>
+        </w:rPr>
+        <w:t>（</w:t>
+      </w:r>
+      <w:hyperlink r:id="rId210">
+        <w:r>
+          <w:rPr>
+            <w:lang w:val="zh_TW" w:bidi="zh_TW"/>
+          </w:rPr>
+          <w:rPr>
+            <w:color w:val="0000EE"/>
+            <w:u w:val="single"/>
+          </w:rPr>
+          <w:t>24:15–47</w:t>
+        </w:r>
+      </w:hyperlink>
+      <w:r>
+        <w:rPr>
+          <w:lang w:val="zh_TW" w:bidi="zh_TW"/>
+        </w:rPr>
+        <w:t>）。</w:t>
+      </w:r>
+    </w:p>
+    <w:p>
+      <w:pPr>
+        <w:pStyle w:val="ListNumber"/>
+        <w:spacing w:line="240" w:lineRule="auto"/>
+        <w:ind w:left="720"/>
+      </w:pPr>
+      <w:r>
+        <w:rPr>
+          <w:lang w:val="zh_TW" w:bidi="zh_TW"/>
+        </w:rPr>
+      </w:r>
+      <w:r>
+        <w:rPr>
+          <w:lang w:val="zh_TW" w:bidi="zh_TW"/>
+        </w:rPr>
+        <w:t>西羅非哈的五個女兒之一。因為西羅非哈沒有兒子，他的女兒們請求摩西允許她們在父親去世後，繼承父親在瑪拿西西部的產業（</w:t>
+      </w:r>
+      <w:hyperlink r:id="rId211">
+        <w:r>
+          <w:rPr>
+            <w:lang w:val="zh_TW" w:bidi="zh_TW"/>
+          </w:rPr>
+          <w:rPr>
+            <w:color w:val="0000EE"/>
+            <w:u w:val="single"/>
+          </w:rPr>
+          <w:t>民26:33</w:t>
+        </w:r>
+      </w:hyperlink>
+      <w:r>
+        <w:rPr>
+          <w:lang w:val="zh_TW" w:bidi="zh_TW"/>
+        </w:rPr>
+        <w:t>，</w:t>
+      </w:r>
+      <w:hyperlink r:id="rId212">
+        <w:r>
+          <w:rPr>
+            <w:lang w:val="zh_TW" w:bidi="zh_TW"/>
+          </w:rPr>
+          <w:rPr>
+            <w:color w:val="0000EE"/>
+            <w:u w:val="single"/>
+          </w:rPr>
+          <w:t>27:1–11</w:t>
+        </w:r>
+      </w:hyperlink>
+      <w:r>
+        <w:rPr>
+          <w:lang w:val="zh_TW" w:bidi="zh_TW"/>
+        </w:rPr>
+        <w:t>，</w:t>
+      </w:r>
+      <w:hyperlink r:id="rId213">
+        <w:r>
+          <w:rPr>
+            <w:lang w:val="zh_TW" w:bidi="zh_TW"/>
+          </w:rPr>
+          <w:rPr>
+            <w:color w:val="0000EE"/>
+            <w:u w:val="single"/>
+          </w:rPr>
+          <w:t>36:5–13</w:t>
+        </w:r>
+      </w:hyperlink>
+      <w:r>
+        <w:rPr>
+          <w:lang w:val="zh_TW" w:bidi="zh_TW"/>
+        </w:rPr>
+        <w:t>；</w:t>
+      </w:r>
+      <w:hyperlink r:id="rId214">
+        <w:r>
+          <w:rPr>
+            <w:lang w:val="zh_TW" w:bidi="zh_TW"/>
+          </w:rPr>
+          <w:rPr>
+            <w:color w:val="0000EE"/>
+            <w:u w:val="single"/>
+          </w:rPr>
+          <w:t>書17:3–4</w:t>
+        </w:r>
+      </w:hyperlink>
+      <w:r>
+        <w:rPr>
+          <w:lang w:val="zh_TW" w:bidi="zh_TW"/>
+        </w:rPr>
+        <w:t>）。</w:t>
+      </w:r>
+      <w:r>
+        <w:rPr>
+          <w:lang w:val="zh_TW" w:bidi="zh_TW"/>
+        </w:rPr>
+      </w:r>
+      <w:r>
+        <w:rPr>
+          <w:lang w:val="zh_TW" w:bidi="zh_TW"/>
+        </w:rPr>
+      </w:r>
+    </w:p>
+    <w:p>
+      <w:pPr/>
+      <w:r>
+        <w:rPr>
+          <w:lang w:val="zh_TW" w:bidi="zh_TW"/>
+        </w:rPr>
+      </w:r>
+    </w:p>
+    <w:p>
+      <w:pPr>
+        <w:pStyle w:val="Heading2"/>
+      </w:pPr>
+      <w:r>
+        <w:rPr>
+          <w:lang w:val="zh_TW" w:bidi="zh_TW"/>
+        </w:rPr>
+        <w:t>蜜</w:t>
+      </w:r>
+      <w:r>
+        <w:rPr>
+          <w:lang w:val="zh_TW" w:bidi="zh_TW"/>
+        </w:rPr>
+      </w:r>
+    </w:p>
+    <w:p>
+      <w:pPr/>
+      <w:r>
+        <w:rPr>
+          <w:lang w:val="zh_TW" w:bidi="zh_TW"/>
+        </w:rPr>
+      </w:r>
+      <w:r>
+        <w:rPr>
+          <w:lang w:val="zh_TW" w:bidi="zh_TW"/>
+        </w:rPr>
+        <w:t>由蜜蜂所產的甜而濃稠的液體（</w:t>
+      </w:r>
+      <w:hyperlink r:id="rId215">
+        <w:r>
+          <w:rPr>
+            <w:lang w:val="zh_TW" w:bidi="zh_TW"/>
+          </w:rPr>
+          <w:rPr>
+            <w:color w:val="0000EE"/>
+            <w:u w:val="single"/>
+          </w:rPr>
+          <w:t>士14:8</w:t>
+        </w:r>
+      </w:hyperlink>
+      <w:r>
+        <w:rPr>
+          <w:lang w:val="zh_TW" w:bidi="zh_TW"/>
+        </w:rPr>
+        <w:t>）。蜜可以是野生的（</w:t>
+      </w:r>
+      <w:hyperlink r:id="rId216">
+        <w:r>
+          <w:rPr>
+            <w:lang w:val="zh_TW" w:bidi="zh_TW"/>
+          </w:rPr>
+          <w:rPr>
+            <w:color w:val="0000EE"/>
+            <w:u w:val="single"/>
+          </w:rPr>
+          <w:t>撒上14:25–26</w:t>
+        </w:r>
+      </w:hyperlink>
+      <w:r>
+        <w:rPr>
+          <w:lang w:val="zh_TW" w:bidi="zh_TW"/>
+        </w:rPr>
+        <w:t>）或養殖的（可能在</w:t>
+      </w:r>
+      <w:hyperlink r:id="rId217">
+        <w:r>
+          <w:rPr>
+            <w:lang w:val="zh_TW" w:bidi="zh_TW"/>
+          </w:rPr>
+          <w:rPr>
+            <w:color w:val="0000EE"/>
+            <w:u w:val="single"/>
+          </w:rPr>
+          <w:t>代下31:5</w:t>
+        </w:r>
+      </w:hyperlink>
+      <w:r>
+        <w:rPr>
+          <w:lang w:val="zh_TW" w:bidi="zh_TW"/>
+        </w:rPr>
+        <w:t>）。然而，有時它可能指的是濃稠的葡萄糖漿（如阿拉伯文中的用法）或棗糖漿（如約瑟夫所描述）。蜜被認為是生活的必需品之一（</w:t>
+      </w:r>
+      <w:hyperlink r:id="rId218">
+        <w:r>
+          <w:rPr>
+            <w:lang w:val="zh_TW" w:bidi="zh_TW"/>
+          </w:rPr>
+          <w:rPr>
+            <w:color w:val="0000EE"/>
+            <w:u w:val="single"/>
+          </w:rPr>
+          <w:t>便西拉智訓39:26</w:t>
+        </w:r>
+      </w:hyperlink>
+      <w:r>
+        <w:rPr>
+          <w:lang w:val="zh_TW" w:bidi="zh_TW"/>
+        </w:rPr>
+        <w:t>）。然而，人不可吃得太多（</w:t>
+      </w:r>
+      <w:hyperlink r:id="rId219">
+        <w:r>
+          <w:rPr>
+            <w:lang w:val="zh_TW" w:bidi="zh_TW"/>
+          </w:rPr>
+          <w:rPr>
+            <w:color w:val="0000EE"/>
+            <w:u w:val="single"/>
+          </w:rPr>
+          <w:t>箴25:16、27</w:t>
+        </w:r>
+      </w:hyperlink>
+      <w:r>
+        <w:rPr>
+          <w:lang w:val="zh_TW" w:bidi="zh_TW"/>
+        </w:rPr>
+        <w:t>）。它是施洗約翰（</w:t>
+      </w:r>
+      <w:hyperlink r:id="rId220">
+        <w:r>
+          <w:rPr>
+            <w:lang w:val="zh_TW" w:bidi="zh_TW"/>
+          </w:rPr>
+          <w:rPr>
+            <w:color w:val="0000EE"/>
+            <w:u w:val="single"/>
+          </w:rPr>
+          <w:t>可1:6</w:t>
+        </w:r>
+      </w:hyperlink>
+      <w:r>
+        <w:rPr>
+          <w:lang w:val="zh_TW" w:bidi="zh_TW"/>
+        </w:rPr>
+        <w:t>）和以馬內利（</w:t>
+      </w:r>
+      <w:hyperlink r:id="rId221">
+        <w:r>
+          <w:rPr>
+            <w:lang w:val="zh_TW" w:bidi="zh_TW"/>
+          </w:rPr>
+          <w:rPr>
+            <w:color w:val="0000EE"/>
+            <w:u w:val="single"/>
+          </w:rPr>
+          <w:t>賽7:15</w:t>
+        </w:r>
+      </w:hyperlink>
+      <w:r>
+        <w:rPr>
+          <w:lang w:val="zh_TW" w:bidi="zh_TW"/>
+        </w:rPr>
+        <w:t>）飲食的一部分。它與酵母一起被排除在素祭之外（</w:t>
+      </w:r>
+      <w:hyperlink r:id="rId222">
+        <w:r>
+          <w:rPr>
+            <w:lang w:val="zh_TW" w:bidi="zh_TW"/>
+          </w:rPr>
+          <w:rPr>
+            <w:color w:val="0000EE"/>
+            <w:u w:val="single"/>
+          </w:rPr>
+          <w:t>利2:11</w:t>
+        </w:r>
+      </w:hyperlink>
+      <w:r>
+        <w:rPr>
+          <w:lang w:val="zh_TW" w:bidi="zh_TW"/>
+        </w:rPr>
+        <w:t>），無疑是因為它容易發酵（將糖轉化為酒精的過程）。它的甜味成為一個熟悉常用的隱喻（</w:t>
+      </w:r>
+      <w:hyperlink r:id="rId223">
+        <w:r>
+          <w:rPr>
+            <w:lang w:val="zh_TW" w:bidi="zh_TW"/>
+          </w:rPr>
+          <w:rPr>
+            <w:color w:val="0000EE"/>
+            <w:u w:val="single"/>
+          </w:rPr>
+          <w:t>士14:18</w:t>
+        </w:r>
+      </w:hyperlink>
+      <w:r>
+        <w:rPr>
+          <w:lang w:val="zh_TW" w:bidi="zh_TW"/>
+        </w:rPr>
+        <w:t>；</w:t>
+      </w:r>
+      <w:hyperlink r:id="rId224">
+        <w:r>
+          <w:rPr>
+            <w:lang w:val="zh_TW" w:bidi="zh_TW"/>
+          </w:rPr>
+          <w:rPr>
+            <w:color w:val="0000EE"/>
+            <w:u w:val="single"/>
+          </w:rPr>
+          <w:t>詩19:10</w:t>
+        </w:r>
+      </w:hyperlink>
+      <w:r>
+        <w:rPr>
+          <w:lang w:val="zh_TW" w:bidi="zh_TW"/>
+        </w:rPr>
+        <w:t>；</w:t>
+      </w:r>
+      <w:hyperlink r:id="rId225">
+        <w:r>
+          <w:rPr>
+            <w:lang w:val="zh_TW" w:bidi="zh_TW"/>
+          </w:rPr>
+          <w:rPr>
+            <w:color w:val="0000EE"/>
+            <w:u w:val="single"/>
+          </w:rPr>
+          <w:t>啟10:9–10</w:t>
+        </w:r>
+      </w:hyperlink>
+      <w:r>
+        <w:rPr>
+          <w:lang w:val="zh_TW" w:bidi="zh_TW"/>
+        </w:rPr>
+        <w:t>）。</w:t>
+      </w:r>
+    </w:p>
+    <w:p>
+      <w:pPr/>
+      <w:r>
+        <w:rPr>
+          <w:lang w:val="zh_TW" w:bidi="zh_TW"/>
+        </w:rPr>
+      </w:r>
       <w:r>
         <w:rPr>
           <w:i/>
@@ -1256,30 +5820,6 @@
           <w:lang w:val="zh_TW" w:bidi="zh_TW"/>
         </w:rPr>
         <w:t xml:space="preserve"> </w:t>
-      </w:r>
-      <w:r>
-        <w:rPr>
-          <w:lang w:val="zh_TW" w:bidi="zh_TW"/>
-        </w:rPr>
-        <w:t>植物；</w:t>
-      </w:r>
-      <w:r>
-        <w:rPr>
-          <w:lang w:val="zh_TW" w:bidi="zh_TW"/>
-        </w:rPr>
-        <w:t>收割；</w:t>
-      </w:r>
-      <w:r>
-        <w:rPr>
-          <w:lang w:val="zh_TW" w:bidi="zh_TW"/>
-        </w:rPr>
-        <w:t>巴勒斯坦；</w:t>
-      </w:r>
-      <w:r>
-        <w:rPr>
-          <w:lang w:val="zh_TW" w:bidi="zh_TW"/>
-        </w:rPr>
-        <w:t>葡萄樹，葡萄園；</w:t>
       </w:r>
       <w:r>
         <w:rPr>
@@ -3194,6 +7734,30 @@
   <w:num w:numId="13" w16cid:durableId="592781308">
     <w:abstractNumId w:val="11"/>
   </w:num>
+  <w:num w:numId="14">
+    <w:abstractNumId w:val="3"/>
+    <w:lvlOverride w:ilvl="0">
+      <w:startOverride w:val="1"/>
+    </w:lvlOverride>
+  </w:num>
+  <w:num w:numId="15">
+    <w:abstractNumId w:val="3"/>
+    <w:lvlOverride w:ilvl="0">
+      <w:startOverride w:val="1"/>
+    </w:lvlOverride>
+  </w:num>
+  <w:num w:numId="16">
+    <w:abstractNumId w:val="3"/>
+    <w:lvlOverride w:ilvl="0">
+      <w:startOverride w:val="1"/>
+    </w:lvlOverride>
+  </w:num>
+  <w:num w:numId="17">
+    <w:abstractNumId w:val="3"/>
+    <w:lvlOverride w:ilvl="0">
+      <w:startOverride w:val="1"/>
+    </w:lvlOverride>
+  </w:num>
   <w:numIdMacAtCleanup w:val="10"/>
 </w:numbering>
 </file>

--- a/zht/docx/103.content.docx
+++ b/zht/docx/103.content.docx
@@ -19,7 +19,7 @@
         <w:rPr>
           <w:lang w:val="zh_TW" w:bidi="zh_TW"/>
         </w:rPr>
-        <w:t>Resource: Tyndale Open Bible Dictionary</w:t>
+        <w:t>Resource: Aquifer Open Bible Dictionary</w:t>
       </w:r>
       <w:r>
         <w:rPr>
@@ -112,7 +112,7 @@
         <w:rPr>
           <w:lang w:val="zh_TW" w:bidi="zh_TW"/>
         </w:rPr>
-        <w:t>Tyndale Open Bible Dictionary</w:t>
+        <w:t>Aquifer Open Bible Dictionary</w:t>
       </w:r>
     </w:p>
     <w:p>

--- a/zht/docx/103.content.docx
+++ b/zht/docx/103.content.docx
@@ -149,7 +149,7 @@
         <w:rPr>
           <w:lang w:val="zh_TW" w:bidi="zh_TW"/>
         </w:rPr>
-        <w:t>men</w:t>
+        <w:t>man</w:t>
       </w:r>
       <w:r>
         <w:rPr>
@@ -212,7 +212,7 @@
         <w:rPr>
           <w:lang w:val="zh_TW" w:bidi="zh_TW"/>
         </w:rPr>
-        <w:t>門徒</w:t>
+        <w:t>幔利 (地點)</w:t>
       </w:r>
       <w:r>
         <w:rPr>
@@ -231,7 +231,7 @@
         <w:rPr>
           <w:lang w:val="zh_TW" w:bidi="zh_TW"/>
         </w:rPr>
-        <w:t>跟隨另一個人或另一種生活方式，並服從其領袖或該方式之紀律（教導）的人。在聖經中，「門徒」一詞幾乎僅出現在福音書和使徒行傳，只有在</w:t>
+        <w:t>這是亞伯拉罕所居住附近的重要的橡樹林，並以幫助他擊敗基大老瑪和拯救羅得的一位亞摩利人而命名（</w:t>
       </w:r>
       <w:hyperlink r:id="rId13">
         <w:r>
@@ -242,14 +242,32 @@
             <w:color w:val="0000EE"/>
             <w:u w:val="single"/>
           </w:rPr>
-          <w:t>以賽亞書八章16節</w:t>
+          <w:t>創14:13</w:t>
         </w:r>
       </w:hyperlink>
       <w:r>
         <w:rPr>
           <w:lang w:val="zh_TW" w:bidi="zh_TW"/>
         </w:rPr>
-        <w:t>和稍微間接的</w:t>
+        <w:t>、</w:t>
+      </w:r>
+      <w:hyperlink r:id="rId13">
+        <w:r>
+          <w:rPr>
+            <w:lang w:val="zh_TW" w:bidi="zh_TW"/>
+          </w:rPr>
+          <w:rPr>
+            <w:color w:val="0000EE"/>
+            <w:u w:val="single"/>
+          </w:rPr>
+          <w:t>24</w:t>
+        </w:r>
+      </w:hyperlink>
+      <w:r>
+        <w:rPr>
+          <w:lang w:val="zh_TW" w:bidi="zh_TW"/>
+        </w:rPr>
+        <w:t>）。亞伯拉罕在幔利的橡樹下築了一座壇（</w:t>
       </w:r>
       <w:hyperlink r:id="rId14">
         <w:r>
@@ -260,14 +278,14 @@
             <w:color w:val="0000EE"/>
             <w:u w:val="single"/>
           </w:rPr>
-          <w:t>以賽亞書五十章4節</w:t>
+          <w:t>13:18</w:t>
         </w:r>
       </w:hyperlink>
       <w:r>
         <w:rPr>
           <w:lang w:val="zh_TW" w:bidi="zh_TW"/>
         </w:rPr>
-        <w:t>和</w:t>
+        <w:t>）。亞伯拉罕坐在神聖的樹旁，迎接了三位神秘的客人（第</w:t>
       </w:r>
       <w:hyperlink r:id="rId15">
         <w:r>
@@ -278,28 +296,14 @@
             <w:color w:val="0000EE"/>
             <w:u w:val="single"/>
           </w:rPr>
-          <w:t>五十四章13節</w:t>
+          <w:t>18</w:t>
         </w:r>
       </w:hyperlink>
       <w:r>
         <w:rPr>
           <w:lang w:val="zh_TW" w:bidi="zh_TW"/>
         </w:rPr>
-        <w:t>中有例外，那裡的同一個希伯來文詞語分別被譯為「受教（learned）」和「教訓（taught）」。然而，顯而易見的是，只要有老師和被教導者，就存在門徒的概念。</w:t>
-      </w:r>
-    </w:p>
-    <w:p>
-      <w:pPr/>
-      <w:r>
-        <w:rPr>
-          <w:lang w:val="zh_TW" w:bidi="zh_TW"/>
-        </w:rPr>
-      </w:r>
-      <w:r>
-        <w:rPr>
-          <w:lang w:val="zh_TW" w:bidi="zh_TW"/>
-        </w:rPr>
-        <w:t>在福音書中，耶穌的直接跟隨者，從各種不同的環境中，因著耶穌的權柄而被呼召出來的，不僅包含十二使徒，還囊括所有認同祂的教導並委身於祂的人，都被稱為「門徒」。這些門徒的呼召發生在其他教師也有他們自己門徒的時代，最著名的是法利賽人（</w:t>
+        <w:t>章）。幔利也可能是亞伯拉罕與神進行立約儀式的場地（第</w:t>
       </w:r>
       <w:hyperlink r:id="rId16">
         <w:r>
@@ -310,14 +314,14 @@
             <w:color w:val="0000EE"/>
             <w:u w:val="single"/>
           </w:rPr>
-          <w:t>可2:18</w:t>
+          <w:t>15</w:t>
         </w:r>
       </w:hyperlink>
       <w:r>
         <w:rPr>
           <w:lang w:val="zh_TW" w:bidi="zh_TW"/>
         </w:rPr>
-        <w:t>；</w:t>
+        <w:t>章）。以撒和雅各也住在那裡（</w:t>
       </w:r>
       <w:hyperlink r:id="rId17">
         <w:r>
@@ -328,14 +332,62 @@
             <w:color w:val="0000EE"/>
             <w:u w:val="single"/>
           </w:rPr>
-          <w:t>路5:33</w:t>
+          <w:t>35:27</w:t>
         </w:r>
       </w:hyperlink>
       <w:r>
         <w:rPr>
           <w:lang w:val="zh_TW" w:bidi="zh_TW"/>
         </w:rPr>
-        <w:t>）和施洗約翰（</w:t>
+        <w:t>）。</w:t>
+      </w:r>
+      <w:r>
+        <w:rPr>
+          <w:lang w:val="zh_TW" w:bidi="zh_TW"/>
+        </w:rPr>
+      </w:r>
+      <w:r>
+        <w:rPr>
+          <w:lang w:val="zh_TW" w:bidi="zh_TW"/>
+        </w:rPr>
+      </w:r>
+    </w:p>
+    <w:p>
+      <w:pPr/>
+      <w:r>
+        <w:rPr>
+          <w:lang w:val="zh_TW" w:bidi="zh_TW"/>
+        </w:rPr>
+      </w:r>
+    </w:p>
+    <w:p>
+      <w:pPr>
+        <w:pStyle w:val="Heading2"/>
+      </w:pPr>
+      <w:r>
+        <w:rPr>
+          <w:lang w:val="zh_TW" w:bidi="zh_TW"/>
+        </w:rPr>
+        <w:t>幔利 (人物)</w:t>
+      </w:r>
+      <w:r>
+        <w:rPr>
+          <w:lang w:val="zh_TW" w:bidi="zh_TW"/>
+        </w:rPr>
+      </w:r>
+    </w:p>
+    <w:p>
+      <w:pPr/>
+      <w:r>
+        <w:rPr>
+          <w:lang w:val="zh_TW" w:bidi="zh_TW"/>
+        </w:rPr>
+      </w:r>
+      <w:r>
+        <w:rPr>
+          <w:lang w:val="zh_TW" w:bidi="zh_TW"/>
+        </w:rPr>
+        <w:t>幔利擁有一塊名為「幔利平原」的地。他是一位亞摩利人，有兩個兄弟：亞乃和以實各（</w:t>
       </w:r>
       <w:hyperlink r:id="rId18">
         <w:r>
@@ -346,16 +398,64 @@
             <w:color w:val="0000EE"/>
             <w:u w:val="single"/>
           </w:rPr>
-          <w:t>太9:14</w:t>
+          <w:t>創14:13</w:t>
         </w:r>
       </w:hyperlink>
       <w:r>
         <w:rPr>
           <w:lang w:val="zh_TW" w:bidi="zh_TW"/>
         </w:rPr>
-        <w:t>）。從施洗約翰的做法中可以看出，不同的領袖對他們的門徒有不同的要求。約翰的方式，在性質上比耶穌的方式更為禁欲主義；然而，這不僅涉及行為和生活方式的教導，還含括一種獨特的禱告模式（</w:t>
-      </w:r>
-      <w:hyperlink r:id="rId19">
+        <w:t>）。當亞伯拉罕為拯救他的侄子羅得而戰時，他們成為了亞伯拉罕的盟友。</w:t>
+      </w:r>
+      <w:r>
+        <w:rPr>
+          <w:lang w:val="zh_TW" w:bidi="zh_TW"/>
+        </w:rPr>
+      </w:r>
+      <w:r>
+        <w:rPr>
+          <w:lang w:val="zh_TW" w:bidi="zh_TW"/>
+        </w:rPr>
+      </w:r>
+    </w:p>
+    <w:p>
+      <w:pPr/>
+      <w:r>
+        <w:rPr>
+          <w:lang w:val="zh_TW" w:bidi="zh_TW"/>
+        </w:rPr>
+      </w:r>
+    </w:p>
+    <w:p>
+      <w:pPr>
+        <w:pStyle w:val="Heading2"/>
+      </w:pPr>
+      <w:r>
+        <w:rPr>
+          <w:lang w:val="zh_TW" w:bidi="zh_TW"/>
+        </w:rPr>
+        <w:t>幔利的橡樹</w:t>
+      </w:r>
+      <w:r>
+        <w:rPr>
+          <w:lang w:val="zh_TW" w:bidi="zh_TW"/>
+        </w:rPr>
+      </w:r>
+    </w:p>
+    <w:p>
+      <w:pPr/>
+      <w:r>
+        <w:rPr>
+          <w:lang w:val="zh_TW" w:bidi="zh_TW"/>
+        </w:rPr>
+      </w:r>
+      <w:r>
+        <w:rPr>
+          <w:lang w:val="zh_TW" w:bidi="zh_TW"/>
+        </w:rPr>
+        <w:t>與亞伯拉罕和以撒相關的地點（</w:t>
+      </w:r>
+      <w:hyperlink r:id="rId14">
         <w:r>
           <w:rPr>
             <w:lang w:val="zh_TW" w:bidi="zh_TW"/>
@@ -364,7 +464,7 @@
             <w:color w:val="0000EE"/>
             <w:u w:val="single"/>
           </w:rPr>
-          <w:t>路11:1</w:t>
+          <w:t>創13:18</w:t>
         </w:r>
       </w:hyperlink>
       <w:r>
@@ -373,407 +473,24 @@
         </w:rPr>
         <w:t>）。</w:t>
       </w:r>
-    </w:p>
-    <w:p>
-      <w:pPr/>
-      <w:r>
-        <w:rPr>
-          <w:lang w:val="zh_TW" w:bidi="zh_TW"/>
-        </w:rPr>
-      </w:r>
-      <w:r>
-        <w:rPr>
-          <w:lang w:val="zh_TW" w:bidi="zh_TW"/>
-        </w:rPr>
-        <w:t>耶穌的門徒經歷了獨特的體驗。他們不僅直接受益於耶穌的教導、祂的神情和聲音的語調（</w:t>
-      </w:r>
-      <w:hyperlink r:id="rId20">
-        <w:r>
-          <w:rPr>
-            <w:lang w:val="zh_TW" w:bidi="zh_TW"/>
-          </w:rPr>
-          <w:rPr>
-            <w:color w:val="0000EE"/>
-            <w:u w:val="single"/>
-          </w:rPr>
-          <w:t>可10:21</w:t>
-        </w:r>
-      </w:hyperlink>
-      <w:r>
-        <w:rPr>
-          <w:lang w:val="zh_TW" w:bidi="zh_TW"/>
-        </w:rPr>
-        <w:t>）以及祂的話語，也見證了以基督為中心的救贖劇情之開展。他們跟隨的老師體現了教導的實質。最初的門徒只能逐漸地接受基督的教導，這不僅因為他們的誤解需要受糾正（</w:t>
-      </w:r>
-      <w:hyperlink r:id="rId21">
-        <w:r>
-          <w:rPr>
-            <w:lang w:val="zh_TW" w:bidi="zh_TW"/>
-          </w:rPr>
-          <w:rPr>
-            <w:color w:val="0000EE"/>
-            <w:u w:val="single"/>
-          </w:rPr>
-          <w:t>太16:21</w:t>
-        </w:r>
-      </w:hyperlink>
-      <w:r>
-        <w:rPr>
-          <w:lang w:val="zh_TW" w:bidi="zh_TW"/>
-        </w:rPr>
-        <w:t>），還因為耶穌所說和所做的全部意義，要等到祂的死與復活後才能完全被理解（</w:t>
-      </w:r>
-      <w:hyperlink r:id="rId22">
-        <w:r>
-          <w:rPr>
-            <w:lang w:val="zh_TW" w:bidi="zh_TW"/>
-          </w:rPr>
-          <w:rPr>
-            <w:color w:val="0000EE"/>
-            <w:u w:val="single"/>
-          </w:rPr>
-          <w:t>太28:9</w:t>
-        </w:r>
-      </w:hyperlink>
-      <w:r>
-        <w:rPr>
-          <w:lang w:val="zh_TW" w:bidi="zh_TW"/>
-        </w:rPr>
-        <w:t>）。所以，並不令人意外地，門徒訓練的時期涵蓋了耶穌死與復活之前和之後，以及五旬節之後，聖靈教導門徒關於耶穌在世時他們「擔當不了」的事情（</w:t>
-      </w:r>
-      <w:hyperlink r:id="rId23">
-        <w:r>
-          <w:rPr>
-            <w:lang w:val="zh_TW" w:bidi="zh_TW"/>
-          </w:rPr>
-          <w:rPr>
-            <w:color w:val="0000EE"/>
-            <w:u w:val="single"/>
-          </w:rPr>
-          <w:t>約16:12</w:t>
-        </w:r>
-      </w:hyperlink>
-      <w:r>
-        <w:rPr>
-          <w:lang w:val="zh_TW" w:bidi="zh_TW"/>
-        </w:rPr>
-        <w:t>）。</w:t>
-      </w:r>
-    </w:p>
-    <w:p>
-      <w:pPr/>
-      <w:r>
-        <w:rPr>
-          <w:lang w:val="zh_TW" w:bidi="zh_TW"/>
-        </w:rPr>
-      </w:r>
-      <w:r>
-        <w:rPr>
-          <w:lang w:val="zh_TW" w:bidi="zh_TW"/>
-        </w:rPr>
-        <w:t>耶穌的第一批門徒，包括十二使徒和七十個門徒（</w:t>
-      </w:r>
-      <w:hyperlink r:id="rId24">
-        <w:r>
-          <w:rPr>
-            <w:lang w:val="zh_TW" w:bidi="zh_TW"/>
-          </w:rPr>
-          <w:rPr>
-            <w:color w:val="0000EE"/>
-            <w:u w:val="single"/>
-          </w:rPr>
-          <w:t>太26:20</w:t>
-        </w:r>
-      </w:hyperlink>
-      <w:r>
-        <w:rPr>
-          <w:lang w:val="zh_TW" w:bidi="zh_TW"/>
-        </w:rPr>
-        <w:t>；</w:t>
-      </w:r>
-      <w:hyperlink r:id="rId25">
-        <w:r>
-          <w:rPr>
-            <w:lang w:val="zh_TW" w:bidi="zh_TW"/>
-          </w:rPr>
-          <w:rPr>
-            <w:color w:val="0000EE"/>
-            <w:u w:val="single"/>
-          </w:rPr>
-          <w:t>路10:1</w:t>
-        </w:r>
-      </w:hyperlink>
-      <w:r>
-        <w:rPr>
-          <w:lang w:val="zh_TW" w:bidi="zh_TW"/>
-        </w:rPr>
-        <w:t>），接受了祂的教導，並轉而教導他人（</w:t>
-      </w:r>
-      <w:hyperlink r:id="rId26">
-        <w:r>
-          <w:rPr>
-            <w:lang w:val="zh_TW" w:bidi="zh_TW"/>
-          </w:rPr>
-          <w:rPr>
-            <w:color w:val="0000EE"/>
-            <w:u w:val="single"/>
-          </w:rPr>
-          <w:t>路10:1–11</w:t>
-        </w:r>
-      </w:hyperlink>
-      <w:r>
-        <w:rPr>
-          <w:lang w:val="zh_TW" w:bidi="zh_TW"/>
-        </w:rPr>
-        <w:t>），也被賦予了醫治的能力（</w:t>
-      </w:r>
-      <w:hyperlink r:id="rId27">
-        <w:r>
-          <w:rPr>
-            <w:lang w:val="zh_TW" w:bidi="zh_TW"/>
-          </w:rPr>
-          <w:rPr>
-            <w:color w:val="0000EE"/>
-            <w:u w:val="single"/>
-          </w:rPr>
-          <w:t>太10:1</w:t>
-        </w:r>
-      </w:hyperlink>
-      <w:r>
-        <w:rPr>
-          <w:lang w:val="zh_TW" w:bidi="zh_TW"/>
-        </w:rPr>
-        <w:t>）。他們還被吩咐去傳揚藉基督得救的信息。然而，十二使徒獲得了特別的地位，除了猶大以外（他的地位由馬提亞取代，</w:t>
-      </w:r>
-      <w:hyperlink r:id="rId28">
-        <w:r>
-          <w:rPr>
-            <w:lang w:val="zh_TW" w:bidi="zh_TW"/>
-          </w:rPr>
-          <w:rPr>
-            <w:color w:val="0000EE"/>
-            <w:u w:val="single"/>
-          </w:rPr>
-          <w:t>徒1:26</w:t>
-        </w:r>
-      </w:hyperlink>
-      <w:r>
-        <w:rPr>
-          <w:lang w:val="zh_TW" w:bidi="zh_TW"/>
-        </w:rPr>
-        <w:t>），他們成為新興基督教會的根基教師。他們在教會中的權柄是由基督所賦予的（</w:t>
-      </w:r>
-      <w:hyperlink r:id="rId29">
-        <w:r>
-          <w:rPr>
-            <w:lang w:val="zh_TW" w:bidi="zh_TW"/>
-          </w:rPr>
-          <w:rPr>
-            <w:color w:val="0000EE"/>
-            <w:u w:val="single"/>
-          </w:rPr>
-          <w:t>太16:19</w:t>
-        </w:r>
-      </w:hyperlink>
-      <w:r>
-        <w:rPr>
-          <w:lang w:val="zh_TW" w:bidi="zh_TW"/>
-        </w:rPr>
-        <w:t>，</w:t>
-      </w:r>
-      <w:hyperlink r:id="rId30">
-        <w:r>
-          <w:rPr>
-            <w:lang w:val="zh_TW" w:bidi="zh_TW"/>
-          </w:rPr>
-          <w:rPr>
-            <w:color w:val="0000EE"/>
-            <w:u w:val="single"/>
-          </w:rPr>
-          <w:t>28:16–20</w:t>
-        </w:r>
-      </w:hyperlink>
-      <w:r>
-        <w:rPr>
-          <w:lang w:val="zh_TW" w:bidi="zh_TW"/>
-        </w:rPr>
-        <w:t>），其特徵是捨己服事（</w:t>
-      </w:r>
-      <w:hyperlink r:id="rId31">
-        <w:r>
-          <w:rPr>
-            <w:lang w:val="zh_TW" w:bidi="zh_TW"/>
-          </w:rPr>
-          <w:rPr>
-            <w:color w:val="0000EE"/>
-            <w:u w:val="single"/>
-          </w:rPr>
-          <w:t>路22:24–30</w:t>
-        </w:r>
-      </w:hyperlink>
-      <w:r>
-        <w:rPr>
-          <w:lang w:val="zh_TW" w:bidi="zh_TW"/>
-        </w:rPr>
-        <w:t>）。這群門徒後來被稱為使徒（儘管這個詞偶爾有更廣泛的應用），大數的掃羅也加入其中。在他去大馬士革的路上歸信主時，他看見了復活的主，並立即被基督任命為外邦人的使徒（</w:t>
-      </w:r>
-      <w:hyperlink r:id="rId32">
-        <w:r>
-          <w:rPr>
-            <w:lang w:val="zh_TW" w:bidi="zh_TW"/>
-          </w:rPr>
-          <w:rPr>
-            <w:color w:val="0000EE"/>
-            <w:u w:val="single"/>
-          </w:rPr>
-          <w:t>加1:12、16</w:t>
-        </w:r>
-      </w:hyperlink>
-      <w:r>
-        <w:rPr>
-          <w:lang w:val="zh_TW" w:bidi="zh_TW"/>
-        </w:rPr>
-        <w:t>；</w:t>
-      </w:r>
-      <w:hyperlink r:id="rId33">
-        <w:r>
-          <w:rPr>
-            <w:lang w:val="zh_TW" w:bidi="zh_TW"/>
-          </w:rPr>
-          <w:rPr>
-            <w:color w:val="0000EE"/>
-            <w:u w:val="single"/>
-          </w:rPr>
-          <w:t>徒9:15</w:t>
-        </w:r>
-      </w:hyperlink>
-      <w:r>
-        <w:rPr>
-          <w:lang w:val="zh_TW" w:bidi="zh_TW"/>
-        </w:rPr>
-        <w:t>）。</w:t>
-      </w:r>
-    </w:p>
-    <w:p>
-      <w:pPr/>
-      <w:r>
-        <w:rPr>
-          <w:lang w:val="zh_TW" w:bidi="zh_TW"/>
-        </w:rPr>
-      </w:r>
-      <w:r>
-        <w:rPr>
-          <w:lang w:val="zh_TW" w:bidi="zh_TW"/>
-        </w:rPr>
-        <w:t>在基督升天時，祂委派了第一批門徒來「使萬民作我的門徒」（</w:t>
-      </w:r>
-      <w:hyperlink r:id="rId34">
-        <w:r>
-          <w:rPr>
-            <w:lang w:val="zh_TW" w:bidi="zh_TW"/>
-          </w:rPr>
-          <w:rPr>
-            <w:color w:val="0000EE"/>
-            <w:u w:val="single"/>
-          </w:rPr>
-          <w:t>太28:19</w:t>
-        </w:r>
-      </w:hyperlink>
-      <w:r>
-        <w:rPr>
-          <w:lang w:val="zh_TW" w:bidi="zh_TW"/>
-        </w:rPr>
-        <w:t>）；因此，「門徒」這個詞在使徒行傳中也用來指信徒，也就是那些任信基督的人。雖然他們並未直接受基督本人呼召，但這些門徒是藉著基督的靈，通過第一批門徒所傳的信息而被呼召的；後來被呼召的門徒在任何意義上，都不亞於第一批門徒，即便他們所享有的特權較少。早期基督徒被稱為拿撒勒人耶穌的門徒，或簡單稱為「門徒」（</w:t>
-      </w:r>
-      <w:hyperlink r:id="rId35">
-        <w:r>
-          <w:rPr>
-            <w:lang w:val="zh_TW" w:bidi="zh_TW"/>
-          </w:rPr>
-          <w:rPr>
-            <w:color w:val="0000EE"/>
-            <w:u w:val="single"/>
-          </w:rPr>
-          <w:t>徒6:1–2、7</w:t>
-        </w:r>
-      </w:hyperlink>
-      <w:r>
-        <w:rPr>
-          <w:lang w:val="zh_TW" w:bidi="zh_TW"/>
-        </w:rPr>
-        <w:t>，</w:t>
-      </w:r>
-      <w:hyperlink r:id="rId36">
-        <w:r>
-          <w:rPr>
-            <w:lang w:val="zh_TW" w:bidi="zh_TW"/>
-          </w:rPr>
-          <w:rPr>
-            <w:color w:val="0000EE"/>
-            <w:u w:val="single"/>
-          </w:rPr>
-          <w:t>9:36</w:t>
-        </w:r>
-      </w:hyperlink>
-      <w:r>
-        <w:rPr>
-          <w:lang w:val="zh_TW" w:bidi="zh_TW"/>
-        </w:rPr>
-        <w:t>，</w:t>
-      </w:r>
-      <w:hyperlink r:id="rId37">
-        <w:r>
-          <w:rPr>
-            <w:lang w:val="zh_TW" w:bidi="zh_TW"/>
-          </w:rPr>
-          <w:rPr>
-            <w:color w:val="0000EE"/>
-            <w:u w:val="single"/>
-          </w:rPr>
-          <w:t>11:26</w:t>
-        </w:r>
-      </w:hyperlink>
-      <w:r>
-        <w:rPr>
-          <w:lang w:val="zh_TW" w:bidi="zh_TW"/>
-        </w:rPr>
-        <w:t>）這是合理的，因為他們繼續傳揚耶穌的教導，並過著耶穌所樹立榜樣的生活。他們因此被認為是一個「學派（school）」或活生生的群體，實踐他們「夫子（master）」的教導。約翰壹書強調，只有那些遵守基督誡命的人，才真正表現出對神的愛（</w:t>
-      </w:r>
-      <w:hyperlink r:id="rId38">
-        <w:r>
-          <w:rPr>
-            <w:lang w:val="zh_TW" w:bidi="zh_TW"/>
-          </w:rPr>
-          <w:rPr>
-            <w:color w:val="0000EE"/>
-            <w:u w:val="single"/>
-          </w:rPr>
-          <w:t>約一2:3–6</w:t>
-        </w:r>
-      </w:hyperlink>
-      <w:r>
-        <w:rPr>
-          <w:lang w:val="zh_TW" w:bidi="zh_TW"/>
-        </w:rPr>
-        <w:t>，</w:t>
-      </w:r>
-      <w:hyperlink r:id="rId39">
-        <w:r>
-          <w:rPr>
-            <w:lang w:val="zh_TW" w:bidi="zh_TW"/>
-          </w:rPr>
-          <w:rPr>
-            <w:color w:val="0000EE"/>
-            <w:u w:val="single"/>
-          </w:rPr>
-          <w:t>3:10–11</w:t>
-        </w:r>
-      </w:hyperlink>
-      <w:r>
-        <w:rPr>
-          <w:lang w:val="zh_TW" w:bidi="zh_TW"/>
-        </w:rPr>
-        <w:t>）。</w:t>
+      <w:r>
+        <w:rPr>
+          <w:i/>
+          <w:lang w:val="zh_TW" w:bidi="zh_TW"/>
+        </w:rPr>
+        <w:t>見</w:t>
+      </w:r>
+      <w:r>
+        <w:rPr>
+          <w:lang w:val="zh_TW" w:bidi="zh_TW"/>
+        </w:rPr>
+        <w:t>幔利（地點）</w:t>
+      </w:r>
+      <w:r>
+        <w:rPr>
+          <w:lang w:val="zh_TW" w:bidi="zh_TW"/>
+        </w:rPr>
+        <w:t>。</w:t>
       </w:r>
       <w:r>
         <w:rPr>
